--- a/templets/semester - Temp - Ar - D - SBS.docx
+++ b/templets/semester - Temp - Ar - D - SBS.docx
@@ -5,13 +5,14 @@
     <w:p>
       <w:pPr>
         <w:keepNext/>
+        <w:spacing w:after="0"/>
         <w:jc w:val="center"/>
         <w:rPr>
           <w:rFonts w:asciiTheme="majorBidi" w:hAnsiTheme="majorBidi" w:cstheme="majorBidi"/>
           <w:b/>
           <w:bCs/>
-          <w:sz w:val="20"/>
-          <w:szCs w:val="20"/>
+          <w:sz w:val="32"/>
+          <w:szCs w:val="32"/>
           <w:u w:val="single"/>
           <w:lang w:bidi="ar-IQ"/>
         </w:rPr>
@@ -101,63 +102,86 @@
       </w:r>
       <w:r>
         <w:rPr>
-          <w:rFonts w:asciiTheme="majorBidi" w:hAnsiTheme="majorBidi" w:cstheme="majorBidi" w:hint="cs"/>
+          <w:rFonts w:asciiTheme="majorBidi" w:hAnsiTheme="majorBidi" w:cstheme="majorBidi"/>
           <w:b/>
           <w:bCs/>
           <w:sz w:val="32"/>
           <w:szCs w:val="32"/>
           <w:rtl/>
         </w:rPr>
-        <w:t>وثيقة تخر</w:t>
-      </w:r>
-      <w:r>
-        <w:rPr>
-          <w:rFonts w:asciiTheme="majorBidi" w:hAnsiTheme="majorBidi" w:cstheme="majorBidi" w:hint="cs"/>
+        <w:t>وثيقة تخرج</w:t>
+      </w:r>
+    </w:p>
+    <w:p>
+      <w:pPr>
+        <w:keepNext/>
+        <w:spacing w:after="0"/>
+        <w:jc w:val="center"/>
+        <w:rPr>
+          <w:rFonts w:asciiTheme="majorBidi" w:hAnsiTheme="majorBidi" w:cstheme="majorBidi"/>
           <w:b/>
           <w:bCs/>
-          <w:sz w:val="24"/>
-          <w:szCs w:val="24"/>
-          <w:rtl/>
-        </w:rPr>
-        <w:t>ج</w:t>
-      </w:r>
-    </w:p>
-    <w:p>
-      <w:pPr>
-        <w:keepNext/>
-        <w:jc w:val="center"/>
-        <w:rPr>
-          <w:rFonts w:cs="PT Bold Heading"/>
+          <w:u w:val="single"/>
+          <w:lang w:bidi="ar-IQ"/>
+        </w:rPr>
+      </w:pPr>
+      <w:r>
+        <w:rPr>
+          <w:rFonts w:asciiTheme="majorBidi" w:hAnsiTheme="majorBidi" w:cstheme="majorBidi"/>
           <w:b/>
           <w:bCs/>
-          <w:sz w:val="20"/>
-          <w:szCs w:val="20"/>
-          <w:u w:val="single"/>
-          <w:lang w:bidi="ar-IQ"/>
-        </w:rPr>
-      </w:pPr>
-      <w:r>
-        <w:rPr>
-          <w:rFonts w:hint="cs"/>
+          <w:sz w:val="24"/>
+          <w:szCs w:val="24"/>
+          <w:rtl/>
+        </w:rPr>
+        <w:t xml:space="preserve">الى/ </w:t>
+      </w:r>
+      <w:r>
+        <w:rPr>
+          <w:rFonts w:asciiTheme="majorBidi" w:hAnsiTheme="majorBidi" w:cstheme="majorBidi"/>
           <w:b/>
           <w:bCs/>
-          <w:rtl/>
-        </w:rPr>
-        <w:t xml:space="preserve">الى/ </w:t>
-      </w:r>
-      <w:r>
-        <w:rPr>
+          <w:sz w:val="24"/>
+          <w:szCs w:val="24"/>
+          <w:rtl/>
+          <w:lang w:bidi="ar-IQ"/>
+        </w:rPr>
+        <w:t xml:space="preserve"> </w:t>
+      </w:r>
+      <w:r>
+        <w:rPr>
+          <w:rFonts w:asciiTheme="majorBidi" w:hAnsiTheme="majorBidi" w:cstheme="majorBidi"/>
           <w:b/>
           <w:bCs/>
-        </w:rPr>
-        <w:t xml:space="preserve"> </w:t>
-      </w:r>
-      <w:r>
-        <w:rPr>
+          <w:sz w:val="24"/>
+          <w:szCs w:val="24"/>
+          <w:rtl/>
+          <w:lang w:bidi="ar-IQ"/>
+        </w:rPr>
+        <w:t>{{</w:t>
+      </w:r>
+      <w:r>
+        <w:rPr>
+          <w:rFonts w:asciiTheme="majorBidi" w:hAnsiTheme="majorBidi" w:cstheme="majorBidi"/>
           <w:b/>
           <w:bCs/>
-        </w:rPr>
-        <w:t>{{Title}}</w:t>
+          <w:sz w:val="24"/>
+          <w:szCs w:val="24"/>
+          <w:lang w:bidi="ar-IQ"/>
+        </w:rPr>
+        <w:t>Title</w:t>
+      </w:r>
+      <w:r>
+        <w:rPr>
+          <w:rFonts w:asciiTheme="majorBidi" w:hAnsiTheme="majorBidi" w:cstheme="majorBidi"/>
+          <w:b/>
+          <w:bCs/>
+          <w:sz w:val="24"/>
+          <w:szCs w:val="24"/>
+          <w:rtl/>
+          <w:lang w:bidi="ar-IQ"/>
+        </w:rPr>
+        <w:t>}}</w:t>
       </w:r>
     </w:p>
     <w:tbl>
@@ -177,8 +201,8 @@
         <w:tblLook w:val="04A0" w:firstRow="1" w:lastRow="0" w:firstColumn="1" w:lastColumn="0" w:noHBand="0" w:noVBand="1"/>
       </w:tblPr>
       <w:tblGrid>
-        <w:gridCol w:w="2977"/>
-        <w:gridCol w:w="3260"/>
+        <w:gridCol w:w="3240"/>
+        <w:gridCol w:w="2997"/>
         <w:gridCol w:w="2369"/>
         <w:gridCol w:w="1860"/>
       </w:tblGrid>
@@ -193,21 +217,50 @@
               <w:keepNext/>
               <w:spacing w:after="0" w:line="240" w:lineRule="auto"/>
               <w:rPr>
-                <w:rFonts w:cs="PT Bold Heading"/>
-                <w:sz w:val="20"/>
-                <w:szCs w:val="20"/>
+                <w:rFonts w:asciiTheme="minorBidi" w:hAnsiTheme="minorBidi" w:cstheme="minorBidi"/>
+                <w:sz w:val="24"/>
+                <w:szCs w:val="24"/>
                 <w:lang w:bidi="ar-IQ"/>
               </w:rPr>
             </w:pPr>
             <w:r>
-              <w:t>Full Name: {{</w:t>
+              <w:rPr>
+                <w:rFonts w:asciiTheme="minorBidi" w:hAnsiTheme="minorBidi" w:cstheme="minorBidi"/>
+                <w:sz w:val="24"/>
+                <w:szCs w:val="24"/>
+                <w:rtl/>
+              </w:rPr>
+              <w:t xml:space="preserve">الاسم الكامل: </w:t>
+            </w:r>
+            <w:r>
+              <w:rPr>
+                <w:rFonts w:asciiTheme="minorBidi" w:hAnsiTheme="minorBidi" w:cstheme="minorBidi"/>
+                <w:sz w:val="24"/>
+                <w:szCs w:val="24"/>
+                <w:rtl/>
+                <w:lang w:bidi="ar-IQ"/>
+              </w:rPr>
+              <w:t>{{</w:t>
             </w:r>
             <w:proofErr w:type="spellStart"/>
             <w:r>
+              <w:rPr>
+                <w:rFonts w:asciiTheme="minorBidi" w:hAnsiTheme="minorBidi" w:cstheme="minorBidi"/>
+                <w:sz w:val="24"/>
+                <w:szCs w:val="24"/>
+                <w:lang w:bidi="ar-IQ"/>
+              </w:rPr>
               <w:t>student_name</w:t>
             </w:r>
             <w:proofErr w:type="spellEnd"/>
             <w:r>
+              <w:rPr>
+                <w:rFonts w:asciiTheme="minorBidi" w:hAnsiTheme="minorBidi" w:cstheme="minorBidi"/>
+                <w:sz w:val="24"/>
+                <w:szCs w:val="24"/>
+                <w:rtl/>
+                <w:lang w:bidi="ar-IQ"/>
+              </w:rPr>
               <w:t>}}</w:t>
             </w:r>
           </w:p>
@@ -221,9 +274,9 @@
               <w:keepNext/>
               <w:spacing w:after="0" w:line="240" w:lineRule="auto"/>
               <w:rPr>
-                <w:rFonts w:cs="PT Bold Heading"/>
-                <w:sz w:val="20"/>
-                <w:szCs w:val="20"/>
+                <w:rFonts w:asciiTheme="minorBidi" w:hAnsiTheme="minorBidi" w:cstheme="minorBidi"/>
+                <w:sz w:val="24"/>
+                <w:szCs w:val="24"/>
                 <w:lang w:bidi="ar-IQ"/>
               </w:rPr>
             </w:pPr>
@@ -238,9 +291,9 @@
               <w:keepNext/>
               <w:spacing w:after="0" w:line="240" w:lineRule="auto"/>
               <w:rPr>
-                <w:rFonts w:cs="PT Bold Heading"/>
-                <w:sz w:val="20"/>
-                <w:szCs w:val="20"/>
+                <w:rFonts w:asciiTheme="minorBidi" w:hAnsiTheme="minorBidi" w:cstheme="minorBidi"/>
+                <w:sz w:val="24"/>
+                <w:szCs w:val="24"/>
                 <w:lang w:bidi="ar-IQ"/>
               </w:rPr>
             </w:pPr>
@@ -258,14 +311,29 @@
               <w:keepNext/>
               <w:spacing w:after="0" w:line="240" w:lineRule="auto"/>
               <w:rPr>
-                <w:rFonts w:cs="PT Bold Heading"/>
-                <w:sz w:val="20"/>
-                <w:szCs w:val="20"/>
+                <w:rFonts w:asciiTheme="minorBidi" w:hAnsiTheme="minorBidi" w:cstheme="minorBidi"/>
+                <w:sz w:val="24"/>
+                <w:szCs w:val="24"/>
                 <w:lang w:bidi="ar-IQ"/>
               </w:rPr>
             </w:pPr>
             <w:r>
-              <w:t>Place and Date of Birth: {{Birthday}} -{{Birthplace}}</w:t>
+              <w:rPr>
+                <w:rFonts w:asciiTheme="minorBidi" w:hAnsiTheme="minorBidi" w:cstheme="minorBidi"/>
+                <w:sz w:val="24"/>
+                <w:szCs w:val="24"/>
+                <w:rtl/>
+              </w:rPr>
+              <w:t xml:space="preserve">مكان وتاريخ الولادة: </w:t>
+            </w:r>
+            <w:r>
+              <w:rPr>
+                <w:rFonts w:asciiTheme="minorBidi" w:hAnsiTheme="minorBidi" w:cstheme="minorBidi"/>
+                <w:sz w:val="24"/>
+                <w:szCs w:val="24"/>
+                <w:lang w:bidi="ar-IQ"/>
+              </w:rPr>
+              <w:t>{{Birthday}} -{{Birthplace}}</w:t>
             </w:r>
           </w:p>
         </w:tc>
@@ -279,14 +347,49 @@
               <w:keepNext/>
               <w:spacing w:after="0" w:line="240" w:lineRule="auto"/>
               <w:rPr>
-                <w:rFonts w:cs="PT Bold Heading"/>
-                <w:sz w:val="20"/>
-                <w:szCs w:val="20"/>
+                <w:rFonts w:asciiTheme="minorBidi" w:hAnsiTheme="minorBidi" w:cstheme="minorBidi"/>
+                <w:sz w:val="24"/>
+                <w:szCs w:val="24"/>
                 <w:lang w:bidi="ar-IQ"/>
               </w:rPr>
             </w:pPr>
             <w:r>
-              <w:t>Nationality: {{Nationality}}</w:t>
+              <w:rPr>
+                <w:rFonts w:asciiTheme="minorBidi" w:hAnsiTheme="minorBidi" w:cstheme="minorBidi"/>
+                <w:sz w:val="24"/>
+                <w:szCs w:val="24"/>
+                <w:rtl/>
+              </w:rPr>
+              <w:t xml:space="preserve">الهوية: </w:t>
+            </w:r>
+            <w:r>
+              <w:rPr>
+                <w:rFonts w:asciiTheme="minorBidi" w:hAnsiTheme="minorBidi" w:cstheme="minorBidi"/>
+                <w:sz w:val="24"/>
+                <w:szCs w:val="24"/>
+                <w:rtl/>
+                <w:lang w:bidi="ar-IQ"/>
+              </w:rPr>
+              <w:t>{{</w:t>
+            </w:r>
+            <w:r>
+              <w:rPr>
+                <w:rFonts w:asciiTheme="minorBidi" w:hAnsiTheme="minorBidi" w:cstheme="minorBidi"/>
+                <w:sz w:val="24"/>
+                <w:szCs w:val="24"/>
+                <w:lang w:bidi="ar-IQ"/>
+              </w:rPr>
+              <w:t>Nationality</w:t>
+            </w:r>
+            <w:r>
+              <w:rPr>
+                <w:rFonts w:asciiTheme="minorBidi" w:hAnsiTheme="minorBidi" w:cstheme="minorBidi"/>
+                <w:sz w:val="24"/>
+                <w:szCs w:val="24"/>
+                <w:rtl/>
+                <w:lang w:bidi="ar-IQ"/>
+              </w:rPr>
+              <w:t>}}</w:t>
             </w:r>
           </w:p>
         </w:tc>
@@ -294,37 +397,66 @@
       <w:tr>
         <w:tc>
           <w:tcPr>
-            <w:tcW w:w="2977" w:type="dxa"/>
+            <w:tcW w:w="3240" w:type="dxa"/>
           </w:tcPr>
           <w:p>
             <w:pPr>
               <w:keepNext/>
               <w:spacing w:after="0" w:line="240" w:lineRule="auto"/>
               <w:rPr>
-                <w:rFonts w:cs="PT Bold Heading"/>
+                <w:rFonts w:asciiTheme="minorBidi" w:hAnsiTheme="minorBidi" w:cstheme="minorBidi"/>
                 <w:b/>
                 <w:bCs/>
-                <w:sz w:val="20"/>
-                <w:szCs w:val="20"/>
+                <w:sz w:val="24"/>
+                <w:szCs w:val="24"/>
                 <w:lang w:bidi="ar-IQ"/>
               </w:rPr>
             </w:pPr>
             <w:r>
-              <w:t>Year of Entrance: {{</w:t>
+              <w:rPr>
+                <w:rFonts w:asciiTheme="minorBidi" w:hAnsiTheme="minorBidi" w:cstheme="minorBidi"/>
+                <w:sz w:val="24"/>
+                <w:szCs w:val="24"/>
+                <w:rtl/>
+              </w:rPr>
+              <w:t xml:space="preserve">سنة القبول: </w:t>
+            </w:r>
+            <w:r>
+              <w:rPr>
+                <w:rFonts w:asciiTheme="minorBidi" w:hAnsiTheme="minorBidi" w:cstheme="minorBidi"/>
+                <w:sz w:val="24"/>
+                <w:szCs w:val="24"/>
+                <w:rtl/>
+                <w:lang w:bidi="ar-IQ"/>
+              </w:rPr>
+              <w:t>{{</w:t>
             </w:r>
             <w:proofErr w:type="spellStart"/>
             <w:r>
+              <w:rPr>
+                <w:rFonts w:asciiTheme="minorBidi" w:hAnsiTheme="minorBidi" w:cstheme="minorBidi"/>
+                <w:sz w:val="24"/>
+                <w:szCs w:val="24"/>
+                <w:lang w:bidi="ar-IQ"/>
+              </w:rPr>
               <w:t>admission_year</w:t>
             </w:r>
             <w:proofErr w:type="spellEnd"/>
             <w:r>
+              <w:rPr>
+                <w:rFonts w:asciiTheme="minorBidi" w:hAnsiTheme="minorBidi" w:cstheme="minorBidi"/>
+                <w:sz w:val="24"/>
+                <w:szCs w:val="24"/>
+                <w:rtl/>
+                <w:lang w:bidi="ar-IQ"/>
+              </w:rPr>
               <w:t>}}</w:t>
             </w:r>
           </w:p>
         </w:tc>
         <w:tc>
           <w:tcPr>
-            <w:tcW w:w="5629" w:type="dxa"/>
+            <w:tcW w:w="5366" w:type="dxa"/>
             <w:gridSpan w:val="2"/>
           </w:tcPr>
           <w:p>
@@ -332,21 +464,50 @@
               <w:keepNext/>
               <w:spacing w:after="0" w:line="240" w:lineRule="auto"/>
               <w:rPr>
-                <w:rFonts w:cs="PT Bold Heading"/>
-                <w:sz w:val="20"/>
-                <w:szCs w:val="20"/>
+                <w:rFonts w:asciiTheme="minorBidi" w:hAnsiTheme="minorBidi" w:cstheme="minorBidi"/>
+                <w:sz w:val="24"/>
+                <w:szCs w:val="24"/>
                 <w:lang w:bidi="ar-IQ"/>
               </w:rPr>
             </w:pPr>
             <w:r>
-              <w:t>Department: {{</w:t>
+              <w:rPr>
+                <w:rFonts w:asciiTheme="minorBidi" w:hAnsiTheme="minorBidi" w:cstheme="minorBidi"/>
+                <w:sz w:val="24"/>
+                <w:szCs w:val="24"/>
+                <w:rtl/>
+              </w:rPr>
+              <w:t xml:space="preserve">القسم: </w:t>
+            </w:r>
+            <w:r>
+              <w:rPr>
+                <w:rFonts w:asciiTheme="minorBidi" w:hAnsiTheme="minorBidi" w:cstheme="minorBidi"/>
+                <w:sz w:val="24"/>
+                <w:szCs w:val="24"/>
+                <w:rtl/>
+                <w:lang w:bidi="ar-IQ"/>
+              </w:rPr>
+              <w:t>{{</w:t>
             </w:r>
             <w:proofErr w:type="spellStart"/>
             <w:r>
+              <w:rPr>
+                <w:rFonts w:asciiTheme="minorBidi" w:hAnsiTheme="minorBidi" w:cstheme="minorBidi"/>
+                <w:sz w:val="24"/>
+                <w:szCs w:val="24"/>
+                <w:lang w:bidi="ar-IQ"/>
+              </w:rPr>
               <w:t>department_id</w:t>
             </w:r>
             <w:proofErr w:type="spellEnd"/>
             <w:r>
+              <w:rPr>
+                <w:rFonts w:asciiTheme="minorBidi" w:hAnsiTheme="minorBidi" w:cstheme="minorBidi"/>
+                <w:sz w:val="24"/>
+                <w:szCs w:val="24"/>
+                <w:rtl/>
+                <w:lang w:bidi="ar-IQ"/>
+              </w:rPr>
               <w:t>}}</w:t>
             </w:r>
           </w:p>
@@ -360,9 +521,9 @@
               <w:keepNext/>
               <w:spacing w:after="0" w:line="240" w:lineRule="auto"/>
               <w:rPr>
-                <w:rFonts w:cs="PT Bold Heading"/>
-                <w:sz w:val="20"/>
-                <w:szCs w:val="20"/>
+                <w:rFonts w:asciiTheme="minorBidi" w:hAnsiTheme="minorBidi" w:cstheme="minorBidi"/>
+                <w:sz w:val="24"/>
+                <w:szCs w:val="24"/>
                 <w:lang w:bidi="ar-IQ"/>
               </w:rPr>
             </w:pPr>
@@ -380,16 +541,22 @@
               <w:keepNext/>
               <w:spacing w:after="0" w:line="240" w:lineRule="auto"/>
               <w:rPr>
-                <w:rFonts w:cs="PT Bold Heading"/>
+                <w:rFonts w:asciiTheme="minorBidi" w:hAnsiTheme="minorBidi" w:cstheme="minorBidi"/>
                 <w:b/>
                 <w:bCs/>
-                <w:sz w:val="20"/>
-                <w:szCs w:val="20"/>
+                <w:sz w:val="24"/>
+                <w:szCs w:val="24"/>
                 <w:lang w:bidi="ar-IQ"/>
               </w:rPr>
             </w:pPr>
             <w:r>
-              <w:t>Degree: Bachelor of Science in Information Technology</w:t>
+              <w:rPr>
+                <w:rFonts w:asciiTheme="minorBidi" w:hAnsiTheme="minorBidi" w:cstheme="minorBidi"/>
+                <w:sz w:val="24"/>
+                <w:szCs w:val="24"/>
+                <w:rtl/>
+              </w:rPr>
+              <w:t>الدرجة: البكلوريوس في العلوم وتكنولوجيا المعلومات</w:t>
             </w:r>
           </w:p>
         </w:tc>
@@ -403,21 +570,50 @@
               <w:keepNext/>
               <w:spacing w:after="0" w:line="240" w:lineRule="auto"/>
               <w:rPr>
-                <w:rFonts w:cs="PT Bold Heading"/>
-                <w:sz w:val="20"/>
-                <w:szCs w:val="20"/>
+                <w:rFonts w:asciiTheme="minorBidi" w:hAnsiTheme="minorBidi" w:cstheme="minorBidi"/>
+                <w:sz w:val="24"/>
+                <w:szCs w:val="24"/>
                 <w:lang w:bidi="ar-IQ"/>
               </w:rPr>
             </w:pPr>
             <w:r>
-              <w:t>Study: {{</w:t>
+              <w:rPr>
+                <w:rFonts w:asciiTheme="minorBidi" w:hAnsiTheme="minorBidi" w:cstheme="minorBidi"/>
+                <w:sz w:val="24"/>
+                <w:szCs w:val="24"/>
+                <w:rtl/>
+              </w:rPr>
+              <w:t xml:space="preserve">الدراسة: </w:t>
+            </w:r>
+            <w:r>
+              <w:rPr>
+                <w:rFonts w:asciiTheme="minorBidi" w:hAnsiTheme="minorBidi" w:cstheme="minorBidi"/>
+                <w:sz w:val="24"/>
+                <w:szCs w:val="24"/>
+                <w:rtl/>
+                <w:lang w:bidi="ar-IQ"/>
+              </w:rPr>
+              <w:t xml:space="preserve"> {{</w:t>
             </w:r>
             <w:proofErr w:type="spellStart"/>
             <w:r>
+              <w:rPr>
+                <w:rFonts w:asciiTheme="minorBidi" w:hAnsiTheme="minorBidi" w:cstheme="minorBidi"/>
+                <w:sz w:val="24"/>
+                <w:szCs w:val="24"/>
+                <w:lang w:bidi="ar-IQ"/>
+              </w:rPr>
               <w:t>study_type</w:t>
             </w:r>
             <w:proofErr w:type="spellEnd"/>
             <w:r>
+              <w:rPr>
+                <w:rFonts w:asciiTheme="minorBidi" w:hAnsiTheme="minorBidi" w:cstheme="minorBidi"/>
+                <w:sz w:val="24"/>
+                <w:szCs w:val="24"/>
+                <w:rtl/>
+                <w:lang w:bidi="ar-IQ"/>
+              </w:rPr>
               <w:t>}}</w:t>
             </w:r>
           </w:p>
@@ -426,60 +622,118 @@
       <w:tr>
         <w:tc>
           <w:tcPr>
-            <w:tcW w:w="2977" w:type="dxa"/>
+            <w:tcW w:w="3240" w:type="dxa"/>
           </w:tcPr>
           <w:p>
             <w:pPr>
               <w:keepNext/>
               <w:spacing w:after="0" w:line="240" w:lineRule="auto"/>
               <w:rPr>
-                <w:rFonts w:cs="PT Bold Heading"/>
+                <w:rFonts w:asciiTheme="minorBidi" w:hAnsiTheme="minorBidi" w:cstheme="minorBidi"/>
                 <w:b/>
                 <w:bCs/>
-                <w:sz w:val="20"/>
-                <w:szCs w:val="20"/>
+                <w:sz w:val="24"/>
+                <w:szCs w:val="24"/>
                 <w:lang w:bidi="ar-IQ"/>
               </w:rPr>
             </w:pPr>
             <w:r>
-              <w:t>Date of Graduation: {{</w:t>
+              <w:rPr>
+                <w:rFonts w:asciiTheme="minorBidi" w:hAnsiTheme="minorBidi" w:cstheme="minorBidi"/>
+                <w:sz w:val="24"/>
+                <w:szCs w:val="24"/>
+                <w:rtl/>
+              </w:rPr>
+              <w:t>تاريخ التخرج:</w:t>
+            </w:r>
+            <w:r>
+              <w:rPr>
+                <w:rFonts w:asciiTheme="minorBidi" w:hAnsiTheme="minorBidi" w:cstheme="minorBidi"/>
+                <w:sz w:val="24"/>
+                <w:szCs w:val="24"/>
+                <w:rtl/>
+                <w:lang w:bidi="ar-IQ"/>
+              </w:rPr>
+              <w:t xml:space="preserve"> {{</w:t>
             </w:r>
             <w:proofErr w:type="spellStart"/>
             <w:r>
+              <w:rPr>
+                <w:rFonts w:asciiTheme="minorBidi" w:hAnsiTheme="minorBidi" w:cstheme="minorBidi"/>
+                <w:sz w:val="24"/>
+                <w:szCs w:val="24"/>
+                <w:lang w:bidi="ar-IQ"/>
+              </w:rPr>
               <w:t>graduation_date</w:t>
             </w:r>
             <w:proofErr w:type="spellEnd"/>
             <w:r>
+              <w:rPr>
+                <w:rFonts w:asciiTheme="minorBidi" w:hAnsiTheme="minorBidi" w:cstheme="minorBidi"/>
+                <w:sz w:val="24"/>
+                <w:szCs w:val="24"/>
+                <w:rtl/>
+                <w:lang w:bidi="ar-IQ"/>
+              </w:rPr>
               <w:t>}}</w:t>
             </w:r>
           </w:p>
         </w:tc>
         <w:tc>
           <w:tcPr>
-            <w:tcW w:w="3260" w:type="dxa"/>
+            <w:tcW w:w="2997" w:type="dxa"/>
           </w:tcPr>
           <w:p>
             <w:pPr>
               <w:keepNext/>
               <w:spacing w:after="0" w:line="240" w:lineRule="auto"/>
               <w:rPr>
-                <w:rFonts w:cs="PT Bold Heading"/>
+                <w:rFonts w:asciiTheme="minorBidi" w:hAnsiTheme="minorBidi" w:cstheme="minorBidi"/>
                 <w:b/>
                 <w:bCs/>
-                <w:sz w:val="20"/>
-                <w:szCs w:val="20"/>
+                <w:sz w:val="24"/>
+                <w:szCs w:val="24"/>
                 <w:lang w:bidi="ar-IQ"/>
               </w:rPr>
             </w:pPr>
             <w:r>
-              <w:t>Semester:{{</w:t>
+              <w:rPr>
+                <w:rFonts w:asciiTheme="minorBidi" w:hAnsiTheme="minorBidi" w:cstheme="minorBidi"/>
+                <w:sz w:val="24"/>
+                <w:szCs w:val="24"/>
+                <w:rtl/>
+              </w:rPr>
+              <w:t xml:space="preserve">الفصل: </w:t>
+            </w:r>
+            <w:r>
+              <w:rPr>
+                <w:rFonts w:asciiTheme="minorBidi" w:hAnsiTheme="minorBidi" w:cstheme="minorBidi"/>
+                <w:sz w:val="24"/>
+                <w:szCs w:val="24"/>
+                <w:rtl/>
+                <w:lang w:bidi="ar-IQ"/>
+              </w:rPr>
+              <w:t>{{</w:t>
             </w:r>
             <w:proofErr w:type="spellStart"/>
             <w:r>
+              <w:rPr>
+                <w:rFonts w:asciiTheme="minorBidi" w:hAnsiTheme="minorBidi" w:cstheme="minorBidi"/>
+                <w:sz w:val="24"/>
+                <w:szCs w:val="24"/>
+                <w:lang w:bidi="ar-IQ"/>
+              </w:rPr>
               <w:t>graduation_semester</w:t>
             </w:r>
             <w:proofErr w:type="spellEnd"/>
             <w:r>
+              <w:rPr>
+                <w:rFonts w:asciiTheme="minorBidi" w:hAnsiTheme="minorBidi" w:cstheme="minorBidi"/>
+                <w:sz w:val="24"/>
+                <w:szCs w:val="24"/>
+                <w:rtl/>
+                <w:lang w:bidi="ar-IQ"/>
+              </w:rPr>
               <w:t>}}</w:t>
             </w:r>
           </w:p>
@@ -493,16 +747,51 @@
               <w:keepNext/>
               <w:spacing w:after="0" w:line="240" w:lineRule="auto"/>
               <w:rPr>
-                <w:rFonts w:cs="PT Bold Heading"/>
+                <w:rFonts w:asciiTheme="minorBidi" w:hAnsiTheme="minorBidi" w:cstheme="minorBidi"/>
                 <w:b/>
                 <w:bCs/>
-                <w:sz w:val="20"/>
-                <w:szCs w:val="20"/>
+                <w:sz w:val="24"/>
+                <w:szCs w:val="24"/>
                 <w:lang w:bidi="ar-IQ"/>
               </w:rPr>
             </w:pPr>
             <w:r>
-              <w:t>Average:{{average}}</w:t>
+              <w:rPr>
+                <w:rFonts w:asciiTheme="minorBidi" w:hAnsiTheme="minorBidi" w:cstheme="minorBidi"/>
+                <w:sz w:val="24"/>
+                <w:szCs w:val="24"/>
+                <w:rtl/>
+              </w:rPr>
+              <w:t xml:space="preserve">المعدل: </w:t>
+            </w:r>
+            <w:r>
+              <w:rPr>
+                <w:rFonts w:asciiTheme="minorBidi" w:hAnsiTheme="minorBidi" w:cstheme="minorBidi"/>
+                <w:sz w:val="24"/>
+                <w:szCs w:val="24"/>
+                <w:rtl/>
+                <w:lang w:bidi="ar-IQ"/>
+              </w:rPr>
+              <w:t>{{</w:t>
+            </w:r>
+            <w:r>
+              <w:rPr>
+                <w:rFonts w:asciiTheme="minorBidi" w:hAnsiTheme="minorBidi" w:cstheme="minorBidi"/>
+                <w:sz w:val="24"/>
+                <w:szCs w:val="24"/>
+                <w:lang w:bidi="ar-IQ"/>
+              </w:rPr>
+              <w:t>average</w:t>
+            </w:r>
+            <w:r>
+              <w:rPr>
+                <w:rFonts w:asciiTheme="minorBidi" w:hAnsiTheme="minorBidi" w:cstheme="minorBidi"/>
+                <w:sz w:val="24"/>
+                <w:szCs w:val="24"/>
+                <w:rtl/>
+                <w:lang w:bidi="ar-IQ"/>
+              </w:rPr>
+              <w:t>}}</w:t>
             </w:r>
           </w:p>
         </w:tc>
@@ -515,14 +804,49 @@
               <w:keepNext/>
               <w:spacing w:after="0" w:line="240" w:lineRule="auto"/>
               <w:rPr>
-                <w:rFonts w:cs="PT Bold Heading"/>
-                <w:sz w:val="20"/>
-                <w:szCs w:val="20"/>
+                <w:rFonts w:asciiTheme="minorBidi" w:hAnsiTheme="minorBidi" w:cstheme="minorBidi"/>
+                <w:sz w:val="24"/>
+                <w:szCs w:val="24"/>
                 <w:lang w:bidi="ar-IQ"/>
               </w:rPr>
             </w:pPr>
             <w:r>
-              <w:t>Grade: {{Grade}}</w:t>
+              <w:rPr>
+                <w:rFonts w:asciiTheme="minorBidi" w:hAnsiTheme="minorBidi" w:cstheme="minorBidi"/>
+                <w:sz w:val="24"/>
+                <w:szCs w:val="24"/>
+                <w:rtl/>
+              </w:rPr>
+              <w:t xml:space="preserve">التقدير: </w:t>
+            </w:r>
+            <w:r>
+              <w:rPr>
+                <w:rFonts w:asciiTheme="minorBidi" w:hAnsiTheme="minorBidi" w:cstheme="minorBidi"/>
+                <w:sz w:val="24"/>
+                <w:szCs w:val="24"/>
+                <w:rtl/>
+                <w:lang w:bidi="ar-IQ"/>
+              </w:rPr>
+              <w:t>{{</w:t>
+            </w:r>
+            <w:r>
+              <w:rPr>
+                <w:rFonts w:asciiTheme="minorBidi" w:hAnsiTheme="minorBidi" w:cstheme="minorBidi"/>
+                <w:sz w:val="24"/>
+                <w:szCs w:val="24"/>
+                <w:lang w:bidi="ar-IQ"/>
+              </w:rPr>
+              <w:t>Grade</w:t>
+            </w:r>
+            <w:r>
+              <w:rPr>
+                <w:rFonts w:asciiTheme="minorBidi" w:hAnsiTheme="minorBidi" w:cstheme="minorBidi"/>
+                <w:sz w:val="24"/>
+                <w:szCs w:val="24"/>
+                <w:rtl/>
+                <w:lang w:bidi="ar-IQ"/>
+              </w:rPr>
+              <w:t>}}</w:t>
             </w:r>
           </w:p>
         </w:tc>
@@ -538,22 +862,59 @@
             <w:pPr>
               <w:keepNext/>
               <w:spacing w:after="0" w:line="240" w:lineRule="auto"/>
+              <w:rPr>
+                <w:rFonts w:asciiTheme="minorBidi" w:hAnsiTheme="minorBidi" w:cstheme="minorBidi"/>
+                <w:sz w:val="24"/>
+                <w:szCs w:val="24"/>
+              </w:rPr>
             </w:pPr>
             <w:r>
+              <w:rPr>
+                <w:rFonts w:asciiTheme="minorBidi" w:hAnsiTheme="minorBidi" w:cstheme="minorBidi"/>
+                <w:sz w:val="24"/>
+                <w:szCs w:val="24"/>
+                <w:rtl/>
+                <w:lang w:bidi="ar-IQ"/>
+              </w:rPr>
               <w:t>{%</w:t>
             </w:r>
             <w:r>
+              <w:rPr>
+                <w:rFonts w:asciiTheme="minorBidi" w:hAnsiTheme="minorBidi" w:cstheme="minorBidi"/>
+                <w:sz w:val="24"/>
+                <w:szCs w:val="24"/>
+                <w:lang w:bidi="ar-IQ"/>
+              </w:rPr>
               <w:t>tr</w:t>
             </w:r>
             <w:r>
+              <w:rPr>
+                <w:rFonts w:asciiTheme="minorBidi" w:hAnsiTheme="minorBidi" w:cstheme="minorBidi"/>
+                <w:sz w:val="24"/>
+                <w:szCs w:val="24"/>
+                <w:lang w:bidi="ar-IQ"/>
+              </w:rPr>
               <w:t xml:space="preserve"> if </w:t>
             </w:r>
             <w:proofErr w:type="spellStart"/>
             <w:r>
+              <w:rPr>
+                <w:rFonts w:asciiTheme="minorBidi" w:hAnsiTheme="minorBidi" w:cstheme="minorBidi"/>
+                <w:sz w:val="24"/>
+                <w:szCs w:val="24"/>
+                <w:lang w:bidi="ar-IQ"/>
+              </w:rPr>
               <w:t>sequence_ON</w:t>
             </w:r>
             <w:proofErr w:type="spellEnd"/>
             <w:r>
+              <w:rPr>
+                <w:rFonts w:asciiTheme="minorBidi" w:hAnsiTheme="minorBidi" w:cstheme="minorBidi"/>
+                <w:sz w:val="24"/>
+                <w:szCs w:val="24"/>
+                <w:rtl/>
+                <w:lang w:bidi="ar-IQ"/>
+              </w:rPr>
               <w:t xml:space="preserve"> %}</w:t>
             </w:r>
           </w:p>
@@ -562,35 +923,65 @@
       <w:tr>
         <w:tc>
           <w:tcPr>
-            <w:tcW w:w="2977" w:type="dxa"/>
+            <w:tcW w:w="3240" w:type="dxa"/>
             <w:vAlign w:val="center"/>
           </w:tcPr>
           <w:p>
             <w:pPr>
               <w:keepNext/>
               <w:spacing w:after="0"/>
+              <w:rPr>
+                <w:rFonts w:asciiTheme="minorBidi" w:hAnsiTheme="minorBidi" w:cstheme="minorBidi"/>
+                <w:sz w:val="24"/>
+                <w:szCs w:val="24"/>
+                <w:lang w:bidi="ar-IQ"/>
+              </w:rPr>
             </w:pPr>
+            <w:r>
+              <w:rPr>
+                <w:rFonts w:asciiTheme="minorBidi" w:hAnsiTheme="minorBidi" w:cstheme="minorBidi"/>
+                <w:sz w:val="24"/>
+                <w:szCs w:val="24"/>
+                <w:rtl/>
+              </w:rPr>
+              <w:t xml:space="preserve">رتبة الخريج: </w:t>
+            </w:r>
+            <w:r>
+              <w:rPr>
+                <w:rFonts w:asciiTheme="minorBidi" w:hAnsiTheme="minorBidi" w:cstheme="minorBidi"/>
+                <w:sz w:val="24"/>
+                <w:szCs w:val="24"/>
+                <w:rtl/>
+                <w:lang w:bidi="ar-IQ"/>
+              </w:rPr>
+              <w:t>{{</w:t>
+            </w:r>
             <w:proofErr w:type="spellStart"/>
             <w:r>
+              <w:rPr>
+                <w:rFonts w:asciiTheme="minorBidi" w:hAnsiTheme="minorBidi" w:cstheme="minorBidi"/>
+                <w:sz w:val="24"/>
+                <w:szCs w:val="24"/>
+                <w:lang w:bidi="ar-IQ"/>
+              </w:rPr>
               <w:t>Sequence_of_Graduation</w:t>
             </w:r>
             <w:proofErr w:type="spellEnd"/>
             <w:r>
-              <w:t>: {{</w:t>
-            </w:r>
-            <w:proofErr w:type="spellStart"/>
-            <w:r>
-              <w:t>Sequence_of_Graduation</w:t>
-            </w:r>
-            <w:proofErr w:type="spellEnd"/>
-            <w:r>
+              <w:rPr>
+                <w:rFonts w:asciiTheme="minorBidi" w:hAnsiTheme="minorBidi" w:cstheme="minorBidi"/>
+                <w:sz w:val="24"/>
+                <w:szCs w:val="24"/>
+                <w:rtl/>
+                <w:lang w:bidi="ar-IQ"/>
+              </w:rPr>
               <w:t>}}</w:t>
             </w:r>
           </w:p>
         </w:tc>
         <w:tc>
           <w:tcPr>
-            <w:tcW w:w="3260" w:type="dxa"/>
+            <w:tcW w:w="2997" w:type="dxa"/>
             <w:vAlign w:val="center"/>
           </w:tcPr>
           <w:p>
@@ -598,21 +989,50 @@
               <w:keepNext/>
               <w:spacing w:after="0" w:line="240" w:lineRule="auto"/>
               <w:rPr>
-                <w:rFonts w:cs="PT Bold Heading"/>
-                <w:sz w:val="20"/>
-                <w:szCs w:val="20"/>
+                <w:rFonts w:asciiTheme="minorBidi" w:hAnsiTheme="minorBidi" w:cstheme="minorBidi"/>
+                <w:sz w:val="24"/>
+                <w:szCs w:val="24"/>
                 <w:lang w:bidi="ar-IQ"/>
               </w:rPr>
             </w:pPr>
             <w:r>
-              <w:t>Postgraduation No.: {{</w:t>
+              <w:rPr>
+                <w:rFonts w:asciiTheme="minorBidi" w:hAnsiTheme="minorBidi" w:cstheme="minorBidi"/>
+                <w:sz w:val="24"/>
+                <w:szCs w:val="24"/>
+                <w:rtl/>
+              </w:rPr>
+              <w:t xml:space="preserve">عدد الخريجين: </w:t>
+            </w:r>
+            <w:r>
+              <w:rPr>
+                <w:rFonts w:asciiTheme="minorBidi" w:hAnsiTheme="minorBidi" w:cstheme="minorBidi"/>
+                <w:sz w:val="24"/>
+                <w:szCs w:val="24"/>
+                <w:rtl/>
+                <w:lang w:bidi="ar-IQ"/>
+              </w:rPr>
+              <w:t xml:space="preserve"> {{</w:t>
             </w:r>
             <w:proofErr w:type="spellStart"/>
             <w:r>
+              <w:rPr>
+                <w:rFonts w:asciiTheme="minorBidi" w:hAnsiTheme="minorBidi" w:cstheme="minorBidi"/>
+                <w:sz w:val="24"/>
+                <w:szCs w:val="24"/>
+                <w:lang w:bidi="ar-IQ"/>
+              </w:rPr>
               <w:t>num_students</w:t>
             </w:r>
             <w:proofErr w:type="spellEnd"/>
             <w:r>
+              <w:rPr>
+                <w:rFonts w:asciiTheme="minorBidi" w:hAnsiTheme="minorBidi" w:cstheme="minorBidi"/>
+                <w:sz w:val="24"/>
+                <w:szCs w:val="24"/>
+                <w:rtl/>
+                <w:lang w:bidi="ar-IQ"/>
+              </w:rPr>
               <w:t>}}</w:t>
             </w:r>
           </w:p>
@@ -627,21 +1047,50 @@
             <w:pPr>
               <w:keepNext/>
               <w:spacing w:after="0"/>
+              <w:rPr>
+                <w:rFonts w:asciiTheme="minorBidi" w:hAnsiTheme="minorBidi" w:cstheme="minorBidi"/>
+                <w:sz w:val="24"/>
+                <w:szCs w:val="24"/>
+              </w:rPr>
             </w:pPr>
+            <w:r>
+              <w:rPr>
+                <w:rFonts w:asciiTheme="minorBidi" w:hAnsiTheme="minorBidi" w:cstheme="minorBidi"/>
+                <w:sz w:val="24"/>
+                <w:szCs w:val="24"/>
+                <w:rtl/>
+              </w:rPr>
+              <w:t xml:space="preserve">معدل الطالب الاول: </w:t>
+            </w:r>
+            <w:r>
+              <w:rPr>
+                <w:rFonts w:asciiTheme="minorBidi" w:hAnsiTheme="minorBidi" w:cstheme="minorBidi"/>
+                <w:sz w:val="24"/>
+                <w:szCs w:val="24"/>
+                <w:rtl/>
+                <w:lang w:bidi="ar-IQ"/>
+              </w:rPr>
+              <w:t xml:space="preserve"> {{</w:t>
+            </w:r>
             <w:proofErr w:type="spellStart"/>
             <w:r>
+              <w:rPr>
+                <w:rFonts w:asciiTheme="minorBidi" w:hAnsiTheme="minorBidi" w:cstheme="minorBidi"/>
+                <w:sz w:val="24"/>
+                <w:szCs w:val="24"/>
+                <w:lang w:bidi="ar-IQ"/>
+              </w:rPr>
               <w:t>Average_of_First_Student</w:t>
             </w:r>
             <w:proofErr w:type="spellEnd"/>
             <w:r>
-              <w:t>: {{</w:t>
-            </w:r>
-            <w:proofErr w:type="spellStart"/>
-            <w:r>
-              <w:t>Average_of_First_Student</w:t>
-            </w:r>
-            <w:proofErr w:type="spellEnd"/>
-            <w:r>
+              <w:rPr>
+                <w:rFonts w:asciiTheme="minorBidi" w:hAnsiTheme="minorBidi" w:cstheme="minorBidi"/>
+                <w:sz w:val="24"/>
+                <w:szCs w:val="24"/>
+                <w:rtl/>
+                <w:lang w:bidi="ar-IQ"/>
+              </w:rPr>
               <w:t>}}</w:t>
             </w:r>
           </w:p>
@@ -658,15 +1107,50 @@
             <w:pPr>
               <w:keepNext/>
               <w:spacing w:after="0"/>
+              <w:rPr>
+                <w:rFonts w:asciiTheme="minorBidi" w:hAnsiTheme="minorBidi" w:cstheme="minorBidi"/>
+                <w:sz w:val="24"/>
+                <w:szCs w:val="24"/>
+                <w:lang w:bidi="ar-IQ"/>
+              </w:rPr>
             </w:pPr>
             <w:r>
+              <w:rPr>
+                <w:rFonts w:asciiTheme="minorBidi" w:hAnsiTheme="minorBidi" w:cstheme="minorBidi"/>
+                <w:sz w:val="24"/>
+                <w:szCs w:val="24"/>
+                <w:rtl/>
+                <w:lang w:bidi="ar-IQ"/>
+              </w:rPr>
               <w:t>{%</w:t>
             </w:r>
             <w:r>
+              <w:rPr>
+                <w:rFonts w:asciiTheme="minorBidi" w:hAnsiTheme="minorBidi" w:cstheme="minorBidi"/>
+                <w:sz w:val="24"/>
+                <w:szCs w:val="24"/>
+                <w:lang w:bidi="ar-IQ"/>
+              </w:rPr>
               <w:t>tr</w:t>
             </w:r>
             <w:r>
-              <w:t xml:space="preserve"> endif %}</w:t>
+              <w:rPr>
+                <w:rFonts w:asciiTheme="minorBidi" w:hAnsiTheme="minorBidi" w:cstheme="minorBidi"/>
+                <w:sz w:val="24"/>
+                <w:szCs w:val="24"/>
+                <w:lang w:bidi="ar-IQ"/>
+              </w:rPr>
+              <w:t xml:space="preserve"> endif</w:t>
+            </w:r>
+            <w:r>
+              <w:rPr>
+                <w:rFonts w:asciiTheme="minorBidi" w:hAnsiTheme="minorBidi" w:cstheme="minorBidi"/>
+                <w:sz w:val="24"/>
+                <w:szCs w:val="24"/>
+                <w:rtl/>
+                <w:lang w:bidi="ar-IQ"/>
+              </w:rPr>
+              <w:t xml:space="preserve"> %}</w:t>
             </w:r>
           </w:p>
         </w:tc>
@@ -675,38 +1159,15 @@
     <w:p>
       <w:pPr>
         <w:keepNext/>
+        <w:keepLines/>
         <w:spacing w:after="0" w:line="240" w:lineRule="auto"/>
-        <w:rPr>
-          <w:rFonts w:asciiTheme="majorBidi" w:hAnsiTheme="majorBidi" w:cstheme="majorBidi"/>
-          <w:b/>
-          <w:bCs/>
-          <w:sz w:val="18"/>
-          <w:szCs w:val="18"/>
-          <w:lang w:bidi="ar-IQ"/>
-        </w:rPr>
-      </w:pPr>
-      <w:r>
         <w:rPr>
           <w:rFonts w:asciiTheme="majorBidi" w:hAnsiTheme="majorBidi" w:cstheme="majorBidi"/>
           <w:b/>
           <w:bCs/>
           <w:sz w:val="20"/>
           <w:szCs w:val="20"/>
-        </w:rPr>
-        <w:t>Note: more information is on the back of the paper.</w:t>
-      </w:r>
-    </w:p>
-    <w:p>
-      <w:pPr>
-        <w:keepNext/>
-        <w:spacing w:after="0" w:line="240" w:lineRule="auto"/>
-        <w:rPr>
-          <w:rFonts w:asciiTheme="majorBidi" w:hAnsiTheme="majorBidi" w:cstheme="majorBidi"/>
-          <w:b/>
-          <w:bCs/>
-          <w:sz w:val="18"/>
-          <w:szCs w:val="18"/>
-          <w:lang w:bidi="ar-IQ"/>
+          <w:rtl/>
         </w:rPr>
       </w:pPr>
       <w:r>
@@ -716,18 +1177,35 @@
           <w:bCs/>
           <w:sz w:val="20"/>
           <w:szCs w:val="20"/>
-        </w:rPr>
-        <w:t>Below</w:t>
-      </w:r>
-      <w:r>
+          <w:rtl/>
+        </w:rPr>
+        <w:t>ملاحظة: توجد معلومات إضافية على ظهر الوثيقة.</w:t>
+      </w:r>
+    </w:p>
+    <w:p>
+      <w:pPr>
+        <w:keepNext/>
+        <w:keepLines/>
+        <w:spacing w:after="0" w:line="240" w:lineRule="auto"/>
         <w:rPr>
           <w:rFonts w:asciiTheme="majorBidi" w:hAnsiTheme="majorBidi" w:cstheme="majorBidi"/>
           <w:b/>
           <w:bCs/>
           <w:sz w:val="20"/>
           <w:szCs w:val="20"/>
-        </w:rPr>
-        <w:t xml:space="preserve"> is the official transcript of the subjects and marks achieved during the years of study. </w:t>
+          <w:rtl/>
+        </w:rPr>
+      </w:pPr>
+      <w:r>
+        <w:rPr>
+          <w:rFonts w:asciiTheme="majorBidi" w:hAnsiTheme="majorBidi" w:cstheme="majorBidi"/>
+          <w:b/>
+          <w:bCs/>
+          <w:sz w:val="20"/>
+          <w:szCs w:val="20"/>
+          <w:rtl/>
+        </w:rPr>
+        <w:t>فيما يلي السجل الأكاديمي الرسمي للمواد الدراسية والدرجات التي تم الحصول عليها خلال سنوات الدراسة.</w:t>
       </w:r>
     </w:p>
     <w:p>
@@ -735,22 +1213,48 @@
         <w:keepNext/>
         <w:keepLines/>
         <w:spacing w:line="240" w:lineRule="auto"/>
-      </w:pPr>
-      <w:r>
-        <w:t xml:space="preserve">{% for pair in </w:t>
+        <w:rPr>
+          <w:rFonts w:asciiTheme="majorBidi" w:hAnsiTheme="majorBidi" w:cstheme="majorBidi"/>
+          <w:lang w:bidi="ar-IQ"/>
+        </w:rPr>
+      </w:pPr>
+      <w:r>
+        <w:rPr>
+          <w:rFonts w:asciiTheme="majorBidi" w:hAnsiTheme="majorBidi" w:cstheme="majorBidi"/>
+          <w:rtl/>
+          <w:lang w:bidi="ar-IQ"/>
+        </w:rPr>
+        <w:t xml:space="preserve">{% </w:t>
+      </w:r>
+      <w:r>
+        <w:rPr>
+          <w:rFonts w:asciiTheme="majorBidi" w:hAnsiTheme="majorBidi" w:cstheme="majorBidi"/>
+          <w:lang w:bidi="ar-IQ"/>
+        </w:rPr>
+        <w:t xml:space="preserve">for pair in </w:t>
       </w:r>
       <w:proofErr w:type="spellStart"/>
       <w:r>
+        <w:rPr>
+          <w:rFonts w:asciiTheme="majorBidi" w:hAnsiTheme="majorBidi" w:cstheme="majorBidi"/>
+          <w:lang w:bidi="ar-IQ"/>
+        </w:rPr>
         <w:t>paired_semesters</w:t>
       </w:r>
       <w:proofErr w:type="spellEnd"/>
       <w:r>
+        <w:rPr>
+          <w:rFonts w:asciiTheme="majorBidi" w:hAnsiTheme="majorBidi" w:cstheme="majorBidi"/>
+          <w:rtl/>
+          <w:lang w:bidi="ar-IQ"/>
+        </w:rPr>
         <w:t xml:space="preserve"> %}</w:t>
       </w:r>
     </w:p>
     <w:tbl>
       <w:tblPr>
         <w:tblStyle w:val="TableGrid"/>
+        <w:bidiVisual/>
         <w:tblW w:w="5000" w:type="pct"/>
         <w:tblLayout w:type="fixed"/>
         <w:tblLook w:val="04A0" w:firstRow="1" w:lastRow="0" w:firstColumn="1" w:lastColumn="0" w:noHBand="0" w:noVBand="1"/>
@@ -781,6 +1285,7 @@
                 <w:rFonts w:asciiTheme="majorBidi" w:hAnsiTheme="majorBidi" w:cstheme="majorBidi"/>
                 <w:sz w:val="18"/>
                 <w:szCs w:val="18"/>
+                <w:lang w:bidi="ar-IQ"/>
               </w:rPr>
             </w:pPr>
             <w:r>
@@ -788,6 +1293,8 @@
                 <w:rFonts w:asciiTheme="majorBidi" w:hAnsiTheme="majorBidi" w:cstheme="majorBidi"/>
                 <w:sz w:val="18"/>
                 <w:szCs w:val="18"/>
+                <w:rtl/>
+                <w:lang w:bidi="ar-IQ"/>
               </w:rPr>
               <w:t>{{</w:t>
             </w:r>
@@ -797,6 +1304,7 @@
                 <w:rFonts w:asciiTheme="majorBidi" w:hAnsiTheme="majorBidi" w:cstheme="majorBidi"/>
                 <w:sz w:val="18"/>
                 <w:szCs w:val="18"/>
+                <w:lang w:bidi="ar-IQ"/>
               </w:rPr>
               <w:t>pair.left_label</w:t>
             </w:r>
@@ -806,6 +1314,8 @@
                 <w:rFonts w:asciiTheme="majorBidi" w:hAnsiTheme="majorBidi" w:cstheme="majorBidi"/>
                 <w:sz w:val="18"/>
                 <w:szCs w:val="18"/>
+                <w:rtl/>
+                <w:lang w:bidi="ar-IQ"/>
               </w:rPr>
               <w:t>}}</w:t>
             </w:r>
@@ -832,6 +1342,8 @@
                 <w:rFonts w:asciiTheme="majorBidi" w:hAnsiTheme="majorBidi" w:cstheme="majorBidi"/>
                 <w:sz w:val="18"/>
                 <w:szCs w:val="18"/>
+                <w:rtl/>
+                <w:lang w:bidi="ar-IQ"/>
               </w:rPr>
               <w:t>{{</w:t>
             </w:r>
@@ -841,6 +1353,7 @@
                 <w:rFonts w:asciiTheme="majorBidi" w:hAnsiTheme="majorBidi" w:cstheme="majorBidi"/>
                 <w:sz w:val="18"/>
                 <w:szCs w:val="18"/>
+                <w:lang w:bidi="ar-IQ"/>
               </w:rPr>
               <w:t>pair.right_label</w:t>
             </w:r>
@@ -850,6 +1363,8 @@
                 <w:rFonts w:asciiTheme="majorBidi" w:hAnsiTheme="majorBidi" w:cstheme="majorBidi"/>
                 <w:sz w:val="18"/>
                 <w:szCs w:val="18"/>
+                <w:rtl/>
+                <w:lang w:bidi="ar-IQ"/>
               </w:rPr>
               <w:t>}}</w:t>
             </w:r>
@@ -871,17 +1386,23 @@
               <w:spacing w:after="0"/>
               <w:rPr>
                 <w:rFonts w:asciiTheme="majorBidi" w:hAnsiTheme="majorBidi" w:cstheme="majorBidi"/>
+                <w:b/>
+                <w:bCs/>
                 <w:sz w:val="18"/>
                 <w:szCs w:val="18"/>
+                <w:lang w:bidi="ar-IQ"/>
               </w:rPr>
             </w:pPr>
             <w:r>
               <w:rPr>
                 <w:rFonts w:asciiTheme="majorBidi" w:hAnsiTheme="majorBidi" w:cstheme="majorBidi"/>
+                <w:b/>
+                <w:bCs/>
                 <w:sz w:val="18"/>
                 <w:szCs w:val="18"/>
-              </w:rPr>
-              <w:t>Subject</w:t>
+                <w:rtl/>
+              </w:rPr>
+              <w:t>المادة الدراسية</w:t>
             </w:r>
           </w:p>
         </w:tc>
@@ -896,17 +1417,23 @@
               <w:spacing w:after="0"/>
               <w:rPr>
                 <w:rFonts w:asciiTheme="majorBidi" w:hAnsiTheme="majorBidi" w:cstheme="majorBidi"/>
+                <w:b/>
+                <w:bCs/>
                 <w:sz w:val="18"/>
                 <w:szCs w:val="18"/>
+                <w:lang w:bidi="ar-IQ"/>
               </w:rPr>
             </w:pPr>
             <w:r>
               <w:rPr>
                 <w:rFonts w:asciiTheme="majorBidi" w:hAnsiTheme="majorBidi" w:cstheme="majorBidi"/>
+                <w:b/>
+                <w:bCs/>
                 <w:sz w:val="18"/>
                 <w:szCs w:val="18"/>
-              </w:rPr>
-              <w:t>Mark</w:t>
+                <w:rtl/>
+              </w:rPr>
+              <w:t>الدرجة</w:t>
             </w:r>
           </w:p>
         </w:tc>
@@ -921,17 +1448,23 @@
               <w:spacing w:after="0"/>
               <w:rPr>
                 <w:rFonts w:asciiTheme="majorBidi" w:hAnsiTheme="majorBidi" w:cstheme="majorBidi"/>
+                <w:b/>
+                <w:bCs/>
                 <w:sz w:val="18"/>
                 <w:szCs w:val="18"/>
+                <w:lang w:bidi="ar-IQ"/>
               </w:rPr>
             </w:pPr>
             <w:r>
               <w:rPr>
                 <w:rFonts w:asciiTheme="majorBidi" w:hAnsiTheme="majorBidi" w:cstheme="majorBidi"/>
+                <w:b/>
+                <w:bCs/>
                 <w:sz w:val="18"/>
                 <w:szCs w:val="18"/>
-              </w:rPr>
-              <w:t>Unit</w:t>
+                <w:rtl/>
+              </w:rPr>
+              <w:t>الوحدة</w:t>
             </w:r>
           </w:p>
         </w:tc>
@@ -946,17 +1479,23 @@
               <w:spacing w:after="0"/>
               <w:rPr>
                 <w:rFonts w:asciiTheme="majorBidi" w:hAnsiTheme="majorBidi" w:cstheme="majorBidi"/>
+                <w:b/>
+                <w:bCs/>
                 <w:sz w:val="18"/>
                 <w:szCs w:val="18"/>
+                <w:lang w:bidi="ar-IQ"/>
               </w:rPr>
             </w:pPr>
             <w:r>
               <w:rPr>
                 <w:rFonts w:asciiTheme="majorBidi" w:hAnsiTheme="majorBidi" w:cstheme="majorBidi"/>
+                <w:b/>
+                <w:bCs/>
                 <w:sz w:val="18"/>
                 <w:szCs w:val="18"/>
-              </w:rPr>
-              <w:t>Subject</w:t>
+                <w:rtl/>
+              </w:rPr>
+              <w:t>المادة الدراسية</w:t>
             </w:r>
           </w:p>
         </w:tc>
@@ -971,17 +1510,23 @@
               <w:spacing w:after="0"/>
               <w:rPr>
                 <w:rFonts w:asciiTheme="majorBidi" w:hAnsiTheme="majorBidi" w:cstheme="majorBidi"/>
+                <w:b/>
+                <w:bCs/>
                 <w:sz w:val="18"/>
                 <w:szCs w:val="18"/>
+                <w:lang w:bidi="ar-IQ"/>
               </w:rPr>
             </w:pPr>
             <w:r>
               <w:rPr>
                 <w:rFonts w:asciiTheme="majorBidi" w:hAnsiTheme="majorBidi" w:cstheme="majorBidi"/>
+                <w:b/>
+                <w:bCs/>
                 <w:sz w:val="18"/>
                 <w:szCs w:val="18"/>
-              </w:rPr>
-              <w:t>Mark</w:t>
+                <w:rtl/>
+              </w:rPr>
+              <w:t>الدرجة</w:t>
             </w:r>
           </w:p>
         </w:tc>
@@ -996,6 +1541,8 @@
               <w:spacing w:after="0"/>
               <w:rPr>
                 <w:rFonts w:asciiTheme="majorBidi" w:hAnsiTheme="majorBidi" w:cstheme="majorBidi"/>
+                <w:b/>
+                <w:bCs/>
                 <w:sz w:val="18"/>
                 <w:szCs w:val="18"/>
               </w:rPr>
@@ -1003,10 +1550,13 @@
             <w:r>
               <w:rPr>
                 <w:rFonts w:asciiTheme="majorBidi" w:hAnsiTheme="majorBidi" w:cstheme="majorBidi"/>
+                <w:b/>
+                <w:bCs/>
                 <w:sz w:val="18"/>
                 <w:szCs w:val="18"/>
-              </w:rPr>
-              <w:t>Unit</w:t>
+                <w:rtl/>
+              </w:rPr>
+              <w:t>الوحدة</w:t>
             </w:r>
           </w:p>
         </w:tc>
@@ -1036,24 +1586,38 @@
                 <w:rFonts w:asciiTheme="majorBidi" w:hAnsiTheme="majorBidi" w:cstheme="majorBidi"/>
                 <w:sz w:val="18"/>
                 <w:szCs w:val="18"/>
-              </w:rPr>
-              <w:t xml:space="preserve">{%tr for row in </w:t>
-            </w:r>
-            <w:proofErr w:type="spellStart"/>
+                <w:rtl/>
+                <w:lang w:bidi="ar-IQ"/>
+              </w:rPr>
+              <w:t>{%</w:t>
+            </w:r>
             <w:r>
               <w:rPr>
                 <w:rFonts w:asciiTheme="majorBidi" w:hAnsiTheme="majorBidi" w:cstheme="majorBidi"/>
                 <w:sz w:val="18"/>
                 <w:szCs w:val="18"/>
-              </w:rPr>
-              <w:t>pair.rows</w:t>
-            </w:r>
-            <w:proofErr w:type="spellEnd"/>
+                <w:lang w:bidi="ar-IQ"/>
+              </w:rPr>
+              <w:t xml:space="preserve">tr for row in </w:t>
+            </w:r>
+            <w:proofErr w:type="spellStart"/>
             <w:r>
               <w:rPr>
                 <w:rFonts w:asciiTheme="majorBidi" w:hAnsiTheme="majorBidi" w:cstheme="majorBidi"/>
                 <w:sz w:val="18"/>
                 <w:szCs w:val="18"/>
+                <w:lang w:bidi="ar-IQ"/>
+              </w:rPr>
+              <w:t>pair.rows</w:t>
+            </w:r>
+            <w:proofErr w:type="spellEnd"/>
+            <w:r>
+              <w:rPr>
+                <w:rFonts w:asciiTheme="majorBidi" w:hAnsiTheme="majorBidi" w:cstheme="majorBidi"/>
+                <w:sz w:val="18"/>
+                <w:szCs w:val="18"/>
+                <w:rtl/>
+                <w:lang w:bidi="ar-IQ"/>
               </w:rPr>
               <w:t xml:space="preserve"> %}</w:t>
             </w:r>
@@ -1077,6 +1641,7 @@
                 <w:rFonts w:asciiTheme="majorBidi" w:hAnsiTheme="majorBidi" w:cstheme="majorBidi"/>
                 <w:sz w:val="18"/>
                 <w:szCs w:val="18"/>
+                <w:lang w:bidi="ar-IQ"/>
               </w:rPr>
             </w:pPr>
             <w:r>
@@ -1084,6 +1649,8 @@
                 <w:rFonts w:asciiTheme="majorBidi" w:hAnsiTheme="majorBidi" w:cstheme="majorBidi"/>
                 <w:sz w:val="18"/>
                 <w:szCs w:val="18"/>
+                <w:rtl/>
+                <w:lang w:bidi="ar-IQ"/>
               </w:rPr>
               <w:t>{{</w:t>
             </w:r>
@@ -1093,6 +1660,7 @@
                 <w:rFonts w:asciiTheme="majorBidi" w:hAnsiTheme="majorBidi" w:cstheme="majorBidi"/>
                 <w:sz w:val="18"/>
                 <w:szCs w:val="18"/>
+                <w:lang w:bidi="ar-IQ"/>
               </w:rPr>
               <w:t>row.left_subj</w:t>
             </w:r>
@@ -1102,6 +1670,8 @@
                 <w:rFonts w:asciiTheme="majorBidi" w:hAnsiTheme="majorBidi" w:cstheme="majorBidi"/>
                 <w:sz w:val="18"/>
                 <w:szCs w:val="18"/>
+                <w:rtl/>
+                <w:lang w:bidi="ar-IQ"/>
               </w:rPr>
               <w:t>}}</w:t>
             </w:r>
@@ -1120,6 +1690,7 @@
                 <w:rFonts w:asciiTheme="majorBidi" w:hAnsiTheme="majorBidi" w:cstheme="majorBidi"/>
                 <w:sz w:val="18"/>
                 <w:szCs w:val="18"/>
+                <w:lang w:bidi="ar-IQ"/>
               </w:rPr>
             </w:pPr>
             <w:r>
@@ -1127,6 +1698,8 @@
                 <w:rFonts w:asciiTheme="majorBidi" w:hAnsiTheme="majorBidi" w:cstheme="majorBidi"/>
                 <w:sz w:val="18"/>
                 <w:szCs w:val="18"/>
+                <w:rtl/>
+                <w:lang w:bidi="ar-IQ"/>
               </w:rPr>
               <w:t>{{</w:t>
             </w:r>
@@ -1136,6 +1709,7 @@
                 <w:rFonts w:asciiTheme="majorBidi" w:hAnsiTheme="majorBidi" w:cstheme="majorBidi"/>
                 <w:sz w:val="18"/>
                 <w:szCs w:val="18"/>
+                <w:lang w:bidi="ar-IQ"/>
               </w:rPr>
               <w:t>row.left_mark</w:t>
             </w:r>
@@ -1145,6 +1719,8 @@
                 <w:rFonts w:asciiTheme="majorBidi" w:hAnsiTheme="majorBidi" w:cstheme="majorBidi"/>
                 <w:sz w:val="18"/>
                 <w:szCs w:val="18"/>
+                <w:rtl/>
+                <w:lang w:bidi="ar-IQ"/>
               </w:rPr>
               <w:t>}}</w:t>
             </w:r>
@@ -1163,6 +1739,7 @@
                 <w:rFonts w:asciiTheme="majorBidi" w:hAnsiTheme="majorBidi" w:cstheme="majorBidi"/>
                 <w:sz w:val="18"/>
                 <w:szCs w:val="18"/>
+                <w:lang w:bidi="ar-IQ"/>
               </w:rPr>
             </w:pPr>
             <w:r>
@@ -1170,6 +1747,8 @@
                 <w:rFonts w:asciiTheme="majorBidi" w:hAnsiTheme="majorBidi" w:cstheme="majorBidi"/>
                 <w:sz w:val="18"/>
                 <w:szCs w:val="18"/>
+                <w:rtl/>
+                <w:lang w:bidi="ar-IQ"/>
               </w:rPr>
               <w:t>{{</w:t>
             </w:r>
@@ -1179,6 +1758,7 @@
                 <w:rFonts w:asciiTheme="majorBidi" w:hAnsiTheme="majorBidi" w:cstheme="majorBidi"/>
                 <w:sz w:val="18"/>
                 <w:szCs w:val="18"/>
+                <w:lang w:bidi="ar-IQ"/>
               </w:rPr>
               <w:t>row.left_unit</w:t>
             </w:r>
@@ -1188,6 +1768,8 @@
                 <w:rFonts w:asciiTheme="majorBidi" w:hAnsiTheme="majorBidi" w:cstheme="majorBidi"/>
                 <w:sz w:val="18"/>
                 <w:szCs w:val="18"/>
+                <w:rtl/>
+                <w:lang w:bidi="ar-IQ"/>
               </w:rPr>
               <w:t>}}</w:t>
             </w:r>
@@ -1206,6 +1788,7 @@
                 <w:rFonts w:asciiTheme="majorBidi" w:hAnsiTheme="majorBidi" w:cstheme="majorBidi"/>
                 <w:sz w:val="18"/>
                 <w:szCs w:val="18"/>
+                <w:lang w:bidi="ar-IQ"/>
               </w:rPr>
             </w:pPr>
             <w:r>
@@ -1213,6 +1796,8 @@
                 <w:rFonts w:asciiTheme="majorBidi" w:hAnsiTheme="majorBidi" w:cstheme="majorBidi"/>
                 <w:sz w:val="18"/>
                 <w:szCs w:val="18"/>
+                <w:rtl/>
+                <w:lang w:bidi="ar-IQ"/>
               </w:rPr>
               <w:t>{{</w:t>
             </w:r>
@@ -1222,6 +1807,7 @@
                 <w:rFonts w:asciiTheme="majorBidi" w:hAnsiTheme="majorBidi" w:cstheme="majorBidi"/>
                 <w:sz w:val="18"/>
                 <w:szCs w:val="18"/>
+                <w:lang w:bidi="ar-IQ"/>
               </w:rPr>
               <w:t>row.right_subj</w:t>
             </w:r>
@@ -1231,6 +1817,8 @@
                 <w:rFonts w:asciiTheme="majorBidi" w:hAnsiTheme="majorBidi" w:cstheme="majorBidi"/>
                 <w:sz w:val="18"/>
                 <w:szCs w:val="18"/>
+                <w:rtl/>
+                <w:lang w:bidi="ar-IQ"/>
               </w:rPr>
               <w:t>}}</w:t>
             </w:r>
@@ -1249,6 +1837,7 @@
                 <w:rFonts w:asciiTheme="majorBidi" w:hAnsiTheme="majorBidi" w:cstheme="majorBidi"/>
                 <w:sz w:val="18"/>
                 <w:szCs w:val="18"/>
+                <w:lang w:bidi="ar-IQ"/>
               </w:rPr>
             </w:pPr>
             <w:r>
@@ -1256,6 +1845,8 @@
                 <w:rFonts w:asciiTheme="majorBidi" w:hAnsiTheme="majorBidi" w:cstheme="majorBidi"/>
                 <w:sz w:val="18"/>
                 <w:szCs w:val="18"/>
+                <w:rtl/>
+                <w:lang w:bidi="ar-IQ"/>
               </w:rPr>
               <w:t>{{</w:t>
             </w:r>
@@ -1265,6 +1856,7 @@
                 <w:rFonts w:asciiTheme="majorBidi" w:hAnsiTheme="majorBidi" w:cstheme="majorBidi"/>
                 <w:sz w:val="18"/>
                 <w:szCs w:val="18"/>
+                <w:lang w:bidi="ar-IQ"/>
               </w:rPr>
               <w:t>row.right_mark</w:t>
             </w:r>
@@ -1274,6 +1866,8 @@
                 <w:rFonts w:asciiTheme="majorBidi" w:hAnsiTheme="majorBidi" w:cstheme="majorBidi"/>
                 <w:sz w:val="18"/>
                 <w:szCs w:val="18"/>
+                <w:rtl/>
+                <w:lang w:bidi="ar-IQ"/>
               </w:rPr>
               <w:t>}}</w:t>
             </w:r>
@@ -1299,6 +1893,8 @@
                 <w:rFonts w:asciiTheme="majorBidi" w:hAnsiTheme="majorBidi" w:cstheme="majorBidi"/>
                 <w:sz w:val="18"/>
                 <w:szCs w:val="18"/>
+                <w:rtl/>
+                <w:lang w:bidi="ar-IQ"/>
               </w:rPr>
               <w:t>{{</w:t>
             </w:r>
@@ -1308,6 +1904,7 @@
                 <w:rFonts w:asciiTheme="majorBidi" w:hAnsiTheme="majorBidi" w:cstheme="majorBidi"/>
                 <w:sz w:val="18"/>
                 <w:szCs w:val="18"/>
+                <w:lang w:bidi="ar-IQ"/>
               </w:rPr>
               <w:t>row.right_unit</w:t>
             </w:r>
@@ -1317,6 +1914,8 @@
                 <w:rFonts w:asciiTheme="majorBidi" w:hAnsiTheme="majorBidi" w:cstheme="majorBidi"/>
                 <w:sz w:val="18"/>
                 <w:szCs w:val="18"/>
+                <w:rtl/>
+                <w:lang w:bidi="ar-IQ"/>
               </w:rPr>
               <w:t>}}</w:t>
             </w:r>
@@ -1341,6 +1940,7 @@
                 <w:rFonts w:asciiTheme="majorBidi" w:hAnsiTheme="majorBidi" w:cstheme="majorBidi"/>
                 <w:sz w:val="18"/>
                 <w:szCs w:val="18"/>
+                <w:lang w:bidi="ar-IQ"/>
               </w:rPr>
             </w:pPr>
             <w:r>
@@ -1348,24 +1948,38 @@
                 <w:rFonts w:asciiTheme="majorBidi" w:hAnsiTheme="majorBidi" w:cstheme="majorBidi"/>
                 <w:sz w:val="18"/>
                 <w:szCs w:val="18"/>
-              </w:rPr>
-              <w:t xml:space="preserve">{%tr </w:t>
-            </w:r>
-            <w:proofErr w:type="spellStart"/>
+                <w:rtl/>
+                <w:lang w:bidi="ar-IQ"/>
+              </w:rPr>
+              <w:t>{%</w:t>
+            </w:r>
             <w:r>
               <w:rPr>
                 <w:rFonts w:asciiTheme="majorBidi" w:hAnsiTheme="majorBidi" w:cstheme="majorBidi"/>
                 <w:sz w:val="18"/>
                 <w:szCs w:val="18"/>
-              </w:rPr>
-              <w:t>endfor</w:t>
-            </w:r>
-            <w:proofErr w:type="spellEnd"/>
+                <w:lang w:bidi="ar-IQ"/>
+              </w:rPr>
+              <w:t xml:space="preserve">tr </w:t>
+            </w:r>
+            <w:proofErr w:type="spellStart"/>
             <w:r>
               <w:rPr>
                 <w:rFonts w:asciiTheme="majorBidi" w:hAnsiTheme="majorBidi" w:cstheme="majorBidi"/>
                 <w:sz w:val="18"/>
                 <w:szCs w:val="18"/>
+                <w:lang w:bidi="ar-IQ"/>
+              </w:rPr>
+              <w:t>endfor</w:t>
+            </w:r>
+            <w:proofErr w:type="spellEnd"/>
+            <w:r>
+              <w:rPr>
+                <w:rFonts w:asciiTheme="majorBidi" w:hAnsiTheme="majorBidi" w:cstheme="majorBidi"/>
+                <w:sz w:val="18"/>
+                <w:szCs w:val="18"/>
+                <w:rtl/>
+                <w:lang w:bidi="ar-IQ"/>
               </w:rPr>
               <w:t xml:space="preserve"> %}</w:t>
             </w:r>
@@ -1378,16 +1992,34 @@
         <w:keepNext/>
         <w:keepLines/>
         <w:spacing w:line="240" w:lineRule="auto"/>
-      </w:pPr>
-      <w:r>
+        <w:rPr>
+          <w:rFonts w:asciiTheme="majorBidi" w:hAnsiTheme="majorBidi" w:cstheme="majorBidi"/>
+          <w:lang w:bidi="ar-IQ"/>
+        </w:rPr>
+      </w:pPr>
+      <w:r>
+        <w:rPr>
+          <w:rFonts w:asciiTheme="majorBidi" w:hAnsiTheme="majorBidi" w:cstheme="majorBidi"/>
+          <w:rtl/>
+          <w:lang w:bidi="ar-IQ"/>
+        </w:rPr>
         <w:t xml:space="preserve">{% </w:t>
       </w:r>
       <w:proofErr w:type="spellStart"/>
       <w:r>
+        <w:rPr>
+          <w:rFonts w:asciiTheme="majorBidi" w:hAnsiTheme="majorBidi" w:cstheme="majorBidi"/>
+          <w:lang w:bidi="ar-IQ"/>
+        </w:rPr>
         <w:t>endfor</w:t>
       </w:r>
       <w:proofErr w:type="spellEnd"/>
       <w:r>
+        <w:rPr>
+          <w:rFonts w:asciiTheme="majorBidi" w:hAnsiTheme="majorBidi" w:cstheme="majorBidi"/>
+          <w:rtl/>
+          <w:lang w:bidi="ar-IQ"/>
+        </w:rPr>
         <w:t xml:space="preserve"> %}</w:t>
       </w:r>
     </w:p>
@@ -1395,7 +2027,7 @@
       <w:pPr>
         <w:spacing w:line="240" w:lineRule="auto"/>
         <w:rPr>
-          <w:rFonts w:cs="PT Bold Heading"/>
+          <w:rFonts w:asciiTheme="majorBidi" w:hAnsiTheme="majorBidi" w:cstheme="majorBidi"/>
           <w:sz w:val="20"/>
           <w:szCs w:val="20"/>
           <w:rtl/>
@@ -1406,6 +2038,7 @@
     <w:p>
       <w:pPr>
         <w:rPr>
+          <w:rFonts w:asciiTheme="majorBidi" w:hAnsiTheme="majorBidi" w:cstheme="majorBidi"/>
           <w:sz w:val="24"/>
           <w:szCs w:val="24"/>
           <w:rtl/>
@@ -1452,6 +2085,7 @@
                 <w:rFonts w:asciiTheme="majorBidi" w:hAnsiTheme="majorBidi" w:cstheme="majorBidi"/>
                 <w:b/>
                 <w:bCs/>
+                <w:lang w:bidi="ar-IQ"/>
               </w:rPr>
             </w:pPr>
             <w:r>
@@ -1459,6 +2093,7 @@
                 <w:rFonts w:asciiTheme="majorBidi" w:hAnsiTheme="majorBidi" w:cstheme="majorBidi"/>
                 <w:b/>
                 <w:bCs/>
+                <w:lang w:bidi="ar-IQ"/>
               </w:rPr>
               <w:t>{{sig2_title}} {{sig2_name}}</w:t>
             </w:r>
@@ -1467,12 +2102,33 @@
             <w:pPr>
               <w:spacing w:after="0"/>
               <w:jc w:val="center"/>
+              <w:rPr>
+                <w:rFonts w:asciiTheme="majorBidi" w:hAnsiTheme="majorBidi" w:cstheme="majorBidi"/>
+                <w:lang w:bidi="ar-IQ"/>
+              </w:rPr>
             </w:pPr>
             <w:r>
               <w:rPr>
                 <w:rFonts w:asciiTheme="majorBidi" w:hAnsiTheme="majorBidi" w:cstheme="majorBidi"/>
-              </w:rPr>
-              <w:t>{{sig2_resp}}</w:t>
+                <w:rtl/>
+                <w:lang w:bidi="ar-IQ"/>
+              </w:rPr>
+              <w:t>{{</w:t>
+            </w:r>
+            <w:r>
+              <w:rPr>
+                <w:rFonts w:asciiTheme="majorBidi" w:hAnsiTheme="majorBidi" w:cstheme="majorBidi"/>
+                <w:lang w:bidi="ar-IQ"/>
+              </w:rPr>
+              <w:t>sig2_resp</w:t>
+            </w:r>
+            <w:r>
+              <w:rPr>
+                <w:rFonts w:asciiTheme="majorBidi" w:hAnsiTheme="majorBidi" w:cstheme="majorBidi"/>
+                <w:rtl/>
+                <w:lang w:bidi="ar-IQ"/>
+              </w:rPr>
+              <w:t>}}</w:t>
             </w:r>
           </w:p>
         </w:tc>
@@ -1486,6 +2142,7 @@
               <w:spacing w:after="0" w:line="240" w:lineRule="auto"/>
               <w:jc w:val="center"/>
               <w:rPr>
+                <w:rFonts w:asciiTheme="majorBidi" w:hAnsiTheme="majorBidi" w:cstheme="majorBidi"/>
                 <w:sz w:val="24"/>
                 <w:szCs w:val="24"/>
                 <w:rtl/>
@@ -1496,7 +2153,7 @@
         </w:tc>
         <w:tc>
           <w:tcPr>
-            <w:tcW w:w="2405" w:type="pct"/>
+            <w:tcW w:w="2404" w:type="pct"/>
             <w:vAlign w:val="center"/>
           </w:tcPr>
           <w:p>
@@ -1507,6 +2164,7 @@
                 <w:rFonts w:asciiTheme="majorBidi" w:hAnsiTheme="majorBidi" w:cstheme="majorBidi"/>
                 <w:b/>
                 <w:bCs/>
+                <w:lang w:bidi="ar-IQ"/>
               </w:rPr>
             </w:pPr>
             <w:r>
@@ -1514,6 +2172,7 @@
                 <w:rFonts w:asciiTheme="majorBidi" w:hAnsiTheme="majorBidi" w:cstheme="majorBidi"/>
                 <w:b/>
                 <w:bCs/>
+                <w:lang w:bidi="ar-IQ"/>
               </w:rPr>
               <w:t>{{sig1_title}} {{sig1_name}}</w:t>
             </w:r>
@@ -1522,12 +2181,32 @@
             <w:pPr>
               <w:spacing w:after="0"/>
               <w:jc w:val="center"/>
+              <w:rPr>
+                <w:rFonts w:asciiTheme="majorBidi" w:hAnsiTheme="majorBidi" w:cstheme="majorBidi"/>
+              </w:rPr>
             </w:pPr>
             <w:r>
               <w:rPr>
                 <w:rFonts w:asciiTheme="majorBidi" w:hAnsiTheme="majorBidi" w:cstheme="majorBidi"/>
-              </w:rPr>
-              <w:t>{{sig1_resp}}</w:t>
+                <w:rtl/>
+                <w:lang w:bidi="ar-IQ"/>
+              </w:rPr>
+              <w:t>{{</w:t>
+            </w:r>
+            <w:r>
+              <w:rPr>
+                <w:rFonts w:asciiTheme="majorBidi" w:hAnsiTheme="majorBidi" w:cstheme="majorBidi"/>
+                <w:lang w:bidi="ar-IQ"/>
+              </w:rPr>
+              <w:t>sig1_resp</w:t>
+            </w:r>
+            <w:r>
+              <w:rPr>
+                <w:rFonts w:asciiTheme="majorBidi" w:hAnsiTheme="majorBidi" w:cstheme="majorBidi"/>
+                <w:rtl/>
+                <w:lang w:bidi="ar-IQ"/>
+              </w:rPr>
+              <w:t>}}</w:t>
             </w:r>
           </w:p>
         </w:tc>
@@ -1545,6 +2224,10 @@
           <w:p>
             <w:pPr>
               <w:jc w:val="center"/>
+              <w:rPr>
+                <w:rFonts w:asciiTheme="majorBidi" w:hAnsiTheme="majorBidi" w:cstheme="majorBidi"/>
+                <w:lang w:bidi="ar-IQ"/>
+              </w:rPr>
             </w:pPr>
           </w:p>
         </w:tc>
@@ -1558,6 +2241,7 @@
               <w:spacing w:after="0" w:line="240" w:lineRule="auto"/>
               <w:jc w:val="center"/>
               <w:rPr>
+                <w:rFonts w:asciiTheme="majorBidi" w:hAnsiTheme="majorBidi" w:cstheme="majorBidi"/>
                 <w:sz w:val="24"/>
                 <w:szCs w:val="24"/>
                 <w:rtl/>
@@ -1568,58 +2252,15 @@
         </w:tc>
         <w:tc>
           <w:tcPr>
-            <w:tcW w:w="2405" w:type="pct"/>
+            <w:tcW w:w="2404" w:type="pct"/>
             <w:vAlign w:val="center"/>
           </w:tcPr>
           <w:p>
             <w:pPr>
               <w:jc w:val="center"/>
-            </w:pPr>
-          </w:p>
-        </w:tc>
-      </w:tr>
-      <w:tr>
-        <w:trPr>
-          <w:trHeight w:val="828"/>
-          <w:jc w:val="right"/>
-        </w:trPr>
-        <w:tc>
-          <w:tcPr>
-            <w:tcW w:w="2405" w:type="pct"/>
-            <w:vAlign w:val="center"/>
-          </w:tcPr>
-          <w:p>
-            <w:pPr>
-              <w:jc w:val="center"/>
-            </w:pPr>
-          </w:p>
-        </w:tc>
-        <w:tc>
-          <w:tcPr>
-            <w:tcW w:w="191" w:type="pct"/>
-            <w:vAlign w:val="center"/>
-          </w:tcPr>
-          <w:p>
-            <w:pPr>
-              <w:spacing w:after="0" w:line="240" w:lineRule="auto"/>
-              <w:jc w:val="center"/>
-              <w:rPr>
-                <w:sz w:val="24"/>
-                <w:szCs w:val="24"/>
-                <w:rtl/>
-                <w:lang w:bidi="ar-IQ"/>
-              </w:rPr>
-            </w:pPr>
-          </w:p>
-        </w:tc>
-        <w:tc>
-          <w:tcPr>
-            <w:tcW w:w="2405" w:type="pct"/>
-            <w:vAlign w:val="center"/>
-          </w:tcPr>
-          <w:p>
-            <w:pPr>
-              <w:jc w:val="center"/>
+              <w:rPr>
+                <w:rFonts w:asciiTheme="majorBidi" w:hAnsiTheme="majorBidi" w:cstheme="majorBidi"/>
+              </w:rPr>
             </w:pPr>
           </w:p>
         </w:tc>
@@ -1642,6 +2283,7 @@
                 <w:rFonts w:asciiTheme="majorBidi" w:hAnsiTheme="majorBidi" w:cstheme="majorBidi"/>
                 <w:b/>
                 <w:bCs/>
+                <w:lang w:bidi="ar-IQ"/>
               </w:rPr>
             </w:pPr>
             <w:r>
@@ -1649,8 +2291,8 @@
                 <w:rFonts w:asciiTheme="majorBidi" w:hAnsiTheme="majorBidi" w:cstheme="majorBidi"/>
                 <w:b/>
                 <w:bCs/>
-              </w:rPr>
-              <w:lastRenderedPageBreak/>
+                <w:lang w:bidi="ar-IQ"/>
+              </w:rPr>
               <w:t>{{sig4_title}} {{sig4_name}}</w:t>
             </w:r>
           </w:p>
@@ -1660,13 +2302,31 @@
               <w:jc w:val="center"/>
               <w:rPr>
                 <w:rFonts w:asciiTheme="majorBidi" w:hAnsiTheme="majorBidi" w:cstheme="majorBidi"/>
+                <w:lang w:bidi="ar-IQ"/>
               </w:rPr>
             </w:pPr>
             <w:r>
               <w:rPr>
                 <w:rFonts w:asciiTheme="majorBidi" w:hAnsiTheme="majorBidi" w:cstheme="majorBidi"/>
-              </w:rPr>
-              <w:t>{{sig4_resp}}</w:t>
+                <w:rtl/>
+                <w:lang w:bidi="ar-IQ"/>
+              </w:rPr>
+              <w:t>{{</w:t>
+            </w:r>
+            <w:r>
+              <w:rPr>
+                <w:rFonts w:asciiTheme="majorBidi" w:hAnsiTheme="majorBidi" w:cstheme="majorBidi"/>
+                <w:lang w:bidi="ar-IQ"/>
+              </w:rPr>
+              <w:t>sig4_resp</w:t>
+            </w:r>
+            <w:r>
+              <w:rPr>
+                <w:rFonts w:asciiTheme="majorBidi" w:hAnsiTheme="majorBidi" w:cstheme="majorBidi"/>
+                <w:rtl/>
+                <w:lang w:bidi="ar-IQ"/>
+              </w:rPr>
+              <w:t>}}</w:t>
             </w:r>
           </w:p>
         </w:tc>
@@ -1680,6 +2340,7 @@
               <w:spacing w:after="0" w:line="240" w:lineRule="auto"/>
               <w:jc w:val="center"/>
               <w:rPr>
+                <w:rFonts w:asciiTheme="majorBidi" w:hAnsiTheme="majorBidi" w:cstheme="majorBidi"/>
                 <w:sz w:val="24"/>
                 <w:szCs w:val="24"/>
                 <w:rtl/>
@@ -1692,6 +2353,7 @@
               <w:spacing w:after="0" w:line="240" w:lineRule="auto"/>
               <w:jc w:val="center"/>
               <w:rPr>
+                <w:rFonts w:asciiTheme="majorBidi" w:hAnsiTheme="majorBidi" w:cstheme="majorBidi"/>
                 <w:sz w:val="24"/>
                 <w:szCs w:val="24"/>
                 <w:rtl/>
@@ -1704,6 +2366,7 @@
               <w:spacing w:after="0" w:line="240" w:lineRule="auto"/>
               <w:jc w:val="center"/>
               <w:rPr>
+                <w:rFonts w:asciiTheme="majorBidi" w:hAnsiTheme="majorBidi" w:cstheme="majorBidi"/>
                 <w:sz w:val="24"/>
                 <w:szCs w:val="24"/>
                 <w:rtl/>
@@ -1714,7 +2377,7 @@
         </w:tc>
         <w:tc>
           <w:tcPr>
-            <w:tcW w:w="2405" w:type="pct"/>
+            <w:tcW w:w="2404" w:type="pct"/>
             <w:vAlign w:val="center"/>
           </w:tcPr>
           <w:p>
@@ -1725,6 +2388,7 @@
                 <w:rFonts w:asciiTheme="majorBidi" w:hAnsiTheme="majorBidi" w:cstheme="majorBidi"/>
                 <w:b/>
                 <w:bCs/>
+                <w:lang w:bidi="ar-IQ"/>
               </w:rPr>
             </w:pPr>
             <w:r>
@@ -1732,6 +2396,7 @@
                 <w:rFonts w:asciiTheme="majorBidi" w:hAnsiTheme="majorBidi" w:cstheme="majorBidi"/>
                 <w:b/>
                 <w:bCs/>
+                <w:lang w:bidi="ar-IQ"/>
               </w:rPr>
               <w:t>{{sig3_title}} {{sig3_name}}</w:t>
             </w:r>
@@ -1742,13 +2407,31 @@
               <w:jc w:val="center"/>
               <w:rPr>
                 <w:rFonts w:asciiTheme="majorBidi" w:hAnsiTheme="majorBidi" w:cstheme="majorBidi"/>
+                <w:lang w:bidi="ar-IQ"/>
               </w:rPr>
             </w:pPr>
             <w:r>
               <w:rPr>
                 <w:rFonts w:asciiTheme="majorBidi" w:hAnsiTheme="majorBidi" w:cstheme="majorBidi"/>
-              </w:rPr>
-              <w:t>{{sig3_resp}}</w:t>
+                <w:rtl/>
+                <w:lang w:bidi="ar-IQ"/>
+              </w:rPr>
+              <w:t>{{</w:t>
+            </w:r>
+            <w:r>
+              <w:rPr>
+                <w:rFonts w:asciiTheme="majorBidi" w:hAnsiTheme="majorBidi" w:cstheme="majorBidi"/>
+                <w:lang w:bidi="ar-IQ"/>
+              </w:rPr>
+              <w:t>sig3_resp</w:t>
+            </w:r>
+            <w:r>
+              <w:rPr>
+                <w:rFonts w:asciiTheme="majorBidi" w:hAnsiTheme="majorBidi" w:cstheme="majorBidi"/>
+                <w:rtl/>
+                <w:lang w:bidi="ar-IQ"/>
+              </w:rPr>
+              <w:t>}}</w:t>
             </w:r>
           </w:p>
         </w:tc>
@@ -1757,6 +2440,7 @@
     <w:p>
       <w:pPr>
         <w:rPr>
+          <w:rFonts w:asciiTheme="majorBidi" w:hAnsiTheme="majorBidi" w:cstheme="majorBidi"/>
           <w:sz w:val="24"/>
           <w:szCs w:val="24"/>
           <w:lang w:bidi="ar-IQ"/>
@@ -1766,6 +2450,11 @@
     <w:p>
       <w:pPr>
         <w:spacing w:after="0" w:line="240" w:lineRule="auto"/>
+        <w:rPr>
+          <w:rFonts w:asciiTheme="majorBidi" w:hAnsiTheme="majorBidi" w:cstheme="majorBidi"/>
+          <w:rtl/>
+          <w:lang w:bidi="ar-IQ"/>
+        </w:rPr>
         <w:sectPr>
           <w:headerReference w:type="even" r:id="rId8"/>
           <w:headerReference w:type="default" r:id="rId9"/>
@@ -1784,27 +2473,43 @@
       <w:pPr>
         <w:spacing w:after="0" w:line="240" w:lineRule="auto"/>
         <w:rPr>
-          <w:sz w:val="24"/>
-          <w:szCs w:val="24"/>
-          <w:lang w:bidi="ar-IQ"/>
-        </w:rPr>
-      </w:pPr>
-      <w:r>
+          <w:rFonts w:asciiTheme="majorBidi" w:hAnsiTheme="majorBidi" w:cstheme="majorBidi"/>
+          <w:sz w:val="24"/>
+          <w:szCs w:val="24"/>
+          <w:lang w:bidi="ar-IQ"/>
+        </w:rPr>
+      </w:pPr>
+      <w:r>
+        <w:rPr>
+          <w:rFonts w:asciiTheme="majorBidi" w:hAnsiTheme="majorBidi" w:cstheme="majorBidi"/>
+          <w:rtl/>
+          <w:lang w:bidi="ar-IQ"/>
+        </w:rPr>
         <w:lastRenderedPageBreak/>
         <w:t>{{</w:t>
       </w:r>
       <w:proofErr w:type="spellStart"/>
       <w:r>
+        <w:rPr>
+          <w:rFonts w:asciiTheme="majorBidi" w:hAnsiTheme="majorBidi" w:cstheme="majorBidi"/>
+          <w:lang w:bidi="ar-IQ"/>
+        </w:rPr>
         <w:t>Back_page</w:t>
       </w:r>
       <w:proofErr w:type="spellEnd"/>
       <w:r>
+        <w:rPr>
+          <w:rFonts w:asciiTheme="majorBidi" w:hAnsiTheme="majorBidi" w:cstheme="majorBidi"/>
+          <w:rtl/>
+          <w:lang w:bidi="ar-IQ"/>
+        </w:rPr>
         <w:t>}}</w:t>
       </w:r>
     </w:p>
     <w:p>
       <w:pPr>
         <w:rPr>
+          <w:rFonts w:asciiTheme="majorBidi" w:hAnsiTheme="majorBidi" w:cstheme="majorBidi"/>
           <w:sz w:val="24"/>
           <w:szCs w:val="24"/>
           <w:rtl/>
@@ -1847,6 +2552,7 @@
                 <w:rFonts w:asciiTheme="majorBidi" w:hAnsiTheme="majorBidi" w:cstheme="majorBidi"/>
                 <w:b/>
                 <w:bCs/>
+                <w:lang w:bidi="ar-IQ"/>
               </w:rPr>
             </w:pPr>
             <w:r>
@@ -1854,6 +2560,7 @@
                 <w:rFonts w:asciiTheme="majorBidi" w:hAnsiTheme="majorBidi" w:cstheme="majorBidi"/>
                 <w:b/>
                 <w:bCs/>
+                <w:lang w:bidi="ar-IQ"/>
               </w:rPr>
               <w:t>{{sig</w:t>
             </w:r>
@@ -1862,6 +2569,7 @@
                 <w:rFonts w:asciiTheme="majorBidi" w:hAnsiTheme="majorBidi" w:cstheme="majorBidi"/>
                 <w:b/>
                 <w:bCs/>
+                <w:lang w:bidi="ar-IQ"/>
               </w:rPr>
               <w:t>6</w:t>
             </w:r>
@@ -1870,6 +2578,7 @@
                 <w:rFonts w:asciiTheme="majorBidi" w:hAnsiTheme="majorBidi" w:cstheme="majorBidi"/>
                 <w:b/>
                 <w:bCs/>
+                <w:lang w:bidi="ar-IQ"/>
               </w:rPr>
               <w:t>_title}} {{sig6_name}}</w:t>
             </w:r>
@@ -1884,8 +2593,25 @@
             <w:r>
               <w:rPr>
                 <w:rFonts w:asciiTheme="majorBidi" w:hAnsiTheme="majorBidi" w:cstheme="majorBidi"/>
-              </w:rPr>
-              <w:t>{{sig6_resp}}</w:t>
+                <w:rtl/>
+                <w:lang w:bidi="ar-IQ"/>
+              </w:rPr>
+              <w:t>{{</w:t>
+            </w:r>
+            <w:r>
+              <w:rPr>
+                <w:rFonts w:asciiTheme="majorBidi" w:hAnsiTheme="majorBidi" w:cstheme="majorBidi"/>
+                <w:lang w:bidi="ar-IQ"/>
+              </w:rPr>
+              <w:t>sig6_resp</w:t>
+            </w:r>
+            <w:r>
+              <w:rPr>
+                <w:rFonts w:asciiTheme="majorBidi" w:hAnsiTheme="majorBidi" w:cstheme="majorBidi"/>
+                <w:rtl/>
+                <w:lang w:bidi="ar-IQ"/>
+              </w:rPr>
+              <w:t>}}</w:t>
             </w:r>
           </w:p>
         </w:tc>
@@ -1901,6 +2627,7 @@
                 <w:rFonts w:asciiTheme="majorBidi" w:hAnsiTheme="majorBidi" w:cstheme="majorBidi"/>
                 <w:b/>
                 <w:bCs/>
+                <w:lang w:bidi="ar-IQ"/>
               </w:rPr>
             </w:pPr>
             <w:r>
@@ -1908,6 +2635,7 @@
                 <w:rFonts w:asciiTheme="majorBidi" w:hAnsiTheme="majorBidi" w:cstheme="majorBidi"/>
                 <w:b/>
                 <w:bCs/>
+                <w:lang w:bidi="ar-IQ"/>
               </w:rPr>
               <w:t>{{sig</w:t>
             </w:r>
@@ -1916,6 +2644,7 @@
                 <w:rFonts w:asciiTheme="majorBidi" w:hAnsiTheme="majorBidi" w:cstheme="majorBidi"/>
                 <w:b/>
                 <w:bCs/>
+                <w:lang w:bidi="ar-IQ"/>
               </w:rPr>
               <w:t>5</w:t>
             </w:r>
@@ -1924,6 +2653,7 @@
                 <w:rFonts w:asciiTheme="majorBidi" w:hAnsiTheme="majorBidi" w:cstheme="majorBidi"/>
                 <w:b/>
                 <w:bCs/>
+                <w:lang w:bidi="ar-IQ"/>
               </w:rPr>
               <w:t>_title}} {{sig5_name}}</w:t>
             </w:r>
@@ -1933,13 +2663,31 @@
               <w:jc w:val="center"/>
               <w:rPr>
                 <w:rFonts w:asciiTheme="majorBidi" w:hAnsiTheme="majorBidi" w:cstheme="majorBidi"/>
+                <w:lang w:bidi="ar-IQ"/>
               </w:rPr>
             </w:pPr>
             <w:r>
               <w:rPr>
                 <w:rFonts w:asciiTheme="majorBidi" w:hAnsiTheme="majorBidi" w:cstheme="majorBidi"/>
-              </w:rPr>
-              <w:t>{{sig5_resp}}</w:t>
+                <w:rtl/>
+                <w:lang w:bidi="ar-IQ"/>
+              </w:rPr>
+              <w:t>{{</w:t>
+            </w:r>
+            <w:r>
+              <w:rPr>
+                <w:rFonts w:asciiTheme="majorBidi" w:hAnsiTheme="majorBidi" w:cstheme="majorBidi"/>
+                <w:lang w:bidi="ar-IQ"/>
+              </w:rPr>
+              <w:t>sig5_resp</w:t>
+            </w:r>
+            <w:r>
+              <w:rPr>
+                <w:rFonts w:asciiTheme="majorBidi" w:hAnsiTheme="majorBidi" w:cstheme="majorBidi"/>
+                <w:rtl/>
+                <w:lang w:bidi="ar-IQ"/>
+              </w:rPr>
+              <w:t>}}</w:t>
             </w:r>
           </w:p>
         </w:tc>
@@ -1948,11 +2696,48 @@
     <w:p>
       <w:pPr>
         <w:rPr>
-          <w:sz w:val="24"/>
-          <w:szCs w:val="24"/>
-          <w:lang w:bidi="ar-IQ"/>
-        </w:rPr>
-      </w:pPr>
+          <w:rFonts w:asciiTheme="majorBidi" w:hAnsiTheme="majorBidi" w:cstheme="majorBidi"/>
+          <w:lang w:bidi="ar-IQ"/>
+        </w:rPr>
+      </w:pPr>
+      <w:r>
+        <w:rPr>
+          <w:rFonts w:asciiTheme="majorBidi" w:hAnsiTheme="majorBidi" w:cstheme="majorBidi"/>
+          <w:sz w:val="24"/>
+          <w:szCs w:val="24"/>
+          <w:rtl/>
+          <w:lang w:bidi="ar-IQ"/>
+        </w:rPr>
+        <w:t>{%</w:t>
+      </w:r>
+      <w:r>
+        <w:rPr>
+          <w:rFonts w:asciiTheme="majorBidi" w:hAnsiTheme="majorBidi" w:cstheme="majorBidi"/>
+          <w:sz w:val="24"/>
+          <w:szCs w:val="24"/>
+          <w:lang w:bidi="ar-IQ"/>
+        </w:rPr>
+        <w:t xml:space="preserve">p if </w:t>
+      </w:r>
+      <w:proofErr w:type="spellStart"/>
+      <w:r>
+        <w:rPr>
+          <w:rFonts w:asciiTheme="majorBidi" w:hAnsiTheme="majorBidi" w:cstheme="majorBidi"/>
+          <w:lang w:bidi="ar-IQ"/>
+        </w:rPr>
+        <w:t>Summer_ON</w:t>
+      </w:r>
+      <w:proofErr w:type="spellEnd"/>
+      <w:r>
+        <w:rPr>
+          <w:rFonts w:asciiTheme="majorBidi" w:hAnsiTheme="majorBidi" w:cstheme="majorBidi"/>
+          <w:sz w:val="24"/>
+          <w:szCs w:val="24"/>
+          <w:rtl/>
+          <w:lang w:bidi="ar-IQ"/>
+        </w:rPr>
+        <w:t xml:space="preserve"> %}</w:t>
+      </w:r>
     </w:p>
     <w:p>
       <w:pPr>
@@ -1962,21 +2747,99 @@
           <w:numId w:val="28"/>
         </w:numPr>
         <w:rPr>
-          <w:sz w:val="24"/>
-          <w:szCs w:val="24"/>
-          <w:lang w:bidi="ar-IQ"/>
-        </w:rPr>
-      </w:pPr>
-      <w:r>
-        <w:t>Summer Training: The student completed the requirement of summer training in the academic year {{</w:t>
+          <w:rFonts w:asciiTheme="majorBidi" w:hAnsiTheme="majorBidi" w:cstheme="majorBidi"/>
+          <w:sz w:val="24"/>
+          <w:szCs w:val="24"/>
+          <w:lang w:bidi="ar-IQ"/>
+        </w:rPr>
+      </w:pPr>
+      <w:r>
+        <w:rPr>
+          <w:rFonts w:asciiTheme="majorBidi" w:hAnsiTheme="majorBidi" w:cstheme="majorBidi"/>
+          <w:sz w:val="24"/>
+          <w:szCs w:val="24"/>
+          <w:rtl/>
+        </w:rPr>
+        <w:t xml:space="preserve">التدريب الصيفي: أكمل الطالب متطلبات التدريب الصيفي خلال العام الدراسي </w:t>
+      </w:r>
+      <w:r>
+        <w:rPr>
+          <w:rFonts w:asciiTheme="majorBidi" w:hAnsiTheme="majorBidi" w:cstheme="majorBidi"/>
+          <w:sz w:val="24"/>
+          <w:szCs w:val="24"/>
+          <w:rtl/>
+          <w:lang w:bidi="ar-IQ"/>
+        </w:rPr>
+        <w:t>{{</w:t>
       </w:r>
       <w:proofErr w:type="spellStart"/>
       <w:r>
+        <w:rPr>
+          <w:rFonts w:asciiTheme="majorBidi" w:hAnsiTheme="majorBidi" w:cstheme="majorBidi"/>
+          <w:sz w:val="24"/>
+          <w:szCs w:val="24"/>
+          <w:lang w:bidi="ar-IQ"/>
+        </w:rPr>
         <w:t>Summer_Training_year</w:t>
       </w:r>
       <w:proofErr w:type="spellEnd"/>
       <w:r>
-        <w:t>}}.</w:t>
+        <w:rPr>
+          <w:rFonts w:asciiTheme="majorBidi" w:hAnsiTheme="majorBidi" w:cstheme="majorBidi"/>
+          <w:sz w:val="24"/>
+          <w:szCs w:val="24"/>
+          <w:rtl/>
+          <w:lang w:bidi="ar-IQ"/>
+        </w:rPr>
+        <w:t>}}</w:t>
+      </w:r>
+      <w:r>
+        <w:rPr>
+          <w:rFonts w:asciiTheme="majorBidi" w:hAnsiTheme="majorBidi" w:cstheme="majorBidi" w:hint="cs"/>
+          <w:sz w:val="24"/>
+          <w:szCs w:val="24"/>
+          <w:rtl/>
+        </w:rPr>
+        <w:t>.</w:t>
+      </w:r>
+    </w:p>
+    <w:p>
+      <w:pPr>
+        <w:rPr>
+          <w:rFonts w:asciiTheme="majorBidi" w:hAnsiTheme="majorBidi" w:cstheme="majorBidi"/>
+          <w:sz w:val="24"/>
+          <w:szCs w:val="24"/>
+          <w:lang w:bidi="ar-IQ"/>
+        </w:rPr>
+      </w:pPr>
+      <w:r>
+        <w:rPr>
+          <w:rFonts w:asciiTheme="majorBidi" w:hAnsiTheme="majorBidi" w:cstheme="majorBidi"/>
+          <w:sz w:val="24"/>
+          <w:szCs w:val="24"/>
+          <w:rtl/>
+          <w:lang w:bidi="ar-IQ"/>
+        </w:rPr>
+        <w:t>{%</w:t>
+      </w:r>
+      <w:r>
+        <w:rPr>
+          <w:rFonts w:asciiTheme="majorBidi" w:hAnsiTheme="majorBidi" w:cstheme="majorBidi"/>
+          <w:sz w:val="24"/>
+          <w:szCs w:val="24"/>
+          <w:lang w:bidi="ar-IQ"/>
+        </w:rPr>
+        <w:t>p endif</w:t>
+      </w:r>
+      <w:r>
+        <w:rPr>
+          <w:rFonts w:asciiTheme="majorBidi" w:hAnsiTheme="majorBidi" w:cstheme="majorBidi"/>
+          <w:sz w:val="24"/>
+          <w:szCs w:val="24"/>
+          <w:rtl/>
+          <w:lang w:bidi="ar-IQ"/>
+        </w:rPr>
+        <w:t xml:space="preserve"> %}</w:t>
       </w:r>
     </w:p>
     <w:p>
@@ -1987,29 +2850,129 @@
           <w:numId w:val="28"/>
         </w:numPr>
         <w:rPr>
-          <w:sz w:val="24"/>
-          <w:szCs w:val="24"/>
-          <w:rtl/>
-          <w:lang w:bidi="ar-IQ"/>
-        </w:rPr>
-      </w:pPr>
-      <w:r>
-        <w:t>The University order No: {{</w:t>
+          <w:rFonts w:asciiTheme="majorBidi" w:hAnsiTheme="majorBidi" w:cstheme="majorBidi"/>
+          <w:sz w:val="24"/>
+          <w:szCs w:val="24"/>
+          <w:rtl/>
+          <w:lang w:bidi="ar-IQ"/>
+        </w:rPr>
+      </w:pPr>
+      <w:r>
+        <w:rPr>
+          <w:rFonts w:asciiTheme="majorBidi" w:hAnsiTheme="majorBidi" w:cstheme="majorBidi"/>
+          <w:sz w:val="24"/>
+          <w:szCs w:val="24"/>
+          <w:rtl/>
+        </w:rPr>
+        <w:t>ال</w:t>
+      </w:r>
+      <w:r>
+        <w:rPr>
+          <w:rFonts w:asciiTheme="majorBidi" w:hAnsiTheme="majorBidi" w:cstheme="majorBidi" w:hint="cs"/>
+          <w:sz w:val="24"/>
+          <w:szCs w:val="24"/>
+          <w:rtl/>
+          <w:lang w:bidi="ar-IQ"/>
+        </w:rPr>
+        <w:t>أمر</w:t>
+      </w:r>
+      <w:r>
+        <w:rPr>
+          <w:rFonts w:asciiTheme="majorBidi" w:hAnsiTheme="majorBidi" w:cstheme="majorBidi"/>
+          <w:sz w:val="24"/>
+          <w:szCs w:val="24"/>
+          <w:rtl/>
+        </w:rPr>
+        <w:t xml:space="preserve"> الجامعي : </w:t>
+      </w:r>
+      <w:r>
+        <w:rPr>
+          <w:rFonts w:asciiTheme="majorBidi" w:hAnsiTheme="majorBidi" w:cstheme="majorBidi"/>
+          <w:sz w:val="24"/>
+          <w:szCs w:val="24"/>
+          <w:rtl/>
+          <w:lang w:bidi="ar-IQ"/>
+        </w:rPr>
+        <w:t>{{</w:t>
       </w:r>
       <w:proofErr w:type="spellStart"/>
       <w:r>
+        <w:rPr>
+          <w:rFonts w:asciiTheme="majorBidi" w:hAnsiTheme="majorBidi" w:cstheme="majorBidi"/>
+          <w:sz w:val="24"/>
+          <w:szCs w:val="24"/>
+          <w:lang w:bidi="ar-IQ"/>
+        </w:rPr>
         <w:t>order_number</w:t>
       </w:r>
       <w:proofErr w:type="spellEnd"/>
       <w:r>
-        <w:t>}} in {{</w:t>
+        <w:rPr>
+          <w:rFonts w:asciiTheme="majorBidi" w:hAnsiTheme="majorBidi" w:cstheme="majorBidi"/>
+          <w:sz w:val="24"/>
+          <w:szCs w:val="24"/>
+          <w:rtl/>
+          <w:lang w:bidi="ar-IQ"/>
+        </w:rPr>
+        <w:t>}}</w:t>
+      </w:r>
+      <w:r>
+        <w:rPr>
+          <w:rFonts w:asciiTheme="majorBidi" w:hAnsiTheme="majorBidi" w:cstheme="majorBidi"/>
+          <w:sz w:val="24"/>
+          <w:szCs w:val="24"/>
+          <w:rtl/>
+        </w:rPr>
+        <w:t xml:space="preserve"> </w:t>
+      </w:r>
+      <w:r>
+        <w:rPr>
+          <w:rFonts w:asciiTheme="majorBidi" w:hAnsiTheme="majorBidi" w:cstheme="majorBidi"/>
+          <w:sz w:val="24"/>
+          <w:szCs w:val="24"/>
+          <w:rtl/>
+          <w:lang w:bidi="ar-IQ"/>
+        </w:rPr>
+        <w:t xml:space="preserve"> </w:t>
+      </w:r>
+      <w:r>
+        <w:rPr>
+          <w:rFonts w:asciiTheme="majorBidi" w:hAnsiTheme="majorBidi" w:cstheme="majorBidi"/>
+          <w:sz w:val="24"/>
+          <w:szCs w:val="24"/>
+          <w:rtl/>
+        </w:rPr>
+        <w:t xml:space="preserve">في </w:t>
+      </w:r>
+      <w:r>
+        <w:rPr>
+          <w:rFonts w:asciiTheme="majorBidi" w:hAnsiTheme="majorBidi" w:cstheme="majorBidi"/>
+          <w:sz w:val="24"/>
+          <w:szCs w:val="24"/>
+          <w:rtl/>
+          <w:lang w:bidi="ar-IQ"/>
+        </w:rPr>
+        <w:t xml:space="preserve"> {{</w:t>
       </w:r>
       <w:proofErr w:type="spellStart"/>
       <w:r>
+        <w:rPr>
+          <w:rFonts w:asciiTheme="majorBidi" w:hAnsiTheme="majorBidi" w:cstheme="majorBidi"/>
+          <w:sz w:val="24"/>
+          <w:szCs w:val="24"/>
+          <w:lang w:bidi="ar-IQ"/>
+        </w:rPr>
         <w:t>order_date</w:t>
       </w:r>
       <w:proofErr w:type="spellEnd"/>
       <w:r>
+        <w:rPr>
+          <w:rFonts w:asciiTheme="majorBidi" w:hAnsiTheme="majorBidi" w:cstheme="majorBidi"/>
+          <w:sz w:val="24"/>
+          <w:szCs w:val="24"/>
+          <w:rtl/>
+          <w:lang w:bidi="ar-IQ"/>
+        </w:rPr>
         <w:t>}}</w:t>
       </w:r>
     </w:p>
@@ -2021,24 +2984,40 @@
           <w:numId w:val="28"/>
         </w:numPr>
         <w:rPr>
-          <w:sz w:val="24"/>
-          <w:szCs w:val="24"/>
-          <w:lang w:bidi="ar-IQ"/>
-        </w:rPr>
-      </w:pPr>
-      <w:r>
-        <w:t>Grades:</w:t>
-      </w:r>
-      <w:r>
+          <w:rFonts w:asciiTheme="majorBidi" w:hAnsiTheme="majorBidi" w:cstheme="majorBidi"/>
+          <w:sz w:val="24"/>
+          <w:szCs w:val="24"/>
+          <w:rtl/>
+        </w:rPr>
+      </w:pPr>
+      <w:r>
+        <w:rPr>
+          <w:rFonts w:asciiTheme="majorBidi" w:hAnsiTheme="majorBidi" w:cstheme="majorBidi"/>
+          <w:sz w:val="24"/>
+          <w:szCs w:val="24"/>
+          <w:rtl/>
+        </w:rPr>
+        <w:t xml:space="preserve">التقدير: </w:t>
+      </w:r>
+      <w:r>
+        <w:rPr>
+          <w:rFonts w:asciiTheme="majorBidi" w:hAnsiTheme="majorBidi" w:cstheme="majorBidi"/>
+          <w:sz w:val="24"/>
+          <w:szCs w:val="24"/>
+          <w:rtl/>
+        </w:rPr>
         <w:tab/>
-        <w:t>Fair</w:t>
-      </w:r>
-      <w:r>
+        <w:t xml:space="preserve">مقبول </w:t>
+      </w:r>
+      <w:r>
+        <w:rPr>
+          <w:rFonts w:asciiTheme="majorBidi" w:hAnsiTheme="majorBidi" w:cstheme="majorBidi"/>
+          <w:sz w:val="24"/>
+          <w:szCs w:val="24"/>
+          <w:rtl/>
+        </w:rPr>
         <w:tab/>
-      </w:r>
-      <w:r>
-        <w:tab/>
-        <w:t>(50 - less than 60)</w:t>
+        <w:t>(50 - أقل من 60)</w:t>
       </w:r>
     </w:p>
     <w:p>
@@ -2046,17 +3025,30 @@
         <w:pStyle w:val="ListParagraph"/>
         <w:ind w:left="1440"/>
         <w:rPr>
-          <w:sz w:val="24"/>
-          <w:szCs w:val="24"/>
-          <w:lang w:bidi="ar-IQ"/>
-        </w:rPr>
-      </w:pPr>
-      <w:r>
-        <w:t>Medium</w:t>
-      </w:r>
-      <w:r>
+          <w:rFonts w:asciiTheme="majorBidi" w:hAnsiTheme="majorBidi" w:cstheme="majorBidi"/>
+          <w:sz w:val="24"/>
+          <w:szCs w:val="24"/>
+          <w:rtl/>
+        </w:rPr>
+      </w:pPr>
+      <w:r>
+        <w:rPr>
+          <w:rFonts w:asciiTheme="majorBidi" w:hAnsiTheme="majorBidi" w:cstheme="majorBidi"/>
+          <w:sz w:val="24"/>
+          <w:szCs w:val="24"/>
+          <w:rtl/>
+        </w:rPr>
+        <w:t>متوسط</w:t>
+      </w:r>
+      <w:r>
+        <w:rPr>
+          <w:rFonts w:asciiTheme="majorBidi" w:hAnsiTheme="majorBidi" w:cstheme="majorBidi"/>
+          <w:sz w:val="24"/>
+          <w:szCs w:val="24"/>
+          <w:rtl/>
+        </w:rPr>
         <w:tab/>
-        <w:t>(60- less than 70)</w:t>
+        <w:t>​​(60 - أقل من 70)</w:t>
       </w:r>
     </w:p>
     <w:p>
@@ -2064,20 +3056,30 @@
         <w:pStyle w:val="ListParagraph"/>
         <w:ind w:left="1440"/>
         <w:rPr>
-          <w:sz w:val="24"/>
-          <w:szCs w:val="24"/>
-          <w:lang w:bidi="ar-IQ"/>
-        </w:rPr>
-      </w:pPr>
-      <w:r>
-        <w:t>Good</w:t>
-      </w:r>
-      <w:r>
+          <w:rFonts w:asciiTheme="majorBidi" w:hAnsiTheme="majorBidi" w:cstheme="majorBidi"/>
+          <w:sz w:val="24"/>
+          <w:szCs w:val="24"/>
+          <w:rtl/>
+        </w:rPr>
+      </w:pPr>
+      <w:r>
+        <w:rPr>
+          <w:rFonts w:asciiTheme="majorBidi" w:hAnsiTheme="majorBidi" w:cstheme="majorBidi"/>
+          <w:sz w:val="24"/>
+          <w:szCs w:val="24"/>
+          <w:rtl/>
+        </w:rPr>
+        <w:t xml:space="preserve">جيد </w:t>
+      </w:r>
+      <w:r>
+        <w:rPr>
+          <w:rFonts w:asciiTheme="majorBidi" w:hAnsiTheme="majorBidi" w:cstheme="majorBidi"/>
+          <w:sz w:val="24"/>
+          <w:szCs w:val="24"/>
+          <w:rtl/>
+        </w:rPr>
         <w:tab/>
-      </w:r>
-      <w:r>
-        <w:tab/>
-        <w:t>(70- less than 80)</w:t>
+        <w:t>(70 - أقل من 80)</w:t>
       </w:r>
     </w:p>
     <w:p>
@@ -2085,17 +3087,30 @@
         <w:pStyle w:val="ListParagraph"/>
         <w:ind w:left="1440"/>
         <w:rPr>
-          <w:sz w:val="24"/>
-          <w:szCs w:val="24"/>
-          <w:lang w:bidi="ar-IQ"/>
-        </w:rPr>
-      </w:pPr>
-      <w:r>
-        <w:t>Very good</w:t>
-      </w:r>
-      <w:r>
+          <w:rFonts w:asciiTheme="majorBidi" w:hAnsiTheme="majorBidi" w:cstheme="majorBidi"/>
+          <w:sz w:val="24"/>
+          <w:szCs w:val="24"/>
+          <w:rtl/>
+        </w:rPr>
+      </w:pPr>
+      <w:r>
+        <w:rPr>
+          <w:rFonts w:asciiTheme="majorBidi" w:hAnsiTheme="majorBidi" w:cstheme="majorBidi"/>
+          <w:sz w:val="24"/>
+          <w:szCs w:val="24"/>
+          <w:rtl/>
+        </w:rPr>
+        <w:t xml:space="preserve">جيد جدًا </w:t>
+      </w:r>
+      <w:r>
+        <w:rPr>
+          <w:rFonts w:asciiTheme="majorBidi" w:hAnsiTheme="majorBidi" w:cstheme="majorBidi"/>
+          <w:sz w:val="24"/>
+          <w:szCs w:val="24"/>
+          <w:rtl/>
+        </w:rPr>
         <w:tab/>
-        <w:t>(80- less than 90)</w:t>
+        <w:t>(80 - أقل من 90)</w:t>
       </w:r>
     </w:p>
     <w:p>
@@ -2103,39 +3118,89 @@
         <w:pStyle w:val="ListParagraph"/>
         <w:ind w:left="1440"/>
         <w:rPr>
-          <w:sz w:val="24"/>
-          <w:szCs w:val="24"/>
-          <w:lang w:bidi="ar-IQ"/>
-        </w:rPr>
-      </w:pPr>
-      <w:r>
-        <w:t>Excellent</w:t>
-      </w:r>
-      <w:r>
+          <w:rFonts w:asciiTheme="majorBidi" w:hAnsiTheme="majorBidi" w:cstheme="majorBidi"/>
+          <w:sz w:val="24"/>
+          <w:szCs w:val="24"/>
+          <w:lang w:bidi="ar-IQ"/>
+        </w:rPr>
+      </w:pPr>
+      <w:r>
+        <w:rPr>
+          <w:rFonts w:asciiTheme="majorBidi" w:hAnsiTheme="majorBidi" w:cstheme="majorBidi"/>
+          <w:sz w:val="24"/>
+          <w:szCs w:val="24"/>
+          <w:rtl/>
+        </w:rPr>
+        <w:t xml:space="preserve">ممتاز </w:t>
+      </w:r>
+      <w:r>
+        <w:rPr>
+          <w:rFonts w:asciiTheme="majorBidi" w:hAnsiTheme="majorBidi" w:cstheme="majorBidi"/>
+          <w:sz w:val="24"/>
+          <w:szCs w:val="24"/>
+          <w:rtl/>
+        </w:rPr>
         <w:tab/>
-        <w:t>(90-100)</w:t>
-      </w:r>
-      <w:r>
+        <w:t>(90 - 100)</w:t>
+      </w:r>
+      <w:r>
+        <w:rPr>
+          <w:rFonts w:asciiTheme="majorBidi" w:hAnsiTheme="majorBidi" w:cstheme="majorBidi"/>
+          <w:sz w:val="24"/>
+          <w:szCs w:val="24"/>
+          <w:rtl/>
+          <w:lang w:bidi="ar-IQ"/>
+        </w:rPr>
         <w:tab/>
       </w:r>
     </w:p>
     <w:p>
       <w:pPr>
         <w:rPr>
-          <w:sz w:val="24"/>
-          <w:szCs w:val="24"/>
-          <w:lang w:bidi="ar-IQ"/>
-        </w:rPr>
-      </w:pPr>
-      <w:r>
-        <w:t xml:space="preserve">{%p if </w:t>
+          <w:rFonts w:asciiTheme="majorBidi" w:hAnsiTheme="majorBidi" w:cstheme="majorBidi"/>
+          <w:sz w:val="24"/>
+          <w:szCs w:val="24"/>
+          <w:lang w:bidi="ar-IQ"/>
+        </w:rPr>
+      </w:pPr>
+      <w:r>
+        <w:rPr>
+          <w:rFonts w:asciiTheme="majorBidi" w:hAnsiTheme="majorBidi" w:cstheme="majorBidi"/>
+          <w:sz w:val="24"/>
+          <w:szCs w:val="24"/>
+          <w:rtl/>
+          <w:lang w:bidi="ar-IQ"/>
+        </w:rPr>
+        <w:t>{%</w:t>
+      </w:r>
+      <w:r>
+        <w:rPr>
+          <w:rFonts w:asciiTheme="majorBidi" w:hAnsiTheme="majorBidi" w:cstheme="majorBidi"/>
+          <w:sz w:val="24"/>
+          <w:szCs w:val="24"/>
+          <w:lang w:bidi="ar-IQ"/>
+        </w:rPr>
+        <w:t xml:space="preserve">p if </w:t>
       </w:r>
       <w:proofErr w:type="spellStart"/>
       <w:r>
+        <w:rPr>
+          <w:rFonts w:asciiTheme="majorBidi" w:hAnsiTheme="majorBidi" w:cstheme="majorBidi"/>
+          <w:sz w:val="24"/>
+          <w:szCs w:val="24"/>
+          <w:lang w:bidi="ar-IQ"/>
+        </w:rPr>
         <w:t>Failure_ON</w:t>
       </w:r>
       <w:proofErr w:type="spellEnd"/>
       <w:r>
+        <w:rPr>
+          <w:rFonts w:asciiTheme="majorBidi" w:hAnsiTheme="majorBidi" w:cstheme="majorBidi"/>
+          <w:sz w:val="24"/>
+          <w:szCs w:val="24"/>
+          <w:rtl/>
+          <w:lang w:bidi="ar-IQ"/>
+        </w:rPr>
         <w:t xml:space="preserve"> %}</w:t>
       </w:r>
     </w:p>
@@ -2147,74 +3212,178 @@
           <w:numId w:val="29"/>
         </w:numPr>
         <w:rPr>
-          <w:sz w:val="24"/>
-          <w:szCs w:val="24"/>
-          <w:lang w:bidi="ar-IQ"/>
-        </w:rPr>
-      </w:pPr>
+          <w:rFonts w:asciiTheme="majorBidi" w:hAnsiTheme="majorBidi" w:cstheme="majorBidi"/>
+          <w:sz w:val="24"/>
+          <w:szCs w:val="24"/>
+          <w:lang w:bidi="ar-IQ"/>
+        </w:rPr>
+      </w:pPr>
+      <w:r>
+        <w:rPr>
+          <w:rFonts w:asciiTheme="majorBidi" w:hAnsiTheme="majorBidi" w:cstheme="majorBidi"/>
+          <w:sz w:val="24"/>
+          <w:szCs w:val="24"/>
+          <w:rtl/>
+        </w:rPr>
+        <w:t xml:space="preserve">سنوات التأجيل والرسوب: </w:t>
+      </w:r>
+      <w:r>
+        <w:rPr>
+          <w:rFonts w:asciiTheme="majorBidi" w:hAnsiTheme="majorBidi" w:cstheme="majorBidi"/>
+          <w:sz w:val="24"/>
+          <w:szCs w:val="24"/>
+          <w:rtl/>
+          <w:lang w:bidi="ar-IQ"/>
+        </w:rPr>
+        <w:t>{{</w:t>
+      </w:r>
       <w:proofErr w:type="spellStart"/>
       <w:r>
+        <w:rPr>
+          <w:rFonts w:asciiTheme="majorBidi" w:hAnsiTheme="majorBidi" w:cstheme="majorBidi"/>
+          <w:sz w:val="24"/>
+          <w:szCs w:val="24"/>
+          <w:lang w:bidi="ar-IQ"/>
+        </w:rPr>
         <w:t>Postponement_and_Failure_Years</w:t>
       </w:r>
       <w:proofErr w:type="spellEnd"/>
       <w:r>
-        <w:t xml:space="preserve"> : {{</w:t>
-      </w:r>
-      <w:proofErr w:type="spellStart"/>
-      <w:r>
-        <w:t>Postponement_and_Failure_Years</w:t>
-      </w:r>
-      <w:proofErr w:type="spellEnd"/>
-      <w:r>
-        <w:t xml:space="preserve"> }}.</w:t>
+        <w:rPr>
+          <w:rFonts w:asciiTheme="majorBidi" w:hAnsiTheme="majorBidi" w:cstheme="majorBidi"/>
+          <w:sz w:val="24"/>
+          <w:szCs w:val="24"/>
+          <w:rtl/>
+          <w:lang w:bidi="ar-IQ"/>
+        </w:rPr>
+        <w:t xml:space="preserve"> }}</w:t>
+      </w:r>
+      <w:r>
+        <w:rPr>
+          <w:rFonts w:asciiTheme="majorBidi" w:hAnsiTheme="majorBidi" w:cstheme="majorBidi"/>
+          <w:sz w:val="24"/>
+          <w:szCs w:val="24"/>
+          <w:rtl/>
+        </w:rPr>
+        <w:t>.</w:t>
       </w:r>
     </w:p>
     <w:p>
       <w:pPr>
         <w:rPr>
-          <w:sz w:val="24"/>
-          <w:szCs w:val="24"/>
-          <w:rtl/>
-          <w:lang w:bidi="ar-IQ"/>
-        </w:rPr>
-      </w:pPr>
-      <w:r>
+          <w:rFonts w:asciiTheme="majorBidi" w:hAnsiTheme="majorBidi" w:cstheme="majorBidi"/>
+          <w:sz w:val="24"/>
+          <w:szCs w:val="24"/>
+          <w:rtl/>
+          <w:lang w:bidi="ar-IQ"/>
+        </w:rPr>
+      </w:pPr>
+      <w:r>
+        <w:rPr>
+          <w:rFonts w:asciiTheme="majorBidi" w:hAnsiTheme="majorBidi" w:cstheme="majorBidi"/>
+          <w:sz w:val="24"/>
+          <w:szCs w:val="24"/>
+          <w:rtl/>
+          <w:lang w:bidi="ar-IQ"/>
+        </w:rPr>
         <w:t>{%</w:t>
       </w:r>
       <w:r>
+        <w:rPr>
+          <w:rFonts w:asciiTheme="majorBidi" w:hAnsiTheme="majorBidi" w:cstheme="majorBidi"/>
+          <w:sz w:val="24"/>
+          <w:szCs w:val="24"/>
+          <w:lang w:bidi="ar-IQ"/>
+        </w:rPr>
         <w:t xml:space="preserve">p </w:t>
       </w:r>
       <w:r>
-        <w:t>endif %}</w:t>
+        <w:rPr>
+          <w:rFonts w:asciiTheme="majorBidi" w:hAnsiTheme="majorBidi" w:cstheme="majorBidi"/>
+          <w:sz w:val="24"/>
+          <w:szCs w:val="24"/>
+          <w:lang w:bidi="ar-IQ"/>
+        </w:rPr>
+        <w:t>endif</w:t>
+      </w:r>
+      <w:r>
+        <w:rPr>
+          <w:rFonts w:asciiTheme="majorBidi" w:hAnsiTheme="majorBidi" w:cstheme="majorBidi"/>
+          <w:sz w:val="24"/>
+          <w:szCs w:val="24"/>
+          <w:rtl/>
+          <w:lang w:bidi="ar-IQ"/>
+        </w:rPr>
+        <w:t xml:space="preserve"> %}</w:t>
       </w:r>
     </w:p>
     <w:p>
       <w:pPr>
         <w:rPr>
-          <w:sz w:val="24"/>
-          <w:szCs w:val="24"/>
-          <w:rtl/>
-          <w:lang w:bidi="ar-IQ"/>
-        </w:rPr>
-      </w:pPr>
-      <w:r>
+          <w:rFonts w:asciiTheme="majorBidi" w:hAnsiTheme="majorBidi" w:cstheme="majorBidi"/>
+          <w:sz w:val="24"/>
+          <w:szCs w:val="24"/>
+          <w:rtl/>
+          <w:lang w:bidi="ar-IQ"/>
+        </w:rPr>
+      </w:pPr>
+      <w:r>
+        <w:rPr>
+          <w:rFonts w:asciiTheme="majorBidi" w:hAnsiTheme="majorBidi" w:cstheme="majorBidi"/>
+          <w:sz w:val="24"/>
+          <w:szCs w:val="24"/>
+          <w:rtl/>
+          <w:lang w:bidi="ar-IQ"/>
+        </w:rPr>
         <w:t>{%</w:t>
       </w:r>
       <w:r>
+        <w:rPr>
+          <w:rFonts w:asciiTheme="majorBidi" w:hAnsiTheme="majorBidi" w:cstheme="majorBidi"/>
+          <w:sz w:val="24"/>
+          <w:szCs w:val="24"/>
+          <w:lang w:bidi="ar-IQ"/>
+        </w:rPr>
         <w:t>p</w:t>
       </w:r>
       <w:r>
+        <w:rPr>
+          <w:rFonts w:asciiTheme="majorBidi" w:hAnsiTheme="majorBidi" w:cstheme="majorBidi"/>
+          <w:sz w:val="24"/>
+          <w:szCs w:val="24"/>
+          <w:lang w:bidi="ar-IQ"/>
+        </w:rPr>
         <w:t xml:space="preserve"> if </w:t>
       </w:r>
       <w:proofErr w:type="spellStart"/>
       <w:r>
+        <w:rPr>
+          <w:rFonts w:asciiTheme="majorBidi" w:hAnsiTheme="majorBidi" w:cstheme="majorBidi"/>
+          <w:sz w:val="24"/>
+          <w:szCs w:val="24"/>
+          <w:lang w:bidi="ar-IQ"/>
+        </w:rPr>
         <w:t>Passed_ON</w:t>
       </w:r>
       <w:proofErr w:type="spellEnd"/>
       <w:r>
+        <w:rPr>
+          <w:rFonts w:asciiTheme="majorBidi" w:hAnsiTheme="majorBidi" w:cstheme="majorBidi"/>
+          <w:sz w:val="24"/>
+          <w:szCs w:val="24"/>
+          <w:rtl/>
+          <w:lang w:bidi="ar-IQ"/>
+        </w:rPr>
         <w:t xml:space="preserve"> </w:t>
       </w:r>
       <w:r>
+        <w:rPr>
+          <w:rFonts w:asciiTheme="majorBidi" w:hAnsiTheme="majorBidi" w:cstheme="majorBidi"/>
+          <w:sz w:val="24"/>
+          <w:szCs w:val="24"/>
+          <w:rtl/>
+          <w:lang w:bidi="ar-IQ"/>
+        </w:rPr>
         <w:t>%}</w:t>
       </w:r>
     </w:p>
@@ -2226,51 +3395,127 @@
           <w:numId w:val="29"/>
         </w:numPr>
         <w:rPr>
-          <w:sz w:val="24"/>
-          <w:szCs w:val="24"/>
-          <w:lang w:bidi="ar-IQ"/>
-        </w:rPr>
-      </w:pPr>
+          <w:rFonts w:asciiTheme="majorBidi" w:hAnsiTheme="majorBidi" w:cstheme="majorBidi"/>
+          <w:sz w:val="24"/>
+          <w:szCs w:val="24"/>
+          <w:lang w:bidi="ar-IQ"/>
+        </w:rPr>
+      </w:pPr>
+      <w:r>
+        <w:rPr>
+          <w:rFonts w:asciiTheme="majorBidi" w:hAnsiTheme="majorBidi" w:cstheme="majorBidi"/>
+          <w:sz w:val="24"/>
+          <w:szCs w:val="24"/>
+          <w:rtl/>
+        </w:rPr>
+        <w:t xml:space="preserve">عدد الدروس التي اجتازها في المحاولة الثانية: </w:t>
+      </w:r>
+      <w:r>
+        <w:rPr>
+          <w:rFonts w:asciiTheme="majorBidi" w:hAnsiTheme="majorBidi" w:cstheme="majorBidi"/>
+          <w:sz w:val="24"/>
+          <w:szCs w:val="24"/>
+          <w:rtl/>
+          <w:lang w:bidi="ar-IQ"/>
+        </w:rPr>
+        <w:t>{{</w:t>
+      </w:r>
       <w:proofErr w:type="spellStart"/>
       <w:r>
+        <w:rPr>
+          <w:rFonts w:asciiTheme="majorBidi" w:hAnsiTheme="majorBidi" w:cstheme="majorBidi"/>
+          <w:sz w:val="24"/>
+          <w:szCs w:val="24"/>
+          <w:lang w:bidi="ar-IQ"/>
+        </w:rPr>
         <w:t>Subjects_Passed_with_Second_Trial</w:t>
       </w:r>
       <w:proofErr w:type="spellEnd"/>
       <w:r>
-        <w:t xml:space="preserve"> : {{</w:t>
-      </w:r>
-      <w:proofErr w:type="spellStart"/>
-      <w:r>
-        <w:t>Subjects_Passed_with_Second_Trial</w:t>
-      </w:r>
-      <w:proofErr w:type="spellEnd"/>
-      <w:r>
-        <w:t>}}.</w:t>
+        <w:rPr>
+          <w:rFonts w:asciiTheme="majorBidi" w:hAnsiTheme="majorBidi" w:cstheme="majorBidi"/>
+          <w:sz w:val="24"/>
+          <w:szCs w:val="24"/>
+          <w:rtl/>
+          <w:lang w:bidi="ar-IQ"/>
+        </w:rPr>
+        <w:t>}}</w:t>
+      </w:r>
+      <w:r>
+        <w:rPr>
+          <w:rFonts w:asciiTheme="majorBidi" w:hAnsiTheme="majorBidi" w:cstheme="majorBidi"/>
+          <w:sz w:val="24"/>
+          <w:szCs w:val="24"/>
+          <w:rtl/>
+        </w:rPr>
+        <w:t>.</w:t>
       </w:r>
     </w:p>
     <w:p>
       <w:pPr>
         <w:rPr>
-          <w:sz w:val="24"/>
-          <w:szCs w:val="24"/>
-          <w:rtl/>
-          <w:lang w:bidi="ar-IQ"/>
-        </w:rPr>
-      </w:pPr>
-      <w:r>
+          <w:rFonts w:asciiTheme="majorBidi" w:hAnsiTheme="majorBidi" w:cstheme="majorBidi"/>
+          <w:sz w:val="24"/>
+          <w:szCs w:val="24"/>
+          <w:rtl/>
+        </w:rPr>
+      </w:pPr>
+      <w:r>
+        <w:rPr>
+          <w:rFonts w:asciiTheme="majorBidi" w:hAnsiTheme="majorBidi" w:cstheme="majorBidi"/>
+          <w:sz w:val="24"/>
+          <w:szCs w:val="24"/>
+          <w:rtl/>
+          <w:lang w:bidi="ar-IQ"/>
+        </w:rPr>
         <w:t>{%</w:t>
       </w:r>
       <w:r>
+        <w:rPr>
+          <w:rFonts w:asciiTheme="majorBidi" w:hAnsiTheme="majorBidi" w:cstheme="majorBidi"/>
+          <w:sz w:val="24"/>
+          <w:szCs w:val="24"/>
+          <w:lang w:bidi="ar-IQ"/>
+        </w:rPr>
         <w:t xml:space="preserve">p </w:t>
       </w:r>
       <w:r>
+        <w:rPr>
+          <w:rFonts w:asciiTheme="majorBidi" w:hAnsiTheme="majorBidi" w:cstheme="majorBidi"/>
+          <w:sz w:val="24"/>
+          <w:szCs w:val="24"/>
+          <w:lang w:bidi="ar-IQ"/>
+        </w:rPr>
         <w:t>endif</w:t>
       </w:r>
       <w:r>
+        <w:rPr>
+          <w:rFonts w:asciiTheme="majorBidi" w:hAnsiTheme="majorBidi" w:cstheme="majorBidi"/>
+          <w:sz w:val="24"/>
+          <w:szCs w:val="24"/>
+          <w:rtl/>
+          <w:lang w:bidi="ar-IQ"/>
+        </w:rPr>
         <w:t xml:space="preserve"> </w:t>
       </w:r>
       <w:r>
+        <w:rPr>
+          <w:rFonts w:asciiTheme="majorBidi" w:hAnsiTheme="majorBidi" w:cstheme="majorBidi"/>
+          <w:sz w:val="24"/>
+          <w:szCs w:val="24"/>
+          <w:rtl/>
+          <w:lang w:bidi="ar-IQ"/>
+        </w:rPr>
         <w:t>%}</w:t>
+      </w:r>
+      <w:r>
+        <w:rPr>
+          <w:rFonts w:asciiTheme="majorBidi" w:hAnsiTheme="majorBidi" w:cstheme="majorBidi"/>
+          <w:sz w:val="24"/>
+          <w:szCs w:val="24"/>
+          <w:rtl/>
+        </w:rPr>
+        <w:t xml:space="preserve"> </w:t>
       </w:r>
     </w:p>
     <w:p>
@@ -2281,13 +3526,22 @@
           <w:numId w:val="29"/>
         </w:numPr>
         <w:rPr>
-          <w:sz w:val="24"/>
-          <w:szCs w:val="24"/>
-          <w:lang w:bidi="ar-IQ"/>
-        </w:rPr>
-      </w:pPr>
-      <w:r>
-        <w:t>The Medium Of Instruction During The Entire Was English.</w:t>
+          <w:rFonts w:asciiTheme="majorBidi" w:hAnsiTheme="majorBidi" w:cstheme="majorBidi"/>
+          <w:sz w:val="24"/>
+          <w:szCs w:val="24"/>
+          <w:rtl/>
+          <w:lang w:bidi="ar-IQ"/>
+        </w:rPr>
+      </w:pPr>
+      <w:r>
+        <w:rPr>
+          <w:rFonts w:asciiTheme="majorBidi" w:hAnsiTheme="majorBidi" w:cstheme="majorBidi"/>
+          <w:sz w:val="24"/>
+          <w:szCs w:val="24"/>
+          <w:rtl/>
+          <w:lang w:bidi="ar-IQ"/>
+        </w:rPr>
+        <w:t>لغة التدريس طوال فترة الدراسة هي اللغة الإنجليزية.</w:t>
       </w:r>
     </w:p>
     <w:p>
@@ -2298,26 +3552,57 @@
           <w:numId w:val="29"/>
         </w:numPr>
         <w:rPr>
-          <w:sz w:val="24"/>
-          <w:szCs w:val="24"/>
-          <w:rtl/>
-          <w:lang w:bidi="ar-IQ"/>
-        </w:rPr>
-      </w:pPr>
-      <w:r>
-        <w:t>The Certificate is Free From Scratches and Corrections.</w:t>
-      </w:r>
-    </w:p>
-    <w:p>
-      <w:pPr>
-        <w:spacing w:after="0" w:line="240" w:lineRule="auto"/>
-        <w:rPr>
-          <w:rFonts w:ascii="Arial" w:hAnsi="Arial"/>
-          <w:sz w:val="20"/>
-          <w:szCs w:val="20"/>
-          <w:lang w:bidi="ar-IQ"/>
-        </w:rPr>
-      </w:pPr>
+          <w:rFonts w:asciiTheme="majorBidi" w:hAnsiTheme="majorBidi" w:cstheme="majorBidi"/>
+          <w:sz w:val="24"/>
+          <w:szCs w:val="24"/>
+          <w:lang w:bidi="ar-IQ"/>
+        </w:rPr>
+      </w:pPr>
+      <w:r>
+        <w:rPr>
+          <w:rFonts w:asciiTheme="majorBidi" w:hAnsiTheme="majorBidi" w:cstheme="majorBidi"/>
+          <w:sz w:val="24"/>
+          <w:szCs w:val="24"/>
+          <w:rtl/>
+        </w:rPr>
+        <w:t>ال</w:t>
+      </w:r>
+      <w:r>
+        <w:rPr>
+          <w:rFonts w:asciiTheme="majorBidi" w:hAnsiTheme="majorBidi" w:cstheme="majorBidi" w:hint="cs"/>
+          <w:sz w:val="24"/>
+          <w:szCs w:val="24"/>
+          <w:rtl/>
+        </w:rPr>
+        <w:t>وثيقة</w:t>
+      </w:r>
+      <w:r>
+        <w:rPr>
+          <w:rFonts w:asciiTheme="majorBidi" w:hAnsiTheme="majorBidi" w:cstheme="majorBidi"/>
+          <w:sz w:val="24"/>
+          <w:szCs w:val="24"/>
+          <w:rtl/>
+        </w:rPr>
+        <w:t xml:space="preserve"> خالية من الخدش والت</w:t>
+      </w:r>
+      <w:r>
+        <w:rPr>
+          <w:rFonts w:asciiTheme="majorBidi" w:hAnsiTheme="majorBidi" w:cstheme="majorBidi" w:hint="cs"/>
+          <w:sz w:val="24"/>
+          <w:szCs w:val="24"/>
+          <w:rtl/>
+        </w:rPr>
+        <w:t>عديل</w:t>
+      </w:r>
+      <w:r>
+        <w:rPr>
+          <w:rFonts w:asciiTheme="majorBidi" w:hAnsiTheme="majorBidi" w:cstheme="majorBidi"/>
+          <w:sz w:val="24"/>
+          <w:szCs w:val="24"/>
+          <w:rtl/>
+        </w:rPr>
+        <w:t>.</w:t>
+      </w:r>
     </w:p>
     <w:sectPr>
       <w:footerReference w:type="default" r:id="rId12"/>
@@ -2370,18 +3655,21 @@
     </w:pPr>
     <w:r>
       <w:rPr>
+        <w:rtl/>
         <w:lang w:bidi="ar-IQ"/>
       </w:rPr>
       <w:t xml:space="preserve"> </w:t>
     </w:r>
     <w:r>
       <w:rPr>
+        <w:rtl/>
         <w:lang w:bidi="ar-IQ"/>
       </w:rPr>
       <w:fldChar w:fldCharType="begin"/>
     </w:r>
     <w:r>
       <w:rPr>
+        <w:rtl/>
         <w:lang w:bidi="ar-IQ"/>
       </w:rPr>
       <w:instrText xml:space="preserve"> </w:instrText>
@@ -2400,42 +3688,49 @@
     </w:r>
     <w:r>
       <w:rPr>
+        <w:rtl/>
         <w:lang w:bidi="ar-IQ"/>
       </w:rPr>
       <w:fldChar w:fldCharType="separate"/>
     </w:r>
     <w:r>
       <w:rPr>
+        <w:rtl/>
         <w:lang w:bidi="ar-IQ"/>
       </w:rPr>
       <w:t>1</w:t>
     </w:r>
     <w:r>
       <w:rPr>
+        <w:rtl/>
         <w:lang w:bidi="ar-IQ"/>
       </w:rPr>
       <w:fldChar w:fldCharType="end"/>
     </w:r>
     <w:r>
       <w:rPr>
+        <w:rtl/>
         <w:lang w:bidi="ar-IQ"/>
       </w:rPr>
       <w:fldChar w:fldCharType="begin"/>
     </w:r>
     <w:r>
       <w:rPr>
+        <w:rtl/>
         <w:lang w:bidi="ar-IQ"/>
       </w:rPr>
       <w:instrText xml:space="preserve"> = 1 - </w:instrText>
     </w:r>
     <w:r>
       <w:rPr>
+        <w:rtl/>
         <w:lang w:bidi="ar-IQ"/>
       </w:rPr>
       <w:fldChar w:fldCharType="begin"/>
     </w:r>
     <w:r>
       <w:rPr>
+        <w:rtl/>
         <w:lang w:bidi="ar-IQ"/>
       </w:rPr>
       <w:instrText xml:space="preserve"> </w:instrText>
@@ -2454,6 +3749,7 @@
     </w:r>
     <w:r>
       <w:rPr>
+        <w:rtl/>
         <w:lang w:bidi="ar-IQ"/>
       </w:rPr>
       <w:fldChar w:fldCharType="separate"/>
@@ -2463,22 +3759,25 @@
         <w:noProof/>
         <w:lang w:bidi="ar-IQ"/>
       </w:rPr>
-      <w:instrText>3</w:instrText>
+      <w:instrText>2</w:instrText>
     </w:r>
     <w:r>
       <w:rPr>
+        <w:rtl/>
         <w:lang w:bidi="ar-IQ"/>
       </w:rPr>
       <w:fldChar w:fldCharType="end"/>
     </w:r>
     <w:r>
       <w:rPr>
+        <w:rtl/>
         <w:lang w:bidi="ar-IQ"/>
       </w:rPr>
       <w:instrText xml:space="preserve"> </w:instrText>
     </w:r>
     <w:r>
       <w:rPr>
+        <w:rtl/>
         <w:lang w:bidi="ar-IQ"/>
       </w:rPr>
       <w:fldChar w:fldCharType="separate"/>
@@ -2486,18 +3785,21 @@
     <w:r>
       <w:rPr>
         <w:noProof/>
+        <w:rtl/>
         <w:lang w:bidi="ar-IQ"/>
       </w:rPr>
-      <w:t>-2</w:t>
+      <w:t>-1</w:t>
     </w:r>
     <w:r>
       <w:rPr>
+        <w:rtl/>
         <w:lang w:bidi="ar-IQ"/>
       </w:rPr>
       <w:fldChar w:fldCharType="end"/>
     </w:r>
     <w:r>
       <w:rPr>
+        <w:rtl/>
         <w:lang w:bidi="ar-IQ"/>
       </w:rPr>
       <w:t xml:space="preserve">  </w:t>
@@ -2579,6 +3881,9 @@
   <w:p>
     <w:pPr>
       <w:pStyle w:val="Header"/>
+      <w:rPr>
+        <w:lang w:bidi="ar-IQ"/>
+      </w:rPr>
     </w:pPr>
     <w:r>
       <w:rPr>
@@ -2668,6 +3973,9 @@
   <w:p>
     <w:pPr>
       <w:pStyle w:val="Header"/>
+      <w:rPr>
+        <w:lang w:bidi="ar-IQ"/>
+      </w:rPr>
     </w:pPr>
   </w:p>
   <w:p>
@@ -2678,8 +3986,15 @@
         <w:tab w:val="clear" w:pos="8306"/>
         <w:tab w:val="left" w:pos="1320"/>
       </w:tabs>
+      <w:rPr>
+        <w:lang w:bidi="ar-IQ"/>
+      </w:rPr>
     </w:pPr>
     <w:r>
+      <w:rPr>
+        <w:rtl/>
+        <w:lang w:bidi="ar-IQ"/>
+      </w:rPr>
       <w:tab/>
     </w:r>
   </w:p>
@@ -2691,8 +4006,15 @@
         <w:tab w:val="clear" w:pos="8306"/>
         <w:tab w:val="left" w:pos="6480"/>
       </w:tabs>
+      <w:rPr>
+        <w:lang w:bidi="ar-IQ"/>
+      </w:rPr>
     </w:pPr>
     <w:r>
+      <w:rPr>
+        <w:rtl/>
+        <w:lang w:bidi="ar-IQ"/>
+      </w:rPr>
       <w:tab/>
     </w:r>
   </w:p>
@@ -2710,12 +4032,16 @@
       <w:rPr>
         <w:sz w:val="12"/>
         <w:szCs w:val="12"/>
+        <w:lang w:bidi="ar-IQ"/>
       </w:rPr>
     </w:pPr>
   </w:p>
   <w:p>
     <w:pPr>
       <w:pStyle w:val="Header"/>
+      <w:rPr>
+        <w:lang w:bidi="ar-IQ"/>
+      </w:rPr>
     </w:pPr>
   </w:p>
   <w:p>
@@ -2729,6 +4055,9 @@
   <w:p>
     <w:pPr>
       <w:pStyle w:val="Header"/>
+      <w:rPr>
+        <w:lang w:bidi="ar-IQ"/>
+      </w:rPr>
     </w:pPr>
   </w:p>
 </w:hdr>
@@ -2739,6 +4068,9 @@
   <w:p>
     <w:pPr>
       <w:pStyle w:val="Header"/>
+      <w:rPr>
+        <w:lang w:bidi="ar-IQ"/>
+      </w:rPr>
     </w:pPr>
     <w:r>
       <w:rPr>
@@ -3091,7 +4423,7 @@
   <w:abstractNum w:abstractNumId="3" w15:restartNumberingAfterBreak="0">
     <w:nsid w:val="0704594E"/>
     <w:multiLevelType w:val="hybridMultilevel"/>
-    <w:tmpl w:val="79CADA6E"/>
+    <w:tmpl w:val="3734357C"/>
     <w:lvl w:ilvl="0" w:tplc="04090001">
       <w:start w:val="1"/>
       <w:numFmt w:val="bullet"/>
@@ -3403,7 +4735,7 @@
   <w:abstractNum w:abstractNumId="6" w15:restartNumberingAfterBreak="0">
     <w:nsid w:val="169757F7"/>
     <w:multiLevelType w:val="hybridMultilevel"/>
-    <w:tmpl w:val="BDF0286E"/>
+    <w:tmpl w:val="6BDC3EF0"/>
     <w:lvl w:ilvl="0" w:tplc="04090001">
       <w:start w:val="1"/>
       <w:numFmt w:val="bullet"/>

--- a/templets/semester - Temp - Ar - D - SBS.docx
+++ b/templets/semester - Temp - Ar - D - SBS.docx
@@ -1267,6 +1267,81 @@
         <w:gridCol w:w="709"/>
         <w:gridCol w:w="680"/>
       </w:tblGrid>
+      <w:tr>
+        <w:trPr>
+          <w:cantSplit/>
+        </w:trPr>
+        <w:tc>
+          <w:tcPr>
+            <w:tcW w:w="5000" w:type="pct"/>
+            <w:gridSpan w:val="6"/>
+          </w:tcPr>
+          <w:p>
+            <w:pPr>
+              <w:keepNext/>
+              <w:keepLines/>
+              <w:spacing w:after="0"/>
+              <w:jc w:val="center"/>
+              <w:rPr>
+                <w:rFonts w:asciiTheme="majorBidi" w:hAnsiTheme="majorBidi" w:cstheme="majorBidi"/>
+                <w:sz w:val="18"/>
+                <w:szCs w:val="18"/>
+                <w:rtl/>
+                <w:lang w:bidi="ar-IQ"/>
+              </w:rPr>
+            </w:pPr>
+            <w:r>
+              <w:rPr>
+                <w:rFonts w:asciiTheme="majorBidi" w:hAnsiTheme="majorBidi" w:cstheme="majorBidi"/>
+                <w:sz w:val="18"/>
+                <w:szCs w:val="18"/>
+                <w:rtl/>
+                <w:lang w:bidi="ar-IQ"/>
+              </w:rPr>
+              <w:t>{{</w:t>
+            </w:r>
+            <w:proofErr w:type="spellStart"/>
+            <w:r>
+              <w:rPr>
+                <w:rFonts w:asciiTheme="majorBidi" w:hAnsiTheme="majorBidi" w:cstheme="majorBidi"/>
+                <w:sz w:val="18"/>
+                <w:szCs w:val="18"/>
+                <w:lang w:bidi="ar-IQ"/>
+              </w:rPr>
+              <w:t>pair</w:t>
+            </w:r>
+            <w:r>
+              <w:rPr>
+                <w:rFonts w:asciiTheme="majorBidi" w:hAnsiTheme="majorBidi" w:cstheme="majorBidi"/>
+                <w:sz w:val="18"/>
+                <w:szCs w:val="18"/>
+                <w:lang w:bidi="ar-IQ"/>
+              </w:rPr>
+              <w:t>.year</w:t>
+            </w:r>
+            <w:r>
+              <w:rPr>
+                <w:rFonts w:asciiTheme="majorBidi" w:hAnsiTheme="majorBidi" w:cstheme="majorBidi"/>
+                <w:sz w:val="18"/>
+                <w:szCs w:val="18"/>
+                <w:lang w:bidi="ar-IQ"/>
+              </w:rPr>
+              <w:t>_label</w:t>
+            </w:r>
+            <w:proofErr w:type="spellEnd"/>
+            <w:r>
+              <w:rPr>
+                <w:rFonts w:asciiTheme="majorBidi" w:hAnsiTheme="majorBidi" w:cstheme="majorBidi"/>
+                <w:sz w:val="18"/>
+                <w:szCs w:val="18"/>
+                <w:rtl/>
+                <w:lang w:bidi="ar-IQ"/>
+              </w:rPr>
+              <w:t>}}</w:t>
+            </w:r>
+          </w:p>
+        </w:tc>
+      </w:tr>
       <w:tr>
         <w:trPr>
           <w:cantSplit/>

--- a/templets/semester - Temp - Ar - D - SBS.docx
+++ b/templets/semester - Temp - Ar - D - SBS.docx
@@ -242,7 +242,6 @@
               </w:rPr>
               <w:t>{{</w:t>
             </w:r>
-            <w:proofErr w:type="spellStart"/>
             <w:r>
               <w:rPr>
                 <w:rFonts w:asciiTheme="minorBidi" w:hAnsiTheme="minorBidi" w:cstheme="minorBidi"/>
@@ -252,7 +251,6 @@
               </w:rPr>
               <w:t>student_name</w:t>
             </w:r>
-            <w:proofErr w:type="spellEnd"/>
             <w:r>
               <w:rPr>
                 <w:rFonts w:asciiTheme="minorBidi" w:hAnsiTheme="minorBidi" w:cstheme="minorBidi"/>
@@ -431,7 +429,6 @@
               </w:rPr>
               <w:t>{{</w:t>
             </w:r>
-            <w:proofErr w:type="spellStart"/>
             <w:r>
               <w:rPr>
                 <w:rFonts w:asciiTheme="minorBidi" w:hAnsiTheme="minorBidi" w:cstheme="minorBidi"/>
@@ -441,7 +438,6 @@
               </w:rPr>
               <w:t>admission_year</w:t>
             </w:r>
-            <w:proofErr w:type="spellEnd"/>
             <w:r>
               <w:rPr>
                 <w:rFonts w:asciiTheme="minorBidi" w:hAnsiTheme="minorBidi" w:cstheme="minorBidi"/>
@@ -489,7 +485,6 @@
               </w:rPr>
               <w:t>{{</w:t>
             </w:r>
-            <w:proofErr w:type="spellStart"/>
             <w:r>
               <w:rPr>
                 <w:rFonts w:asciiTheme="minorBidi" w:hAnsiTheme="minorBidi" w:cstheme="minorBidi"/>
@@ -499,7 +494,6 @@
               </w:rPr>
               <w:t>department_id</w:t>
             </w:r>
-            <w:proofErr w:type="spellEnd"/>
             <w:r>
               <w:rPr>
                 <w:rFonts w:asciiTheme="minorBidi" w:hAnsiTheme="minorBidi" w:cstheme="minorBidi"/>
@@ -595,7 +589,6 @@
               </w:rPr>
               <w:t xml:space="preserve"> {{</w:t>
             </w:r>
-            <w:proofErr w:type="spellStart"/>
             <w:r>
               <w:rPr>
                 <w:rFonts w:asciiTheme="minorBidi" w:hAnsiTheme="minorBidi" w:cstheme="minorBidi"/>
@@ -605,7 +598,6 @@
               </w:rPr>
               <w:t>study_type</w:t>
             </w:r>
-            <w:proofErr w:type="spellEnd"/>
             <w:r>
               <w:rPr>
                 <w:rFonts w:asciiTheme="minorBidi" w:hAnsiTheme="minorBidi" w:cstheme="minorBidi"/>
@@ -656,7 +648,6 @@
               </w:rPr>
               <w:t xml:space="preserve"> {{</w:t>
             </w:r>
-            <w:proofErr w:type="spellStart"/>
             <w:r>
               <w:rPr>
                 <w:rFonts w:asciiTheme="minorBidi" w:hAnsiTheme="minorBidi" w:cstheme="minorBidi"/>
@@ -666,7 +657,6 @@
               </w:rPr>
               <w:t>graduation_date</w:t>
             </w:r>
-            <w:proofErr w:type="spellEnd"/>
             <w:r>
               <w:rPr>
                 <w:rFonts w:asciiTheme="minorBidi" w:hAnsiTheme="minorBidi" w:cstheme="minorBidi"/>
@@ -715,7 +705,6 @@
               </w:rPr>
               <w:t>{{</w:t>
             </w:r>
-            <w:proofErr w:type="spellStart"/>
             <w:r>
               <w:rPr>
                 <w:rFonts w:asciiTheme="minorBidi" w:hAnsiTheme="minorBidi" w:cstheme="minorBidi"/>
@@ -725,7 +714,6 @@
               </w:rPr>
               <w:t>graduation_semester</w:t>
             </w:r>
-            <w:proofErr w:type="spellEnd"/>
             <w:r>
               <w:rPr>
                 <w:rFonts w:asciiTheme="minorBidi" w:hAnsiTheme="minorBidi" w:cstheme="minorBidi"/>
@@ -894,19 +882,8 @@
                 <w:szCs w:val="24"/>
                 <w:lang w:bidi="ar-IQ"/>
               </w:rPr>
-              <w:t xml:space="preserve"> if </w:t>
-            </w:r>
-            <w:proofErr w:type="spellStart"/>
-            <w:r>
-              <w:rPr>
-                <w:rFonts w:asciiTheme="minorBidi" w:hAnsiTheme="minorBidi" w:cstheme="minorBidi"/>
-                <w:sz w:val="24"/>
-                <w:szCs w:val="24"/>
-                <w:lang w:bidi="ar-IQ"/>
-              </w:rPr>
-              <w:t>sequence_ON</w:t>
-            </w:r>
-            <w:proofErr w:type="spellEnd"/>
+              <w:t xml:space="preserve"> if sequence_ON</w:t>
+            </w:r>
             <w:r>
               <w:rPr>
                 <w:rFonts w:asciiTheme="minorBidi" w:hAnsiTheme="minorBidi" w:cstheme="minorBidi"/>
@@ -956,7 +933,6 @@
               </w:rPr>
               <w:t>{{</w:t>
             </w:r>
-            <w:proofErr w:type="spellStart"/>
             <w:r>
               <w:rPr>
                 <w:rFonts w:asciiTheme="minorBidi" w:hAnsiTheme="minorBidi" w:cstheme="minorBidi"/>
@@ -966,7 +942,6 @@
               </w:rPr>
               <w:t>Sequence_of_Graduation</w:t>
             </w:r>
-            <w:proofErr w:type="spellEnd"/>
             <w:r>
               <w:rPr>
                 <w:rFonts w:asciiTheme="minorBidi" w:hAnsiTheme="minorBidi" w:cstheme="minorBidi"/>
@@ -1014,7 +989,6 @@
               </w:rPr>
               <w:t xml:space="preserve"> {{</w:t>
             </w:r>
-            <w:proofErr w:type="spellStart"/>
             <w:r>
               <w:rPr>
                 <w:rFonts w:asciiTheme="minorBidi" w:hAnsiTheme="minorBidi" w:cstheme="minorBidi"/>
@@ -1024,7 +998,6 @@
               </w:rPr>
               <w:t>num_students</w:t>
             </w:r>
-            <w:proofErr w:type="spellEnd"/>
             <w:r>
               <w:rPr>
                 <w:rFonts w:asciiTheme="minorBidi" w:hAnsiTheme="minorBidi" w:cstheme="minorBidi"/>
@@ -1072,7 +1045,6 @@
               </w:rPr>
               <w:t xml:space="preserve"> {{</w:t>
             </w:r>
-            <w:proofErr w:type="spellStart"/>
             <w:r>
               <w:rPr>
                 <w:rFonts w:asciiTheme="minorBidi" w:hAnsiTheme="minorBidi" w:cstheme="minorBidi"/>
@@ -1082,7 +1054,6 @@
               </w:rPr>
               <w:t>Average_of_First_Student</w:t>
             </w:r>
-            <w:proofErr w:type="spellEnd"/>
             <w:r>
               <w:rPr>
                 <w:rFonts w:asciiTheme="minorBidi" w:hAnsiTheme="minorBidi" w:cstheme="minorBidi"/>
@@ -1215,12 +1186,16 @@
         <w:spacing w:line="240" w:lineRule="auto"/>
         <w:rPr>
           <w:rFonts w:asciiTheme="majorBidi" w:hAnsiTheme="majorBidi" w:cstheme="majorBidi"/>
+          <w:sz w:val="24"/>
+          <w:szCs w:val="24"/>
           <w:lang w:bidi="ar-IQ"/>
         </w:rPr>
       </w:pPr>
       <w:r>
         <w:rPr>
           <w:rFonts w:asciiTheme="majorBidi" w:hAnsiTheme="majorBidi" w:cstheme="majorBidi"/>
+          <w:sz w:val="24"/>
+          <w:szCs w:val="24"/>
           <w:rtl/>
           <w:lang w:bidi="ar-IQ"/>
         </w:rPr>
@@ -1229,22 +1204,17 @@
       <w:r>
         <w:rPr>
           <w:rFonts w:asciiTheme="majorBidi" w:hAnsiTheme="majorBidi" w:cstheme="majorBidi"/>
+          <w:sz w:val="24"/>
+          <w:szCs w:val="24"/>
           <w:lang w:bidi="ar-IQ"/>
         </w:rPr>
-        <w:t xml:space="preserve">for pair in </w:t>
-      </w:r>
-      <w:proofErr w:type="spellStart"/>
-      <w:r>
-        <w:rPr>
-          <w:rFonts w:asciiTheme="majorBidi" w:hAnsiTheme="majorBidi" w:cstheme="majorBidi"/>
-          <w:lang w:bidi="ar-IQ"/>
-        </w:rPr>
-        <w:t>paired_semesters</w:t>
-      </w:r>
-      <w:proofErr w:type="spellEnd"/>
-      <w:r>
-        <w:rPr>
-          <w:rFonts w:asciiTheme="majorBidi" w:hAnsiTheme="majorBidi" w:cstheme="majorBidi"/>
+        <w:t>for pair in paired_semesters</w:t>
+      </w:r>
+      <w:r>
+        <w:rPr>
+          <w:rFonts w:asciiTheme="majorBidi" w:hAnsiTheme="majorBidi" w:cstheme="majorBidi"/>
+          <w:sz w:val="24"/>
+          <w:szCs w:val="24"/>
           <w:rtl/>
           <w:lang w:bidi="ar-IQ"/>
         </w:rPr>
@@ -1284,8 +1254,8 @@
               <w:jc w:val="center"/>
               <w:rPr>
                 <w:rFonts w:asciiTheme="majorBidi" w:hAnsiTheme="majorBidi" w:cstheme="majorBidi"/>
-                <w:sz w:val="18"/>
-                <w:szCs w:val="18"/>
+                <w:sz w:val="20"/>
+                <w:szCs w:val="20"/>
                 <w:rtl/>
                 <w:lang w:bidi="ar-IQ"/>
               </w:rPr>
@@ -1293,47 +1263,27 @@
             <w:r>
               <w:rPr>
                 <w:rFonts w:asciiTheme="majorBidi" w:hAnsiTheme="majorBidi" w:cstheme="majorBidi"/>
-                <w:sz w:val="18"/>
-                <w:szCs w:val="18"/>
+                <w:sz w:val="20"/>
+                <w:szCs w:val="20"/>
                 <w:rtl/>
                 <w:lang w:bidi="ar-IQ"/>
               </w:rPr>
               <w:t>{{</w:t>
             </w:r>
-            <w:proofErr w:type="spellStart"/>
-            <w:r>
-              <w:rPr>
-                <w:rFonts w:asciiTheme="majorBidi" w:hAnsiTheme="majorBidi" w:cstheme="majorBidi"/>
-                <w:sz w:val="18"/>
-                <w:szCs w:val="18"/>
-                <w:lang w:bidi="ar-IQ"/>
-              </w:rPr>
-              <w:t>pair</w:t>
-            </w:r>
-            <w:r>
-              <w:rPr>
-                <w:rFonts w:asciiTheme="majorBidi" w:hAnsiTheme="majorBidi" w:cstheme="majorBidi"/>
-                <w:sz w:val="18"/>
-                <w:szCs w:val="18"/>
-                <w:lang w:bidi="ar-IQ"/>
-              </w:rPr>
-              <w:t>.year</w:t>
-            </w:r>
-            <w:r>
-              <w:rPr>
-                <w:rFonts w:asciiTheme="majorBidi" w:hAnsiTheme="majorBidi" w:cstheme="majorBidi"/>
-                <w:sz w:val="18"/>
-                <w:szCs w:val="18"/>
-                <w:lang w:bidi="ar-IQ"/>
-              </w:rPr>
-              <w:t>_label</w:t>
-            </w:r>
-            <w:proofErr w:type="spellEnd"/>
-            <w:r>
-              <w:rPr>
-                <w:rFonts w:asciiTheme="majorBidi" w:hAnsiTheme="majorBidi" w:cstheme="majorBidi"/>
-                <w:sz w:val="18"/>
-                <w:szCs w:val="18"/>
+            <w:r>
+              <w:rPr>
+                <w:rFonts w:asciiTheme="majorBidi" w:hAnsiTheme="majorBidi" w:cstheme="majorBidi"/>
+                <w:sz w:val="20"/>
+                <w:szCs w:val="20"/>
+                <w:lang w:bidi="ar-IQ"/>
+              </w:rPr>
+              <w:t>pair.year_label</w:t>
+            </w:r>
+            <w:r>
+              <w:rPr>
+                <w:rFonts w:asciiTheme="majorBidi" w:hAnsiTheme="majorBidi" w:cstheme="majorBidi"/>
+                <w:sz w:val="20"/>
+                <w:szCs w:val="20"/>
                 <w:rtl/>
                 <w:lang w:bidi="ar-IQ"/>
               </w:rPr>
@@ -1358,37 +1308,35 @@
               <w:spacing w:after="0"/>
               <w:rPr>
                 <w:rFonts w:asciiTheme="majorBidi" w:hAnsiTheme="majorBidi" w:cstheme="majorBidi"/>
-                <w:sz w:val="18"/>
-                <w:szCs w:val="18"/>
+                <w:sz w:val="20"/>
+                <w:szCs w:val="20"/>
                 <w:lang w:bidi="ar-IQ"/>
               </w:rPr>
             </w:pPr>
             <w:r>
               <w:rPr>
                 <w:rFonts w:asciiTheme="majorBidi" w:hAnsiTheme="majorBidi" w:cstheme="majorBidi"/>
-                <w:sz w:val="18"/>
-                <w:szCs w:val="18"/>
+                <w:sz w:val="20"/>
+                <w:szCs w:val="20"/>
                 <w:rtl/>
                 <w:lang w:bidi="ar-IQ"/>
               </w:rPr>
               <w:t>{{</w:t>
             </w:r>
-            <w:proofErr w:type="spellStart"/>
-            <w:r>
-              <w:rPr>
-                <w:rFonts w:asciiTheme="majorBidi" w:hAnsiTheme="majorBidi" w:cstheme="majorBidi"/>
-                <w:sz w:val="18"/>
-                <w:szCs w:val="18"/>
+            <w:r>
+              <w:rPr>
+                <w:rFonts w:asciiTheme="majorBidi" w:hAnsiTheme="majorBidi" w:cstheme="majorBidi"/>
+                <w:sz w:val="20"/>
+                <w:szCs w:val="20"/>
                 <w:lang w:bidi="ar-IQ"/>
               </w:rPr>
               <w:t>pair.left_label</w:t>
             </w:r>
-            <w:proofErr w:type="spellEnd"/>
-            <w:r>
-              <w:rPr>
-                <w:rFonts w:asciiTheme="majorBidi" w:hAnsiTheme="majorBidi" w:cstheme="majorBidi"/>
-                <w:sz w:val="18"/>
-                <w:szCs w:val="18"/>
+            <w:r>
+              <w:rPr>
+                <w:rFonts w:asciiTheme="majorBidi" w:hAnsiTheme="majorBidi" w:cstheme="majorBidi"/>
+                <w:sz w:val="20"/>
+                <w:szCs w:val="20"/>
                 <w:rtl/>
                 <w:lang w:bidi="ar-IQ"/>
               </w:rPr>
@@ -1408,36 +1356,34 @@
               <w:spacing w:after="0"/>
               <w:rPr>
                 <w:rFonts w:asciiTheme="majorBidi" w:hAnsiTheme="majorBidi" w:cstheme="majorBidi"/>
-                <w:sz w:val="18"/>
-                <w:szCs w:val="18"/>
+                <w:sz w:val="20"/>
+                <w:szCs w:val="20"/>
               </w:rPr>
             </w:pPr>
             <w:r>
               <w:rPr>
                 <w:rFonts w:asciiTheme="majorBidi" w:hAnsiTheme="majorBidi" w:cstheme="majorBidi"/>
-                <w:sz w:val="18"/>
-                <w:szCs w:val="18"/>
+                <w:sz w:val="20"/>
+                <w:szCs w:val="20"/>
                 <w:rtl/>
                 <w:lang w:bidi="ar-IQ"/>
               </w:rPr>
               <w:t>{{</w:t>
             </w:r>
-            <w:proofErr w:type="spellStart"/>
-            <w:r>
-              <w:rPr>
-                <w:rFonts w:asciiTheme="majorBidi" w:hAnsiTheme="majorBidi" w:cstheme="majorBidi"/>
-                <w:sz w:val="18"/>
-                <w:szCs w:val="18"/>
+            <w:r>
+              <w:rPr>
+                <w:rFonts w:asciiTheme="majorBidi" w:hAnsiTheme="majorBidi" w:cstheme="majorBidi"/>
+                <w:sz w:val="20"/>
+                <w:szCs w:val="20"/>
                 <w:lang w:bidi="ar-IQ"/>
               </w:rPr>
               <w:t>pair.right_label</w:t>
             </w:r>
-            <w:proofErr w:type="spellEnd"/>
-            <w:r>
-              <w:rPr>
-                <w:rFonts w:asciiTheme="majorBidi" w:hAnsiTheme="majorBidi" w:cstheme="majorBidi"/>
-                <w:sz w:val="18"/>
-                <w:szCs w:val="18"/>
+            <w:r>
+              <w:rPr>
+                <w:rFonts w:asciiTheme="majorBidi" w:hAnsiTheme="majorBidi" w:cstheme="majorBidi"/>
+                <w:sz w:val="20"/>
+                <w:szCs w:val="20"/>
                 <w:rtl/>
                 <w:lang w:bidi="ar-IQ"/>
               </w:rPr>
@@ -1463,8 +1409,8 @@
                 <w:rFonts w:asciiTheme="majorBidi" w:hAnsiTheme="majorBidi" w:cstheme="majorBidi"/>
                 <w:b/>
                 <w:bCs/>
-                <w:sz w:val="18"/>
-                <w:szCs w:val="18"/>
+                <w:sz w:val="20"/>
+                <w:szCs w:val="20"/>
                 <w:lang w:bidi="ar-IQ"/>
               </w:rPr>
             </w:pPr>
@@ -1473,8 +1419,8 @@
                 <w:rFonts w:asciiTheme="majorBidi" w:hAnsiTheme="majorBidi" w:cstheme="majorBidi"/>
                 <w:b/>
                 <w:bCs/>
-                <w:sz w:val="18"/>
-                <w:szCs w:val="18"/>
+                <w:sz w:val="20"/>
+                <w:szCs w:val="20"/>
                 <w:rtl/>
               </w:rPr>
               <w:t>المادة الدراسية</w:t>
@@ -1494,8 +1440,8 @@
                 <w:rFonts w:asciiTheme="majorBidi" w:hAnsiTheme="majorBidi" w:cstheme="majorBidi"/>
                 <w:b/>
                 <w:bCs/>
-                <w:sz w:val="18"/>
-                <w:szCs w:val="18"/>
+                <w:sz w:val="20"/>
+                <w:szCs w:val="20"/>
                 <w:lang w:bidi="ar-IQ"/>
               </w:rPr>
             </w:pPr>
@@ -1504,8 +1450,8 @@
                 <w:rFonts w:asciiTheme="majorBidi" w:hAnsiTheme="majorBidi" w:cstheme="majorBidi"/>
                 <w:b/>
                 <w:bCs/>
-                <w:sz w:val="18"/>
-                <w:szCs w:val="18"/>
+                <w:sz w:val="20"/>
+                <w:szCs w:val="20"/>
                 <w:rtl/>
               </w:rPr>
               <w:t>الدرجة</w:t>
@@ -1525,8 +1471,8 @@
                 <w:rFonts w:asciiTheme="majorBidi" w:hAnsiTheme="majorBidi" w:cstheme="majorBidi"/>
                 <w:b/>
                 <w:bCs/>
-                <w:sz w:val="18"/>
-                <w:szCs w:val="18"/>
+                <w:sz w:val="20"/>
+                <w:szCs w:val="20"/>
                 <w:lang w:bidi="ar-IQ"/>
               </w:rPr>
             </w:pPr>
@@ -1535,8 +1481,8 @@
                 <w:rFonts w:asciiTheme="majorBidi" w:hAnsiTheme="majorBidi" w:cstheme="majorBidi"/>
                 <w:b/>
                 <w:bCs/>
-                <w:sz w:val="18"/>
-                <w:szCs w:val="18"/>
+                <w:sz w:val="20"/>
+                <w:szCs w:val="20"/>
                 <w:rtl/>
               </w:rPr>
               <w:t>الوحدة</w:t>
@@ -1556,8 +1502,8 @@
                 <w:rFonts w:asciiTheme="majorBidi" w:hAnsiTheme="majorBidi" w:cstheme="majorBidi"/>
                 <w:b/>
                 <w:bCs/>
-                <w:sz w:val="18"/>
-                <w:szCs w:val="18"/>
+                <w:sz w:val="20"/>
+                <w:szCs w:val="20"/>
                 <w:lang w:bidi="ar-IQ"/>
               </w:rPr>
             </w:pPr>
@@ -1566,8 +1512,8 @@
                 <w:rFonts w:asciiTheme="majorBidi" w:hAnsiTheme="majorBidi" w:cstheme="majorBidi"/>
                 <w:b/>
                 <w:bCs/>
-                <w:sz w:val="18"/>
-                <w:szCs w:val="18"/>
+                <w:sz w:val="20"/>
+                <w:szCs w:val="20"/>
                 <w:rtl/>
               </w:rPr>
               <w:t>المادة الدراسية</w:t>
@@ -1587,8 +1533,8 @@
                 <w:rFonts w:asciiTheme="majorBidi" w:hAnsiTheme="majorBidi" w:cstheme="majorBidi"/>
                 <w:b/>
                 <w:bCs/>
-                <w:sz w:val="18"/>
-                <w:szCs w:val="18"/>
+                <w:sz w:val="20"/>
+                <w:szCs w:val="20"/>
                 <w:lang w:bidi="ar-IQ"/>
               </w:rPr>
             </w:pPr>
@@ -1597,8 +1543,8 @@
                 <w:rFonts w:asciiTheme="majorBidi" w:hAnsiTheme="majorBidi" w:cstheme="majorBidi"/>
                 <w:b/>
                 <w:bCs/>
-                <w:sz w:val="18"/>
-                <w:szCs w:val="18"/>
+                <w:sz w:val="20"/>
+                <w:szCs w:val="20"/>
                 <w:rtl/>
               </w:rPr>
               <w:t>الدرجة</w:t>
@@ -1618,8 +1564,8 @@
                 <w:rFonts w:asciiTheme="majorBidi" w:hAnsiTheme="majorBidi" w:cstheme="majorBidi"/>
                 <w:b/>
                 <w:bCs/>
-                <w:sz w:val="18"/>
-                <w:szCs w:val="18"/>
+                <w:sz w:val="20"/>
+                <w:szCs w:val="20"/>
               </w:rPr>
             </w:pPr>
             <w:r>
@@ -1627,8 +1573,8 @@
                 <w:rFonts w:asciiTheme="majorBidi" w:hAnsiTheme="majorBidi" w:cstheme="majorBidi"/>
                 <w:b/>
                 <w:bCs/>
-                <w:sz w:val="18"/>
-                <w:szCs w:val="18"/>
+                <w:sz w:val="20"/>
+                <w:szCs w:val="20"/>
                 <w:rtl/>
               </w:rPr>
               <w:t>الوحدة</w:t>
@@ -1652,15 +1598,15 @@
               <w:spacing w:after="0"/>
               <w:rPr>
                 <w:rFonts w:asciiTheme="majorBidi" w:hAnsiTheme="majorBidi" w:cstheme="majorBidi"/>
-                <w:sz w:val="18"/>
-                <w:szCs w:val="18"/>
+                <w:sz w:val="20"/>
+                <w:szCs w:val="20"/>
               </w:rPr>
             </w:pPr>
             <w:r>
               <w:rPr>
                 <w:rFonts w:asciiTheme="majorBidi" w:hAnsiTheme="majorBidi" w:cstheme="majorBidi"/>
-                <w:sz w:val="18"/>
-                <w:szCs w:val="18"/>
+                <w:sz w:val="20"/>
+                <w:szCs w:val="20"/>
                 <w:rtl/>
                 <w:lang w:bidi="ar-IQ"/>
               </w:rPr>
@@ -1669,28 +1615,17 @@
             <w:r>
               <w:rPr>
                 <w:rFonts w:asciiTheme="majorBidi" w:hAnsiTheme="majorBidi" w:cstheme="majorBidi"/>
-                <w:sz w:val="18"/>
-                <w:szCs w:val="18"/>
-                <w:lang w:bidi="ar-IQ"/>
-              </w:rPr>
-              <w:t xml:space="preserve">tr for row in </w:t>
-            </w:r>
-            <w:proofErr w:type="spellStart"/>
-            <w:r>
-              <w:rPr>
-                <w:rFonts w:asciiTheme="majorBidi" w:hAnsiTheme="majorBidi" w:cstheme="majorBidi"/>
-                <w:sz w:val="18"/>
-                <w:szCs w:val="18"/>
-                <w:lang w:bidi="ar-IQ"/>
-              </w:rPr>
-              <w:t>pair.rows</w:t>
-            </w:r>
-            <w:proofErr w:type="spellEnd"/>
-            <w:r>
-              <w:rPr>
-                <w:rFonts w:asciiTheme="majorBidi" w:hAnsiTheme="majorBidi" w:cstheme="majorBidi"/>
-                <w:sz w:val="18"/>
-                <w:szCs w:val="18"/>
+                <w:sz w:val="20"/>
+                <w:szCs w:val="20"/>
+                <w:lang w:bidi="ar-IQ"/>
+              </w:rPr>
+              <w:t>tr for row in pair.rows</w:t>
+            </w:r>
+            <w:r>
+              <w:rPr>
+                <w:rFonts w:asciiTheme="majorBidi" w:hAnsiTheme="majorBidi" w:cstheme="majorBidi"/>
+                <w:sz w:val="20"/>
+                <w:szCs w:val="20"/>
                 <w:rtl/>
                 <w:lang w:bidi="ar-IQ"/>
               </w:rPr>
@@ -1714,37 +1649,35 @@
               <w:spacing w:after="0"/>
               <w:rPr>
                 <w:rFonts w:asciiTheme="majorBidi" w:hAnsiTheme="majorBidi" w:cstheme="majorBidi"/>
-                <w:sz w:val="18"/>
-                <w:szCs w:val="18"/>
+                <w:sz w:val="20"/>
+                <w:szCs w:val="20"/>
                 <w:lang w:bidi="ar-IQ"/>
               </w:rPr>
             </w:pPr>
             <w:r>
               <w:rPr>
                 <w:rFonts w:asciiTheme="majorBidi" w:hAnsiTheme="majorBidi" w:cstheme="majorBidi"/>
-                <w:sz w:val="18"/>
-                <w:szCs w:val="18"/>
+                <w:sz w:val="20"/>
+                <w:szCs w:val="20"/>
                 <w:rtl/>
                 <w:lang w:bidi="ar-IQ"/>
               </w:rPr>
               <w:t>{{</w:t>
             </w:r>
-            <w:proofErr w:type="spellStart"/>
-            <w:r>
-              <w:rPr>
-                <w:rFonts w:asciiTheme="majorBidi" w:hAnsiTheme="majorBidi" w:cstheme="majorBidi"/>
-                <w:sz w:val="18"/>
-                <w:szCs w:val="18"/>
+            <w:r>
+              <w:rPr>
+                <w:rFonts w:asciiTheme="majorBidi" w:hAnsiTheme="majorBidi" w:cstheme="majorBidi"/>
+                <w:sz w:val="20"/>
+                <w:szCs w:val="20"/>
                 <w:lang w:bidi="ar-IQ"/>
               </w:rPr>
               <w:t>row.left_subj</w:t>
             </w:r>
-            <w:proofErr w:type="spellEnd"/>
-            <w:r>
-              <w:rPr>
-                <w:rFonts w:asciiTheme="majorBidi" w:hAnsiTheme="majorBidi" w:cstheme="majorBidi"/>
-                <w:sz w:val="18"/>
-                <w:szCs w:val="18"/>
+            <w:r>
+              <w:rPr>
+                <w:rFonts w:asciiTheme="majorBidi" w:hAnsiTheme="majorBidi" w:cstheme="majorBidi"/>
+                <w:sz w:val="20"/>
+                <w:szCs w:val="20"/>
                 <w:rtl/>
                 <w:lang w:bidi="ar-IQ"/>
               </w:rPr>
@@ -1763,37 +1696,35 @@
               <w:spacing w:after="0"/>
               <w:rPr>
                 <w:rFonts w:asciiTheme="majorBidi" w:hAnsiTheme="majorBidi" w:cstheme="majorBidi"/>
-                <w:sz w:val="18"/>
-                <w:szCs w:val="18"/>
+                <w:sz w:val="20"/>
+                <w:szCs w:val="20"/>
                 <w:lang w:bidi="ar-IQ"/>
               </w:rPr>
             </w:pPr>
             <w:r>
               <w:rPr>
                 <w:rFonts w:asciiTheme="majorBidi" w:hAnsiTheme="majorBidi" w:cstheme="majorBidi"/>
-                <w:sz w:val="18"/>
-                <w:szCs w:val="18"/>
+                <w:sz w:val="20"/>
+                <w:szCs w:val="20"/>
                 <w:rtl/>
                 <w:lang w:bidi="ar-IQ"/>
               </w:rPr>
               <w:t>{{</w:t>
             </w:r>
-            <w:proofErr w:type="spellStart"/>
-            <w:r>
-              <w:rPr>
-                <w:rFonts w:asciiTheme="majorBidi" w:hAnsiTheme="majorBidi" w:cstheme="majorBidi"/>
-                <w:sz w:val="18"/>
-                <w:szCs w:val="18"/>
+            <w:r>
+              <w:rPr>
+                <w:rFonts w:asciiTheme="majorBidi" w:hAnsiTheme="majorBidi" w:cstheme="majorBidi"/>
+                <w:sz w:val="20"/>
+                <w:szCs w:val="20"/>
                 <w:lang w:bidi="ar-IQ"/>
               </w:rPr>
               <w:t>row.left_mark</w:t>
             </w:r>
-            <w:proofErr w:type="spellEnd"/>
-            <w:r>
-              <w:rPr>
-                <w:rFonts w:asciiTheme="majorBidi" w:hAnsiTheme="majorBidi" w:cstheme="majorBidi"/>
-                <w:sz w:val="18"/>
-                <w:szCs w:val="18"/>
+            <w:r>
+              <w:rPr>
+                <w:rFonts w:asciiTheme="majorBidi" w:hAnsiTheme="majorBidi" w:cstheme="majorBidi"/>
+                <w:sz w:val="20"/>
+                <w:szCs w:val="20"/>
                 <w:rtl/>
                 <w:lang w:bidi="ar-IQ"/>
               </w:rPr>
@@ -1812,37 +1743,35 @@
               <w:spacing w:after="0"/>
               <w:rPr>
                 <w:rFonts w:asciiTheme="majorBidi" w:hAnsiTheme="majorBidi" w:cstheme="majorBidi"/>
-                <w:sz w:val="18"/>
-                <w:szCs w:val="18"/>
+                <w:sz w:val="20"/>
+                <w:szCs w:val="20"/>
                 <w:lang w:bidi="ar-IQ"/>
               </w:rPr>
             </w:pPr>
             <w:r>
               <w:rPr>
                 <w:rFonts w:asciiTheme="majorBidi" w:hAnsiTheme="majorBidi" w:cstheme="majorBidi"/>
-                <w:sz w:val="18"/>
-                <w:szCs w:val="18"/>
+                <w:sz w:val="20"/>
+                <w:szCs w:val="20"/>
                 <w:rtl/>
                 <w:lang w:bidi="ar-IQ"/>
               </w:rPr>
               <w:t>{{</w:t>
             </w:r>
-            <w:proofErr w:type="spellStart"/>
-            <w:r>
-              <w:rPr>
-                <w:rFonts w:asciiTheme="majorBidi" w:hAnsiTheme="majorBidi" w:cstheme="majorBidi"/>
-                <w:sz w:val="18"/>
-                <w:szCs w:val="18"/>
+            <w:r>
+              <w:rPr>
+                <w:rFonts w:asciiTheme="majorBidi" w:hAnsiTheme="majorBidi" w:cstheme="majorBidi"/>
+                <w:sz w:val="20"/>
+                <w:szCs w:val="20"/>
                 <w:lang w:bidi="ar-IQ"/>
               </w:rPr>
               <w:t>row.left_unit</w:t>
             </w:r>
-            <w:proofErr w:type="spellEnd"/>
-            <w:r>
-              <w:rPr>
-                <w:rFonts w:asciiTheme="majorBidi" w:hAnsiTheme="majorBidi" w:cstheme="majorBidi"/>
-                <w:sz w:val="18"/>
-                <w:szCs w:val="18"/>
+            <w:r>
+              <w:rPr>
+                <w:rFonts w:asciiTheme="majorBidi" w:hAnsiTheme="majorBidi" w:cstheme="majorBidi"/>
+                <w:sz w:val="20"/>
+                <w:szCs w:val="20"/>
                 <w:rtl/>
                 <w:lang w:bidi="ar-IQ"/>
               </w:rPr>
@@ -1861,37 +1790,35 @@
               <w:spacing w:after="0"/>
               <w:rPr>
                 <w:rFonts w:asciiTheme="majorBidi" w:hAnsiTheme="majorBidi" w:cstheme="majorBidi"/>
-                <w:sz w:val="18"/>
-                <w:szCs w:val="18"/>
+                <w:sz w:val="20"/>
+                <w:szCs w:val="20"/>
                 <w:lang w:bidi="ar-IQ"/>
               </w:rPr>
             </w:pPr>
             <w:r>
               <w:rPr>
                 <w:rFonts w:asciiTheme="majorBidi" w:hAnsiTheme="majorBidi" w:cstheme="majorBidi"/>
-                <w:sz w:val="18"/>
-                <w:szCs w:val="18"/>
+                <w:sz w:val="20"/>
+                <w:szCs w:val="20"/>
                 <w:rtl/>
                 <w:lang w:bidi="ar-IQ"/>
               </w:rPr>
               <w:t>{{</w:t>
             </w:r>
-            <w:proofErr w:type="spellStart"/>
-            <w:r>
-              <w:rPr>
-                <w:rFonts w:asciiTheme="majorBidi" w:hAnsiTheme="majorBidi" w:cstheme="majorBidi"/>
-                <w:sz w:val="18"/>
-                <w:szCs w:val="18"/>
+            <w:r>
+              <w:rPr>
+                <w:rFonts w:asciiTheme="majorBidi" w:hAnsiTheme="majorBidi" w:cstheme="majorBidi"/>
+                <w:sz w:val="20"/>
+                <w:szCs w:val="20"/>
                 <w:lang w:bidi="ar-IQ"/>
               </w:rPr>
               <w:t>row.right_subj</w:t>
             </w:r>
-            <w:proofErr w:type="spellEnd"/>
-            <w:r>
-              <w:rPr>
-                <w:rFonts w:asciiTheme="majorBidi" w:hAnsiTheme="majorBidi" w:cstheme="majorBidi"/>
-                <w:sz w:val="18"/>
-                <w:szCs w:val="18"/>
+            <w:r>
+              <w:rPr>
+                <w:rFonts w:asciiTheme="majorBidi" w:hAnsiTheme="majorBidi" w:cstheme="majorBidi"/>
+                <w:sz w:val="20"/>
+                <w:szCs w:val="20"/>
                 <w:rtl/>
                 <w:lang w:bidi="ar-IQ"/>
               </w:rPr>
@@ -1910,37 +1837,35 @@
               <w:spacing w:after="0"/>
               <w:rPr>
                 <w:rFonts w:asciiTheme="majorBidi" w:hAnsiTheme="majorBidi" w:cstheme="majorBidi"/>
-                <w:sz w:val="18"/>
-                <w:szCs w:val="18"/>
+                <w:sz w:val="20"/>
+                <w:szCs w:val="20"/>
                 <w:lang w:bidi="ar-IQ"/>
               </w:rPr>
             </w:pPr>
             <w:r>
               <w:rPr>
                 <w:rFonts w:asciiTheme="majorBidi" w:hAnsiTheme="majorBidi" w:cstheme="majorBidi"/>
-                <w:sz w:val="18"/>
-                <w:szCs w:val="18"/>
+                <w:sz w:val="20"/>
+                <w:szCs w:val="20"/>
                 <w:rtl/>
                 <w:lang w:bidi="ar-IQ"/>
               </w:rPr>
               <w:t>{{</w:t>
             </w:r>
-            <w:proofErr w:type="spellStart"/>
-            <w:r>
-              <w:rPr>
-                <w:rFonts w:asciiTheme="majorBidi" w:hAnsiTheme="majorBidi" w:cstheme="majorBidi"/>
-                <w:sz w:val="18"/>
-                <w:szCs w:val="18"/>
+            <w:r>
+              <w:rPr>
+                <w:rFonts w:asciiTheme="majorBidi" w:hAnsiTheme="majorBidi" w:cstheme="majorBidi"/>
+                <w:sz w:val="20"/>
+                <w:szCs w:val="20"/>
                 <w:lang w:bidi="ar-IQ"/>
               </w:rPr>
               <w:t>row.right_mark</w:t>
             </w:r>
-            <w:proofErr w:type="spellEnd"/>
-            <w:r>
-              <w:rPr>
-                <w:rFonts w:asciiTheme="majorBidi" w:hAnsiTheme="majorBidi" w:cstheme="majorBidi"/>
-                <w:sz w:val="18"/>
-                <w:szCs w:val="18"/>
+            <w:r>
+              <w:rPr>
+                <w:rFonts w:asciiTheme="majorBidi" w:hAnsiTheme="majorBidi" w:cstheme="majorBidi"/>
+                <w:sz w:val="20"/>
+                <w:szCs w:val="20"/>
                 <w:rtl/>
                 <w:lang w:bidi="ar-IQ"/>
               </w:rPr>
@@ -1959,36 +1884,34 @@
               <w:spacing w:after="0"/>
               <w:rPr>
                 <w:rFonts w:asciiTheme="majorBidi" w:hAnsiTheme="majorBidi" w:cstheme="majorBidi"/>
-                <w:sz w:val="18"/>
-                <w:szCs w:val="18"/>
+                <w:sz w:val="20"/>
+                <w:szCs w:val="20"/>
               </w:rPr>
             </w:pPr>
             <w:r>
               <w:rPr>
                 <w:rFonts w:asciiTheme="majorBidi" w:hAnsiTheme="majorBidi" w:cstheme="majorBidi"/>
-                <w:sz w:val="18"/>
-                <w:szCs w:val="18"/>
+                <w:sz w:val="20"/>
+                <w:szCs w:val="20"/>
                 <w:rtl/>
                 <w:lang w:bidi="ar-IQ"/>
               </w:rPr>
               <w:t>{{</w:t>
             </w:r>
-            <w:proofErr w:type="spellStart"/>
-            <w:r>
-              <w:rPr>
-                <w:rFonts w:asciiTheme="majorBidi" w:hAnsiTheme="majorBidi" w:cstheme="majorBidi"/>
-                <w:sz w:val="18"/>
-                <w:szCs w:val="18"/>
+            <w:r>
+              <w:rPr>
+                <w:rFonts w:asciiTheme="majorBidi" w:hAnsiTheme="majorBidi" w:cstheme="majorBidi"/>
+                <w:sz w:val="20"/>
+                <w:szCs w:val="20"/>
                 <w:lang w:bidi="ar-IQ"/>
               </w:rPr>
               <w:t>row.right_unit</w:t>
             </w:r>
-            <w:proofErr w:type="spellEnd"/>
-            <w:r>
-              <w:rPr>
-                <w:rFonts w:asciiTheme="majorBidi" w:hAnsiTheme="majorBidi" w:cstheme="majorBidi"/>
-                <w:sz w:val="18"/>
-                <w:szCs w:val="18"/>
+            <w:r>
+              <w:rPr>
+                <w:rFonts w:asciiTheme="majorBidi" w:hAnsiTheme="majorBidi" w:cstheme="majorBidi"/>
+                <w:sz w:val="20"/>
+                <w:szCs w:val="20"/>
                 <w:rtl/>
                 <w:lang w:bidi="ar-IQ"/>
               </w:rPr>
@@ -2013,16 +1936,16 @@
               <w:spacing w:after="0"/>
               <w:rPr>
                 <w:rFonts w:asciiTheme="majorBidi" w:hAnsiTheme="majorBidi" w:cstheme="majorBidi"/>
-                <w:sz w:val="18"/>
-                <w:szCs w:val="18"/>
+                <w:sz w:val="20"/>
+                <w:szCs w:val="20"/>
                 <w:lang w:bidi="ar-IQ"/>
               </w:rPr>
             </w:pPr>
             <w:r>
               <w:rPr>
                 <w:rFonts w:asciiTheme="majorBidi" w:hAnsiTheme="majorBidi" w:cstheme="majorBidi"/>
-                <w:sz w:val="18"/>
-                <w:szCs w:val="18"/>
+                <w:sz w:val="20"/>
+                <w:szCs w:val="20"/>
                 <w:rtl/>
                 <w:lang w:bidi="ar-IQ"/>
               </w:rPr>
@@ -2031,28 +1954,17 @@
             <w:r>
               <w:rPr>
                 <w:rFonts w:asciiTheme="majorBidi" w:hAnsiTheme="majorBidi" w:cstheme="majorBidi"/>
-                <w:sz w:val="18"/>
-                <w:szCs w:val="18"/>
-                <w:lang w:bidi="ar-IQ"/>
-              </w:rPr>
-              <w:t xml:space="preserve">tr </w:t>
-            </w:r>
-            <w:proofErr w:type="spellStart"/>
-            <w:r>
-              <w:rPr>
-                <w:rFonts w:asciiTheme="majorBidi" w:hAnsiTheme="majorBidi" w:cstheme="majorBidi"/>
-                <w:sz w:val="18"/>
-                <w:szCs w:val="18"/>
-                <w:lang w:bidi="ar-IQ"/>
-              </w:rPr>
-              <w:t>endfor</w:t>
-            </w:r>
-            <w:proofErr w:type="spellEnd"/>
-            <w:r>
-              <w:rPr>
-                <w:rFonts w:asciiTheme="majorBidi" w:hAnsiTheme="majorBidi" w:cstheme="majorBidi"/>
-                <w:sz w:val="18"/>
-                <w:szCs w:val="18"/>
+                <w:sz w:val="20"/>
+                <w:szCs w:val="20"/>
+                <w:lang w:bidi="ar-IQ"/>
+              </w:rPr>
+              <w:t>tr endfor</w:t>
+            </w:r>
+            <w:r>
+              <w:rPr>
+                <w:rFonts w:asciiTheme="majorBidi" w:hAnsiTheme="majorBidi" w:cstheme="majorBidi"/>
+                <w:sz w:val="20"/>
+                <w:szCs w:val="20"/>
                 <w:rtl/>
                 <w:lang w:bidi="ar-IQ"/>
               </w:rPr>
@@ -2069,29 +1981,35 @@
         <w:spacing w:line="240" w:lineRule="auto"/>
         <w:rPr>
           <w:rFonts w:asciiTheme="majorBidi" w:hAnsiTheme="majorBidi" w:cstheme="majorBidi"/>
+          <w:sz w:val="24"/>
+          <w:szCs w:val="24"/>
           <w:lang w:bidi="ar-IQ"/>
         </w:rPr>
       </w:pPr>
       <w:r>
         <w:rPr>
           <w:rFonts w:asciiTheme="majorBidi" w:hAnsiTheme="majorBidi" w:cstheme="majorBidi"/>
+          <w:sz w:val="24"/>
+          <w:szCs w:val="24"/>
           <w:rtl/>
           <w:lang w:bidi="ar-IQ"/>
         </w:rPr>
         <w:t xml:space="preserve">{% </w:t>
       </w:r>
-      <w:proofErr w:type="spellStart"/>
-      <w:r>
-        <w:rPr>
-          <w:rFonts w:asciiTheme="majorBidi" w:hAnsiTheme="majorBidi" w:cstheme="majorBidi"/>
+      <w:r>
+        <w:rPr>
+          <w:rFonts w:asciiTheme="majorBidi" w:hAnsiTheme="majorBidi" w:cstheme="majorBidi"/>
+          <w:sz w:val="24"/>
+          <w:szCs w:val="24"/>
           <w:lang w:bidi="ar-IQ"/>
         </w:rPr>
         <w:t>endfor</w:t>
       </w:r>
-      <w:proofErr w:type="spellEnd"/>
-      <w:r>
-        <w:rPr>
-          <w:rFonts w:asciiTheme="majorBidi" w:hAnsiTheme="majorBidi" w:cstheme="majorBidi"/>
+      <w:r>
+        <w:rPr>
+          <w:rFonts w:asciiTheme="majorBidi" w:hAnsiTheme="majorBidi" w:cstheme="majorBidi"/>
+          <w:sz w:val="24"/>
+          <w:szCs w:val="24"/>
           <w:rtl/>
           <w:lang w:bidi="ar-IQ"/>
         </w:rPr>
@@ -2563,7 +2481,6 @@
         <w:lastRenderedPageBreak/>
         <w:t>{{</w:t>
       </w:r>
-      <w:proofErr w:type="spellStart"/>
       <w:r>
         <w:rPr>
           <w:rFonts w:asciiTheme="majorBidi" w:hAnsiTheme="majorBidi" w:cstheme="majorBidi"/>
@@ -2571,7 +2488,6 @@
         </w:rPr>
         <w:t>Back_page</w:t>
       </w:r>
-      <w:proofErr w:type="spellEnd"/>
       <w:r>
         <w:rPr>
           <w:rFonts w:asciiTheme="majorBidi" w:hAnsiTheme="majorBidi" w:cstheme="majorBidi"/>
@@ -2794,7 +2710,6 @@
         </w:rPr>
         <w:t xml:space="preserve">p if </w:t>
       </w:r>
-      <w:proofErr w:type="spellStart"/>
       <w:r>
         <w:rPr>
           <w:rFonts w:asciiTheme="majorBidi" w:hAnsiTheme="majorBidi" w:cstheme="majorBidi"/>
@@ -2802,7 +2717,6 @@
         </w:rPr>
         <w:t>Summer_ON</w:t>
       </w:r>
-      <w:proofErr w:type="spellEnd"/>
       <w:r>
         <w:rPr>
           <w:rFonts w:asciiTheme="majorBidi" w:hAnsiTheme="majorBidi" w:cstheme="majorBidi"/>
@@ -2847,7 +2761,6 @@
         </w:rPr>
         <w:t>{{</w:t>
       </w:r>
-      <w:proofErr w:type="spellStart"/>
       <w:r>
         <w:rPr>
           <w:rFonts w:asciiTheme="majorBidi" w:hAnsiTheme="majorBidi" w:cstheme="majorBidi"/>
@@ -2857,7 +2770,6 @@
         </w:rPr>
         <w:t>Summer_Training_year</w:t>
       </w:r>
-      <w:proofErr w:type="spellEnd"/>
       <w:r>
         <w:rPr>
           <w:rFonts w:asciiTheme="majorBidi" w:hAnsiTheme="majorBidi" w:cstheme="majorBidi"/>
@@ -2970,7 +2882,6 @@
         </w:rPr>
         <w:t>{{</w:t>
       </w:r>
-      <w:proofErr w:type="spellStart"/>
       <w:r>
         <w:rPr>
           <w:rFonts w:asciiTheme="majorBidi" w:hAnsiTheme="majorBidi" w:cstheme="majorBidi"/>
@@ -2980,7 +2891,6 @@
         </w:rPr>
         <w:t>order_number</w:t>
       </w:r>
-      <w:proofErr w:type="spellEnd"/>
       <w:r>
         <w:rPr>
           <w:rFonts w:asciiTheme="majorBidi" w:hAnsiTheme="majorBidi" w:cstheme="majorBidi"/>
@@ -3029,7 +2939,6 @@
         </w:rPr>
         <w:t xml:space="preserve"> {{</w:t>
       </w:r>
-      <w:proofErr w:type="spellStart"/>
       <w:r>
         <w:rPr>
           <w:rFonts w:asciiTheme="majorBidi" w:hAnsiTheme="majorBidi" w:cstheme="majorBidi"/>
@@ -3039,7 +2948,6 @@
         </w:rPr>
         <w:t>order_date</w:t>
       </w:r>
-      <w:proofErr w:type="spellEnd"/>
       <w:r>
         <w:rPr>
           <w:rFonts w:asciiTheme="majorBidi" w:hAnsiTheme="majorBidi" w:cstheme="majorBidi"/>
@@ -3255,19 +3163,8 @@
           <w:szCs w:val="24"/>
           <w:lang w:bidi="ar-IQ"/>
         </w:rPr>
-        <w:t xml:space="preserve">p if </w:t>
-      </w:r>
-      <w:proofErr w:type="spellStart"/>
-      <w:r>
-        <w:rPr>
-          <w:rFonts w:asciiTheme="majorBidi" w:hAnsiTheme="majorBidi" w:cstheme="majorBidi"/>
-          <w:sz w:val="24"/>
-          <w:szCs w:val="24"/>
-          <w:lang w:bidi="ar-IQ"/>
-        </w:rPr>
-        <w:t>Failure_ON</w:t>
-      </w:r>
-      <w:proofErr w:type="spellEnd"/>
+        <w:t>p if Failure_ON</w:t>
+      </w:r>
       <w:r>
         <w:rPr>
           <w:rFonts w:asciiTheme="majorBidi" w:hAnsiTheme="majorBidi" w:cstheme="majorBidi"/>
@@ -3312,7 +3209,6 @@
         </w:rPr>
         <w:t>{{</w:t>
       </w:r>
-      <w:proofErr w:type="spellStart"/>
       <w:r>
         <w:rPr>
           <w:rFonts w:asciiTheme="majorBidi" w:hAnsiTheme="majorBidi" w:cstheme="majorBidi"/>
@@ -3322,7 +3218,6 @@
         </w:rPr>
         <w:t>Postponement_and_Failure_Years</w:t>
       </w:r>
-      <w:proofErr w:type="spellEnd"/>
       <w:r>
         <w:rPr>
           <w:rFonts w:asciiTheme="majorBidi" w:hAnsiTheme="majorBidi" w:cstheme="majorBidi"/>
@@ -3428,19 +3323,8 @@
           <w:szCs w:val="24"/>
           <w:lang w:bidi="ar-IQ"/>
         </w:rPr>
-        <w:t xml:space="preserve"> if </w:t>
-      </w:r>
-      <w:proofErr w:type="spellStart"/>
-      <w:r>
-        <w:rPr>
-          <w:rFonts w:asciiTheme="majorBidi" w:hAnsiTheme="majorBidi" w:cstheme="majorBidi"/>
-          <w:sz w:val="24"/>
-          <w:szCs w:val="24"/>
-          <w:lang w:bidi="ar-IQ"/>
-        </w:rPr>
-        <w:t>Passed_ON</w:t>
-      </w:r>
-      <w:proofErr w:type="spellEnd"/>
+        <w:t xml:space="preserve"> if Passed_ON</w:t>
+      </w:r>
       <w:r>
         <w:rPr>
           <w:rFonts w:asciiTheme="majorBidi" w:hAnsiTheme="majorBidi" w:cstheme="majorBidi"/>
@@ -3495,7 +3379,6 @@
         </w:rPr>
         <w:t>{{</w:t>
       </w:r>
-      <w:proofErr w:type="spellStart"/>
       <w:r>
         <w:rPr>
           <w:rFonts w:asciiTheme="majorBidi" w:hAnsiTheme="majorBidi" w:cstheme="majorBidi"/>
@@ -3505,7 +3388,6 @@
         </w:rPr>
         <w:t>Subjects_Passed_with_Second_Trial</w:t>
       </w:r>
-      <w:proofErr w:type="spellEnd"/>
       <w:r>
         <w:rPr>
           <w:rFonts w:asciiTheme="majorBidi" w:hAnsiTheme="majorBidi" w:cstheme="majorBidi"/>
@@ -3834,7 +3716,7 @@
         <w:noProof/>
         <w:lang w:bidi="ar-IQ"/>
       </w:rPr>
-      <w:instrText>2</w:instrText>
+      <w:instrText>3</w:instrText>
     </w:r>
     <w:r>
       <w:rPr>
@@ -3863,7 +3745,7 @@
         <w:rtl/>
         <w:lang w:bidi="ar-IQ"/>
       </w:rPr>
-      <w:t>-1</w:t>
+      <w:t>-2</w:t>
     </w:r>
     <w:r>
       <w:rPr>

--- a/templets/semester - Temp - Ar - D - SBS.docx
+++ b/templets/semester - Temp - Ar - D - SBS.docx
@@ -1,6 +1,6 @@
 
 <file path=word/document.xml><?xml version="1.0" encoding="utf-8"?>
-<w:document xmlns:wpc="http://schemas.microsoft.com/office/word/2010/wordprocessingCanvas" xmlns:cx="http://schemas.microsoft.com/office/drawing/2014/chartex" xmlns:cx1="http://schemas.microsoft.com/office/drawing/2015/9/8/chartex" xmlns:cx2="http://schemas.microsoft.com/office/drawing/2015/10/21/chartex" xmlns:cx3="http://schemas.microsoft.com/office/drawing/2016/5/9/chartex" xmlns:cx4="http://schemas.microsoft.com/office/drawing/2016/5/10/chartex" xmlns:cx5="http://schemas.microsoft.com/office/drawing/2016/5/11/chartex" xmlns:cx6="http://schemas.microsoft.com/office/drawing/2016/5/12/chartex" xmlns:cx7="http://schemas.microsoft.com/office/drawing/2016/5/13/chartex" xmlns:cx8="http://schemas.microsoft.com/office/drawing/2016/5/14/chartex" xmlns:mc="http://schemas.openxmlformats.org/markup-compatibility/2006" xmlns:aink="http://schemas.microsoft.com/office/drawing/2016/ink" xmlns:am3d="http://schemas.microsoft.com/office/drawing/2017/model3d" xmlns:o="urn:schemas-microsoft-com:office:office" xmlns:oel="http://schemas.microsoft.com/office/2019/extlst" xmlns:r="http://schemas.openxmlformats.org/officeDocument/2006/relationships" xmlns:m="http://schemas.openxmlformats.org/officeDocument/2006/math" xmlns:v="urn:schemas-microsoft-com:vml" xmlns:wp14="http://schemas.microsoft.com/office/word/2010/wordprocessingDrawing" xmlns:wp="http://schemas.openxmlformats.org/drawingml/2006/wordprocessingDrawing" xmlns:w10="urn:schemas-microsoft-com:office:word" xmlns:w="http://schemas.openxmlformats.org/wordprocessingml/2006/main" xmlns:w14="http://schemas.microsoft.com/office/word/2010/wordml" xmlns:w15="http://schemas.microsoft.com/office/word/2012/wordml" xmlns:w16cex="http://schemas.microsoft.com/office/word/2018/wordml/cex" xmlns:w16cid="http://schemas.microsoft.com/office/word/2016/wordml/cid" xmlns:w16="http://schemas.microsoft.com/office/word/2018/wordml" xmlns:w16du="http://schemas.microsoft.com/office/word/2023/wordml/word16du" xmlns:w16sdtdh="http://schemas.microsoft.com/office/word/2020/wordml/sdtdatahash" xmlns:w16sdtfl="http://schemas.microsoft.com/office/word/2024/wordml/sdtformatlock" xmlns:w16se="http://schemas.microsoft.com/office/word/2015/wordml/symex" xmlns:wpg="http://schemas.microsoft.com/office/word/2010/wordprocessingGroup" xmlns:wpi="http://schemas.microsoft.com/office/word/2010/wordprocessingInk" xmlns:wne="http://schemas.microsoft.com/office/word/2006/wordml" xmlns:wps="http://schemas.microsoft.com/office/word/2010/wordprocessingShape" mc:Ignorable="w14 w15 w16se w16cid w16 w16cex w16sdtdh w16sdtfl w16du wp14">
+<w:document xmlns:wpc="http://schemas.microsoft.com/office/word/2010/wordprocessingCanvas" xmlns:cx="http://schemas.microsoft.com/office/drawing/2014/chartex" xmlns:cx1="http://schemas.microsoft.com/office/drawing/2015/9/8/chartex" xmlns:cx2="http://schemas.microsoft.com/office/drawing/2015/10/21/chartex" xmlns:cx3="http://schemas.microsoft.com/office/drawing/2016/5/9/chartex" xmlns:cx4="http://schemas.microsoft.com/office/drawing/2016/5/10/chartex" xmlns:cx5="http://schemas.microsoft.com/office/drawing/2016/5/11/chartex" xmlns:cx6="http://schemas.microsoft.com/office/drawing/2016/5/12/chartex" xmlns:cx7="http://schemas.microsoft.com/office/drawing/2016/5/13/chartex" xmlns:cx8="http://schemas.microsoft.com/office/drawing/2016/5/14/chartex" xmlns:mc="http://schemas.openxmlformats.org/markup-compatibility/2006" xmlns:aink="http://schemas.microsoft.com/office/drawing/2016/ink" xmlns:am3d="http://schemas.microsoft.com/office/drawing/2017/model3d" xmlns:o="urn:schemas-microsoft-com:office:office" xmlns:oel="http://schemas.microsoft.com/office/2019/extlst" xmlns:r="http://schemas.openxmlformats.org/officeDocument/2006/relationships" xmlns:m="http://schemas.openxmlformats.org/officeDocument/2006/math" xmlns:v="urn:schemas-microsoft-com:vml" xmlns:wp14="http://schemas.microsoft.com/office/word/2010/wordprocessingDrawing" xmlns:wp="http://schemas.openxmlformats.org/drawingml/2006/wordprocessingDrawing" xmlns:w10="urn:schemas-microsoft-com:office:word" xmlns:w="http://schemas.openxmlformats.org/wordprocessingml/2006/main" xmlns:w14="http://schemas.microsoft.com/office/word/2010/wordml" xmlns:w15="http://schemas.microsoft.com/office/word/2012/wordml" xmlns:w16cei="http://schemas.microsoft.com/office/word/2026/wordml/cei" xmlns:w16cex="http://schemas.microsoft.com/office/word/2018/wordml/cex" xmlns:w16cid="http://schemas.microsoft.com/office/word/2016/wordml/cid" xmlns:w16="http://schemas.microsoft.com/office/word/2018/wordml" xmlns:w16du="http://schemas.microsoft.com/office/word/2023/wordml/word16du" xmlns:w16sdtdh="http://schemas.microsoft.com/office/word/2020/wordml/sdtdatahash" xmlns:w16sdtfl="http://schemas.microsoft.com/office/word/2024/wordml/sdtformatlock" xmlns:w16se="http://schemas.microsoft.com/office/word/2015/wordml/symex" xmlns:wpg="http://schemas.microsoft.com/office/word/2010/wordprocessingGroup" xmlns:wpi="http://schemas.microsoft.com/office/word/2010/wordprocessingInk" xmlns:wne="http://schemas.microsoft.com/office/word/2006/wordml" xmlns:wps="http://schemas.microsoft.com/office/word/2010/wordprocessingShape" mc:Ignorable="w14 w15 w16se w16cid w16 w16cex w16sdtdh w16sdtfl w16du wp14">
   <w:body>
     <w:p>
       <w:pPr>
@@ -242,6 +242,7 @@
               </w:rPr>
               <w:t>{{</w:t>
             </w:r>
+            <w:proofErr w:type="spellStart"/>
             <w:r>
               <w:rPr>
                 <w:rFonts w:asciiTheme="minorBidi" w:hAnsiTheme="minorBidi" w:cstheme="minorBidi"/>
@@ -251,6 +252,7 @@
               </w:rPr>
               <w:t>student_name</w:t>
             </w:r>
+            <w:proofErr w:type="spellEnd"/>
             <w:r>
               <w:rPr>
                 <w:rFonts w:asciiTheme="minorBidi" w:hAnsiTheme="minorBidi" w:cstheme="minorBidi"/>
@@ -429,6 +431,7 @@
               </w:rPr>
               <w:t>{{</w:t>
             </w:r>
+            <w:proofErr w:type="spellStart"/>
             <w:r>
               <w:rPr>
                 <w:rFonts w:asciiTheme="minorBidi" w:hAnsiTheme="minorBidi" w:cstheme="minorBidi"/>
@@ -438,6 +441,7 @@
               </w:rPr>
               <w:t>admission_year</w:t>
             </w:r>
+            <w:proofErr w:type="spellEnd"/>
             <w:r>
               <w:rPr>
                 <w:rFonts w:asciiTheme="minorBidi" w:hAnsiTheme="minorBidi" w:cstheme="minorBidi"/>
@@ -485,6 +489,7 @@
               </w:rPr>
               <w:t>{{</w:t>
             </w:r>
+            <w:proofErr w:type="spellStart"/>
             <w:r>
               <w:rPr>
                 <w:rFonts w:asciiTheme="minorBidi" w:hAnsiTheme="minorBidi" w:cstheme="minorBidi"/>
@@ -494,6 +499,7 @@
               </w:rPr>
               <w:t>department_id</w:t>
             </w:r>
+            <w:proofErr w:type="spellEnd"/>
             <w:r>
               <w:rPr>
                 <w:rFonts w:asciiTheme="minorBidi" w:hAnsiTheme="minorBidi" w:cstheme="minorBidi"/>
@@ -589,6 +595,7 @@
               </w:rPr>
               <w:t xml:space="preserve"> {{</w:t>
             </w:r>
+            <w:proofErr w:type="spellStart"/>
             <w:r>
               <w:rPr>
                 <w:rFonts w:asciiTheme="minorBidi" w:hAnsiTheme="minorBidi" w:cstheme="minorBidi"/>
@@ -598,6 +605,7 @@
               </w:rPr>
               <w:t>study_type</w:t>
             </w:r>
+            <w:proofErr w:type="spellEnd"/>
             <w:r>
               <w:rPr>
                 <w:rFonts w:asciiTheme="minorBidi" w:hAnsiTheme="minorBidi" w:cstheme="minorBidi"/>
@@ -648,6 +656,7 @@
               </w:rPr>
               <w:t xml:space="preserve"> {{</w:t>
             </w:r>
+            <w:proofErr w:type="spellStart"/>
             <w:r>
               <w:rPr>
                 <w:rFonts w:asciiTheme="minorBidi" w:hAnsiTheme="minorBidi" w:cstheme="minorBidi"/>
@@ -657,6 +666,7 @@
               </w:rPr>
               <w:t>graduation_date</w:t>
             </w:r>
+            <w:proofErr w:type="spellEnd"/>
             <w:r>
               <w:rPr>
                 <w:rFonts w:asciiTheme="minorBidi" w:hAnsiTheme="minorBidi" w:cstheme="minorBidi"/>
@@ -705,6 +715,7 @@
               </w:rPr>
               <w:t>{{</w:t>
             </w:r>
+            <w:proofErr w:type="spellStart"/>
             <w:r>
               <w:rPr>
                 <w:rFonts w:asciiTheme="minorBidi" w:hAnsiTheme="minorBidi" w:cstheme="minorBidi"/>
@@ -714,6 +725,7 @@
               </w:rPr>
               <w:t>graduation_semester</w:t>
             </w:r>
+            <w:proofErr w:type="spellEnd"/>
             <w:r>
               <w:rPr>
                 <w:rFonts w:asciiTheme="minorBidi" w:hAnsiTheme="minorBidi" w:cstheme="minorBidi"/>
@@ -882,8 +894,19 @@
                 <w:szCs w:val="24"/>
                 <w:lang w:bidi="ar-IQ"/>
               </w:rPr>
-              <w:t xml:space="preserve"> if sequence_ON</w:t>
-            </w:r>
+              <w:t xml:space="preserve"> if </w:t>
+            </w:r>
+            <w:proofErr w:type="spellStart"/>
+            <w:r>
+              <w:rPr>
+                <w:rFonts w:asciiTheme="minorBidi" w:hAnsiTheme="minorBidi" w:cstheme="minorBidi"/>
+                <w:sz w:val="24"/>
+                <w:szCs w:val="24"/>
+                <w:lang w:bidi="ar-IQ"/>
+              </w:rPr>
+              <w:t>sequence_ON</w:t>
+            </w:r>
+            <w:proofErr w:type="spellEnd"/>
             <w:r>
               <w:rPr>
                 <w:rFonts w:asciiTheme="minorBidi" w:hAnsiTheme="minorBidi" w:cstheme="minorBidi"/>
@@ -933,6 +956,7 @@
               </w:rPr>
               <w:t>{{</w:t>
             </w:r>
+            <w:proofErr w:type="spellStart"/>
             <w:r>
               <w:rPr>
                 <w:rFonts w:asciiTheme="minorBidi" w:hAnsiTheme="minorBidi" w:cstheme="minorBidi"/>
@@ -942,6 +966,7 @@
               </w:rPr>
               <w:t>Sequence_of_Graduation</w:t>
             </w:r>
+            <w:proofErr w:type="spellEnd"/>
             <w:r>
               <w:rPr>
                 <w:rFonts w:asciiTheme="minorBidi" w:hAnsiTheme="minorBidi" w:cstheme="minorBidi"/>
@@ -989,6 +1014,7 @@
               </w:rPr>
               <w:t xml:space="preserve"> {{</w:t>
             </w:r>
+            <w:proofErr w:type="spellStart"/>
             <w:r>
               <w:rPr>
                 <w:rFonts w:asciiTheme="minorBidi" w:hAnsiTheme="minorBidi" w:cstheme="minorBidi"/>
@@ -998,6 +1024,7 @@
               </w:rPr>
               <w:t>num_students</w:t>
             </w:r>
+            <w:proofErr w:type="spellEnd"/>
             <w:r>
               <w:rPr>
                 <w:rFonts w:asciiTheme="minorBidi" w:hAnsiTheme="minorBidi" w:cstheme="minorBidi"/>
@@ -1045,6 +1072,7 @@
               </w:rPr>
               <w:t xml:space="preserve"> {{</w:t>
             </w:r>
+            <w:proofErr w:type="spellStart"/>
             <w:r>
               <w:rPr>
                 <w:rFonts w:asciiTheme="minorBidi" w:hAnsiTheme="minorBidi" w:cstheme="minorBidi"/>
@@ -1054,6 +1082,7 @@
               </w:rPr>
               <w:t>Average_of_First_Student</w:t>
             </w:r>
+            <w:proofErr w:type="spellEnd"/>
             <w:r>
               <w:rPr>
                 <w:rFonts w:asciiTheme="minorBidi" w:hAnsiTheme="minorBidi" w:cstheme="minorBidi"/>
@@ -1208,8 +1237,19 @@
           <w:szCs w:val="24"/>
           <w:lang w:bidi="ar-IQ"/>
         </w:rPr>
-        <w:t>for pair in paired_semesters</w:t>
-      </w:r>
+        <w:t xml:space="preserve">for pair in </w:t>
+      </w:r>
+      <w:proofErr w:type="spellStart"/>
+      <w:r>
+        <w:rPr>
+          <w:rFonts w:asciiTheme="majorBidi" w:hAnsiTheme="majorBidi" w:cstheme="majorBidi"/>
+          <w:sz w:val="24"/>
+          <w:szCs w:val="24"/>
+          <w:lang w:bidi="ar-IQ"/>
+        </w:rPr>
+        <w:t>paired_semesters</w:t>
+      </w:r>
+      <w:proofErr w:type="spellEnd"/>
       <w:r>
         <w:rPr>
           <w:rFonts w:asciiTheme="majorBidi" w:hAnsiTheme="majorBidi" w:cstheme="majorBidi"/>
@@ -1270,6 +1310,7 @@
               </w:rPr>
               <w:t>{{</w:t>
             </w:r>
+            <w:proofErr w:type="spellStart"/>
             <w:r>
               <w:rPr>
                 <w:rFonts w:asciiTheme="majorBidi" w:hAnsiTheme="majorBidi" w:cstheme="majorBidi"/>
@@ -1279,6 +1320,7 @@
               </w:rPr>
               <w:t>pair.year_label</w:t>
             </w:r>
+            <w:proofErr w:type="spellEnd"/>
             <w:r>
               <w:rPr>
                 <w:rFonts w:asciiTheme="majorBidi" w:hAnsiTheme="majorBidi" w:cstheme="majorBidi"/>
@@ -1323,6 +1365,7 @@
               </w:rPr>
               <w:t>{{</w:t>
             </w:r>
+            <w:proofErr w:type="spellStart"/>
             <w:r>
               <w:rPr>
                 <w:rFonts w:asciiTheme="majorBidi" w:hAnsiTheme="majorBidi" w:cstheme="majorBidi"/>
@@ -1332,6 +1375,7 @@
               </w:rPr>
               <w:t>pair.left_label</w:t>
             </w:r>
+            <w:proofErr w:type="spellEnd"/>
             <w:r>
               <w:rPr>
                 <w:rFonts w:asciiTheme="majorBidi" w:hAnsiTheme="majorBidi" w:cstheme="majorBidi"/>
@@ -1370,6 +1414,7 @@
               </w:rPr>
               <w:t>{{</w:t>
             </w:r>
+            <w:proofErr w:type="spellStart"/>
             <w:r>
               <w:rPr>
                 <w:rFonts w:asciiTheme="majorBidi" w:hAnsiTheme="majorBidi" w:cstheme="majorBidi"/>
@@ -1379,6 +1424,7 @@
               </w:rPr>
               <w:t>pair.right_label</w:t>
             </w:r>
+            <w:proofErr w:type="spellEnd"/>
             <w:r>
               <w:rPr>
                 <w:rFonts w:asciiTheme="majorBidi" w:hAnsiTheme="majorBidi" w:cstheme="majorBidi"/>
@@ -1619,8 +1665,19 @@
                 <w:szCs w:val="20"/>
                 <w:lang w:bidi="ar-IQ"/>
               </w:rPr>
-              <w:t>tr for row in pair.rows</w:t>
-            </w:r>
+              <w:t xml:space="preserve">tr for row in </w:t>
+            </w:r>
+            <w:proofErr w:type="spellStart"/>
+            <w:r>
+              <w:rPr>
+                <w:rFonts w:asciiTheme="majorBidi" w:hAnsiTheme="majorBidi" w:cstheme="majorBidi"/>
+                <w:sz w:val="20"/>
+                <w:szCs w:val="20"/>
+                <w:lang w:bidi="ar-IQ"/>
+              </w:rPr>
+              <w:t>pair.rows</w:t>
+            </w:r>
+            <w:proofErr w:type="spellEnd"/>
             <w:r>
               <w:rPr>
                 <w:rFonts w:asciiTheme="majorBidi" w:hAnsiTheme="majorBidi" w:cstheme="majorBidi"/>
@@ -1664,6 +1721,7 @@
               </w:rPr>
               <w:t>{{</w:t>
             </w:r>
+            <w:proofErr w:type="spellStart"/>
             <w:r>
               <w:rPr>
                 <w:rFonts w:asciiTheme="majorBidi" w:hAnsiTheme="majorBidi" w:cstheme="majorBidi"/>
@@ -1673,6 +1731,7 @@
               </w:rPr>
               <w:t>row.left_subj</w:t>
             </w:r>
+            <w:proofErr w:type="spellEnd"/>
             <w:r>
               <w:rPr>
                 <w:rFonts w:asciiTheme="majorBidi" w:hAnsiTheme="majorBidi" w:cstheme="majorBidi"/>
@@ -1711,6 +1770,7 @@
               </w:rPr>
               <w:t>{{</w:t>
             </w:r>
+            <w:proofErr w:type="spellStart"/>
             <w:r>
               <w:rPr>
                 <w:rFonts w:asciiTheme="majorBidi" w:hAnsiTheme="majorBidi" w:cstheme="majorBidi"/>
@@ -1720,6 +1780,7 @@
               </w:rPr>
               <w:t>row.left_mark</w:t>
             </w:r>
+            <w:proofErr w:type="spellEnd"/>
             <w:r>
               <w:rPr>
                 <w:rFonts w:asciiTheme="majorBidi" w:hAnsiTheme="majorBidi" w:cstheme="majorBidi"/>
@@ -1758,6 +1819,7 @@
               </w:rPr>
               <w:t>{{</w:t>
             </w:r>
+            <w:proofErr w:type="spellStart"/>
             <w:r>
               <w:rPr>
                 <w:rFonts w:asciiTheme="majorBidi" w:hAnsiTheme="majorBidi" w:cstheme="majorBidi"/>
@@ -1767,6 +1829,7 @@
               </w:rPr>
               <w:t>row.left_unit</w:t>
             </w:r>
+            <w:proofErr w:type="spellEnd"/>
             <w:r>
               <w:rPr>
                 <w:rFonts w:asciiTheme="majorBidi" w:hAnsiTheme="majorBidi" w:cstheme="majorBidi"/>
@@ -1805,6 +1868,7 @@
               </w:rPr>
               <w:t>{{</w:t>
             </w:r>
+            <w:proofErr w:type="spellStart"/>
             <w:r>
               <w:rPr>
                 <w:rFonts w:asciiTheme="majorBidi" w:hAnsiTheme="majorBidi" w:cstheme="majorBidi"/>
@@ -1814,6 +1878,7 @@
               </w:rPr>
               <w:t>row.right_subj</w:t>
             </w:r>
+            <w:proofErr w:type="spellEnd"/>
             <w:r>
               <w:rPr>
                 <w:rFonts w:asciiTheme="majorBidi" w:hAnsiTheme="majorBidi" w:cstheme="majorBidi"/>
@@ -1852,6 +1917,7 @@
               </w:rPr>
               <w:t>{{</w:t>
             </w:r>
+            <w:proofErr w:type="spellStart"/>
             <w:r>
               <w:rPr>
                 <w:rFonts w:asciiTheme="majorBidi" w:hAnsiTheme="majorBidi" w:cstheme="majorBidi"/>
@@ -1861,6 +1927,7 @@
               </w:rPr>
               <w:t>row.right_mark</w:t>
             </w:r>
+            <w:proofErr w:type="spellEnd"/>
             <w:r>
               <w:rPr>
                 <w:rFonts w:asciiTheme="majorBidi" w:hAnsiTheme="majorBidi" w:cstheme="majorBidi"/>
@@ -1898,6 +1965,7 @@
               </w:rPr>
               <w:t>{{</w:t>
             </w:r>
+            <w:proofErr w:type="spellStart"/>
             <w:r>
               <w:rPr>
                 <w:rFonts w:asciiTheme="majorBidi" w:hAnsiTheme="majorBidi" w:cstheme="majorBidi"/>
@@ -1907,6 +1975,7 @@
               </w:rPr>
               <w:t>row.right_unit</w:t>
             </w:r>
+            <w:proofErr w:type="spellEnd"/>
             <w:r>
               <w:rPr>
                 <w:rFonts w:asciiTheme="majorBidi" w:hAnsiTheme="majorBidi" w:cstheme="majorBidi"/>
@@ -1958,8 +2027,19 @@
                 <w:szCs w:val="20"/>
                 <w:lang w:bidi="ar-IQ"/>
               </w:rPr>
-              <w:t>tr endfor</w:t>
-            </w:r>
+              <w:t xml:space="preserve">tr </w:t>
+            </w:r>
+            <w:proofErr w:type="spellStart"/>
+            <w:r>
+              <w:rPr>
+                <w:rFonts w:asciiTheme="majorBidi" w:hAnsiTheme="majorBidi" w:cstheme="majorBidi"/>
+                <w:sz w:val="20"/>
+                <w:szCs w:val="20"/>
+                <w:lang w:bidi="ar-IQ"/>
+              </w:rPr>
+              <w:t>endfor</w:t>
+            </w:r>
+            <w:proofErr w:type="spellEnd"/>
             <w:r>
               <w:rPr>
                 <w:rFonts w:asciiTheme="majorBidi" w:hAnsiTheme="majorBidi" w:cstheme="majorBidi"/>
@@ -1996,6 +2076,7 @@
         </w:rPr>
         <w:t xml:space="preserve">{% </w:t>
       </w:r>
+      <w:proofErr w:type="spellStart"/>
       <w:r>
         <w:rPr>
           <w:rFonts w:asciiTheme="majorBidi" w:hAnsiTheme="majorBidi" w:cstheme="majorBidi"/>
@@ -2005,6 +2086,7 @@
         </w:rPr>
         <w:t>endfor</w:t>
       </w:r>
+      <w:proofErr w:type="spellEnd"/>
       <w:r>
         <w:rPr>
           <w:rFonts w:asciiTheme="majorBidi" w:hAnsiTheme="majorBidi" w:cstheme="majorBidi"/>
@@ -2015,18 +2097,6 @@
         </w:rPr>
         <w:t xml:space="preserve"> %}</w:t>
       </w:r>
-    </w:p>
-    <w:p>
-      <w:pPr>
-        <w:spacing w:line="240" w:lineRule="auto"/>
-        <w:rPr>
-          <w:rFonts w:asciiTheme="majorBidi" w:hAnsiTheme="majorBidi" w:cstheme="majorBidi"/>
-          <w:sz w:val="20"/>
-          <w:szCs w:val="20"/>
-          <w:rtl/>
-          <w:lang w:bidi="ar-IQ"/>
-        </w:rPr>
-      </w:pPr>
     </w:p>
     <w:p>
       <w:pPr>
@@ -2481,6 +2551,7 @@
         <w:lastRenderedPageBreak/>
         <w:t>{{</w:t>
       </w:r>
+      <w:proofErr w:type="spellStart"/>
       <w:r>
         <w:rPr>
           <w:rFonts w:asciiTheme="majorBidi" w:hAnsiTheme="majorBidi" w:cstheme="majorBidi"/>
@@ -2488,6 +2559,7 @@
         </w:rPr>
         <w:t>Back_page</w:t>
       </w:r>
+      <w:proofErr w:type="spellEnd"/>
       <w:r>
         <w:rPr>
           <w:rFonts w:asciiTheme="majorBidi" w:hAnsiTheme="majorBidi" w:cstheme="majorBidi"/>
@@ -2710,6 +2782,7 @@
         </w:rPr>
         <w:t xml:space="preserve">p if </w:t>
       </w:r>
+      <w:proofErr w:type="spellStart"/>
       <w:r>
         <w:rPr>
           <w:rFonts w:asciiTheme="majorBidi" w:hAnsiTheme="majorBidi" w:cstheme="majorBidi"/>
@@ -2717,6 +2790,7 @@
         </w:rPr>
         <w:t>Summer_ON</w:t>
       </w:r>
+      <w:proofErr w:type="spellEnd"/>
       <w:r>
         <w:rPr>
           <w:rFonts w:asciiTheme="majorBidi" w:hAnsiTheme="majorBidi" w:cstheme="majorBidi"/>
@@ -2761,6 +2835,7 @@
         </w:rPr>
         <w:t>{{</w:t>
       </w:r>
+      <w:proofErr w:type="spellStart"/>
       <w:r>
         <w:rPr>
           <w:rFonts w:asciiTheme="majorBidi" w:hAnsiTheme="majorBidi" w:cstheme="majorBidi"/>
@@ -2770,6 +2845,7 @@
         </w:rPr>
         <w:t>Summer_Training_year</w:t>
       </w:r>
+      <w:proofErr w:type="spellEnd"/>
       <w:r>
         <w:rPr>
           <w:rFonts w:asciiTheme="majorBidi" w:hAnsiTheme="majorBidi" w:cstheme="majorBidi"/>
@@ -2882,6 +2958,7 @@
         </w:rPr>
         <w:t>{{</w:t>
       </w:r>
+      <w:proofErr w:type="spellStart"/>
       <w:r>
         <w:rPr>
           <w:rFonts w:asciiTheme="majorBidi" w:hAnsiTheme="majorBidi" w:cstheme="majorBidi"/>
@@ -2891,6 +2968,7 @@
         </w:rPr>
         <w:t>order_number</w:t>
       </w:r>
+      <w:proofErr w:type="spellEnd"/>
       <w:r>
         <w:rPr>
           <w:rFonts w:asciiTheme="majorBidi" w:hAnsiTheme="majorBidi" w:cstheme="majorBidi"/>
@@ -2939,6 +3017,7 @@
         </w:rPr>
         <w:t xml:space="preserve"> {{</w:t>
       </w:r>
+      <w:proofErr w:type="spellStart"/>
       <w:r>
         <w:rPr>
           <w:rFonts w:asciiTheme="majorBidi" w:hAnsiTheme="majorBidi" w:cstheme="majorBidi"/>
@@ -2948,6 +3027,7 @@
         </w:rPr>
         <w:t>order_date</w:t>
       </w:r>
+      <w:proofErr w:type="spellEnd"/>
       <w:r>
         <w:rPr>
           <w:rFonts w:asciiTheme="majorBidi" w:hAnsiTheme="majorBidi" w:cstheme="majorBidi"/>
@@ -3163,8 +3243,19 @@
           <w:szCs w:val="24"/>
           <w:lang w:bidi="ar-IQ"/>
         </w:rPr>
-        <w:t>p if Failure_ON</w:t>
-      </w:r>
+        <w:t xml:space="preserve">p if </w:t>
+      </w:r>
+      <w:proofErr w:type="spellStart"/>
+      <w:r>
+        <w:rPr>
+          <w:rFonts w:asciiTheme="majorBidi" w:hAnsiTheme="majorBidi" w:cstheme="majorBidi"/>
+          <w:sz w:val="24"/>
+          <w:szCs w:val="24"/>
+          <w:lang w:bidi="ar-IQ"/>
+        </w:rPr>
+        <w:t>Failure_ON</w:t>
+      </w:r>
+      <w:proofErr w:type="spellEnd"/>
       <w:r>
         <w:rPr>
           <w:rFonts w:asciiTheme="majorBidi" w:hAnsiTheme="majorBidi" w:cstheme="majorBidi"/>
@@ -3209,6 +3300,7 @@
         </w:rPr>
         <w:t>{{</w:t>
       </w:r>
+      <w:proofErr w:type="spellStart"/>
       <w:r>
         <w:rPr>
           <w:rFonts w:asciiTheme="majorBidi" w:hAnsiTheme="majorBidi" w:cstheme="majorBidi"/>
@@ -3218,6 +3310,7 @@
         </w:rPr>
         <w:t>Postponement_and_Failure_Years</w:t>
       </w:r>
+      <w:proofErr w:type="spellEnd"/>
       <w:r>
         <w:rPr>
           <w:rFonts w:asciiTheme="majorBidi" w:hAnsiTheme="majorBidi" w:cstheme="majorBidi"/>
@@ -3323,8 +3416,19 @@
           <w:szCs w:val="24"/>
           <w:lang w:bidi="ar-IQ"/>
         </w:rPr>
-        <w:t xml:space="preserve"> if Passed_ON</w:t>
-      </w:r>
+        <w:t xml:space="preserve"> if </w:t>
+      </w:r>
+      <w:proofErr w:type="spellStart"/>
+      <w:r>
+        <w:rPr>
+          <w:rFonts w:asciiTheme="majorBidi" w:hAnsiTheme="majorBidi" w:cstheme="majorBidi"/>
+          <w:sz w:val="24"/>
+          <w:szCs w:val="24"/>
+          <w:lang w:bidi="ar-IQ"/>
+        </w:rPr>
+        <w:t>Passed_ON</w:t>
+      </w:r>
+      <w:proofErr w:type="spellEnd"/>
       <w:r>
         <w:rPr>
           <w:rFonts w:asciiTheme="majorBidi" w:hAnsiTheme="majorBidi" w:cstheme="majorBidi"/>
@@ -3379,6 +3483,7 @@
         </w:rPr>
         <w:t>{{</w:t>
       </w:r>
+      <w:proofErr w:type="spellStart"/>
       <w:r>
         <w:rPr>
           <w:rFonts w:asciiTheme="majorBidi" w:hAnsiTheme="majorBidi" w:cstheme="majorBidi"/>
@@ -3388,6 +3493,7 @@
         </w:rPr>
         <w:t>Subjects_Passed_with_Second_Trial</w:t>
       </w:r>
+      <w:proofErr w:type="spellEnd"/>
       <w:r>
         <w:rPr>
           <w:rFonts w:asciiTheme="majorBidi" w:hAnsiTheme="majorBidi" w:cstheme="majorBidi"/>
@@ -3575,7 +3681,7 @@
 </file>
 
 <file path=word/endnotes.xml><?xml version="1.0" encoding="utf-8"?>
-<w:endnotes xmlns:wpc="http://schemas.microsoft.com/office/word/2010/wordprocessingCanvas" xmlns:cx="http://schemas.microsoft.com/office/drawing/2014/chartex" xmlns:cx1="http://schemas.microsoft.com/office/drawing/2015/9/8/chartex" xmlns:cx2="http://schemas.microsoft.com/office/drawing/2015/10/21/chartex" xmlns:cx3="http://schemas.microsoft.com/office/drawing/2016/5/9/chartex" xmlns:cx4="http://schemas.microsoft.com/office/drawing/2016/5/10/chartex" xmlns:cx5="http://schemas.microsoft.com/office/drawing/2016/5/11/chartex" xmlns:cx6="http://schemas.microsoft.com/office/drawing/2016/5/12/chartex" xmlns:cx7="http://schemas.microsoft.com/office/drawing/2016/5/13/chartex" xmlns:cx8="http://schemas.microsoft.com/office/drawing/2016/5/14/chartex" xmlns:mc="http://schemas.openxmlformats.org/markup-compatibility/2006" xmlns:aink="http://schemas.microsoft.com/office/drawing/2016/ink" xmlns:am3d="http://schemas.microsoft.com/office/drawing/2017/model3d" xmlns:o="urn:schemas-microsoft-com:office:office" xmlns:oel="http://schemas.microsoft.com/office/2019/extlst" xmlns:r="http://schemas.openxmlformats.org/officeDocument/2006/relationships" xmlns:m="http://schemas.openxmlformats.org/officeDocument/2006/math" xmlns:v="urn:schemas-microsoft-com:vml" xmlns:wp14="http://schemas.microsoft.com/office/word/2010/wordprocessingDrawing" xmlns:wp="http://schemas.openxmlformats.org/drawingml/2006/wordprocessingDrawing" xmlns:w10="urn:schemas-microsoft-com:office:word" xmlns:w="http://schemas.openxmlformats.org/wordprocessingml/2006/main" xmlns:w14="http://schemas.microsoft.com/office/word/2010/wordml" xmlns:w15="http://schemas.microsoft.com/office/word/2012/wordml" xmlns:w16cex="http://schemas.microsoft.com/office/word/2018/wordml/cex" xmlns:w16cid="http://schemas.microsoft.com/office/word/2016/wordml/cid" xmlns:w16="http://schemas.microsoft.com/office/word/2018/wordml" xmlns:w16du="http://schemas.microsoft.com/office/word/2023/wordml/word16du" xmlns:w16sdtdh="http://schemas.microsoft.com/office/word/2020/wordml/sdtdatahash" xmlns:w16sdtfl="http://schemas.microsoft.com/office/word/2024/wordml/sdtformatlock" xmlns:w16se="http://schemas.microsoft.com/office/word/2015/wordml/symex" xmlns:wpg="http://schemas.microsoft.com/office/word/2010/wordprocessingGroup" xmlns:wpi="http://schemas.microsoft.com/office/word/2010/wordprocessingInk" xmlns:wne="http://schemas.microsoft.com/office/word/2006/wordml" xmlns:wps="http://schemas.microsoft.com/office/word/2010/wordprocessingShape" mc:Ignorable="w14 w15 w16se w16cid w16 w16cex w16sdtdh w16sdtfl w16du wp14">
+<w:endnotes xmlns:wpc="http://schemas.microsoft.com/office/word/2010/wordprocessingCanvas" xmlns:cx="http://schemas.microsoft.com/office/drawing/2014/chartex" xmlns:cx1="http://schemas.microsoft.com/office/drawing/2015/9/8/chartex" xmlns:cx2="http://schemas.microsoft.com/office/drawing/2015/10/21/chartex" xmlns:cx3="http://schemas.microsoft.com/office/drawing/2016/5/9/chartex" xmlns:cx4="http://schemas.microsoft.com/office/drawing/2016/5/10/chartex" xmlns:cx5="http://schemas.microsoft.com/office/drawing/2016/5/11/chartex" xmlns:cx6="http://schemas.microsoft.com/office/drawing/2016/5/12/chartex" xmlns:cx7="http://schemas.microsoft.com/office/drawing/2016/5/13/chartex" xmlns:cx8="http://schemas.microsoft.com/office/drawing/2016/5/14/chartex" xmlns:mc="http://schemas.openxmlformats.org/markup-compatibility/2006" xmlns:aink="http://schemas.microsoft.com/office/drawing/2016/ink" xmlns:am3d="http://schemas.microsoft.com/office/drawing/2017/model3d" xmlns:o="urn:schemas-microsoft-com:office:office" xmlns:oel="http://schemas.microsoft.com/office/2019/extlst" xmlns:r="http://schemas.openxmlformats.org/officeDocument/2006/relationships" xmlns:m="http://schemas.openxmlformats.org/officeDocument/2006/math" xmlns:v="urn:schemas-microsoft-com:vml" xmlns:wp14="http://schemas.microsoft.com/office/word/2010/wordprocessingDrawing" xmlns:wp="http://schemas.openxmlformats.org/drawingml/2006/wordprocessingDrawing" xmlns:w10="urn:schemas-microsoft-com:office:word" xmlns:w="http://schemas.openxmlformats.org/wordprocessingml/2006/main" xmlns:w14="http://schemas.microsoft.com/office/word/2010/wordml" xmlns:w15="http://schemas.microsoft.com/office/word/2012/wordml" xmlns:w16cei="http://schemas.microsoft.com/office/word/2026/wordml/cei" xmlns:w16cex="http://schemas.microsoft.com/office/word/2018/wordml/cex" xmlns:w16cid="http://schemas.microsoft.com/office/word/2016/wordml/cid" xmlns:w16="http://schemas.microsoft.com/office/word/2018/wordml" xmlns:w16du="http://schemas.microsoft.com/office/word/2023/wordml/word16du" xmlns:w16sdtdh="http://schemas.microsoft.com/office/word/2020/wordml/sdtdatahash" xmlns:w16sdtfl="http://schemas.microsoft.com/office/word/2024/wordml/sdtformatlock" xmlns:w16se="http://schemas.microsoft.com/office/word/2015/wordml/symex" xmlns:wpg="http://schemas.microsoft.com/office/word/2010/wordprocessingGroup" xmlns:wpi="http://schemas.microsoft.com/office/word/2010/wordprocessingInk" xmlns:wne="http://schemas.microsoft.com/office/word/2006/wordml" xmlns:wps="http://schemas.microsoft.com/office/word/2010/wordprocessingShape" mc:Ignorable="w14 w15 w16se w16cid w16 w16cex w16sdtdh w16sdtfl w16du wp14">
   <w:endnote w:type="separator" w:id="-1">
     <w:p>
       <w:pPr>
@@ -3600,7 +3706,7 @@
 </file>
 
 <file path=word/footer1.xml><?xml version="1.0" encoding="utf-8"?>
-<w:ftr xmlns:wpc="http://schemas.microsoft.com/office/word/2010/wordprocessingCanvas" xmlns:cx="http://schemas.microsoft.com/office/drawing/2014/chartex" xmlns:cx1="http://schemas.microsoft.com/office/drawing/2015/9/8/chartex" xmlns:cx2="http://schemas.microsoft.com/office/drawing/2015/10/21/chartex" xmlns:cx3="http://schemas.microsoft.com/office/drawing/2016/5/9/chartex" xmlns:cx4="http://schemas.microsoft.com/office/drawing/2016/5/10/chartex" xmlns:cx5="http://schemas.microsoft.com/office/drawing/2016/5/11/chartex" xmlns:cx6="http://schemas.microsoft.com/office/drawing/2016/5/12/chartex" xmlns:cx7="http://schemas.microsoft.com/office/drawing/2016/5/13/chartex" xmlns:cx8="http://schemas.microsoft.com/office/drawing/2016/5/14/chartex" xmlns:mc="http://schemas.openxmlformats.org/markup-compatibility/2006" xmlns:aink="http://schemas.microsoft.com/office/drawing/2016/ink" xmlns:am3d="http://schemas.microsoft.com/office/drawing/2017/model3d" xmlns:o="urn:schemas-microsoft-com:office:office" xmlns:oel="http://schemas.microsoft.com/office/2019/extlst" xmlns:r="http://schemas.openxmlformats.org/officeDocument/2006/relationships" xmlns:m="http://schemas.openxmlformats.org/officeDocument/2006/math" xmlns:v="urn:schemas-microsoft-com:vml" xmlns:wp14="http://schemas.microsoft.com/office/word/2010/wordprocessingDrawing" xmlns:wp="http://schemas.openxmlformats.org/drawingml/2006/wordprocessingDrawing" xmlns:w10="urn:schemas-microsoft-com:office:word" xmlns:w="http://schemas.openxmlformats.org/wordprocessingml/2006/main" xmlns:w14="http://schemas.microsoft.com/office/word/2010/wordml" xmlns:w15="http://schemas.microsoft.com/office/word/2012/wordml" xmlns:w16cex="http://schemas.microsoft.com/office/word/2018/wordml/cex" xmlns:w16cid="http://schemas.microsoft.com/office/word/2016/wordml/cid" xmlns:w16="http://schemas.microsoft.com/office/word/2018/wordml" xmlns:w16du="http://schemas.microsoft.com/office/word/2023/wordml/word16du" xmlns:w16sdtdh="http://schemas.microsoft.com/office/word/2020/wordml/sdtdatahash" xmlns:w16sdtfl="http://schemas.microsoft.com/office/word/2024/wordml/sdtformatlock" xmlns:w16se="http://schemas.microsoft.com/office/word/2015/wordml/symex" xmlns:wpg="http://schemas.microsoft.com/office/word/2010/wordprocessingGroup" xmlns:wpi="http://schemas.microsoft.com/office/word/2010/wordprocessingInk" xmlns:wne="http://schemas.microsoft.com/office/word/2006/wordml" xmlns:wps="http://schemas.microsoft.com/office/word/2010/wordprocessingShape" mc:Ignorable="w14 w15 w16se w16cid w16 w16cex w16sdtdh w16sdtfl w16du wp14">
+<w:ftr xmlns:wpc="http://schemas.microsoft.com/office/word/2010/wordprocessingCanvas" xmlns:cx="http://schemas.microsoft.com/office/drawing/2014/chartex" xmlns:cx1="http://schemas.microsoft.com/office/drawing/2015/9/8/chartex" xmlns:cx2="http://schemas.microsoft.com/office/drawing/2015/10/21/chartex" xmlns:cx3="http://schemas.microsoft.com/office/drawing/2016/5/9/chartex" xmlns:cx4="http://schemas.microsoft.com/office/drawing/2016/5/10/chartex" xmlns:cx5="http://schemas.microsoft.com/office/drawing/2016/5/11/chartex" xmlns:cx6="http://schemas.microsoft.com/office/drawing/2016/5/12/chartex" xmlns:cx7="http://schemas.microsoft.com/office/drawing/2016/5/13/chartex" xmlns:cx8="http://schemas.microsoft.com/office/drawing/2016/5/14/chartex" xmlns:mc="http://schemas.openxmlformats.org/markup-compatibility/2006" xmlns:aink="http://schemas.microsoft.com/office/drawing/2016/ink" xmlns:am3d="http://schemas.microsoft.com/office/drawing/2017/model3d" xmlns:o="urn:schemas-microsoft-com:office:office" xmlns:oel="http://schemas.microsoft.com/office/2019/extlst" xmlns:r="http://schemas.openxmlformats.org/officeDocument/2006/relationships" xmlns:m="http://schemas.openxmlformats.org/officeDocument/2006/math" xmlns:v="urn:schemas-microsoft-com:vml" xmlns:wp14="http://schemas.microsoft.com/office/word/2010/wordprocessingDrawing" xmlns:wp="http://schemas.openxmlformats.org/drawingml/2006/wordprocessingDrawing" xmlns:w10="urn:schemas-microsoft-com:office:word" xmlns:w="http://schemas.openxmlformats.org/wordprocessingml/2006/main" xmlns:w14="http://schemas.microsoft.com/office/word/2010/wordml" xmlns:w15="http://schemas.microsoft.com/office/word/2012/wordml" xmlns:w16cei="http://schemas.microsoft.com/office/word/2026/wordml/cei" xmlns:w16cex="http://schemas.microsoft.com/office/word/2018/wordml/cex" xmlns:w16cid="http://schemas.microsoft.com/office/word/2016/wordml/cid" xmlns:w16="http://schemas.microsoft.com/office/word/2018/wordml" xmlns:w16du="http://schemas.microsoft.com/office/word/2023/wordml/word16du" xmlns:w16sdtdh="http://schemas.microsoft.com/office/word/2020/wordml/sdtdatahash" xmlns:w16sdtfl="http://schemas.microsoft.com/office/word/2024/wordml/sdtformatlock" xmlns:w16se="http://schemas.microsoft.com/office/word/2015/wordml/symex" xmlns:wpg="http://schemas.microsoft.com/office/word/2010/wordprocessingGroup" xmlns:wpi="http://schemas.microsoft.com/office/word/2010/wordprocessingInk" xmlns:wne="http://schemas.microsoft.com/office/word/2006/wordml" xmlns:wps="http://schemas.microsoft.com/office/word/2010/wordprocessingShape" mc:Ignorable="w14 w15 w16se w16cid w16 w16cex w16sdtdh w16sdtfl w16du wp14">
   <w:p>
     <w:pPr>
       <w:pStyle w:val="Footer"/>
@@ -3716,7 +3822,7 @@
         <w:noProof/>
         <w:lang w:bidi="ar-IQ"/>
       </w:rPr>
-      <w:instrText>3</w:instrText>
+      <w:instrText>2</w:instrText>
     </w:r>
     <w:r>
       <w:rPr>
@@ -3745,7 +3851,7 @@
         <w:rtl/>
         <w:lang w:bidi="ar-IQ"/>
       </w:rPr>
-      <w:t>-2</w:t>
+      <w:t>-1</w:t>
     </w:r>
     <w:r>
       <w:rPr>
@@ -3786,7 +3892,7 @@
 </file>
 
 <file path=word/footer2.xml><?xml version="1.0" encoding="utf-8"?>
-<w:ftr xmlns:wpc="http://schemas.microsoft.com/office/word/2010/wordprocessingCanvas" xmlns:cx="http://schemas.microsoft.com/office/drawing/2014/chartex" xmlns:cx1="http://schemas.microsoft.com/office/drawing/2015/9/8/chartex" xmlns:cx2="http://schemas.microsoft.com/office/drawing/2015/10/21/chartex" xmlns:cx3="http://schemas.microsoft.com/office/drawing/2016/5/9/chartex" xmlns:cx4="http://schemas.microsoft.com/office/drawing/2016/5/10/chartex" xmlns:cx5="http://schemas.microsoft.com/office/drawing/2016/5/11/chartex" xmlns:cx6="http://schemas.microsoft.com/office/drawing/2016/5/12/chartex" xmlns:cx7="http://schemas.microsoft.com/office/drawing/2016/5/13/chartex" xmlns:cx8="http://schemas.microsoft.com/office/drawing/2016/5/14/chartex" xmlns:mc="http://schemas.openxmlformats.org/markup-compatibility/2006" xmlns:aink="http://schemas.microsoft.com/office/drawing/2016/ink" xmlns:am3d="http://schemas.microsoft.com/office/drawing/2017/model3d" xmlns:o="urn:schemas-microsoft-com:office:office" xmlns:oel="http://schemas.microsoft.com/office/2019/extlst" xmlns:r="http://schemas.openxmlformats.org/officeDocument/2006/relationships" xmlns:m="http://schemas.openxmlformats.org/officeDocument/2006/math" xmlns:v="urn:schemas-microsoft-com:vml" xmlns:wp14="http://schemas.microsoft.com/office/word/2010/wordprocessingDrawing" xmlns:wp="http://schemas.openxmlformats.org/drawingml/2006/wordprocessingDrawing" xmlns:w10="urn:schemas-microsoft-com:office:word" xmlns:w="http://schemas.openxmlformats.org/wordprocessingml/2006/main" xmlns:w14="http://schemas.microsoft.com/office/word/2010/wordml" xmlns:w15="http://schemas.microsoft.com/office/word/2012/wordml" xmlns:w16cex="http://schemas.microsoft.com/office/word/2018/wordml/cex" xmlns:w16cid="http://schemas.microsoft.com/office/word/2016/wordml/cid" xmlns:w16="http://schemas.microsoft.com/office/word/2018/wordml" xmlns:w16du="http://schemas.microsoft.com/office/word/2023/wordml/word16du" xmlns:w16sdtdh="http://schemas.microsoft.com/office/word/2020/wordml/sdtdatahash" xmlns:w16sdtfl="http://schemas.microsoft.com/office/word/2024/wordml/sdtformatlock" xmlns:w16se="http://schemas.microsoft.com/office/word/2015/wordml/symex" xmlns:wpg="http://schemas.microsoft.com/office/word/2010/wordprocessingGroup" xmlns:wpi="http://schemas.microsoft.com/office/word/2010/wordprocessingInk" xmlns:wne="http://schemas.microsoft.com/office/word/2006/wordml" xmlns:wps="http://schemas.microsoft.com/office/word/2010/wordprocessingShape" mc:Ignorable="w14 w15 w16se w16cid w16 w16cex w16sdtdh w16sdtfl w16du wp14">
+<w:ftr xmlns:wpc="http://schemas.microsoft.com/office/word/2010/wordprocessingCanvas" xmlns:cx="http://schemas.microsoft.com/office/drawing/2014/chartex" xmlns:cx1="http://schemas.microsoft.com/office/drawing/2015/9/8/chartex" xmlns:cx2="http://schemas.microsoft.com/office/drawing/2015/10/21/chartex" xmlns:cx3="http://schemas.microsoft.com/office/drawing/2016/5/9/chartex" xmlns:cx4="http://schemas.microsoft.com/office/drawing/2016/5/10/chartex" xmlns:cx5="http://schemas.microsoft.com/office/drawing/2016/5/11/chartex" xmlns:cx6="http://schemas.microsoft.com/office/drawing/2016/5/12/chartex" xmlns:cx7="http://schemas.microsoft.com/office/drawing/2016/5/13/chartex" xmlns:cx8="http://schemas.microsoft.com/office/drawing/2016/5/14/chartex" xmlns:mc="http://schemas.openxmlformats.org/markup-compatibility/2006" xmlns:aink="http://schemas.microsoft.com/office/drawing/2016/ink" xmlns:am3d="http://schemas.microsoft.com/office/drawing/2017/model3d" xmlns:o="urn:schemas-microsoft-com:office:office" xmlns:oel="http://schemas.microsoft.com/office/2019/extlst" xmlns:r="http://schemas.openxmlformats.org/officeDocument/2006/relationships" xmlns:m="http://schemas.openxmlformats.org/officeDocument/2006/math" xmlns:v="urn:schemas-microsoft-com:vml" xmlns:wp14="http://schemas.microsoft.com/office/word/2010/wordprocessingDrawing" xmlns:wp="http://schemas.openxmlformats.org/drawingml/2006/wordprocessingDrawing" xmlns:w10="urn:schemas-microsoft-com:office:word" xmlns:w="http://schemas.openxmlformats.org/wordprocessingml/2006/main" xmlns:w14="http://schemas.microsoft.com/office/word/2010/wordml" xmlns:w15="http://schemas.microsoft.com/office/word/2012/wordml" xmlns:w16cei="http://schemas.microsoft.com/office/word/2026/wordml/cei" xmlns:w16cex="http://schemas.microsoft.com/office/word/2018/wordml/cex" xmlns:w16cid="http://schemas.microsoft.com/office/word/2016/wordml/cid" xmlns:w16="http://schemas.microsoft.com/office/word/2018/wordml" xmlns:w16du="http://schemas.microsoft.com/office/word/2023/wordml/word16du" xmlns:w16sdtdh="http://schemas.microsoft.com/office/word/2020/wordml/sdtdatahash" xmlns:w16sdtfl="http://schemas.microsoft.com/office/word/2024/wordml/sdtformatlock" xmlns:w16se="http://schemas.microsoft.com/office/word/2015/wordml/symex" xmlns:wpg="http://schemas.microsoft.com/office/word/2010/wordprocessingGroup" xmlns:wpi="http://schemas.microsoft.com/office/word/2010/wordprocessingInk" xmlns:wne="http://schemas.microsoft.com/office/word/2006/wordml" xmlns:wps="http://schemas.microsoft.com/office/word/2010/wordprocessingShape" mc:Ignorable="w14 w15 w16se w16cid w16 w16cex w16sdtdh w16sdtfl w16du wp14">
   <w:p>
     <w:pPr>
       <w:pStyle w:val="Footer"/>
@@ -3809,7 +3915,7 @@
 </file>
 
 <file path=word/footnotes.xml><?xml version="1.0" encoding="utf-8"?>
-<w:footnotes xmlns:wpc="http://schemas.microsoft.com/office/word/2010/wordprocessingCanvas" xmlns:cx="http://schemas.microsoft.com/office/drawing/2014/chartex" xmlns:cx1="http://schemas.microsoft.com/office/drawing/2015/9/8/chartex" xmlns:cx2="http://schemas.microsoft.com/office/drawing/2015/10/21/chartex" xmlns:cx3="http://schemas.microsoft.com/office/drawing/2016/5/9/chartex" xmlns:cx4="http://schemas.microsoft.com/office/drawing/2016/5/10/chartex" xmlns:cx5="http://schemas.microsoft.com/office/drawing/2016/5/11/chartex" xmlns:cx6="http://schemas.microsoft.com/office/drawing/2016/5/12/chartex" xmlns:cx7="http://schemas.microsoft.com/office/drawing/2016/5/13/chartex" xmlns:cx8="http://schemas.microsoft.com/office/drawing/2016/5/14/chartex" xmlns:mc="http://schemas.openxmlformats.org/markup-compatibility/2006" xmlns:aink="http://schemas.microsoft.com/office/drawing/2016/ink" xmlns:am3d="http://schemas.microsoft.com/office/drawing/2017/model3d" xmlns:o="urn:schemas-microsoft-com:office:office" xmlns:oel="http://schemas.microsoft.com/office/2019/extlst" xmlns:r="http://schemas.openxmlformats.org/officeDocument/2006/relationships" xmlns:m="http://schemas.openxmlformats.org/officeDocument/2006/math" xmlns:v="urn:schemas-microsoft-com:vml" xmlns:wp14="http://schemas.microsoft.com/office/word/2010/wordprocessingDrawing" xmlns:wp="http://schemas.openxmlformats.org/drawingml/2006/wordprocessingDrawing" xmlns:w10="urn:schemas-microsoft-com:office:word" xmlns:w="http://schemas.openxmlformats.org/wordprocessingml/2006/main" xmlns:w14="http://schemas.microsoft.com/office/word/2010/wordml" xmlns:w15="http://schemas.microsoft.com/office/word/2012/wordml" xmlns:w16cex="http://schemas.microsoft.com/office/word/2018/wordml/cex" xmlns:w16cid="http://schemas.microsoft.com/office/word/2016/wordml/cid" xmlns:w16="http://schemas.microsoft.com/office/word/2018/wordml" xmlns:w16du="http://schemas.microsoft.com/office/word/2023/wordml/word16du" xmlns:w16sdtdh="http://schemas.microsoft.com/office/word/2020/wordml/sdtdatahash" xmlns:w16sdtfl="http://schemas.microsoft.com/office/word/2024/wordml/sdtformatlock" xmlns:w16se="http://schemas.microsoft.com/office/word/2015/wordml/symex" xmlns:wpg="http://schemas.microsoft.com/office/word/2010/wordprocessingGroup" xmlns:wpi="http://schemas.microsoft.com/office/word/2010/wordprocessingInk" xmlns:wne="http://schemas.microsoft.com/office/word/2006/wordml" xmlns:wps="http://schemas.microsoft.com/office/word/2010/wordprocessingShape" mc:Ignorable="w14 w15 w16se w16cid w16 w16cex w16sdtdh w16sdtfl w16du wp14">
+<w:footnotes xmlns:wpc="http://schemas.microsoft.com/office/word/2010/wordprocessingCanvas" xmlns:cx="http://schemas.microsoft.com/office/drawing/2014/chartex" xmlns:cx1="http://schemas.microsoft.com/office/drawing/2015/9/8/chartex" xmlns:cx2="http://schemas.microsoft.com/office/drawing/2015/10/21/chartex" xmlns:cx3="http://schemas.microsoft.com/office/drawing/2016/5/9/chartex" xmlns:cx4="http://schemas.microsoft.com/office/drawing/2016/5/10/chartex" xmlns:cx5="http://schemas.microsoft.com/office/drawing/2016/5/11/chartex" xmlns:cx6="http://schemas.microsoft.com/office/drawing/2016/5/12/chartex" xmlns:cx7="http://schemas.microsoft.com/office/drawing/2016/5/13/chartex" xmlns:cx8="http://schemas.microsoft.com/office/drawing/2016/5/14/chartex" xmlns:mc="http://schemas.openxmlformats.org/markup-compatibility/2006" xmlns:aink="http://schemas.microsoft.com/office/drawing/2016/ink" xmlns:am3d="http://schemas.microsoft.com/office/drawing/2017/model3d" xmlns:o="urn:schemas-microsoft-com:office:office" xmlns:oel="http://schemas.microsoft.com/office/2019/extlst" xmlns:r="http://schemas.openxmlformats.org/officeDocument/2006/relationships" xmlns:m="http://schemas.openxmlformats.org/officeDocument/2006/math" xmlns:v="urn:schemas-microsoft-com:vml" xmlns:wp14="http://schemas.microsoft.com/office/word/2010/wordprocessingDrawing" xmlns:wp="http://schemas.openxmlformats.org/drawingml/2006/wordprocessingDrawing" xmlns:w10="urn:schemas-microsoft-com:office:word" xmlns:w="http://schemas.openxmlformats.org/wordprocessingml/2006/main" xmlns:w14="http://schemas.microsoft.com/office/word/2010/wordml" xmlns:w15="http://schemas.microsoft.com/office/word/2012/wordml" xmlns:w16cei="http://schemas.microsoft.com/office/word/2026/wordml/cei" xmlns:w16cex="http://schemas.microsoft.com/office/word/2018/wordml/cex" xmlns:w16cid="http://schemas.microsoft.com/office/word/2016/wordml/cid" xmlns:w16="http://schemas.microsoft.com/office/word/2018/wordml" xmlns:w16du="http://schemas.microsoft.com/office/word/2023/wordml/word16du" xmlns:w16sdtdh="http://schemas.microsoft.com/office/word/2020/wordml/sdtdatahash" xmlns:w16sdtfl="http://schemas.microsoft.com/office/word/2024/wordml/sdtformatlock" xmlns:w16se="http://schemas.microsoft.com/office/word/2015/wordml/symex" xmlns:wpg="http://schemas.microsoft.com/office/word/2010/wordprocessingGroup" xmlns:wpi="http://schemas.microsoft.com/office/word/2010/wordprocessingInk" xmlns:wne="http://schemas.microsoft.com/office/word/2006/wordml" xmlns:wps="http://schemas.microsoft.com/office/word/2010/wordprocessingShape" mc:Ignorable="w14 w15 w16se w16cid w16 w16cex w16sdtdh w16sdtfl w16du wp14">
   <w:footnote w:type="separator" w:id="-1">
     <w:p>
       <w:pPr>
@@ -3834,7 +3940,7 @@
 </file>
 
 <file path=word/header1.xml><?xml version="1.0" encoding="utf-8"?>
-<w:hdr xmlns:wpc="http://schemas.microsoft.com/office/word/2010/wordprocessingCanvas" xmlns:cx="http://schemas.microsoft.com/office/drawing/2014/chartex" xmlns:cx1="http://schemas.microsoft.com/office/drawing/2015/9/8/chartex" xmlns:cx2="http://schemas.microsoft.com/office/drawing/2015/10/21/chartex" xmlns:cx3="http://schemas.microsoft.com/office/drawing/2016/5/9/chartex" xmlns:cx4="http://schemas.microsoft.com/office/drawing/2016/5/10/chartex" xmlns:cx5="http://schemas.microsoft.com/office/drawing/2016/5/11/chartex" xmlns:cx6="http://schemas.microsoft.com/office/drawing/2016/5/12/chartex" xmlns:cx7="http://schemas.microsoft.com/office/drawing/2016/5/13/chartex" xmlns:cx8="http://schemas.microsoft.com/office/drawing/2016/5/14/chartex" xmlns:mc="http://schemas.openxmlformats.org/markup-compatibility/2006" xmlns:aink="http://schemas.microsoft.com/office/drawing/2016/ink" xmlns:am3d="http://schemas.microsoft.com/office/drawing/2017/model3d" xmlns:o="urn:schemas-microsoft-com:office:office" xmlns:oel="http://schemas.microsoft.com/office/2019/extlst" xmlns:r="http://schemas.openxmlformats.org/officeDocument/2006/relationships" xmlns:m="http://schemas.openxmlformats.org/officeDocument/2006/math" xmlns:v="urn:schemas-microsoft-com:vml" xmlns:wp14="http://schemas.microsoft.com/office/word/2010/wordprocessingDrawing" xmlns:wp="http://schemas.openxmlformats.org/drawingml/2006/wordprocessingDrawing" xmlns:w10="urn:schemas-microsoft-com:office:word" xmlns:w="http://schemas.openxmlformats.org/wordprocessingml/2006/main" xmlns:w14="http://schemas.microsoft.com/office/word/2010/wordml" xmlns:w15="http://schemas.microsoft.com/office/word/2012/wordml" xmlns:w16cex="http://schemas.microsoft.com/office/word/2018/wordml/cex" xmlns:w16cid="http://schemas.microsoft.com/office/word/2016/wordml/cid" xmlns:w16="http://schemas.microsoft.com/office/word/2018/wordml" xmlns:w16du="http://schemas.microsoft.com/office/word/2023/wordml/word16du" xmlns:w16sdtdh="http://schemas.microsoft.com/office/word/2020/wordml/sdtdatahash" xmlns:w16sdtfl="http://schemas.microsoft.com/office/word/2024/wordml/sdtformatlock" xmlns:w16se="http://schemas.microsoft.com/office/word/2015/wordml/symex" xmlns:wpg="http://schemas.microsoft.com/office/word/2010/wordprocessingGroup" xmlns:wpi="http://schemas.microsoft.com/office/word/2010/wordprocessingInk" xmlns:wne="http://schemas.microsoft.com/office/word/2006/wordml" xmlns:wps="http://schemas.microsoft.com/office/word/2010/wordprocessingShape" mc:Ignorable="w14 w15 w16se w16cid w16 w16cex w16sdtdh w16sdtfl w16du wp14">
+<w:hdr xmlns:wpc="http://schemas.microsoft.com/office/word/2010/wordprocessingCanvas" xmlns:cx="http://schemas.microsoft.com/office/drawing/2014/chartex" xmlns:cx1="http://schemas.microsoft.com/office/drawing/2015/9/8/chartex" xmlns:cx2="http://schemas.microsoft.com/office/drawing/2015/10/21/chartex" xmlns:cx3="http://schemas.microsoft.com/office/drawing/2016/5/9/chartex" xmlns:cx4="http://schemas.microsoft.com/office/drawing/2016/5/10/chartex" xmlns:cx5="http://schemas.microsoft.com/office/drawing/2016/5/11/chartex" xmlns:cx6="http://schemas.microsoft.com/office/drawing/2016/5/12/chartex" xmlns:cx7="http://schemas.microsoft.com/office/drawing/2016/5/13/chartex" xmlns:cx8="http://schemas.microsoft.com/office/drawing/2016/5/14/chartex" xmlns:mc="http://schemas.openxmlformats.org/markup-compatibility/2006" xmlns:aink="http://schemas.microsoft.com/office/drawing/2016/ink" xmlns:am3d="http://schemas.microsoft.com/office/drawing/2017/model3d" xmlns:o="urn:schemas-microsoft-com:office:office" xmlns:oel="http://schemas.microsoft.com/office/2019/extlst" xmlns:r="http://schemas.openxmlformats.org/officeDocument/2006/relationships" xmlns:m="http://schemas.openxmlformats.org/officeDocument/2006/math" xmlns:v="urn:schemas-microsoft-com:vml" xmlns:wp14="http://schemas.microsoft.com/office/word/2010/wordprocessingDrawing" xmlns:wp="http://schemas.openxmlformats.org/drawingml/2006/wordprocessingDrawing" xmlns:w10="urn:schemas-microsoft-com:office:word" xmlns:w="http://schemas.openxmlformats.org/wordprocessingml/2006/main" xmlns:w14="http://schemas.microsoft.com/office/word/2010/wordml" xmlns:w15="http://schemas.microsoft.com/office/word/2012/wordml" xmlns:w16cei="http://schemas.microsoft.com/office/word/2026/wordml/cei" xmlns:w16cex="http://schemas.microsoft.com/office/word/2018/wordml/cex" xmlns:w16cid="http://schemas.microsoft.com/office/word/2016/wordml/cid" xmlns:w16="http://schemas.microsoft.com/office/word/2018/wordml" xmlns:w16du="http://schemas.microsoft.com/office/word/2023/wordml/word16du" xmlns:w16sdtdh="http://schemas.microsoft.com/office/word/2020/wordml/sdtdatahash" xmlns:w16sdtfl="http://schemas.microsoft.com/office/word/2024/wordml/sdtformatlock" xmlns:w16se="http://schemas.microsoft.com/office/word/2015/wordml/symex" xmlns:wpg="http://schemas.microsoft.com/office/word/2010/wordprocessingGroup" xmlns:wpi="http://schemas.microsoft.com/office/word/2010/wordprocessingInk" xmlns:wne="http://schemas.microsoft.com/office/word/2006/wordml" xmlns:wps="http://schemas.microsoft.com/office/word/2010/wordprocessingShape" mc:Ignorable="w14 w15 w16se w16cid w16 w16cex w16sdtdh w16sdtfl w16du wp14">
   <w:p>
     <w:pPr>
       <w:pStyle w:val="Header"/>
@@ -3877,7 +3983,7 @@
 </file>
 
 <file path=word/header2.xml><?xml version="1.0" encoding="utf-8"?>
-<w:hdr xmlns:wpc="http://schemas.microsoft.com/office/word/2010/wordprocessingCanvas" xmlns:cx="http://schemas.microsoft.com/office/drawing/2014/chartex" xmlns:cx1="http://schemas.microsoft.com/office/drawing/2015/9/8/chartex" xmlns:cx2="http://schemas.microsoft.com/office/drawing/2015/10/21/chartex" xmlns:cx3="http://schemas.microsoft.com/office/drawing/2016/5/9/chartex" xmlns:cx4="http://schemas.microsoft.com/office/drawing/2016/5/10/chartex" xmlns:cx5="http://schemas.microsoft.com/office/drawing/2016/5/11/chartex" xmlns:cx6="http://schemas.microsoft.com/office/drawing/2016/5/12/chartex" xmlns:cx7="http://schemas.microsoft.com/office/drawing/2016/5/13/chartex" xmlns:cx8="http://schemas.microsoft.com/office/drawing/2016/5/14/chartex" xmlns:mc="http://schemas.openxmlformats.org/markup-compatibility/2006" xmlns:aink="http://schemas.microsoft.com/office/drawing/2016/ink" xmlns:am3d="http://schemas.microsoft.com/office/drawing/2017/model3d" xmlns:o="urn:schemas-microsoft-com:office:office" xmlns:oel="http://schemas.microsoft.com/office/2019/extlst" xmlns:r="http://schemas.openxmlformats.org/officeDocument/2006/relationships" xmlns:m="http://schemas.openxmlformats.org/officeDocument/2006/math" xmlns:v="urn:schemas-microsoft-com:vml" xmlns:wp14="http://schemas.microsoft.com/office/word/2010/wordprocessingDrawing" xmlns:wp="http://schemas.openxmlformats.org/drawingml/2006/wordprocessingDrawing" xmlns:w10="urn:schemas-microsoft-com:office:word" xmlns:w="http://schemas.openxmlformats.org/wordprocessingml/2006/main" xmlns:w14="http://schemas.microsoft.com/office/word/2010/wordml" xmlns:w15="http://schemas.microsoft.com/office/word/2012/wordml" xmlns:w16cex="http://schemas.microsoft.com/office/word/2018/wordml/cex" xmlns:w16cid="http://schemas.microsoft.com/office/word/2016/wordml/cid" xmlns:w16="http://schemas.microsoft.com/office/word/2018/wordml" xmlns:w16du="http://schemas.microsoft.com/office/word/2023/wordml/word16du" xmlns:w16sdtdh="http://schemas.microsoft.com/office/word/2020/wordml/sdtdatahash" xmlns:w16sdtfl="http://schemas.microsoft.com/office/word/2024/wordml/sdtformatlock" xmlns:w16se="http://schemas.microsoft.com/office/word/2015/wordml/symex" xmlns:wpg="http://schemas.microsoft.com/office/word/2010/wordprocessingGroup" xmlns:wpi="http://schemas.microsoft.com/office/word/2010/wordprocessingInk" xmlns:wne="http://schemas.microsoft.com/office/word/2006/wordml" xmlns:wps="http://schemas.microsoft.com/office/word/2010/wordprocessingShape" mc:Ignorable="w14 w15 w16se w16cid w16 w16cex w16sdtdh w16sdtfl w16du wp14">
+<w:hdr xmlns:wpc="http://schemas.microsoft.com/office/word/2010/wordprocessingCanvas" xmlns:cx="http://schemas.microsoft.com/office/drawing/2014/chartex" xmlns:cx1="http://schemas.microsoft.com/office/drawing/2015/9/8/chartex" xmlns:cx2="http://schemas.microsoft.com/office/drawing/2015/10/21/chartex" xmlns:cx3="http://schemas.microsoft.com/office/drawing/2016/5/9/chartex" xmlns:cx4="http://schemas.microsoft.com/office/drawing/2016/5/10/chartex" xmlns:cx5="http://schemas.microsoft.com/office/drawing/2016/5/11/chartex" xmlns:cx6="http://schemas.microsoft.com/office/drawing/2016/5/12/chartex" xmlns:cx7="http://schemas.microsoft.com/office/drawing/2016/5/13/chartex" xmlns:cx8="http://schemas.microsoft.com/office/drawing/2016/5/14/chartex" xmlns:mc="http://schemas.openxmlformats.org/markup-compatibility/2006" xmlns:aink="http://schemas.microsoft.com/office/drawing/2016/ink" xmlns:am3d="http://schemas.microsoft.com/office/drawing/2017/model3d" xmlns:o="urn:schemas-microsoft-com:office:office" xmlns:oel="http://schemas.microsoft.com/office/2019/extlst" xmlns:r="http://schemas.openxmlformats.org/officeDocument/2006/relationships" xmlns:m="http://schemas.openxmlformats.org/officeDocument/2006/math" xmlns:v="urn:schemas-microsoft-com:vml" xmlns:wp14="http://schemas.microsoft.com/office/word/2010/wordprocessingDrawing" xmlns:wp="http://schemas.openxmlformats.org/drawingml/2006/wordprocessingDrawing" xmlns:w10="urn:schemas-microsoft-com:office:word" xmlns:w="http://schemas.openxmlformats.org/wordprocessingml/2006/main" xmlns:w14="http://schemas.microsoft.com/office/word/2010/wordml" xmlns:w15="http://schemas.microsoft.com/office/word/2012/wordml" xmlns:w16cei="http://schemas.microsoft.com/office/word/2026/wordml/cei" xmlns:w16cex="http://schemas.microsoft.com/office/word/2018/wordml/cex" xmlns:w16cid="http://schemas.microsoft.com/office/word/2016/wordml/cid" xmlns:w16="http://schemas.microsoft.com/office/word/2018/wordml" xmlns:w16du="http://schemas.microsoft.com/office/word/2023/wordml/word16du" xmlns:w16sdtdh="http://schemas.microsoft.com/office/word/2020/wordml/sdtdatahash" xmlns:w16sdtfl="http://schemas.microsoft.com/office/word/2024/wordml/sdtformatlock" xmlns:w16se="http://schemas.microsoft.com/office/word/2015/wordml/symex" xmlns:wpg="http://schemas.microsoft.com/office/word/2010/wordprocessingGroup" xmlns:wpi="http://schemas.microsoft.com/office/word/2010/wordprocessingInk" xmlns:wne="http://schemas.microsoft.com/office/word/2006/wordml" xmlns:wps="http://schemas.microsoft.com/office/word/2010/wordprocessingShape" mc:Ignorable="w14 w15 w16se w16cid w16 w16cex w16sdtdh w16sdtfl w16du wp14">
   <w:p>
     <w:pPr>
       <w:pStyle w:val="Header"/>
@@ -4021,7 +4127,7 @@
 </file>
 
 <file path=word/header3.xml><?xml version="1.0" encoding="utf-8"?>
-<w:hdr xmlns:wpc="http://schemas.microsoft.com/office/word/2010/wordprocessingCanvas" xmlns:cx="http://schemas.microsoft.com/office/drawing/2014/chartex" xmlns:cx1="http://schemas.microsoft.com/office/drawing/2015/9/8/chartex" xmlns:cx2="http://schemas.microsoft.com/office/drawing/2015/10/21/chartex" xmlns:cx3="http://schemas.microsoft.com/office/drawing/2016/5/9/chartex" xmlns:cx4="http://schemas.microsoft.com/office/drawing/2016/5/10/chartex" xmlns:cx5="http://schemas.microsoft.com/office/drawing/2016/5/11/chartex" xmlns:cx6="http://schemas.microsoft.com/office/drawing/2016/5/12/chartex" xmlns:cx7="http://schemas.microsoft.com/office/drawing/2016/5/13/chartex" xmlns:cx8="http://schemas.microsoft.com/office/drawing/2016/5/14/chartex" xmlns:mc="http://schemas.openxmlformats.org/markup-compatibility/2006" xmlns:aink="http://schemas.microsoft.com/office/drawing/2016/ink" xmlns:am3d="http://schemas.microsoft.com/office/drawing/2017/model3d" xmlns:o="urn:schemas-microsoft-com:office:office" xmlns:oel="http://schemas.microsoft.com/office/2019/extlst" xmlns:r="http://schemas.openxmlformats.org/officeDocument/2006/relationships" xmlns:m="http://schemas.openxmlformats.org/officeDocument/2006/math" xmlns:v="urn:schemas-microsoft-com:vml" xmlns:wp14="http://schemas.microsoft.com/office/word/2010/wordprocessingDrawing" xmlns:wp="http://schemas.openxmlformats.org/drawingml/2006/wordprocessingDrawing" xmlns:w10="urn:schemas-microsoft-com:office:word" xmlns:w="http://schemas.openxmlformats.org/wordprocessingml/2006/main" xmlns:w14="http://schemas.microsoft.com/office/word/2010/wordml" xmlns:w15="http://schemas.microsoft.com/office/word/2012/wordml" xmlns:w16cex="http://schemas.microsoft.com/office/word/2018/wordml/cex" xmlns:w16cid="http://schemas.microsoft.com/office/word/2016/wordml/cid" xmlns:w16="http://schemas.microsoft.com/office/word/2018/wordml" xmlns:w16du="http://schemas.microsoft.com/office/word/2023/wordml/word16du" xmlns:w16sdtdh="http://schemas.microsoft.com/office/word/2020/wordml/sdtdatahash" xmlns:w16sdtfl="http://schemas.microsoft.com/office/word/2024/wordml/sdtformatlock" xmlns:w16se="http://schemas.microsoft.com/office/word/2015/wordml/symex" xmlns:wpg="http://schemas.microsoft.com/office/word/2010/wordprocessingGroup" xmlns:wpi="http://schemas.microsoft.com/office/word/2010/wordprocessingInk" xmlns:wne="http://schemas.microsoft.com/office/word/2006/wordml" xmlns:wps="http://schemas.microsoft.com/office/word/2010/wordprocessingShape" mc:Ignorable="w14 w15 w16se w16cid w16 w16cex w16sdtdh w16sdtfl w16du wp14">
+<w:hdr xmlns:wpc="http://schemas.microsoft.com/office/word/2010/wordprocessingCanvas" xmlns:cx="http://schemas.microsoft.com/office/drawing/2014/chartex" xmlns:cx1="http://schemas.microsoft.com/office/drawing/2015/9/8/chartex" xmlns:cx2="http://schemas.microsoft.com/office/drawing/2015/10/21/chartex" xmlns:cx3="http://schemas.microsoft.com/office/drawing/2016/5/9/chartex" xmlns:cx4="http://schemas.microsoft.com/office/drawing/2016/5/10/chartex" xmlns:cx5="http://schemas.microsoft.com/office/drawing/2016/5/11/chartex" xmlns:cx6="http://schemas.microsoft.com/office/drawing/2016/5/12/chartex" xmlns:cx7="http://schemas.microsoft.com/office/drawing/2016/5/13/chartex" xmlns:cx8="http://schemas.microsoft.com/office/drawing/2016/5/14/chartex" xmlns:mc="http://schemas.openxmlformats.org/markup-compatibility/2006" xmlns:aink="http://schemas.microsoft.com/office/drawing/2016/ink" xmlns:am3d="http://schemas.microsoft.com/office/drawing/2017/model3d" xmlns:o="urn:schemas-microsoft-com:office:office" xmlns:oel="http://schemas.microsoft.com/office/2019/extlst" xmlns:r="http://schemas.openxmlformats.org/officeDocument/2006/relationships" xmlns:m="http://schemas.openxmlformats.org/officeDocument/2006/math" xmlns:v="urn:schemas-microsoft-com:vml" xmlns:wp14="http://schemas.microsoft.com/office/word/2010/wordprocessingDrawing" xmlns:wp="http://schemas.openxmlformats.org/drawingml/2006/wordprocessingDrawing" xmlns:w10="urn:schemas-microsoft-com:office:word" xmlns:w="http://schemas.openxmlformats.org/wordprocessingml/2006/main" xmlns:w14="http://schemas.microsoft.com/office/word/2010/wordml" xmlns:w15="http://schemas.microsoft.com/office/word/2012/wordml" xmlns:w16cei="http://schemas.microsoft.com/office/word/2026/wordml/cei" xmlns:w16cex="http://schemas.microsoft.com/office/word/2018/wordml/cex" xmlns:w16cid="http://schemas.microsoft.com/office/word/2016/wordml/cid" xmlns:w16="http://schemas.microsoft.com/office/word/2018/wordml" xmlns:w16du="http://schemas.microsoft.com/office/word/2023/wordml/word16du" xmlns:w16sdtdh="http://schemas.microsoft.com/office/word/2020/wordml/sdtdatahash" xmlns:w16sdtfl="http://schemas.microsoft.com/office/word/2024/wordml/sdtformatlock" xmlns:w16se="http://schemas.microsoft.com/office/word/2015/wordml/symex" xmlns:wpg="http://schemas.microsoft.com/office/word/2010/wordprocessingGroup" xmlns:wpi="http://schemas.microsoft.com/office/word/2010/wordprocessingInk" xmlns:wne="http://schemas.microsoft.com/office/word/2006/wordml" xmlns:wps="http://schemas.microsoft.com/office/word/2010/wordprocessingShape" mc:Ignorable="w14 w15 w16se w16cid w16 w16cex w16sdtdh w16sdtfl w16du wp14">
   <w:p>
     <w:pPr>
       <w:pStyle w:val="Header"/>
@@ -4064,7 +4170,7 @@
 </file>
 
 <file path=word/numbering.xml><?xml version="1.0" encoding="utf-8"?>
-<w:numbering xmlns:wpc="http://schemas.microsoft.com/office/word/2010/wordprocessingCanvas" xmlns:cx="http://schemas.microsoft.com/office/drawing/2014/chartex" xmlns:cx1="http://schemas.microsoft.com/office/drawing/2015/9/8/chartex" xmlns:cx2="http://schemas.microsoft.com/office/drawing/2015/10/21/chartex" xmlns:cx3="http://schemas.microsoft.com/office/drawing/2016/5/9/chartex" xmlns:cx4="http://schemas.microsoft.com/office/drawing/2016/5/10/chartex" xmlns:cx5="http://schemas.microsoft.com/office/drawing/2016/5/11/chartex" xmlns:cx6="http://schemas.microsoft.com/office/drawing/2016/5/12/chartex" xmlns:cx7="http://schemas.microsoft.com/office/drawing/2016/5/13/chartex" xmlns:cx8="http://schemas.microsoft.com/office/drawing/2016/5/14/chartex" xmlns:mc="http://schemas.openxmlformats.org/markup-compatibility/2006" xmlns:aink="http://schemas.microsoft.com/office/drawing/2016/ink" xmlns:am3d="http://schemas.microsoft.com/office/drawing/2017/model3d" xmlns:o="urn:schemas-microsoft-com:office:office" xmlns:oel="http://schemas.microsoft.com/office/2019/extlst" xmlns:r="http://schemas.openxmlformats.org/officeDocument/2006/relationships" xmlns:m="http://schemas.openxmlformats.org/officeDocument/2006/math" xmlns:v="urn:schemas-microsoft-com:vml" xmlns:wp14="http://schemas.microsoft.com/office/word/2010/wordprocessingDrawing" xmlns:wp="http://schemas.openxmlformats.org/drawingml/2006/wordprocessingDrawing" xmlns:w10="urn:schemas-microsoft-com:office:word" xmlns:w="http://schemas.openxmlformats.org/wordprocessingml/2006/main" xmlns:w14="http://schemas.microsoft.com/office/word/2010/wordml" xmlns:w15="http://schemas.microsoft.com/office/word/2012/wordml" xmlns:w16cex="http://schemas.microsoft.com/office/word/2018/wordml/cex" xmlns:w16cid="http://schemas.microsoft.com/office/word/2016/wordml/cid" xmlns:w16="http://schemas.microsoft.com/office/word/2018/wordml" xmlns:w16du="http://schemas.microsoft.com/office/word/2023/wordml/word16du" xmlns:w16sdtdh="http://schemas.microsoft.com/office/word/2020/wordml/sdtdatahash" xmlns:w16sdtfl="http://schemas.microsoft.com/office/word/2024/wordml/sdtformatlock" xmlns:w16se="http://schemas.microsoft.com/office/word/2015/wordml/symex" xmlns:wpg="http://schemas.microsoft.com/office/word/2010/wordprocessingGroup" xmlns:wpi="http://schemas.microsoft.com/office/word/2010/wordprocessingInk" xmlns:wne="http://schemas.microsoft.com/office/word/2006/wordml" xmlns:wps="http://schemas.microsoft.com/office/word/2010/wordprocessingShape" mc:Ignorable="w14 w15 w16se w16cid w16 w16cex w16sdtdh w16sdtfl w16du wp14">
+<w:numbering xmlns:wpc="http://schemas.microsoft.com/office/word/2010/wordprocessingCanvas" xmlns:cx="http://schemas.microsoft.com/office/drawing/2014/chartex" xmlns:cx1="http://schemas.microsoft.com/office/drawing/2015/9/8/chartex" xmlns:cx2="http://schemas.microsoft.com/office/drawing/2015/10/21/chartex" xmlns:cx3="http://schemas.microsoft.com/office/drawing/2016/5/9/chartex" xmlns:cx4="http://schemas.microsoft.com/office/drawing/2016/5/10/chartex" xmlns:cx5="http://schemas.microsoft.com/office/drawing/2016/5/11/chartex" xmlns:cx6="http://schemas.microsoft.com/office/drawing/2016/5/12/chartex" xmlns:cx7="http://schemas.microsoft.com/office/drawing/2016/5/13/chartex" xmlns:cx8="http://schemas.microsoft.com/office/drawing/2016/5/14/chartex" xmlns:mc="http://schemas.openxmlformats.org/markup-compatibility/2006" xmlns:aink="http://schemas.microsoft.com/office/drawing/2016/ink" xmlns:am3d="http://schemas.microsoft.com/office/drawing/2017/model3d" xmlns:o="urn:schemas-microsoft-com:office:office" xmlns:oel="http://schemas.microsoft.com/office/2019/extlst" xmlns:r="http://schemas.openxmlformats.org/officeDocument/2006/relationships" xmlns:m="http://schemas.openxmlformats.org/officeDocument/2006/math" xmlns:v="urn:schemas-microsoft-com:vml" xmlns:wp14="http://schemas.microsoft.com/office/word/2010/wordprocessingDrawing" xmlns:wp="http://schemas.openxmlformats.org/drawingml/2006/wordprocessingDrawing" xmlns:w10="urn:schemas-microsoft-com:office:word" xmlns:w="http://schemas.openxmlformats.org/wordprocessingml/2006/main" xmlns:w14="http://schemas.microsoft.com/office/word/2010/wordml" xmlns:w15="http://schemas.microsoft.com/office/word/2012/wordml" xmlns:w16cei="http://schemas.microsoft.com/office/word/2026/wordml/cei" xmlns:w16cex="http://schemas.microsoft.com/office/word/2018/wordml/cex" xmlns:w16cid="http://schemas.microsoft.com/office/word/2016/wordml/cid" xmlns:w16="http://schemas.microsoft.com/office/word/2018/wordml" xmlns:w16du="http://schemas.microsoft.com/office/word/2023/wordml/word16du" xmlns:w16sdtdh="http://schemas.microsoft.com/office/word/2020/wordml/sdtdatahash" xmlns:w16sdtfl="http://schemas.microsoft.com/office/word/2024/wordml/sdtformatlock" xmlns:w16se="http://schemas.microsoft.com/office/word/2015/wordml/symex" xmlns:wpg="http://schemas.microsoft.com/office/word/2010/wordprocessingGroup" xmlns:wpi="http://schemas.microsoft.com/office/word/2010/wordprocessingInk" xmlns:wne="http://schemas.microsoft.com/office/word/2006/wordml" xmlns:wps="http://schemas.microsoft.com/office/word/2010/wordprocessingShape" mc:Ignorable="w14 w15 w16se w16cid w16 w16cex w16sdtdh w16sdtfl w16du wp14">
   <w:abstractNum w:abstractNumId="0" w15:restartNumberingAfterBreak="0">
     <w:nsid w:val="00E04990"/>
     <w:multiLevelType w:val="hybridMultilevel"/>

--- a/templets/semester - Temp - Ar - D - SBS.docx
+++ b/templets/semester - Temp - Ar - D - SBS.docx
@@ -1373,7 +1373,25 @@
                 <w:szCs w:val="20"/>
                 <w:lang w:bidi="ar-IQ"/>
               </w:rPr>
-              <w:t>pair.left_label</w:t>
+              <w:t>pair.</w:t>
+            </w:r>
+            <w:r>
+              <w:rPr>
+                <w:rFonts w:asciiTheme="majorBidi" w:hAnsiTheme="majorBidi" w:cstheme="majorBidi"/>
+                <w:sz w:val="20"/>
+                <w:szCs w:val="20"/>
+                <w:lang w:bidi="ar-IQ"/>
+              </w:rPr>
+              <w:t>semester_</w:t>
+            </w:r>
+            <w:r>
+              <w:rPr>
+                <w:rFonts w:asciiTheme="majorBidi" w:hAnsiTheme="majorBidi" w:cstheme="majorBidi"/>
+                <w:sz w:val="20"/>
+                <w:szCs w:val="20"/>
+                <w:lang w:bidi="ar-IQ"/>
+              </w:rPr>
+              <w:t>left_label</w:t>
             </w:r>
             <w:proofErr w:type="spellEnd"/>
             <w:r>
@@ -1422,7 +1440,25 @@
                 <w:szCs w:val="20"/>
                 <w:lang w:bidi="ar-IQ"/>
               </w:rPr>
-              <w:t>pair.right_label</w:t>
+              <w:t>pair.</w:t>
+            </w:r>
+            <w:r>
+              <w:rPr>
+                <w:rFonts w:asciiTheme="majorBidi" w:hAnsiTheme="majorBidi" w:cstheme="majorBidi"/>
+                <w:sz w:val="20"/>
+                <w:szCs w:val="20"/>
+                <w:lang w:bidi="ar-IQ"/>
+              </w:rPr>
+              <w:t>semester_</w:t>
+            </w:r>
+            <w:r>
+              <w:rPr>
+                <w:rFonts w:asciiTheme="majorBidi" w:hAnsiTheme="majorBidi" w:cstheme="majorBidi"/>
+                <w:sz w:val="20"/>
+                <w:szCs w:val="20"/>
+                <w:lang w:bidi="ar-IQ"/>
+              </w:rPr>
+              <w:t>right_label</w:t>
             </w:r>
             <w:proofErr w:type="spellEnd"/>
             <w:r>

--- a/templets/semester - Temp - Ar - D - SBS.docx
+++ b/templets/semester - Temp - Ar - D - SBS.docx
@@ -1,6 +1,6 @@
 
 <file path=word/document.xml><?xml version="1.0" encoding="utf-8"?>
-<w:document xmlns:wpc="http://schemas.microsoft.com/office/word/2010/wordprocessingCanvas" xmlns:cx="http://schemas.microsoft.com/office/drawing/2014/chartex" xmlns:cx1="http://schemas.microsoft.com/office/drawing/2015/9/8/chartex" xmlns:cx2="http://schemas.microsoft.com/office/drawing/2015/10/21/chartex" xmlns:cx3="http://schemas.microsoft.com/office/drawing/2016/5/9/chartex" xmlns:cx4="http://schemas.microsoft.com/office/drawing/2016/5/10/chartex" xmlns:cx5="http://schemas.microsoft.com/office/drawing/2016/5/11/chartex" xmlns:cx6="http://schemas.microsoft.com/office/drawing/2016/5/12/chartex" xmlns:cx7="http://schemas.microsoft.com/office/drawing/2016/5/13/chartex" xmlns:cx8="http://schemas.microsoft.com/office/drawing/2016/5/14/chartex" xmlns:mc="http://schemas.openxmlformats.org/markup-compatibility/2006" xmlns:aink="http://schemas.microsoft.com/office/drawing/2016/ink" xmlns:am3d="http://schemas.microsoft.com/office/drawing/2017/model3d" xmlns:o="urn:schemas-microsoft-com:office:office" xmlns:oel="http://schemas.microsoft.com/office/2019/extlst" xmlns:r="http://schemas.openxmlformats.org/officeDocument/2006/relationships" xmlns:m="http://schemas.openxmlformats.org/officeDocument/2006/math" xmlns:v="urn:schemas-microsoft-com:vml" xmlns:wp14="http://schemas.microsoft.com/office/word/2010/wordprocessingDrawing" xmlns:wp="http://schemas.openxmlformats.org/drawingml/2006/wordprocessingDrawing" xmlns:w10="urn:schemas-microsoft-com:office:word" xmlns:w="http://schemas.openxmlformats.org/wordprocessingml/2006/main" xmlns:w14="http://schemas.microsoft.com/office/word/2010/wordml" xmlns:w15="http://schemas.microsoft.com/office/word/2012/wordml" xmlns:w16cei="http://schemas.microsoft.com/office/word/2026/wordml/cei" xmlns:w16cex="http://schemas.microsoft.com/office/word/2018/wordml/cex" xmlns:w16cid="http://schemas.microsoft.com/office/word/2016/wordml/cid" xmlns:w16="http://schemas.microsoft.com/office/word/2018/wordml" xmlns:w16du="http://schemas.microsoft.com/office/word/2023/wordml/word16du" xmlns:w16sdtdh="http://schemas.microsoft.com/office/word/2020/wordml/sdtdatahash" xmlns:w16sdtfl="http://schemas.microsoft.com/office/word/2024/wordml/sdtformatlock" xmlns:w16se="http://schemas.microsoft.com/office/word/2015/wordml/symex" xmlns:wpg="http://schemas.microsoft.com/office/word/2010/wordprocessingGroup" xmlns:wpi="http://schemas.microsoft.com/office/word/2010/wordprocessingInk" xmlns:wne="http://schemas.microsoft.com/office/word/2006/wordml" xmlns:wps="http://schemas.microsoft.com/office/word/2010/wordprocessingShape" mc:Ignorable="w14 w15 w16se w16cid w16 w16cex w16sdtdh w16sdtfl w16du wp14">
+<w:document xmlns:wpc="http://schemas.microsoft.com/office/word/2010/wordprocessingCanvas" xmlns:cx="http://schemas.microsoft.com/office/drawing/2014/chartex" xmlns:cx1="http://schemas.microsoft.com/office/drawing/2015/9/8/chartex" xmlns:cx2="http://schemas.microsoft.com/office/drawing/2015/10/21/chartex" xmlns:cx3="http://schemas.microsoft.com/office/drawing/2016/5/9/chartex" xmlns:cx4="http://schemas.microsoft.com/office/drawing/2016/5/10/chartex" xmlns:cx5="http://schemas.microsoft.com/office/drawing/2016/5/11/chartex" xmlns:cx6="http://schemas.microsoft.com/office/drawing/2016/5/12/chartex" xmlns:cx7="http://schemas.microsoft.com/office/drawing/2016/5/13/chartex" xmlns:cx8="http://schemas.microsoft.com/office/drawing/2016/5/14/chartex" xmlns:mc="http://schemas.openxmlformats.org/markup-compatibility/2006" xmlns:aink="http://schemas.microsoft.com/office/drawing/2016/ink" xmlns:am3d="http://schemas.microsoft.com/office/drawing/2017/model3d" xmlns:o="urn:schemas-microsoft-com:office:office" xmlns:oel="http://schemas.microsoft.com/office/2019/extlst" xmlns:r="http://schemas.openxmlformats.org/officeDocument/2006/relationships" xmlns:m="http://schemas.openxmlformats.org/officeDocument/2006/math" xmlns:v="urn:schemas-microsoft-com:vml" xmlns:wp14="http://schemas.microsoft.com/office/word/2010/wordprocessingDrawing" xmlns:wp="http://schemas.openxmlformats.org/drawingml/2006/wordprocessingDrawing" xmlns:w10="urn:schemas-microsoft-com:office:word" xmlns:w="http://schemas.openxmlformats.org/wordprocessingml/2006/main" xmlns:w14="http://schemas.microsoft.com/office/word/2010/wordml" xmlns:w15="http://schemas.microsoft.com/office/word/2012/wordml" xmlns:w16cex="http://schemas.microsoft.com/office/word/2018/wordml/cex" xmlns:w16cid="http://schemas.microsoft.com/office/word/2016/wordml/cid" xmlns:w16="http://schemas.microsoft.com/office/word/2018/wordml" xmlns:w16du="http://schemas.microsoft.com/office/word/2023/wordml/word16du" xmlns:w16sdtdh="http://schemas.microsoft.com/office/word/2020/wordml/sdtdatahash" xmlns:w16sdtfl="http://schemas.microsoft.com/office/word/2024/wordml/sdtformatlock" xmlns:w16se="http://schemas.microsoft.com/office/word/2015/wordml/symex" xmlns:wpg="http://schemas.microsoft.com/office/word/2010/wordprocessingGroup" xmlns:wpi="http://schemas.microsoft.com/office/word/2010/wordprocessingInk" xmlns:wne="http://schemas.microsoft.com/office/word/2006/wordml" xmlns:wps="http://schemas.microsoft.com/office/word/2010/wordprocessingShape" mc:Ignorable="w14 w15 w16se w16cid w16 w16cex w16sdtdh w16sdtfl w16du wp14">
   <w:body>
     <w:p>
       <w:pPr>
@@ -91,7 +91,7 @@
               </wp:anchor>
             </w:drawing>
           </mc:Choice>
-          <mc:Fallback>
+          <mc:Fallback xmlns:w16cei="http://schemas.microsoft.com/office/word/2026/wordml/cei">
             <w:pict>
               <v:rect w14:anchorId="074BCC88" id="Rectangle 1" o:spid="_x0000_s1026" style="position:absolute;margin-left:411.7pt;margin-top:-67pt;width:84.75pt;height:96.75pt;z-index:251659264;visibility:visible;mso-wrap-style:square;mso-wrap-distance-left:9pt;mso-wrap-distance-top:0;mso-wrap-distance-right:9pt;mso-wrap-distance-bottom:0;mso-position-horizontal:absolute;mso-position-horizontal-relative:text;mso-position-vertical:absolute;mso-position-vertical-relative:text;v-text-anchor:middle" o:gfxdata="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" filled="f" strokecolor="black [3200]">
                 <v:stroke joinstyle="round"/>
@@ -155,6 +155,7 @@
           <w:bCs/>
           <w:sz w:val="24"/>
           <w:szCs w:val="24"/>
+          <w:u w:val="single"/>
           <w:rtl/>
           <w:lang w:bidi="ar-IQ"/>
         </w:rPr>
@@ -167,6 +168,7 @@
           <w:bCs/>
           <w:sz w:val="24"/>
           <w:szCs w:val="24"/>
+          <w:u w:val="single"/>
           <w:lang w:bidi="ar-IQ"/>
         </w:rPr>
         <w:t>Title</w:t>
@@ -178,6 +180,7 @@
           <w:bCs/>
           <w:sz w:val="24"/>
           <w:szCs w:val="24"/>
+          <w:u w:val="single"/>
           <w:rtl/>
           <w:lang w:bidi="ar-IQ"/>
         </w:rPr>
@@ -188,7 +191,7 @@
       <w:tblPr>
         <w:tblStyle w:val="TableGrid"/>
         <w:bidiVisual/>
-        <w:tblW w:w="0" w:type="auto"/>
+        <w:tblW w:w="10466" w:type="dxa"/>
         <w:tblBorders>
           <w:top w:val="none" w:sz="0" w:space="0" w:color="auto"/>
           <w:left w:val="none" w:sz="0" w:space="0" w:color="auto"/>
@@ -201,21 +204,21 @@
         <w:tblLook w:val="04A0" w:firstRow="1" w:lastRow="0" w:firstColumn="1" w:lastColumn="0" w:noHBand="0" w:noVBand="1"/>
       </w:tblPr>
       <w:tblGrid>
-        <w:gridCol w:w="3240"/>
-        <w:gridCol w:w="2997"/>
-        <w:gridCol w:w="2369"/>
+        <w:gridCol w:w="4265"/>
+        <w:gridCol w:w="1890"/>
+        <w:gridCol w:w="2451"/>
         <w:gridCol w:w="1860"/>
       </w:tblGrid>
       <w:tr>
         <w:tc>
           <w:tcPr>
-            <w:tcW w:w="6237" w:type="dxa"/>
+            <w:tcW w:w="6155" w:type="dxa"/>
             <w:gridSpan w:val="2"/>
           </w:tcPr>
           <w:p>
             <w:pPr>
               <w:keepNext/>
-              <w:spacing w:after="0" w:line="240" w:lineRule="auto"/>
+              <w:spacing w:line="240" w:lineRule="auto"/>
               <w:rPr>
                 <w:rFonts w:asciiTheme="minorBidi" w:hAnsiTheme="minorBidi" w:cstheme="minorBidi"/>
                 <w:sz w:val="24"/>
@@ -267,12 +270,12 @@
         </w:tc>
         <w:tc>
           <w:tcPr>
-            <w:tcW w:w="2369" w:type="dxa"/>
+            <w:tcW w:w="2451" w:type="dxa"/>
           </w:tcPr>
           <w:p>
             <w:pPr>
               <w:keepNext/>
-              <w:spacing w:after="0" w:line="240" w:lineRule="auto"/>
+              <w:spacing w:line="240" w:lineRule="auto"/>
               <w:rPr>
                 <w:rFonts w:asciiTheme="minorBidi" w:hAnsiTheme="minorBidi" w:cstheme="minorBidi"/>
                 <w:sz w:val="24"/>
@@ -289,7 +292,7 @@
           <w:p>
             <w:pPr>
               <w:keepNext/>
-              <w:spacing w:after="0" w:line="240" w:lineRule="auto"/>
+              <w:spacing w:line="240" w:lineRule="auto"/>
               <w:rPr>
                 <w:rFonts w:asciiTheme="minorBidi" w:hAnsiTheme="minorBidi" w:cstheme="minorBidi"/>
                 <w:sz w:val="24"/>
@@ -303,13 +306,13 @@
       <w:tr>
         <w:tc>
           <w:tcPr>
-            <w:tcW w:w="6237" w:type="dxa"/>
+            <w:tcW w:w="6155" w:type="dxa"/>
             <w:gridSpan w:val="2"/>
           </w:tcPr>
           <w:p>
             <w:pPr>
               <w:keepNext/>
-              <w:spacing w:after="0" w:line="240" w:lineRule="auto"/>
+              <w:spacing w:line="240" w:lineRule="auto"/>
               <w:rPr>
                 <w:rFonts w:asciiTheme="minorBidi" w:hAnsiTheme="minorBidi" w:cstheme="minorBidi"/>
                 <w:sz w:val="24"/>
@@ -339,13 +342,13 @@
         </w:tc>
         <w:tc>
           <w:tcPr>
-            <w:tcW w:w="4229" w:type="dxa"/>
+            <w:tcW w:w="4311" w:type="dxa"/>
             <w:gridSpan w:val="2"/>
           </w:tcPr>
           <w:p>
             <w:pPr>
               <w:keepNext/>
-              <w:spacing w:after="0" w:line="240" w:lineRule="auto"/>
+              <w:spacing w:line="240" w:lineRule="auto"/>
               <w:rPr>
                 <w:rFonts w:asciiTheme="minorBidi" w:hAnsiTheme="minorBidi" w:cstheme="minorBidi"/>
                 <w:sz w:val="24"/>
@@ -355,12 +358,21 @@
             </w:pPr>
             <w:r>
               <w:rPr>
+                <w:rFonts w:asciiTheme="minorBidi" w:hAnsiTheme="minorBidi" w:cstheme="minorBidi" w:hint="cs"/>
+                <w:sz w:val="24"/>
+                <w:szCs w:val="24"/>
+                <w:rtl/>
+              </w:rPr>
+              <w:t>الجنسية</w:t>
+            </w:r>
+            <w:r>
+              <w:rPr>
                 <w:rFonts w:asciiTheme="minorBidi" w:hAnsiTheme="minorBidi" w:cstheme="minorBidi"/>
                 <w:sz w:val="24"/>
                 <w:szCs w:val="24"/>
                 <w:rtl/>
               </w:rPr>
-              <w:t xml:space="preserve">الهوية: </w:t>
+              <w:t xml:space="preserve">: </w:t>
             </w:r>
             <w:r>
               <w:rPr>
@@ -397,72 +409,13 @@
       <w:tr>
         <w:tc>
           <w:tcPr>
-            <w:tcW w:w="3240" w:type="dxa"/>
-          </w:tcPr>
-          <w:p>
-            <w:pPr>
-              <w:keepNext/>
-              <w:spacing w:after="0" w:line="240" w:lineRule="auto"/>
-              <w:rPr>
-                <w:rFonts w:asciiTheme="minorBidi" w:hAnsiTheme="minorBidi" w:cstheme="minorBidi"/>
-                <w:b/>
-                <w:bCs/>
-                <w:sz w:val="24"/>
-                <w:szCs w:val="24"/>
-                <w:lang w:bidi="ar-IQ"/>
-              </w:rPr>
-            </w:pPr>
-            <w:r>
-              <w:rPr>
-                <w:rFonts w:asciiTheme="minorBidi" w:hAnsiTheme="minorBidi" w:cstheme="minorBidi"/>
-                <w:sz w:val="24"/>
-                <w:szCs w:val="24"/>
-                <w:rtl/>
-              </w:rPr>
-              <w:t xml:space="preserve">سنة القبول: </w:t>
-            </w:r>
-            <w:r>
-              <w:rPr>
-                <w:rFonts w:asciiTheme="minorBidi" w:hAnsiTheme="minorBidi" w:cstheme="minorBidi"/>
-                <w:sz w:val="24"/>
-                <w:szCs w:val="24"/>
-                <w:rtl/>
-                <w:lang w:bidi="ar-IQ"/>
-              </w:rPr>
-              <w:t>{{</w:t>
-            </w:r>
-            <w:proofErr w:type="spellStart"/>
-            <w:r>
-              <w:rPr>
-                <w:rFonts w:asciiTheme="minorBidi" w:hAnsiTheme="minorBidi" w:cstheme="minorBidi"/>
-                <w:sz w:val="24"/>
-                <w:szCs w:val="24"/>
-                <w:lang w:bidi="ar-IQ"/>
-              </w:rPr>
-              <w:t>admission_year</w:t>
-            </w:r>
-            <w:proofErr w:type="spellEnd"/>
-            <w:r>
-              <w:rPr>
-                <w:rFonts w:asciiTheme="minorBidi" w:hAnsiTheme="minorBidi" w:cstheme="minorBidi"/>
-                <w:sz w:val="24"/>
-                <w:szCs w:val="24"/>
-                <w:rtl/>
-                <w:lang w:bidi="ar-IQ"/>
-              </w:rPr>
-              <w:t>}}</w:t>
-            </w:r>
-          </w:p>
-        </w:tc>
-        <w:tc>
-          <w:tcPr>
-            <w:tcW w:w="5366" w:type="dxa"/>
+            <w:tcW w:w="6155" w:type="dxa"/>
             <w:gridSpan w:val="2"/>
           </w:tcPr>
           <w:p>
             <w:pPr>
               <w:keepNext/>
-              <w:spacing w:after="0" w:line="240" w:lineRule="auto"/>
+              <w:spacing w:line="240" w:lineRule="auto"/>
               <w:rPr>
                 <w:rFonts w:asciiTheme="minorBidi" w:hAnsiTheme="minorBidi" w:cstheme="minorBidi"/>
                 <w:sz w:val="24"/>
@@ -477,6 +430,64 @@
                 <w:szCs w:val="24"/>
                 <w:rtl/>
               </w:rPr>
+              <w:t xml:space="preserve">سنة القبول: </w:t>
+            </w:r>
+            <w:r>
+              <w:rPr>
+                <w:rFonts w:asciiTheme="minorBidi" w:hAnsiTheme="minorBidi" w:cstheme="minorBidi"/>
+                <w:sz w:val="24"/>
+                <w:szCs w:val="24"/>
+                <w:rtl/>
+                <w:lang w:bidi="ar-IQ"/>
+              </w:rPr>
+              <w:t>{{</w:t>
+            </w:r>
+            <w:proofErr w:type="spellStart"/>
+            <w:r>
+              <w:rPr>
+                <w:rFonts w:asciiTheme="minorBidi" w:hAnsiTheme="minorBidi" w:cstheme="minorBidi"/>
+                <w:sz w:val="24"/>
+                <w:szCs w:val="24"/>
+                <w:lang w:bidi="ar-IQ"/>
+              </w:rPr>
+              <w:t>admission_year</w:t>
+            </w:r>
+            <w:proofErr w:type="spellEnd"/>
+            <w:r>
+              <w:rPr>
+                <w:rFonts w:asciiTheme="minorBidi" w:hAnsiTheme="minorBidi" w:cstheme="minorBidi"/>
+                <w:sz w:val="24"/>
+                <w:szCs w:val="24"/>
+                <w:rtl/>
+                <w:lang w:bidi="ar-IQ"/>
+              </w:rPr>
+              <w:t>}}</w:t>
+            </w:r>
+          </w:p>
+        </w:tc>
+        <w:tc>
+          <w:tcPr>
+            <w:tcW w:w="4311" w:type="dxa"/>
+            <w:gridSpan w:val="2"/>
+          </w:tcPr>
+          <w:p>
+            <w:pPr>
+              <w:keepNext/>
+              <w:spacing w:line="240" w:lineRule="auto"/>
+              <w:rPr>
+                <w:rFonts w:asciiTheme="minorBidi" w:hAnsiTheme="minorBidi" w:cstheme="minorBidi"/>
+                <w:sz w:val="24"/>
+                <w:szCs w:val="24"/>
+                <w:lang w:bidi="ar-IQ"/>
+              </w:rPr>
+            </w:pPr>
+            <w:r>
+              <w:rPr>
+                <w:rFonts w:asciiTheme="minorBidi" w:hAnsiTheme="minorBidi" w:cstheme="minorBidi"/>
+                <w:sz w:val="24"/>
+                <w:szCs w:val="24"/>
+                <w:rtl/>
+              </w:rPr>
               <w:t xml:space="preserve">القسم: </w:t>
             </w:r>
             <w:r>
@@ -500,6 +511,290 @@
               <w:t>department_id</w:t>
             </w:r>
             <w:proofErr w:type="spellEnd"/>
+            <w:r>
+              <w:rPr>
+                <w:rFonts w:asciiTheme="minorBidi" w:hAnsiTheme="minorBidi" w:cstheme="minorBidi"/>
+                <w:sz w:val="24"/>
+                <w:szCs w:val="24"/>
+                <w:rtl/>
+                <w:lang w:bidi="ar-IQ"/>
+              </w:rPr>
+              <w:t>}}</w:t>
+            </w:r>
+          </w:p>
+        </w:tc>
+      </w:tr>
+      <w:tr>
+        <w:tc>
+          <w:tcPr>
+            <w:tcW w:w="6155" w:type="dxa"/>
+            <w:gridSpan w:val="2"/>
+          </w:tcPr>
+          <w:p>
+            <w:pPr>
+              <w:keepNext/>
+              <w:spacing w:line="240" w:lineRule="auto"/>
+              <w:rPr>
+                <w:rFonts w:asciiTheme="minorBidi" w:hAnsiTheme="minorBidi" w:cstheme="minorBidi"/>
+                <w:b/>
+                <w:bCs/>
+                <w:sz w:val="24"/>
+                <w:szCs w:val="24"/>
+                <w:lang w:bidi="ar-IQ"/>
+              </w:rPr>
+            </w:pPr>
+            <w:r>
+              <w:rPr>
+                <w:rFonts w:asciiTheme="minorBidi" w:hAnsiTheme="minorBidi" w:cstheme="minorBidi" w:hint="cs"/>
+                <w:sz w:val="24"/>
+                <w:szCs w:val="24"/>
+                <w:rtl/>
+              </w:rPr>
+              <w:t>الشهادة</w:t>
+            </w:r>
+            <w:r>
+              <w:rPr>
+                <w:rFonts w:asciiTheme="minorBidi" w:hAnsiTheme="minorBidi" w:cstheme="minorBidi"/>
+                <w:sz w:val="24"/>
+                <w:szCs w:val="24"/>
+                <w:rtl/>
+              </w:rPr>
+              <w:t>: البكلوريوس في العلوم وتكنولوجيا المعلومات</w:t>
+            </w:r>
+          </w:p>
+        </w:tc>
+        <w:tc>
+          <w:tcPr>
+            <w:tcW w:w="4311" w:type="dxa"/>
+            <w:gridSpan w:val="2"/>
+          </w:tcPr>
+          <w:p>
+            <w:pPr>
+              <w:keepNext/>
+              <w:spacing w:line="240" w:lineRule="auto"/>
+              <w:rPr>
+                <w:rFonts w:asciiTheme="minorBidi" w:hAnsiTheme="minorBidi" w:cstheme="minorBidi"/>
+                <w:sz w:val="24"/>
+                <w:szCs w:val="24"/>
+                <w:lang w:bidi="ar-IQ"/>
+              </w:rPr>
+            </w:pPr>
+            <w:r>
+              <w:rPr>
+                <w:rFonts w:asciiTheme="minorBidi" w:hAnsiTheme="minorBidi" w:cstheme="minorBidi"/>
+                <w:sz w:val="24"/>
+                <w:szCs w:val="24"/>
+                <w:rtl/>
+              </w:rPr>
+              <w:t xml:space="preserve">الدراسة: </w:t>
+            </w:r>
+            <w:r>
+              <w:rPr>
+                <w:rFonts w:asciiTheme="minorBidi" w:hAnsiTheme="minorBidi" w:cstheme="minorBidi"/>
+                <w:sz w:val="24"/>
+                <w:szCs w:val="24"/>
+                <w:rtl/>
+                <w:lang w:bidi="ar-IQ"/>
+              </w:rPr>
+              <w:t xml:space="preserve"> {{</w:t>
+            </w:r>
+            <w:proofErr w:type="spellStart"/>
+            <w:r>
+              <w:rPr>
+                <w:rFonts w:asciiTheme="minorBidi" w:hAnsiTheme="minorBidi" w:cstheme="minorBidi"/>
+                <w:sz w:val="24"/>
+                <w:szCs w:val="24"/>
+                <w:lang w:bidi="ar-IQ"/>
+              </w:rPr>
+              <w:t>study_type</w:t>
+            </w:r>
+            <w:proofErr w:type="spellEnd"/>
+            <w:r>
+              <w:rPr>
+                <w:rFonts w:asciiTheme="minorBidi" w:hAnsiTheme="minorBidi" w:cstheme="minorBidi"/>
+                <w:sz w:val="24"/>
+                <w:szCs w:val="24"/>
+                <w:rtl/>
+                <w:lang w:bidi="ar-IQ"/>
+              </w:rPr>
+              <w:t>}}</w:t>
+            </w:r>
+          </w:p>
+        </w:tc>
+      </w:tr>
+      <w:tr>
+        <w:tc>
+          <w:tcPr>
+            <w:tcW w:w="4265" w:type="dxa"/>
+          </w:tcPr>
+          <w:p>
+            <w:pPr>
+              <w:keepNext/>
+              <w:spacing w:line="240" w:lineRule="auto"/>
+              <w:rPr>
+                <w:rFonts w:asciiTheme="minorBidi" w:hAnsiTheme="minorBidi" w:cstheme="minorBidi"/>
+                <w:b/>
+                <w:bCs/>
+                <w:sz w:val="24"/>
+                <w:szCs w:val="24"/>
+                <w:lang w:bidi="ar-IQ"/>
+              </w:rPr>
+            </w:pPr>
+            <w:r>
+              <w:rPr>
+                <w:rFonts w:asciiTheme="minorBidi" w:hAnsiTheme="minorBidi" w:cstheme="minorBidi"/>
+                <w:sz w:val="24"/>
+                <w:szCs w:val="24"/>
+                <w:rtl/>
+              </w:rPr>
+              <w:t>تاريخ التخرج:</w:t>
+            </w:r>
+            <w:r>
+              <w:rPr>
+                <w:rFonts w:asciiTheme="minorBidi" w:hAnsiTheme="minorBidi" w:cstheme="minorBidi"/>
+                <w:sz w:val="24"/>
+                <w:szCs w:val="24"/>
+                <w:rtl/>
+                <w:lang w:bidi="ar-IQ"/>
+              </w:rPr>
+              <w:t xml:space="preserve"> {{</w:t>
+            </w:r>
+            <w:proofErr w:type="spellStart"/>
+            <w:r>
+              <w:rPr>
+                <w:rFonts w:asciiTheme="minorBidi" w:hAnsiTheme="minorBidi" w:cstheme="minorBidi"/>
+                <w:sz w:val="24"/>
+                <w:szCs w:val="24"/>
+                <w:lang w:bidi="ar-IQ"/>
+              </w:rPr>
+              <w:t>graduation_date</w:t>
+            </w:r>
+            <w:proofErr w:type="spellEnd"/>
+            <w:r>
+              <w:rPr>
+                <w:rFonts w:asciiTheme="minorBidi" w:hAnsiTheme="minorBidi" w:cstheme="minorBidi"/>
+                <w:sz w:val="24"/>
+                <w:szCs w:val="24"/>
+                <w:rtl/>
+                <w:lang w:bidi="ar-IQ"/>
+              </w:rPr>
+              <w:t>}}</w:t>
+            </w:r>
+          </w:p>
+        </w:tc>
+        <w:tc>
+          <w:tcPr>
+            <w:tcW w:w="1890" w:type="dxa"/>
+          </w:tcPr>
+          <w:p>
+            <w:pPr>
+              <w:keepNext/>
+              <w:spacing w:line="240" w:lineRule="auto"/>
+              <w:rPr>
+                <w:rFonts w:asciiTheme="minorBidi" w:hAnsiTheme="minorBidi" w:cstheme="minorBidi"/>
+                <w:b/>
+                <w:bCs/>
+                <w:sz w:val="24"/>
+                <w:szCs w:val="24"/>
+                <w:lang w:bidi="ar-IQ"/>
+              </w:rPr>
+            </w:pPr>
+            <w:r>
+              <w:rPr>
+                <w:rFonts w:asciiTheme="minorBidi" w:hAnsiTheme="minorBidi" w:cstheme="minorBidi" w:hint="cs"/>
+                <w:sz w:val="24"/>
+                <w:szCs w:val="24"/>
+                <w:rtl/>
+              </w:rPr>
+              <w:t>الدور/</w:t>
+            </w:r>
+            <w:r>
+              <w:rPr>
+                <w:rFonts w:asciiTheme="minorBidi" w:hAnsiTheme="minorBidi" w:cstheme="minorBidi"/>
+                <w:sz w:val="24"/>
+                <w:szCs w:val="24"/>
+                <w:rtl/>
+              </w:rPr>
+              <w:t xml:space="preserve">الفصل: </w:t>
+            </w:r>
+            <w:r>
+              <w:rPr>
+                <w:rFonts w:asciiTheme="minorBidi" w:hAnsiTheme="minorBidi" w:cstheme="minorBidi"/>
+                <w:sz w:val="24"/>
+                <w:szCs w:val="24"/>
+                <w:rtl/>
+                <w:lang w:bidi="ar-IQ"/>
+              </w:rPr>
+              <w:t>{{</w:t>
+            </w:r>
+            <w:proofErr w:type="spellStart"/>
+            <w:r>
+              <w:rPr>
+                <w:rFonts w:asciiTheme="minorBidi" w:hAnsiTheme="minorBidi" w:cstheme="minorBidi"/>
+                <w:sz w:val="24"/>
+                <w:szCs w:val="24"/>
+                <w:lang w:bidi="ar-IQ"/>
+              </w:rPr>
+              <w:t>graduation_semester</w:t>
+            </w:r>
+            <w:proofErr w:type="spellEnd"/>
+            <w:r>
+              <w:rPr>
+                <w:rFonts w:asciiTheme="minorBidi" w:hAnsiTheme="minorBidi" w:cstheme="minorBidi"/>
+                <w:sz w:val="24"/>
+                <w:szCs w:val="24"/>
+                <w:rtl/>
+                <w:lang w:bidi="ar-IQ"/>
+              </w:rPr>
+              <w:t>}}</w:t>
+            </w:r>
+          </w:p>
+        </w:tc>
+        <w:tc>
+          <w:tcPr>
+            <w:tcW w:w="2451" w:type="dxa"/>
+          </w:tcPr>
+          <w:p>
+            <w:pPr>
+              <w:keepNext/>
+              <w:spacing w:line="240" w:lineRule="auto"/>
+              <w:rPr>
+                <w:rFonts w:asciiTheme="minorBidi" w:hAnsiTheme="minorBidi" w:cstheme="minorBidi"/>
+                <w:b/>
+                <w:bCs/>
+                <w:sz w:val="24"/>
+                <w:szCs w:val="24"/>
+                <w:lang w:bidi="ar-IQ"/>
+              </w:rPr>
+            </w:pPr>
+            <w:r>
+              <w:rPr>
+                <w:rFonts w:asciiTheme="minorBidi" w:hAnsiTheme="minorBidi" w:cstheme="minorBidi"/>
+                <w:sz w:val="24"/>
+                <w:szCs w:val="24"/>
+                <w:rtl/>
+              </w:rPr>
+              <w:t xml:space="preserve">المعدل: </w:t>
+            </w:r>
+            <w:r>
+              <w:rPr>
+                <w:rFonts w:asciiTheme="minorBidi" w:hAnsiTheme="minorBidi" w:cstheme="minorBidi"/>
+                <w:sz w:val="24"/>
+                <w:szCs w:val="24"/>
+                <w:rtl/>
+                <w:lang w:bidi="ar-IQ"/>
+              </w:rPr>
+              <w:t>{{</w:t>
+            </w:r>
+            <w:r>
+              <w:rPr>
+                <w:rFonts w:asciiTheme="minorBidi" w:hAnsiTheme="minorBidi" w:cstheme="minorBidi"/>
+                <w:sz w:val="24"/>
+                <w:szCs w:val="24"/>
+                <w:lang w:bidi="ar-IQ"/>
+              </w:rPr>
+              <w:t>average</w:t>
+            </w:r>
             <w:r>
               <w:rPr>
                 <w:rFonts w:asciiTheme="minorBidi" w:hAnsiTheme="minorBidi" w:cstheme="minorBidi"/>
@@ -519,290 +814,7 @@
           <w:p>
             <w:pPr>
               <w:keepNext/>
-              <w:spacing w:after="0" w:line="240" w:lineRule="auto"/>
-              <w:rPr>
-                <w:rFonts w:asciiTheme="minorBidi" w:hAnsiTheme="minorBidi" w:cstheme="minorBidi"/>
-                <w:sz w:val="24"/>
-                <w:szCs w:val="24"/>
-                <w:lang w:bidi="ar-IQ"/>
-              </w:rPr>
-            </w:pPr>
-          </w:p>
-        </w:tc>
-      </w:tr>
-      <w:tr>
-        <w:tc>
-          <w:tcPr>
-            <w:tcW w:w="6237" w:type="dxa"/>
-            <w:gridSpan w:val="2"/>
-          </w:tcPr>
-          <w:p>
-            <w:pPr>
-              <w:keepNext/>
-              <w:spacing w:after="0" w:line="240" w:lineRule="auto"/>
-              <w:rPr>
-                <w:rFonts w:asciiTheme="minorBidi" w:hAnsiTheme="minorBidi" w:cstheme="minorBidi"/>
-                <w:b/>
-                <w:bCs/>
-                <w:sz w:val="24"/>
-                <w:szCs w:val="24"/>
-                <w:lang w:bidi="ar-IQ"/>
-              </w:rPr>
-            </w:pPr>
-            <w:r>
-              <w:rPr>
-                <w:rFonts w:asciiTheme="minorBidi" w:hAnsiTheme="minorBidi" w:cstheme="minorBidi"/>
-                <w:sz w:val="24"/>
-                <w:szCs w:val="24"/>
-                <w:rtl/>
-              </w:rPr>
-              <w:t>الدرجة: البكلوريوس في العلوم وتكنولوجيا المعلومات</w:t>
-            </w:r>
-          </w:p>
-        </w:tc>
-        <w:tc>
-          <w:tcPr>
-            <w:tcW w:w="4229" w:type="dxa"/>
-            <w:gridSpan w:val="2"/>
-          </w:tcPr>
-          <w:p>
-            <w:pPr>
-              <w:keepNext/>
-              <w:spacing w:after="0" w:line="240" w:lineRule="auto"/>
-              <w:rPr>
-                <w:rFonts w:asciiTheme="minorBidi" w:hAnsiTheme="minorBidi" w:cstheme="minorBidi"/>
-                <w:sz w:val="24"/>
-                <w:szCs w:val="24"/>
-                <w:lang w:bidi="ar-IQ"/>
-              </w:rPr>
-            </w:pPr>
-            <w:r>
-              <w:rPr>
-                <w:rFonts w:asciiTheme="minorBidi" w:hAnsiTheme="minorBidi" w:cstheme="minorBidi"/>
-                <w:sz w:val="24"/>
-                <w:szCs w:val="24"/>
-                <w:rtl/>
-              </w:rPr>
-              <w:t xml:space="preserve">الدراسة: </w:t>
-            </w:r>
-            <w:r>
-              <w:rPr>
-                <w:rFonts w:asciiTheme="minorBidi" w:hAnsiTheme="minorBidi" w:cstheme="minorBidi"/>
-                <w:sz w:val="24"/>
-                <w:szCs w:val="24"/>
-                <w:rtl/>
-                <w:lang w:bidi="ar-IQ"/>
-              </w:rPr>
-              <w:t xml:space="preserve"> {{</w:t>
-            </w:r>
-            <w:proofErr w:type="spellStart"/>
-            <w:r>
-              <w:rPr>
-                <w:rFonts w:asciiTheme="minorBidi" w:hAnsiTheme="minorBidi" w:cstheme="minorBidi"/>
-                <w:sz w:val="24"/>
-                <w:szCs w:val="24"/>
-                <w:lang w:bidi="ar-IQ"/>
-              </w:rPr>
-              <w:t>study_type</w:t>
-            </w:r>
-            <w:proofErr w:type="spellEnd"/>
-            <w:r>
-              <w:rPr>
-                <w:rFonts w:asciiTheme="minorBidi" w:hAnsiTheme="minorBidi" w:cstheme="minorBidi"/>
-                <w:sz w:val="24"/>
-                <w:szCs w:val="24"/>
-                <w:rtl/>
-                <w:lang w:bidi="ar-IQ"/>
-              </w:rPr>
-              <w:t>}}</w:t>
-            </w:r>
-          </w:p>
-        </w:tc>
-      </w:tr>
-      <w:tr>
-        <w:tc>
-          <w:tcPr>
-            <w:tcW w:w="3240" w:type="dxa"/>
-          </w:tcPr>
-          <w:p>
-            <w:pPr>
-              <w:keepNext/>
-              <w:spacing w:after="0" w:line="240" w:lineRule="auto"/>
-              <w:rPr>
-                <w:rFonts w:asciiTheme="minorBidi" w:hAnsiTheme="minorBidi" w:cstheme="minorBidi"/>
-                <w:b/>
-                <w:bCs/>
-                <w:sz w:val="24"/>
-                <w:szCs w:val="24"/>
-                <w:lang w:bidi="ar-IQ"/>
-              </w:rPr>
-            </w:pPr>
-            <w:r>
-              <w:rPr>
-                <w:rFonts w:asciiTheme="minorBidi" w:hAnsiTheme="minorBidi" w:cstheme="minorBidi"/>
-                <w:sz w:val="24"/>
-                <w:szCs w:val="24"/>
-                <w:rtl/>
-              </w:rPr>
-              <w:t>تاريخ التخرج:</w:t>
-            </w:r>
-            <w:r>
-              <w:rPr>
-                <w:rFonts w:asciiTheme="minorBidi" w:hAnsiTheme="minorBidi" w:cstheme="minorBidi"/>
-                <w:sz w:val="24"/>
-                <w:szCs w:val="24"/>
-                <w:rtl/>
-                <w:lang w:bidi="ar-IQ"/>
-              </w:rPr>
-              <w:t xml:space="preserve"> {{</w:t>
-            </w:r>
-            <w:proofErr w:type="spellStart"/>
-            <w:r>
-              <w:rPr>
-                <w:rFonts w:asciiTheme="minorBidi" w:hAnsiTheme="minorBidi" w:cstheme="minorBidi"/>
-                <w:sz w:val="24"/>
-                <w:szCs w:val="24"/>
-                <w:lang w:bidi="ar-IQ"/>
-              </w:rPr>
-              <w:t>graduation_date</w:t>
-            </w:r>
-            <w:proofErr w:type="spellEnd"/>
-            <w:r>
-              <w:rPr>
-                <w:rFonts w:asciiTheme="minorBidi" w:hAnsiTheme="minorBidi" w:cstheme="minorBidi"/>
-                <w:sz w:val="24"/>
-                <w:szCs w:val="24"/>
-                <w:rtl/>
-                <w:lang w:bidi="ar-IQ"/>
-              </w:rPr>
-              <w:t>}}</w:t>
-            </w:r>
-          </w:p>
-        </w:tc>
-        <w:tc>
-          <w:tcPr>
-            <w:tcW w:w="2997" w:type="dxa"/>
-          </w:tcPr>
-          <w:p>
-            <w:pPr>
-              <w:keepNext/>
-              <w:spacing w:after="0" w:line="240" w:lineRule="auto"/>
-              <w:rPr>
-                <w:rFonts w:asciiTheme="minorBidi" w:hAnsiTheme="minorBidi" w:cstheme="minorBidi"/>
-                <w:b/>
-                <w:bCs/>
-                <w:sz w:val="24"/>
-                <w:szCs w:val="24"/>
-                <w:lang w:bidi="ar-IQ"/>
-              </w:rPr>
-            </w:pPr>
-            <w:r>
-              <w:rPr>
-                <w:rFonts w:asciiTheme="minorBidi" w:hAnsiTheme="minorBidi" w:cstheme="minorBidi"/>
-                <w:sz w:val="24"/>
-                <w:szCs w:val="24"/>
-                <w:rtl/>
-              </w:rPr>
-              <w:t xml:space="preserve">الفصل: </w:t>
-            </w:r>
-            <w:r>
-              <w:rPr>
-                <w:rFonts w:asciiTheme="minorBidi" w:hAnsiTheme="minorBidi" w:cstheme="minorBidi"/>
-                <w:sz w:val="24"/>
-                <w:szCs w:val="24"/>
-                <w:rtl/>
-                <w:lang w:bidi="ar-IQ"/>
-              </w:rPr>
-              <w:t>{{</w:t>
-            </w:r>
-            <w:proofErr w:type="spellStart"/>
-            <w:r>
-              <w:rPr>
-                <w:rFonts w:asciiTheme="minorBidi" w:hAnsiTheme="minorBidi" w:cstheme="minorBidi"/>
-                <w:sz w:val="24"/>
-                <w:szCs w:val="24"/>
-                <w:lang w:bidi="ar-IQ"/>
-              </w:rPr>
-              <w:t>graduation_semester</w:t>
-            </w:r>
-            <w:proofErr w:type="spellEnd"/>
-            <w:r>
-              <w:rPr>
-                <w:rFonts w:asciiTheme="minorBidi" w:hAnsiTheme="minorBidi" w:cstheme="minorBidi"/>
-                <w:sz w:val="24"/>
-                <w:szCs w:val="24"/>
-                <w:rtl/>
-                <w:lang w:bidi="ar-IQ"/>
-              </w:rPr>
-              <w:t>}}</w:t>
-            </w:r>
-          </w:p>
-        </w:tc>
-        <w:tc>
-          <w:tcPr>
-            <w:tcW w:w="2369" w:type="dxa"/>
-          </w:tcPr>
-          <w:p>
-            <w:pPr>
-              <w:keepNext/>
-              <w:spacing w:after="0" w:line="240" w:lineRule="auto"/>
-              <w:rPr>
-                <w:rFonts w:asciiTheme="minorBidi" w:hAnsiTheme="minorBidi" w:cstheme="minorBidi"/>
-                <w:b/>
-                <w:bCs/>
-                <w:sz w:val="24"/>
-                <w:szCs w:val="24"/>
-                <w:lang w:bidi="ar-IQ"/>
-              </w:rPr>
-            </w:pPr>
-            <w:r>
-              <w:rPr>
-                <w:rFonts w:asciiTheme="minorBidi" w:hAnsiTheme="minorBidi" w:cstheme="minorBidi"/>
-                <w:sz w:val="24"/>
-                <w:szCs w:val="24"/>
-                <w:rtl/>
-              </w:rPr>
-              <w:t xml:space="preserve">المعدل: </w:t>
-            </w:r>
-            <w:r>
-              <w:rPr>
-                <w:rFonts w:asciiTheme="minorBidi" w:hAnsiTheme="minorBidi" w:cstheme="minorBidi"/>
-                <w:sz w:val="24"/>
-                <w:szCs w:val="24"/>
-                <w:rtl/>
-                <w:lang w:bidi="ar-IQ"/>
-              </w:rPr>
-              <w:t>{{</w:t>
-            </w:r>
-            <w:r>
-              <w:rPr>
-                <w:rFonts w:asciiTheme="minorBidi" w:hAnsiTheme="minorBidi" w:cstheme="minorBidi"/>
-                <w:sz w:val="24"/>
-                <w:szCs w:val="24"/>
-                <w:lang w:bidi="ar-IQ"/>
-              </w:rPr>
-              <w:t>average</w:t>
-            </w:r>
-            <w:r>
-              <w:rPr>
-                <w:rFonts w:asciiTheme="minorBidi" w:hAnsiTheme="minorBidi" w:cstheme="minorBidi"/>
-                <w:sz w:val="24"/>
-                <w:szCs w:val="24"/>
-                <w:rtl/>
-                <w:lang w:bidi="ar-IQ"/>
-              </w:rPr>
-              <w:t>}}</w:t>
-            </w:r>
-          </w:p>
-        </w:tc>
-        <w:tc>
-          <w:tcPr>
-            <w:tcW w:w="1860" w:type="dxa"/>
-          </w:tcPr>
-          <w:p>
-            <w:pPr>
-              <w:keepNext/>
-              <w:spacing w:after="0" w:line="240" w:lineRule="auto"/>
+              <w:spacing w:line="240" w:lineRule="auto"/>
               <w:rPr>
                 <w:rFonts w:asciiTheme="minorBidi" w:hAnsiTheme="minorBidi" w:cstheme="minorBidi"/>
                 <w:sz w:val="24"/>
@@ -856,12 +868,11 @@
           <w:tcPr>
             <w:tcW w:w="10466" w:type="dxa"/>
             <w:gridSpan w:val="4"/>
-            <w:vAlign w:val="center"/>
           </w:tcPr>
           <w:p>
             <w:pPr>
               <w:keepNext/>
-              <w:spacing w:after="0" w:line="240" w:lineRule="auto"/>
+              <w:spacing w:line="240" w:lineRule="auto"/>
               <w:rPr>
                 <w:rFonts w:asciiTheme="minorBidi" w:hAnsiTheme="minorBidi" w:cstheme="minorBidi"/>
                 <w:sz w:val="24"/>
@@ -923,13 +934,11 @@
       <w:tr>
         <w:tc>
           <w:tcPr>
-            <w:tcW w:w="3240" w:type="dxa"/>
-            <w:vAlign w:val="center"/>
+            <w:tcW w:w="4265" w:type="dxa"/>
           </w:tcPr>
           <w:p>
             <w:pPr>
               <w:keepNext/>
-              <w:spacing w:after="0"/>
               <w:rPr>
                 <w:rFonts w:asciiTheme="minorBidi" w:hAnsiTheme="minorBidi" w:cstheme="minorBidi"/>
                 <w:sz w:val="24"/>
@@ -939,12 +948,21 @@
             </w:pPr>
             <w:r>
               <w:rPr>
+                <w:rFonts w:asciiTheme="minorBidi" w:hAnsiTheme="minorBidi" w:cstheme="minorBidi" w:hint="cs"/>
+                <w:sz w:val="24"/>
+                <w:szCs w:val="24"/>
+                <w:rtl/>
+              </w:rPr>
+              <w:t>تسلسل</w:t>
+            </w:r>
+            <w:r>
+              <w:rPr>
                 <w:rFonts w:asciiTheme="minorBidi" w:hAnsiTheme="minorBidi" w:cstheme="minorBidi"/>
                 <w:sz w:val="24"/>
                 <w:szCs w:val="24"/>
                 <w:rtl/>
               </w:rPr>
-              <w:t xml:space="preserve">رتبة الخريج: </w:t>
+              <w:t xml:space="preserve"> الخريج: </w:t>
             </w:r>
             <w:r>
               <w:rPr>
@@ -981,13 +999,12 @@
         </w:tc>
         <w:tc>
           <w:tcPr>
-            <w:tcW w:w="2997" w:type="dxa"/>
-            <w:vAlign w:val="center"/>
+            <w:tcW w:w="1890" w:type="dxa"/>
           </w:tcPr>
           <w:p>
             <w:pPr>
               <w:keepNext/>
-              <w:spacing w:after="0" w:line="240" w:lineRule="auto"/>
+              <w:spacing w:line="240" w:lineRule="auto"/>
               <w:rPr>
                 <w:rFonts w:asciiTheme="minorBidi" w:hAnsiTheme="minorBidi" w:cstheme="minorBidi"/>
                 <w:sz w:val="24"/>
@@ -1039,14 +1056,12 @@
         </w:tc>
         <w:tc>
           <w:tcPr>
-            <w:tcW w:w="4229" w:type="dxa"/>
+            <w:tcW w:w="4311" w:type="dxa"/>
             <w:gridSpan w:val="2"/>
-            <w:vAlign w:val="center"/>
           </w:tcPr>
           <w:p>
             <w:pPr>
               <w:keepNext/>
-              <w:spacing w:after="0"/>
               <w:rPr>
                 <w:rFonts w:asciiTheme="minorBidi" w:hAnsiTheme="minorBidi" w:cstheme="minorBidi"/>
                 <w:sz w:val="24"/>
@@ -1101,12 +1116,10 @@
           <w:tcPr>
             <w:tcW w:w="10466" w:type="dxa"/>
             <w:gridSpan w:val="4"/>
-            <w:vAlign w:val="center"/>
           </w:tcPr>
           <w:p>
             <w:pPr>
               <w:keepNext/>
-              <w:spacing w:after="0"/>
               <w:rPr>
                 <w:rFonts w:asciiTheme="minorBidi" w:hAnsiTheme="minorBidi" w:cstheme="minorBidi"/>
                 <w:sz w:val="24"/>
@@ -1160,7 +1173,7 @@
       <w:pPr>
         <w:keepNext/>
         <w:keepLines/>
-        <w:spacing w:after="0" w:line="240" w:lineRule="auto"/>
+        <w:spacing w:before="240" w:after="0" w:line="240" w:lineRule="auto"/>
         <w:rPr>
           <w:rFonts w:asciiTheme="majorBidi" w:hAnsiTheme="majorBidi" w:cstheme="majorBidi"/>
           <w:b/>
@@ -1179,23 +1192,19 @@
           <w:szCs w:val="20"/>
           <w:rtl/>
         </w:rPr>
-        <w:t>ملاحظة: توجد معلومات إضافية على ظهر الوثيقة.</w:t>
-      </w:r>
-    </w:p>
-    <w:p>
-      <w:pPr>
-        <w:keepNext/>
-        <w:keepLines/>
-        <w:spacing w:after="0" w:line="240" w:lineRule="auto"/>
-        <w:rPr>
-          <w:rFonts w:asciiTheme="majorBidi" w:hAnsiTheme="majorBidi" w:cstheme="majorBidi"/>
+        <w:t xml:space="preserve">ملاحظة: معلومات </w:t>
+      </w:r>
+      <w:r>
+        <w:rPr>
+          <w:rFonts w:asciiTheme="majorBidi" w:hAnsiTheme="majorBidi" w:cstheme="majorBidi" w:hint="cs"/>
           <w:b/>
           <w:bCs/>
           <w:sz w:val="20"/>
           <w:szCs w:val="20"/>
           <w:rtl/>
         </w:rPr>
-      </w:pPr>
+        <w:t>اخرى في</w:t>
+      </w:r>
       <w:r>
         <w:rPr>
           <w:rFonts w:asciiTheme="majorBidi" w:hAnsiTheme="majorBidi" w:cstheme="majorBidi"/>
@@ -1205,7 +1214,66 @@
           <w:szCs w:val="20"/>
           <w:rtl/>
         </w:rPr>
-        <w:t>فيما يلي السجل الأكاديمي الرسمي للمواد الدراسية والدرجات التي تم الحصول عليها خلال سنوات الدراسة.</w:t>
+        <w:t xml:space="preserve"> ظهر الوثيقة.</w:t>
+      </w:r>
+    </w:p>
+    <w:p>
+      <w:pPr>
+        <w:keepNext/>
+        <w:keepLines/>
+        <w:spacing w:after="0" w:line="240" w:lineRule="auto"/>
+        <w:rPr>
+          <w:rFonts w:asciiTheme="majorBidi" w:hAnsiTheme="majorBidi" w:cstheme="majorBidi"/>
+          <w:b/>
+          <w:bCs/>
+          <w:sz w:val="20"/>
+          <w:szCs w:val="20"/>
+          <w:rtl/>
+        </w:rPr>
+      </w:pPr>
+      <w:r>
+        <w:rPr>
+          <w:rFonts w:asciiTheme="majorBidi" w:hAnsiTheme="majorBidi" w:cstheme="majorBidi" w:hint="cs"/>
+          <w:b/>
+          <w:bCs/>
+          <w:sz w:val="20"/>
+          <w:szCs w:val="20"/>
+          <w:rtl/>
+        </w:rPr>
+        <w:t>ادناه</w:t>
+      </w:r>
+      <w:r>
+        <w:rPr>
+          <w:rFonts w:asciiTheme="majorBidi" w:hAnsiTheme="majorBidi" w:cstheme="majorBidi"/>
+          <w:b/>
+          <w:bCs/>
+          <w:sz w:val="20"/>
+          <w:szCs w:val="20"/>
+          <w:rtl/>
+        </w:rPr>
+        <w:t xml:space="preserve"> </w:t>
+      </w:r>
+      <w:r>
+        <w:rPr>
+          <w:rFonts w:asciiTheme="majorBidi" w:hAnsiTheme="majorBidi" w:cstheme="majorBidi" w:hint="cs"/>
+          <w:b/>
+          <w:bCs/>
+          <w:sz w:val="20"/>
+          <w:szCs w:val="20"/>
+          <w:rtl/>
+        </w:rPr>
+        <w:t>ا</w:t>
+      </w:r>
+      <w:r>
+        <w:rPr>
+          <w:rFonts w:asciiTheme="majorBidi" w:hAnsiTheme="majorBidi" w:cstheme="majorBidi"/>
+          <w:b/>
+          <w:bCs/>
+          <w:sz w:val="20"/>
+          <w:szCs w:val="20"/>
+          <w:rtl/>
+        </w:rPr>
+        <w:t>لمواد الدراسية والدرجات التي حصل عليها خلال سنوات الدراسة.</w:t>
       </w:r>
     </w:p>
     <w:p>
@@ -1260,6 +1328,134 @@
         </w:rPr>
         <w:t xml:space="preserve"> %}</w:t>
       </w:r>
+    </w:p>
+    <w:p>
+      <w:pPr>
+        <w:rPr>
+          <w:rFonts w:asciiTheme="majorBidi" w:hAnsiTheme="majorBidi" w:cstheme="majorBidi"/>
+          <w:sz w:val="24"/>
+          <w:szCs w:val="24"/>
+          <w:lang w:bidi="ar-IQ"/>
+        </w:rPr>
+      </w:pPr>
+      <w:r>
+        <w:rPr>
+          <w:rFonts w:asciiTheme="majorBidi" w:hAnsiTheme="majorBidi" w:cstheme="majorBidi"/>
+          <w:sz w:val="24"/>
+          <w:szCs w:val="24"/>
+          <w:rtl/>
+          <w:lang w:bidi="ar-IQ"/>
+        </w:rPr>
+        <w:t>{%</w:t>
+      </w:r>
+      <w:r>
+        <w:rPr>
+          <w:rFonts w:asciiTheme="majorBidi" w:hAnsiTheme="majorBidi" w:cstheme="majorBidi"/>
+          <w:sz w:val="24"/>
+          <w:szCs w:val="24"/>
+          <w:lang w:bidi="ar-IQ"/>
+        </w:rPr>
+        <w:t xml:space="preserve">p if </w:t>
+      </w:r>
+      <w:proofErr w:type="spellStart"/>
+      <w:r>
+        <w:rPr>
+          <w:rFonts w:asciiTheme="majorBidi" w:hAnsiTheme="majorBidi" w:cstheme="majorBidi"/>
+          <w:lang w:bidi="ar-IQ"/>
+        </w:rPr>
+        <w:t>not_first_page</w:t>
+      </w:r>
+      <w:proofErr w:type="spellEnd"/>
+      <w:r>
+        <w:rPr>
+          <w:rFonts w:asciiTheme="majorBidi" w:hAnsiTheme="majorBidi" w:cstheme="majorBidi"/>
+          <w:sz w:val="24"/>
+          <w:szCs w:val="24"/>
+          <w:rtl/>
+          <w:lang w:bidi="ar-IQ"/>
+        </w:rPr>
+        <w:t xml:space="preserve"> %}</w:t>
+      </w:r>
+    </w:p>
+    <w:p>
+      <w:pPr>
+        <w:rPr>
+          <w:rFonts w:asciiTheme="minorBidi" w:hAnsiTheme="minorBidi" w:cstheme="minorBidi"/>
+          <w:sz w:val="24"/>
+          <w:szCs w:val="24"/>
+          <w:lang w:bidi="ar-IQ"/>
+        </w:rPr>
+      </w:pPr>
+      <w:r>
+        <w:rPr>
+          <w:rFonts w:asciiTheme="minorBidi" w:hAnsiTheme="minorBidi" w:cstheme="minorBidi"/>
+          <w:sz w:val="24"/>
+          <w:szCs w:val="24"/>
+          <w:rtl/>
+          <w:lang w:bidi="ar-IQ"/>
+        </w:rPr>
+        <w:t>{{</w:t>
+      </w:r>
+      <w:proofErr w:type="spellStart"/>
+      <w:r>
+        <w:rPr>
+          <w:rFonts w:asciiTheme="minorBidi" w:hAnsiTheme="minorBidi" w:cstheme="minorBidi"/>
+          <w:sz w:val="24"/>
+          <w:szCs w:val="24"/>
+          <w:lang w:bidi="ar-IQ"/>
+        </w:rPr>
+        <w:t>student_name</w:t>
+      </w:r>
+      <w:proofErr w:type="spellEnd"/>
+      <w:r>
+        <w:rPr>
+          <w:rFonts w:asciiTheme="minorBidi" w:hAnsiTheme="minorBidi" w:cstheme="minorBidi"/>
+          <w:sz w:val="24"/>
+          <w:szCs w:val="24"/>
+          <w:rtl/>
+          <w:lang w:bidi="ar-IQ"/>
+        </w:rPr>
+        <w:t>}}</w:t>
+      </w:r>
+    </w:p>
+    <w:p>
+      <w:pPr>
+        <w:rPr>
+          <w:rFonts w:asciiTheme="majorBidi" w:hAnsiTheme="majorBidi" w:cstheme="majorBidi"/>
+          <w:lang w:bidi="ar-IQ"/>
+        </w:rPr>
+      </w:pPr>
+      <w:r>
+        <w:rPr>
+          <w:rFonts w:asciiTheme="majorBidi" w:hAnsiTheme="majorBidi" w:cstheme="majorBidi"/>
+          <w:rtl/>
+          <w:lang w:bidi="ar-IQ"/>
+        </w:rPr>
+        <w:t>{%</w:t>
+      </w:r>
+      <w:r>
+        <w:rPr>
+          <w:rFonts w:asciiTheme="majorBidi" w:hAnsiTheme="majorBidi" w:cstheme="majorBidi"/>
+          <w:lang w:bidi="ar-IQ"/>
+        </w:rPr>
+        <w:t>p endif</w:t>
+      </w:r>
+      <w:r>
+        <w:rPr>
+          <w:rFonts w:asciiTheme="majorBidi" w:hAnsiTheme="majorBidi" w:cstheme="majorBidi"/>
+          <w:rtl/>
+          <w:lang w:bidi="ar-IQ"/>
+        </w:rPr>
+        <w:t xml:space="preserve"> %}</w:t>
+      </w:r>
+    </w:p>
+    <w:p>
+      <w:pPr>
+        <w:rPr>
+          <w:rFonts w:asciiTheme="majorBidi" w:hAnsiTheme="majorBidi" w:cstheme="majorBidi"/>
+          <w:lang w:bidi="ar-IQ"/>
+        </w:rPr>
+      </w:pPr>
     </w:p>
     <w:tbl>
       <w:tblPr>
@@ -1270,9 +1466,10 @@
         <w:tblLook w:val="04A0" w:firstRow="1" w:lastRow="0" w:firstColumn="1" w:lastColumn="0" w:noHBand="0" w:noVBand="1"/>
       </w:tblPr>
       <w:tblGrid>
-        <w:gridCol w:w="3822"/>
+        <w:gridCol w:w="3823"/>
         <w:gridCol w:w="707"/>
-        <w:gridCol w:w="709"/>
+        <w:gridCol w:w="698"/>
+        <w:gridCol w:w="10"/>
         <w:gridCol w:w="3829"/>
         <w:gridCol w:w="709"/>
         <w:gridCol w:w="680"/>
@@ -1284,7 +1481,7 @@
         <w:tc>
           <w:tcPr>
             <w:tcW w:w="5000" w:type="pct"/>
-            <w:gridSpan w:val="6"/>
+            <w:gridSpan w:val="7"/>
           </w:tcPr>
           <w:p>
             <w:pPr>
@@ -1308,6 +1505,7 @@
                 <w:rtl/>
                 <w:lang w:bidi="ar-IQ"/>
               </w:rPr>
+              <w:lastRenderedPageBreak/>
               <w:t>{{</w:t>
             </w:r>
             <w:proofErr w:type="spellStart"/>
@@ -1341,7 +1539,7 @@
         <w:tc>
           <w:tcPr>
             <w:tcW w:w="2505" w:type="pct"/>
-            <w:gridSpan w:val="3"/>
+            <w:gridSpan w:val="4"/>
           </w:tcPr>
           <w:p>
             <w:pPr>
@@ -1543,6 +1741,7 @@
         <w:tc>
           <w:tcPr>
             <w:tcW w:w="339" w:type="pct"/>
+            <w:gridSpan w:val="2"/>
           </w:tcPr>
           <w:p>
             <w:pPr>
@@ -1671,7 +1870,7 @@
         <w:tc>
           <w:tcPr>
             <w:tcW w:w="5000" w:type="pct"/>
-            <w:gridSpan w:val="6"/>
+            <w:gridSpan w:val="7"/>
           </w:tcPr>
           <w:p>
             <w:pPr>
@@ -1832,6 +2031,7 @@
         <w:tc>
           <w:tcPr>
             <w:tcW w:w="339" w:type="pct"/>
+            <w:gridSpan w:val="2"/>
           </w:tcPr>
           <w:p>
             <w:pPr>
@@ -2032,7 +2232,7 @@
         <w:tc>
           <w:tcPr>
             <w:tcW w:w="5000" w:type="pct"/>
-            <w:gridSpan w:val="6"/>
+            <w:gridSpan w:val="7"/>
           </w:tcPr>
           <w:p>
             <w:pPr>
@@ -2085,6 +2285,138 @@
                 <w:lang w:bidi="ar-IQ"/>
               </w:rPr>
               <w:t xml:space="preserve"> %}</w:t>
+            </w:r>
+          </w:p>
+        </w:tc>
+      </w:tr>
+      <w:tr>
+        <w:trPr>
+          <w:cantSplit/>
+        </w:trPr>
+        <w:tc>
+          <w:tcPr>
+            <w:tcW w:w="2500" w:type="pct"/>
+            <w:gridSpan w:val="3"/>
+          </w:tcPr>
+          <w:p>
+            <w:pPr>
+              <w:keepNext/>
+              <w:keepLines/>
+              <w:spacing w:after="0"/>
+              <w:rPr>
+                <w:rFonts w:asciiTheme="minorBidi" w:hAnsiTheme="minorBidi" w:cstheme="minorBidi"/>
+                <w:sz w:val="20"/>
+                <w:szCs w:val="20"/>
+                <w:lang w:bidi="ar-IQ"/>
+              </w:rPr>
+            </w:pPr>
+            <w:r>
+              <w:rPr>
+                <w:rFonts w:asciiTheme="minorBidi" w:hAnsiTheme="minorBidi" w:cstheme="minorBidi" w:hint="cs"/>
+                <w:sz w:val="20"/>
+                <w:szCs w:val="20"/>
+                <w:rtl/>
+                <w:lang w:bidi="ar-IQ"/>
+              </w:rPr>
+              <w:t xml:space="preserve">ناجح بالدور: </w:t>
+            </w:r>
+            <w:r>
+              <w:rPr>
+                <w:rFonts w:asciiTheme="minorBidi" w:hAnsiTheme="minorBidi" w:cstheme="minorBidi"/>
+                <w:sz w:val="20"/>
+                <w:szCs w:val="20"/>
+                <w:rtl/>
+                <w:lang w:bidi="ar-IQ"/>
+              </w:rPr>
+              <w:t>{{</w:t>
+            </w:r>
+            <w:r>
+              <w:rPr>
+                <w:rFonts w:asciiTheme="minorBidi" w:hAnsiTheme="minorBidi" w:cstheme="minorBidi"/>
+                <w:sz w:val="20"/>
+                <w:szCs w:val="20"/>
+                <w:lang w:bidi="ar-IQ"/>
+              </w:rPr>
+              <w:t>attempt</w:t>
+            </w:r>
+            <w:r>
+              <w:rPr>
+                <w:rFonts w:asciiTheme="minorBidi" w:hAnsiTheme="minorBidi" w:cstheme="minorBidi"/>
+                <w:sz w:val="20"/>
+                <w:szCs w:val="20"/>
+                <w:rtl/>
+                <w:lang w:bidi="ar-IQ"/>
+              </w:rPr>
+              <w:t>}}</w:t>
+            </w:r>
+          </w:p>
+        </w:tc>
+        <w:tc>
+          <w:tcPr>
+            <w:tcW w:w="2500" w:type="pct"/>
+            <w:gridSpan w:val="4"/>
+          </w:tcPr>
+          <w:p>
+            <w:pPr>
+              <w:keepNext/>
+              <w:keepLines/>
+              <w:spacing w:after="0"/>
+              <w:rPr>
+                <w:rFonts w:asciiTheme="majorBidi" w:hAnsiTheme="majorBidi" w:cstheme="majorBidi"/>
+                <w:sz w:val="20"/>
+                <w:szCs w:val="20"/>
+                <w:rtl/>
+                <w:lang w:bidi="ar-IQ"/>
+              </w:rPr>
+            </w:pPr>
+            <w:r>
+              <w:rPr>
+                <w:rFonts w:asciiTheme="majorBidi" w:hAnsiTheme="majorBidi" w:cstheme="majorBidi" w:hint="cs"/>
+                <w:sz w:val="20"/>
+                <w:szCs w:val="20"/>
+                <w:rtl/>
+                <w:lang w:bidi="ar-IQ"/>
+              </w:rPr>
+              <w:t>ناجح بالدور:</w:t>
+            </w:r>
+            <w:r>
+              <w:rPr>
+                <w:rFonts w:asciiTheme="minorBidi" w:hAnsiTheme="minorBidi" w:cstheme="minorBidi"/>
+                <w:sz w:val="20"/>
+                <w:szCs w:val="20"/>
+                <w:rtl/>
+                <w:lang w:bidi="ar-IQ"/>
+              </w:rPr>
+              <w:t xml:space="preserve"> </w:t>
+            </w:r>
+            <w:r>
+              <w:rPr>
+                <w:rFonts w:asciiTheme="minorBidi" w:hAnsiTheme="minorBidi" w:cstheme="minorBidi"/>
+                <w:sz w:val="20"/>
+                <w:szCs w:val="20"/>
+                <w:rtl/>
+                <w:lang w:bidi="ar-IQ"/>
+              </w:rPr>
+              <w:t>{{</w:t>
+            </w:r>
+            <w:r>
+              <w:rPr>
+                <w:rFonts w:asciiTheme="minorBidi" w:hAnsiTheme="minorBidi" w:cstheme="minorBidi"/>
+                <w:sz w:val="20"/>
+                <w:szCs w:val="20"/>
+                <w:lang w:bidi="ar-IQ"/>
+              </w:rPr>
+              <w:t>attempt</w:t>
+            </w:r>
+            <w:r>
+              <w:rPr>
+                <w:rFonts w:asciiTheme="minorBidi" w:hAnsiTheme="minorBidi" w:cstheme="minorBidi"/>
+                <w:sz w:val="20"/>
+                <w:szCs w:val="20"/>
+                <w:rtl/>
+                <w:lang w:bidi="ar-IQ"/>
+              </w:rPr>
+              <w:t>}}</w:t>
             </w:r>
           </w:p>
         </w:tc>
@@ -2794,52 +3126,6 @@
     </w:tbl>
     <w:p>
       <w:pPr>
-        <w:rPr>
-          <w:rFonts w:asciiTheme="majorBidi" w:hAnsiTheme="majorBidi" w:cstheme="majorBidi"/>
-          <w:lang w:bidi="ar-IQ"/>
-        </w:rPr>
-      </w:pPr>
-      <w:r>
-        <w:rPr>
-          <w:rFonts w:asciiTheme="majorBidi" w:hAnsiTheme="majorBidi" w:cstheme="majorBidi"/>
-          <w:sz w:val="24"/>
-          <w:szCs w:val="24"/>
-          <w:rtl/>
-          <w:lang w:bidi="ar-IQ"/>
-        </w:rPr>
-        <w:t>{%</w:t>
-      </w:r>
-      <w:r>
-        <w:rPr>
-          <w:rFonts w:asciiTheme="majorBidi" w:hAnsiTheme="majorBidi" w:cstheme="majorBidi"/>
-          <w:sz w:val="24"/>
-          <w:szCs w:val="24"/>
-          <w:lang w:bidi="ar-IQ"/>
-        </w:rPr>
-        <w:t xml:space="preserve">p if </w:t>
-      </w:r>
-      <w:proofErr w:type="spellStart"/>
-      <w:r>
-        <w:rPr>
-          <w:rFonts w:asciiTheme="majorBidi" w:hAnsiTheme="majorBidi" w:cstheme="majorBidi"/>
-          <w:lang w:bidi="ar-IQ"/>
-        </w:rPr>
-        <w:t>Summer_ON</w:t>
-      </w:r>
-      <w:proofErr w:type="spellEnd"/>
-      <w:r>
-        <w:rPr>
-          <w:rFonts w:asciiTheme="majorBidi" w:hAnsiTheme="majorBidi" w:cstheme="majorBidi"/>
-          <w:sz w:val="24"/>
-          <w:szCs w:val="24"/>
-          <w:rtl/>
-          <w:lang w:bidi="ar-IQ"/>
-        </w:rPr>
-        <w:t xml:space="preserve"> %}</w:t>
-      </w:r>
-    </w:p>
-    <w:p>
-      <w:pPr>
         <w:pStyle w:val="ListParagraph"/>
         <w:numPr>
           <w:ilvl w:val="0"/>
@@ -2859,7 +3145,26 @@
           <w:szCs w:val="24"/>
           <w:rtl/>
         </w:rPr>
-        <w:t xml:space="preserve">التدريب الصيفي: أكمل الطالب متطلبات التدريب الصيفي خلال العام الدراسي </w:t>
+        <w:t>ال</w:t>
+      </w:r>
+      <w:r>
+        <w:rPr>
+          <w:rFonts w:asciiTheme="majorBidi" w:hAnsiTheme="majorBidi" w:cstheme="majorBidi" w:hint="cs"/>
+          <w:sz w:val="24"/>
+          <w:szCs w:val="24"/>
+          <w:rtl/>
+          <w:lang w:bidi="ar-IQ"/>
+        </w:rPr>
+        <w:t>أمر</w:t>
+      </w:r>
+      <w:r>
+        <w:rPr>
+          <w:rFonts w:asciiTheme="majorBidi" w:hAnsiTheme="majorBidi" w:cstheme="majorBidi"/>
+          <w:sz w:val="24"/>
+          <w:szCs w:val="24"/>
+          <w:rtl/>
+        </w:rPr>
+        <w:t xml:space="preserve"> الجامعي : </w:t>
       </w:r>
       <w:r>
         <w:rPr>
@@ -2879,7 +3184,7 @@
           <w:szCs w:val="24"/>
           <w:lang w:bidi="ar-IQ"/>
         </w:rPr>
-        <w:t>Summer_Training_year</w:t>
+        <w:t>order_number</w:t>
       </w:r>
       <w:proofErr w:type="spellEnd"/>
       <w:r>
@@ -2894,20 +3199,68 @@
       </w:r>
       <w:r>
         <w:rPr>
-          <w:rFonts w:asciiTheme="majorBidi" w:hAnsiTheme="majorBidi" w:cstheme="majorBidi" w:hint="cs"/>
-          <w:sz w:val="24"/>
-          <w:szCs w:val="24"/>
-          <w:rtl/>
-        </w:rPr>
-        <w:t>.</w:t>
+          <w:rFonts w:asciiTheme="majorBidi" w:hAnsiTheme="majorBidi" w:cstheme="majorBidi"/>
+          <w:sz w:val="24"/>
+          <w:szCs w:val="24"/>
+          <w:rtl/>
+        </w:rPr>
+        <w:t xml:space="preserve"> </w:t>
+      </w:r>
+      <w:r>
+        <w:rPr>
+          <w:rFonts w:asciiTheme="majorBidi" w:hAnsiTheme="majorBidi" w:cstheme="majorBidi"/>
+          <w:sz w:val="24"/>
+          <w:szCs w:val="24"/>
+          <w:rtl/>
+          <w:lang w:bidi="ar-IQ"/>
+        </w:rPr>
+        <w:t xml:space="preserve"> </w:t>
+      </w:r>
+      <w:r>
+        <w:rPr>
+          <w:rFonts w:asciiTheme="majorBidi" w:hAnsiTheme="majorBidi" w:cstheme="majorBidi"/>
+          <w:sz w:val="24"/>
+          <w:szCs w:val="24"/>
+          <w:rtl/>
+        </w:rPr>
+        <w:t xml:space="preserve">في </w:t>
+      </w:r>
+      <w:r>
+        <w:rPr>
+          <w:rFonts w:asciiTheme="majorBidi" w:hAnsiTheme="majorBidi" w:cstheme="majorBidi"/>
+          <w:sz w:val="24"/>
+          <w:szCs w:val="24"/>
+          <w:rtl/>
+          <w:lang w:bidi="ar-IQ"/>
+        </w:rPr>
+        <w:t xml:space="preserve"> {{</w:t>
+      </w:r>
+      <w:proofErr w:type="spellStart"/>
+      <w:r>
+        <w:rPr>
+          <w:rFonts w:asciiTheme="majorBidi" w:hAnsiTheme="majorBidi" w:cstheme="majorBidi"/>
+          <w:sz w:val="24"/>
+          <w:szCs w:val="24"/>
+          <w:lang w:bidi="ar-IQ"/>
+        </w:rPr>
+        <w:t>order_date</w:t>
+      </w:r>
+      <w:proofErr w:type="spellEnd"/>
+      <w:r>
+        <w:rPr>
+          <w:rFonts w:asciiTheme="majorBidi" w:hAnsiTheme="majorBidi" w:cstheme="majorBidi"/>
+          <w:sz w:val="24"/>
+          <w:szCs w:val="24"/>
+          <w:rtl/>
+          <w:lang w:bidi="ar-IQ"/>
+        </w:rPr>
+        <w:t>}}</w:t>
       </w:r>
     </w:p>
     <w:p>
       <w:pPr>
         <w:rPr>
           <w:rFonts w:asciiTheme="majorBidi" w:hAnsiTheme="majorBidi" w:cstheme="majorBidi"/>
-          <w:sz w:val="24"/>
-          <w:szCs w:val="24"/>
           <w:lang w:bidi="ar-IQ"/>
         </w:rPr>
       </w:pPr>
@@ -2928,8 +3281,17 @@
           <w:szCs w:val="24"/>
           <w:lang w:bidi="ar-IQ"/>
         </w:rPr>
-        <w:t>p endif</w:t>
-      </w:r>
+        <w:t xml:space="preserve">p if </w:t>
+      </w:r>
+      <w:proofErr w:type="spellStart"/>
+      <w:r>
+        <w:rPr>
+          <w:rFonts w:asciiTheme="majorBidi" w:hAnsiTheme="majorBidi" w:cstheme="majorBidi"/>
+          <w:lang w:bidi="ar-IQ"/>
+        </w:rPr>
+        <w:t>Summer_ON</w:t>
+      </w:r>
+      <w:proofErr w:type="spellEnd"/>
       <w:r>
         <w:rPr>
           <w:rFonts w:asciiTheme="majorBidi" w:hAnsiTheme="majorBidi" w:cstheme="majorBidi"/>
@@ -2952,18 +3314,48 @@
           <w:rFonts w:asciiTheme="majorBidi" w:hAnsiTheme="majorBidi" w:cstheme="majorBidi"/>
           <w:sz w:val="24"/>
           <w:szCs w:val="24"/>
-          <w:rtl/>
-          <w:lang w:bidi="ar-IQ"/>
-        </w:rPr>
-      </w:pPr>
-      <w:r>
-        <w:rPr>
-          <w:rFonts w:asciiTheme="majorBidi" w:hAnsiTheme="majorBidi" w:cstheme="majorBidi"/>
-          <w:sz w:val="24"/>
-          <w:szCs w:val="24"/>
-          <w:rtl/>
-        </w:rPr>
-        <w:t>ال</w:t>
+          <w:lang w:bidi="ar-IQ"/>
+        </w:rPr>
+      </w:pPr>
+      <w:r>
+        <w:rPr>
+          <w:rFonts w:asciiTheme="majorBidi" w:hAnsiTheme="majorBidi" w:cstheme="majorBidi"/>
+          <w:sz w:val="24"/>
+          <w:szCs w:val="24"/>
+          <w:rtl/>
+        </w:rPr>
+        <w:t xml:space="preserve">التدريب الصيفي: أكمل الطالب متطلبات التدريب الصيفي خلال العام الدراسي </w:t>
+      </w:r>
+      <w:r>
+        <w:rPr>
+          <w:rFonts w:asciiTheme="majorBidi" w:hAnsiTheme="majorBidi" w:cstheme="majorBidi"/>
+          <w:sz w:val="24"/>
+          <w:szCs w:val="24"/>
+          <w:rtl/>
+          <w:lang w:bidi="ar-IQ"/>
+        </w:rPr>
+        <w:t>{{</w:t>
+      </w:r>
+      <w:proofErr w:type="spellStart"/>
+      <w:r>
+        <w:rPr>
+          <w:rFonts w:asciiTheme="majorBidi" w:hAnsiTheme="majorBidi" w:cstheme="majorBidi"/>
+          <w:sz w:val="24"/>
+          <w:szCs w:val="24"/>
+          <w:lang w:bidi="ar-IQ"/>
+        </w:rPr>
+        <w:t>Summer_Training_year</w:t>
+      </w:r>
+      <w:proofErr w:type="spellEnd"/>
+      <w:r>
+        <w:rPr>
+          <w:rFonts w:asciiTheme="majorBidi" w:hAnsiTheme="majorBidi" w:cstheme="majorBidi"/>
+          <w:sz w:val="24"/>
+          <w:szCs w:val="24"/>
+          <w:rtl/>
+          <w:lang w:bidi="ar-IQ"/>
+        </w:rPr>
+        <w:t>}}</w:t>
       </w:r>
       <w:r>
         <w:rPr>
@@ -2971,108 +3363,47 @@
           <w:sz w:val="24"/>
           <w:szCs w:val="24"/>
           <w:rtl/>
-          <w:lang w:bidi="ar-IQ"/>
-        </w:rPr>
-        <w:t>أمر</w:t>
-      </w:r>
-      <w:r>
-        <w:rPr>
-          <w:rFonts w:asciiTheme="majorBidi" w:hAnsiTheme="majorBidi" w:cstheme="majorBidi"/>
-          <w:sz w:val="24"/>
-          <w:szCs w:val="24"/>
-          <w:rtl/>
-        </w:rPr>
-        <w:t xml:space="preserve"> الجامعي : </w:t>
-      </w:r>
-      <w:r>
-        <w:rPr>
-          <w:rFonts w:asciiTheme="majorBidi" w:hAnsiTheme="majorBidi" w:cstheme="majorBidi"/>
-          <w:sz w:val="24"/>
-          <w:szCs w:val="24"/>
-          <w:rtl/>
-          <w:lang w:bidi="ar-IQ"/>
-        </w:rPr>
-        <w:t>{{</w:t>
-      </w:r>
-      <w:proofErr w:type="spellStart"/>
-      <w:r>
-        <w:rPr>
-          <w:rFonts w:asciiTheme="majorBidi" w:hAnsiTheme="majorBidi" w:cstheme="majorBidi"/>
-          <w:sz w:val="24"/>
-          <w:szCs w:val="24"/>
-          <w:lang w:bidi="ar-IQ"/>
-        </w:rPr>
-        <w:t>order_number</w:t>
-      </w:r>
-      <w:proofErr w:type="spellEnd"/>
-      <w:r>
-        <w:rPr>
-          <w:rFonts w:asciiTheme="majorBidi" w:hAnsiTheme="majorBidi" w:cstheme="majorBidi"/>
-          <w:sz w:val="24"/>
-          <w:szCs w:val="24"/>
-          <w:rtl/>
-          <w:lang w:bidi="ar-IQ"/>
-        </w:rPr>
-        <w:t>}}</w:t>
-      </w:r>
-      <w:r>
-        <w:rPr>
-          <w:rFonts w:asciiTheme="majorBidi" w:hAnsiTheme="majorBidi" w:cstheme="majorBidi"/>
-          <w:sz w:val="24"/>
-          <w:szCs w:val="24"/>
-          <w:rtl/>
-        </w:rPr>
-        <w:t xml:space="preserve"> </w:t>
-      </w:r>
-      <w:r>
-        <w:rPr>
-          <w:rFonts w:asciiTheme="majorBidi" w:hAnsiTheme="majorBidi" w:cstheme="majorBidi"/>
-          <w:sz w:val="24"/>
-          <w:szCs w:val="24"/>
-          <w:rtl/>
-          <w:lang w:bidi="ar-IQ"/>
-        </w:rPr>
-        <w:t xml:space="preserve"> </w:t>
-      </w:r>
-      <w:r>
-        <w:rPr>
-          <w:rFonts w:asciiTheme="majorBidi" w:hAnsiTheme="majorBidi" w:cstheme="majorBidi"/>
-          <w:sz w:val="24"/>
-          <w:szCs w:val="24"/>
-          <w:rtl/>
-        </w:rPr>
-        <w:t xml:space="preserve">في </w:t>
-      </w:r>
-      <w:r>
-        <w:rPr>
-          <w:rFonts w:asciiTheme="majorBidi" w:hAnsiTheme="majorBidi" w:cstheme="majorBidi"/>
-          <w:sz w:val="24"/>
-          <w:szCs w:val="24"/>
-          <w:rtl/>
-          <w:lang w:bidi="ar-IQ"/>
-        </w:rPr>
-        <w:t xml:space="preserve"> {{</w:t>
-      </w:r>
-      <w:proofErr w:type="spellStart"/>
-      <w:r>
-        <w:rPr>
-          <w:rFonts w:asciiTheme="majorBidi" w:hAnsiTheme="majorBidi" w:cstheme="majorBidi"/>
-          <w:sz w:val="24"/>
-          <w:szCs w:val="24"/>
-          <w:lang w:bidi="ar-IQ"/>
-        </w:rPr>
-        <w:t>order_date</w:t>
-      </w:r>
-      <w:proofErr w:type="spellEnd"/>
-      <w:r>
-        <w:rPr>
-          <w:rFonts w:asciiTheme="majorBidi" w:hAnsiTheme="majorBidi" w:cstheme="majorBidi"/>
-          <w:sz w:val="24"/>
-          <w:szCs w:val="24"/>
-          <w:rtl/>
-          <w:lang w:bidi="ar-IQ"/>
-        </w:rPr>
-        <w:t>}}</w:t>
+        </w:rPr>
+        <w:t>.</w:t>
+      </w:r>
+    </w:p>
+    <w:p>
+      <w:pPr>
+        <w:rPr>
+          <w:rFonts w:asciiTheme="majorBidi" w:hAnsiTheme="majorBidi" w:cstheme="majorBidi"/>
+          <w:sz w:val="24"/>
+          <w:szCs w:val="24"/>
+          <w:lang w:bidi="ar-IQ"/>
+        </w:rPr>
+      </w:pPr>
+      <w:r>
+        <w:rPr>
+          <w:rFonts w:asciiTheme="majorBidi" w:hAnsiTheme="majorBidi" w:cstheme="majorBidi"/>
+          <w:sz w:val="24"/>
+          <w:szCs w:val="24"/>
+          <w:rtl/>
+          <w:lang w:bidi="ar-IQ"/>
+        </w:rPr>
+        <w:t>{%</w:t>
+      </w:r>
+      <w:r>
+        <w:rPr>
+          <w:rFonts w:asciiTheme="majorBidi" w:hAnsiTheme="majorBidi" w:cstheme="majorBidi"/>
+          <w:sz w:val="24"/>
+          <w:szCs w:val="24"/>
+          <w:lang w:bidi="ar-IQ"/>
+        </w:rPr>
+        <w:t>p endif</w:t>
+      </w:r>
+      <w:r>
+        <w:rPr>
+          <w:rFonts w:asciiTheme="majorBidi" w:hAnsiTheme="majorBidi" w:cstheme="majorBidi"/>
+          <w:sz w:val="24"/>
+          <w:szCs w:val="24"/>
+          <w:rtl/>
+          <w:lang w:bidi="ar-IQ"/>
+        </w:rPr>
+        <w:t xml:space="preserve"> %}</w:t>
       </w:r>
     </w:p>
     <w:p>
@@ -3096,7 +3427,26 @@
           <w:szCs w:val="24"/>
           <w:rtl/>
         </w:rPr>
-        <w:t xml:space="preserve">التقدير: </w:t>
+        <w:t>التقدير</w:t>
+      </w:r>
+      <w:r>
+        <w:rPr>
+          <w:rFonts w:asciiTheme="majorBidi" w:hAnsiTheme="majorBidi" w:cstheme="majorBidi" w:hint="cs"/>
+          <w:sz w:val="24"/>
+          <w:szCs w:val="24"/>
+          <w:rtl/>
+          <w:lang w:bidi="ar-IQ"/>
+        </w:rPr>
+        <w:t>ات</w:t>
+      </w:r>
+      <w:r>
+        <w:rPr>
+          <w:rFonts w:asciiTheme="majorBidi" w:hAnsiTheme="majorBidi" w:cstheme="majorBidi"/>
+          <w:sz w:val="24"/>
+          <w:szCs w:val="24"/>
+          <w:rtl/>
+        </w:rPr>
+        <w:t xml:space="preserve">: </w:t>
       </w:r>
       <w:r>
         <w:rPr>
@@ -3116,7 +3466,25 @@
           <w:rtl/>
         </w:rPr>
         <w:tab/>
-        <w:t>(50 - أقل من 60)</w:t>
+        <w:t>(</w:t>
+      </w:r>
+      <w:r>
+        <w:rPr>
+          <w:rFonts w:asciiTheme="majorBidi" w:hAnsiTheme="majorBidi" w:cstheme="majorBidi" w:hint="cs"/>
+          <w:sz w:val="24"/>
+          <w:szCs w:val="24"/>
+          <w:rtl/>
+        </w:rPr>
+        <w:t>50</w:t>
+      </w:r>
+      <w:r>
+        <w:rPr>
+          <w:rFonts w:asciiTheme="majorBidi" w:hAnsiTheme="majorBidi" w:cstheme="majorBidi"/>
+          <w:sz w:val="24"/>
+          <w:szCs w:val="24"/>
+          <w:rtl/>
+        </w:rPr>
+        <w:t xml:space="preserve"> - أقل من 60)</w:t>
       </w:r>
     </w:p>
     <w:p>
@@ -3502,12 +3870,97 @@
       </w:pPr>
       <w:r>
         <w:rPr>
-          <w:rFonts w:asciiTheme="majorBidi" w:hAnsiTheme="majorBidi" w:cstheme="majorBidi"/>
-          <w:sz w:val="24"/>
-          <w:szCs w:val="24"/>
-          <w:rtl/>
-        </w:rPr>
-        <w:t xml:space="preserve">عدد الدروس التي اجتازها في المحاولة الثانية: </w:t>
+          <w:rFonts w:asciiTheme="majorBidi" w:hAnsiTheme="majorBidi" w:cstheme="majorBidi" w:hint="cs"/>
+          <w:sz w:val="24"/>
+          <w:szCs w:val="24"/>
+          <w:rtl/>
+        </w:rPr>
+        <w:t>دور ثاني للمادة الدراسية المعنية:</w:t>
+      </w:r>
+    </w:p>
+    <w:p>
+      <w:pPr>
+        <w:pStyle w:val="ListParagraph"/>
+        <w:ind w:left="360"/>
+        <w:rPr>
+          <w:rFonts w:asciiTheme="majorBidi" w:hAnsiTheme="majorBidi" w:cstheme="majorBidi"/>
+          <w:sz w:val="24"/>
+          <w:szCs w:val="24"/>
+          <w:lang w:bidi="ar-IQ"/>
+        </w:rPr>
+      </w:pPr>
+      <w:r>
+        <w:rPr>
+          <w:rFonts w:asciiTheme="majorBidi" w:hAnsiTheme="majorBidi" w:cstheme="majorBidi"/>
+          <w:sz w:val="20"/>
+          <w:szCs w:val="20"/>
+          <w:rtl/>
+          <w:lang w:bidi="ar-IQ"/>
+        </w:rPr>
+        <w:t>{%</w:t>
+      </w:r>
+      <w:r>
+        <w:rPr>
+          <w:rFonts w:asciiTheme="majorBidi" w:hAnsiTheme="majorBidi" w:cstheme="majorBidi"/>
+          <w:sz w:val="20"/>
+          <w:szCs w:val="20"/>
+          <w:lang w:bidi="ar-IQ"/>
+        </w:rPr>
+        <w:t xml:space="preserve">tr for row in </w:t>
+      </w:r>
+      <w:proofErr w:type="spellStart"/>
+      <w:r>
+        <w:rPr>
+          <w:rFonts w:asciiTheme="majorBidi" w:hAnsiTheme="majorBidi" w:cstheme="majorBidi"/>
+          <w:sz w:val="20"/>
+          <w:szCs w:val="20"/>
+          <w:lang w:bidi="ar-IQ"/>
+        </w:rPr>
+        <w:t>pair.rows</w:t>
+      </w:r>
+      <w:proofErr w:type="spellEnd"/>
+      <w:r>
+        <w:rPr>
+          <w:rFonts w:asciiTheme="majorBidi" w:hAnsiTheme="majorBidi" w:cstheme="majorBidi"/>
+          <w:sz w:val="20"/>
+          <w:szCs w:val="20"/>
+          <w:rtl/>
+          <w:lang w:bidi="ar-IQ"/>
+        </w:rPr>
+        <w:t xml:space="preserve"> %}</w:t>
+      </w:r>
+    </w:p>
+    <w:p>
+      <w:pPr>
+        <w:pStyle w:val="ListParagraph"/>
+        <w:numPr>
+          <w:ilvl w:val="1"/>
+          <w:numId w:val="29"/>
+        </w:numPr>
+        <w:rPr>
+          <w:rFonts w:asciiTheme="majorBidi" w:hAnsiTheme="majorBidi" w:cstheme="majorBidi"/>
+          <w:sz w:val="24"/>
+          <w:szCs w:val="24"/>
+          <w:lang w:bidi="ar-IQ"/>
+        </w:rPr>
+      </w:pPr>
+      <w:r>
+        <w:rPr>
+          <w:rFonts w:asciiTheme="majorBidi" w:hAnsiTheme="majorBidi" w:cstheme="majorBidi" w:hint="cs"/>
+          <w:sz w:val="24"/>
+          <w:szCs w:val="24"/>
+          <w:rtl/>
+        </w:rPr>
+        <w:t>العام الدراسي</w:t>
+      </w:r>
+      <w:r>
+        <w:rPr>
+          <w:rFonts w:asciiTheme="majorBidi" w:hAnsiTheme="majorBidi" w:cstheme="majorBidi"/>
+          <w:sz w:val="24"/>
+          <w:szCs w:val="24"/>
+          <w:rtl/>
+        </w:rPr>
+        <w:t xml:space="preserve">: </w:t>
       </w:r>
       <w:r>
         <w:rPr>
@@ -3548,6 +4001,56 @@
           <w:rtl/>
         </w:rPr>
         <w:t>.</w:t>
+      </w:r>
+    </w:p>
+    <w:p>
+      <w:pPr>
+        <w:rPr>
+          <w:rFonts w:asciiTheme="majorBidi" w:hAnsiTheme="majorBidi" w:cstheme="majorBidi"/>
+          <w:sz w:val="24"/>
+          <w:szCs w:val="24"/>
+          <w:lang w:bidi="ar-IQ"/>
+        </w:rPr>
+      </w:pPr>
+      <w:r>
+        <w:rPr>
+          <w:rFonts w:asciiTheme="majorBidi" w:hAnsiTheme="majorBidi" w:cstheme="majorBidi"/>
+          <w:sz w:val="20"/>
+          <w:szCs w:val="20"/>
+          <w:rtl/>
+          <w:lang w:bidi="ar-IQ"/>
+        </w:rPr>
+        <w:t>{%</w:t>
+      </w:r>
+      <w:r>
+        <w:rPr>
+          <w:rFonts w:asciiTheme="majorBidi" w:hAnsiTheme="majorBidi" w:cstheme="majorBidi"/>
+          <w:sz w:val="20"/>
+          <w:szCs w:val="20"/>
+          <w:lang w:bidi="ar-IQ"/>
+        </w:rPr>
+        <w:t xml:space="preserve">tr for row in </w:t>
+      </w:r>
+      <w:proofErr w:type="spellStart"/>
+      <w:r>
+        <w:rPr>
+          <w:rFonts w:asciiTheme="majorBidi" w:hAnsiTheme="majorBidi" w:cstheme="majorBidi"/>
+          <w:sz w:val="20"/>
+          <w:szCs w:val="20"/>
+          <w:lang w:bidi="ar-IQ"/>
+        </w:rPr>
+        <w:t>pair.rows</w:t>
+      </w:r>
+      <w:proofErr w:type="spellEnd"/>
+      <w:r>
+        <w:rPr>
+          <w:rFonts w:asciiTheme="majorBidi" w:hAnsiTheme="majorBidi" w:cstheme="majorBidi"/>
+          <w:sz w:val="20"/>
+          <w:szCs w:val="20"/>
+          <w:rtl/>
+          <w:lang w:bidi="ar-IQ"/>
+        </w:rPr>
+        <w:t xml:space="preserve"> %}</w:t>
       </w:r>
     </w:p>
     <w:p>
@@ -3640,7 +4143,47 @@
           <w:rtl/>
           <w:lang w:bidi="ar-IQ"/>
         </w:rPr>
-        <w:t>لغة التدريس طوال فترة الدراسة هي اللغة الإنجليزية.</w:t>
+        <w:t xml:space="preserve">الدراسة </w:t>
+      </w:r>
+      <w:r>
+        <w:rPr>
+          <w:rFonts w:asciiTheme="majorBidi" w:hAnsiTheme="majorBidi" w:cstheme="majorBidi" w:hint="cs"/>
+          <w:sz w:val="24"/>
+          <w:szCs w:val="24"/>
+          <w:rtl/>
+          <w:lang w:bidi="ar-IQ"/>
+        </w:rPr>
+        <w:t>ب</w:t>
+      </w:r>
+      <w:r>
+        <w:rPr>
+          <w:rFonts w:asciiTheme="majorBidi" w:hAnsiTheme="majorBidi" w:cstheme="majorBidi"/>
+          <w:sz w:val="24"/>
+          <w:szCs w:val="24"/>
+          <w:rtl/>
+          <w:lang w:bidi="ar-IQ"/>
+        </w:rPr>
+        <w:t>اللغة الإن</w:t>
+      </w:r>
+      <w:r>
+        <w:rPr>
+          <w:rFonts w:asciiTheme="majorBidi" w:hAnsiTheme="majorBidi" w:cstheme="majorBidi" w:hint="cs"/>
+          <w:sz w:val="24"/>
+          <w:szCs w:val="24"/>
+          <w:rtl/>
+          <w:lang w:bidi="ar-IQ"/>
+        </w:rPr>
+        <w:t>ك</w:t>
+      </w:r>
+      <w:r>
+        <w:rPr>
+          <w:rFonts w:asciiTheme="majorBidi" w:hAnsiTheme="majorBidi" w:cstheme="majorBidi"/>
+          <w:sz w:val="24"/>
+          <w:szCs w:val="24"/>
+          <w:rtl/>
+          <w:lang w:bidi="ar-IQ"/>
+        </w:rPr>
+        <w:t>ليزية.</w:t>
       </w:r>
     </w:p>
     <w:p>
@@ -3682,7 +4225,7 @@
           <w:szCs w:val="24"/>
           <w:rtl/>
         </w:rPr>
-        <w:t xml:space="preserve"> خالية من الخدش والت</w:t>
+        <w:t xml:space="preserve"> خالية من ال</w:t>
       </w:r>
       <w:r>
         <w:rPr>
@@ -3691,7 +4234,25 @@
           <w:szCs w:val="24"/>
           <w:rtl/>
         </w:rPr>
-        <w:t>عديل</w:t>
+        <w:t>حك</w:t>
+      </w:r>
+      <w:r>
+        <w:rPr>
+          <w:rFonts w:asciiTheme="majorBidi" w:hAnsiTheme="majorBidi" w:cstheme="majorBidi"/>
+          <w:sz w:val="24"/>
+          <w:szCs w:val="24"/>
+          <w:rtl/>
+        </w:rPr>
+        <w:t xml:space="preserve"> وال</w:t>
+      </w:r>
+      <w:r>
+        <w:rPr>
+          <w:rFonts w:asciiTheme="majorBidi" w:hAnsiTheme="majorBidi" w:cstheme="majorBidi" w:hint="cs"/>
+          <w:sz w:val="24"/>
+          <w:szCs w:val="24"/>
+          <w:rtl/>
+        </w:rPr>
+        <w:t>شطب</w:t>
       </w:r>
       <w:r>
         <w:rPr>
@@ -3717,7 +4278,7 @@
 </file>
 
 <file path=word/endnotes.xml><?xml version="1.0" encoding="utf-8"?>
-<w:endnotes xmlns:wpc="http://schemas.microsoft.com/office/word/2010/wordprocessingCanvas" xmlns:cx="http://schemas.microsoft.com/office/drawing/2014/chartex" xmlns:cx1="http://schemas.microsoft.com/office/drawing/2015/9/8/chartex" xmlns:cx2="http://schemas.microsoft.com/office/drawing/2015/10/21/chartex" xmlns:cx3="http://schemas.microsoft.com/office/drawing/2016/5/9/chartex" xmlns:cx4="http://schemas.microsoft.com/office/drawing/2016/5/10/chartex" xmlns:cx5="http://schemas.microsoft.com/office/drawing/2016/5/11/chartex" xmlns:cx6="http://schemas.microsoft.com/office/drawing/2016/5/12/chartex" xmlns:cx7="http://schemas.microsoft.com/office/drawing/2016/5/13/chartex" xmlns:cx8="http://schemas.microsoft.com/office/drawing/2016/5/14/chartex" xmlns:mc="http://schemas.openxmlformats.org/markup-compatibility/2006" xmlns:aink="http://schemas.microsoft.com/office/drawing/2016/ink" xmlns:am3d="http://schemas.microsoft.com/office/drawing/2017/model3d" xmlns:o="urn:schemas-microsoft-com:office:office" xmlns:oel="http://schemas.microsoft.com/office/2019/extlst" xmlns:r="http://schemas.openxmlformats.org/officeDocument/2006/relationships" xmlns:m="http://schemas.openxmlformats.org/officeDocument/2006/math" xmlns:v="urn:schemas-microsoft-com:vml" xmlns:wp14="http://schemas.microsoft.com/office/word/2010/wordprocessingDrawing" xmlns:wp="http://schemas.openxmlformats.org/drawingml/2006/wordprocessingDrawing" xmlns:w10="urn:schemas-microsoft-com:office:word" xmlns:w="http://schemas.openxmlformats.org/wordprocessingml/2006/main" xmlns:w14="http://schemas.microsoft.com/office/word/2010/wordml" xmlns:w15="http://schemas.microsoft.com/office/word/2012/wordml" xmlns:w16cei="http://schemas.microsoft.com/office/word/2026/wordml/cei" xmlns:w16cex="http://schemas.microsoft.com/office/word/2018/wordml/cex" xmlns:w16cid="http://schemas.microsoft.com/office/word/2016/wordml/cid" xmlns:w16="http://schemas.microsoft.com/office/word/2018/wordml" xmlns:w16du="http://schemas.microsoft.com/office/word/2023/wordml/word16du" xmlns:w16sdtdh="http://schemas.microsoft.com/office/word/2020/wordml/sdtdatahash" xmlns:w16sdtfl="http://schemas.microsoft.com/office/word/2024/wordml/sdtformatlock" xmlns:w16se="http://schemas.microsoft.com/office/word/2015/wordml/symex" xmlns:wpg="http://schemas.microsoft.com/office/word/2010/wordprocessingGroup" xmlns:wpi="http://schemas.microsoft.com/office/word/2010/wordprocessingInk" xmlns:wne="http://schemas.microsoft.com/office/word/2006/wordml" xmlns:wps="http://schemas.microsoft.com/office/word/2010/wordprocessingShape" mc:Ignorable="w14 w15 w16se w16cid w16 w16cex w16sdtdh w16sdtfl w16du wp14">
+<w:endnotes xmlns:wpc="http://schemas.microsoft.com/office/word/2010/wordprocessingCanvas" xmlns:cx="http://schemas.microsoft.com/office/drawing/2014/chartex" xmlns:cx1="http://schemas.microsoft.com/office/drawing/2015/9/8/chartex" xmlns:cx2="http://schemas.microsoft.com/office/drawing/2015/10/21/chartex" xmlns:cx3="http://schemas.microsoft.com/office/drawing/2016/5/9/chartex" xmlns:cx4="http://schemas.microsoft.com/office/drawing/2016/5/10/chartex" xmlns:cx5="http://schemas.microsoft.com/office/drawing/2016/5/11/chartex" xmlns:cx6="http://schemas.microsoft.com/office/drawing/2016/5/12/chartex" xmlns:cx7="http://schemas.microsoft.com/office/drawing/2016/5/13/chartex" xmlns:cx8="http://schemas.microsoft.com/office/drawing/2016/5/14/chartex" xmlns:mc="http://schemas.openxmlformats.org/markup-compatibility/2006" xmlns:aink="http://schemas.microsoft.com/office/drawing/2016/ink" xmlns:am3d="http://schemas.microsoft.com/office/drawing/2017/model3d" xmlns:o="urn:schemas-microsoft-com:office:office" xmlns:oel="http://schemas.microsoft.com/office/2019/extlst" xmlns:r="http://schemas.openxmlformats.org/officeDocument/2006/relationships" xmlns:m="http://schemas.openxmlformats.org/officeDocument/2006/math" xmlns:v="urn:schemas-microsoft-com:vml" xmlns:wp14="http://schemas.microsoft.com/office/word/2010/wordprocessingDrawing" xmlns:wp="http://schemas.openxmlformats.org/drawingml/2006/wordprocessingDrawing" xmlns:w10="urn:schemas-microsoft-com:office:word" xmlns:w="http://schemas.openxmlformats.org/wordprocessingml/2006/main" xmlns:w14="http://schemas.microsoft.com/office/word/2010/wordml" xmlns:w15="http://schemas.microsoft.com/office/word/2012/wordml" xmlns:w16cex="http://schemas.microsoft.com/office/word/2018/wordml/cex" xmlns:w16cid="http://schemas.microsoft.com/office/word/2016/wordml/cid" xmlns:w16="http://schemas.microsoft.com/office/word/2018/wordml" xmlns:w16du="http://schemas.microsoft.com/office/word/2023/wordml/word16du" xmlns:w16sdtdh="http://schemas.microsoft.com/office/word/2020/wordml/sdtdatahash" xmlns:w16sdtfl="http://schemas.microsoft.com/office/word/2024/wordml/sdtformatlock" xmlns:w16se="http://schemas.microsoft.com/office/word/2015/wordml/symex" xmlns:wpg="http://schemas.microsoft.com/office/word/2010/wordprocessingGroup" xmlns:wpi="http://schemas.microsoft.com/office/word/2010/wordprocessingInk" xmlns:wne="http://schemas.microsoft.com/office/word/2006/wordml" xmlns:wps="http://schemas.microsoft.com/office/word/2010/wordprocessingShape" mc:Ignorable="w14 w15 w16se w16cid w16 w16cex w16sdtdh w16sdtfl w16du wp14">
   <w:endnote w:type="separator" w:id="-1">
     <w:p>
       <w:pPr>
@@ -3742,7 +4303,7 @@
 </file>
 
 <file path=word/footer1.xml><?xml version="1.0" encoding="utf-8"?>
-<w:ftr xmlns:wpc="http://schemas.microsoft.com/office/word/2010/wordprocessingCanvas" xmlns:cx="http://schemas.microsoft.com/office/drawing/2014/chartex" xmlns:cx1="http://schemas.microsoft.com/office/drawing/2015/9/8/chartex" xmlns:cx2="http://schemas.microsoft.com/office/drawing/2015/10/21/chartex" xmlns:cx3="http://schemas.microsoft.com/office/drawing/2016/5/9/chartex" xmlns:cx4="http://schemas.microsoft.com/office/drawing/2016/5/10/chartex" xmlns:cx5="http://schemas.microsoft.com/office/drawing/2016/5/11/chartex" xmlns:cx6="http://schemas.microsoft.com/office/drawing/2016/5/12/chartex" xmlns:cx7="http://schemas.microsoft.com/office/drawing/2016/5/13/chartex" xmlns:cx8="http://schemas.microsoft.com/office/drawing/2016/5/14/chartex" xmlns:mc="http://schemas.openxmlformats.org/markup-compatibility/2006" xmlns:aink="http://schemas.microsoft.com/office/drawing/2016/ink" xmlns:am3d="http://schemas.microsoft.com/office/drawing/2017/model3d" xmlns:o="urn:schemas-microsoft-com:office:office" xmlns:oel="http://schemas.microsoft.com/office/2019/extlst" xmlns:r="http://schemas.openxmlformats.org/officeDocument/2006/relationships" xmlns:m="http://schemas.openxmlformats.org/officeDocument/2006/math" xmlns:v="urn:schemas-microsoft-com:vml" xmlns:wp14="http://schemas.microsoft.com/office/word/2010/wordprocessingDrawing" xmlns:wp="http://schemas.openxmlformats.org/drawingml/2006/wordprocessingDrawing" xmlns:w10="urn:schemas-microsoft-com:office:word" xmlns:w="http://schemas.openxmlformats.org/wordprocessingml/2006/main" xmlns:w14="http://schemas.microsoft.com/office/word/2010/wordml" xmlns:w15="http://schemas.microsoft.com/office/word/2012/wordml" xmlns:w16cei="http://schemas.microsoft.com/office/word/2026/wordml/cei" xmlns:w16cex="http://schemas.microsoft.com/office/word/2018/wordml/cex" xmlns:w16cid="http://schemas.microsoft.com/office/word/2016/wordml/cid" xmlns:w16="http://schemas.microsoft.com/office/word/2018/wordml" xmlns:w16du="http://schemas.microsoft.com/office/word/2023/wordml/word16du" xmlns:w16sdtdh="http://schemas.microsoft.com/office/word/2020/wordml/sdtdatahash" xmlns:w16sdtfl="http://schemas.microsoft.com/office/word/2024/wordml/sdtformatlock" xmlns:w16se="http://schemas.microsoft.com/office/word/2015/wordml/symex" xmlns:wpg="http://schemas.microsoft.com/office/word/2010/wordprocessingGroup" xmlns:wpi="http://schemas.microsoft.com/office/word/2010/wordprocessingInk" xmlns:wne="http://schemas.microsoft.com/office/word/2006/wordml" xmlns:wps="http://schemas.microsoft.com/office/word/2010/wordprocessingShape" mc:Ignorable="w14 w15 w16se w16cid w16 w16cex w16sdtdh w16sdtfl w16du wp14">
+<w:ftr xmlns:wpc="http://schemas.microsoft.com/office/word/2010/wordprocessingCanvas" xmlns:cx="http://schemas.microsoft.com/office/drawing/2014/chartex" xmlns:cx1="http://schemas.microsoft.com/office/drawing/2015/9/8/chartex" xmlns:cx2="http://schemas.microsoft.com/office/drawing/2015/10/21/chartex" xmlns:cx3="http://schemas.microsoft.com/office/drawing/2016/5/9/chartex" xmlns:cx4="http://schemas.microsoft.com/office/drawing/2016/5/10/chartex" xmlns:cx5="http://schemas.microsoft.com/office/drawing/2016/5/11/chartex" xmlns:cx6="http://schemas.microsoft.com/office/drawing/2016/5/12/chartex" xmlns:cx7="http://schemas.microsoft.com/office/drawing/2016/5/13/chartex" xmlns:cx8="http://schemas.microsoft.com/office/drawing/2016/5/14/chartex" xmlns:mc="http://schemas.openxmlformats.org/markup-compatibility/2006" xmlns:aink="http://schemas.microsoft.com/office/drawing/2016/ink" xmlns:am3d="http://schemas.microsoft.com/office/drawing/2017/model3d" xmlns:o="urn:schemas-microsoft-com:office:office" xmlns:oel="http://schemas.microsoft.com/office/2019/extlst" xmlns:r="http://schemas.openxmlformats.org/officeDocument/2006/relationships" xmlns:m="http://schemas.openxmlformats.org/officeDocument/2006/math" xmlns:v="urn:schemas-microsoft-com:vml" xmlns:wp14="http://schemas.microsoft.com/office/word/2010/wordprocessingDrawing" xmlns:wp="http://schemas.openxmlformats.org/drawingml/2006/wordprocessingDrawing" xmlns:w10="urn:schemas-microsoft-com:office:word" xmlns:w="http://schemas.openxmlformats.org/wordprocessingml/2006/main" xmlns:w14="http://schemas.microsoft.com/office/word/2010/wordml" xmlns:w15="http://schemas.microsoft.com/office/word/2012/wordml" xmlns:w16cex="http://schemas.microsoft.com/office/word/2018/wordml/cex" xmlns:w16cid="http://schemas.microsoft.com/office/word/2016/wordml/cid" xmlns:w16="http://schemas.microsoft.com/office/word/2018/wordml" xmlns:w16du="http://schemas.microsoft.com/office/word/2023/wordml/word16du" xmlns:w16sdtdh="http://schemas.microsoft.com/office/word/2020/wordml/sdtdatahash" xmlns:w16sdtfl="http://schemas.microsoft.com/office/word/2024/wordml/sdtformatlock" xmlns:w16se="http://schemas.microsoft.com/office/word/2015/wordml/symex" xmlns:wpg="http://schemas.microsoft.com/office/word/2010/wordprocessingGroup" xmlns:wpi="http://schemas.microsoft.com/office/word/2010/wordprocessingInk" xmlns:wne="http://schemas.microsoft.com/office/word/2006/wordml" xmlns:wps="http://schemas.microsoft.com/office/word/2010/wordprocessingShape" mc:Ignorable="w14 w15 w16se w16cid w16 w16cex w16sdtdh w16sdtfl w16du wp14">
   <w:p>
     <w:pPr>
       <w:pStyle w:val="Footer"/>
@@ -3858,7 +4419,7 @@
         <w:noProof/>
         <w:lang w:bidi="ar-IQ"/>
       </w:rPr>
-      <w:instrText>2</w:instrText>
+      <w:instrText>3</w:instrText>
     </w:r>
     <w:r>
       <w:rPr>
@@ -3887,7 +4448,7 @@
         <w:rtl/>
         <w:lang w:bidi="ar-IQ"/>
       </w:rPr>
-      <w:t>-1</w:t>
+      <w:t>-2</w:t>
     </w:r>
     <w:r>
       <w:rPr>
@@ -3928,7 +4489,7 @@
 </file>
 
 <file path=word/footer2.xml><?xml version="1.0" encoding="utf-8"?>
-<w:ftr xmlns:wpc="http://schemas.microsoft.com/office/word/2010/wordprocessingCanvas" xmlns:cx="http://schemas.microsoft.com/office/drawing/2014/chartex" xmlns:cx1="http://schemas.microsoft.com/office/drawing/2015/9/8/chartex" xmlns:cx2="http://schemas.microsoft.com/office/drawing/2015/10/21/chartex" xmlns:cx3="http://schemas.microsoft.com/office/drawing/2016/5/9/chartex" xmlns:cx4="http://schemas.microsoft.com/office/drawing/2016/5/10/chartex" xmlns:cx5="http://schemas.microsoft.com/office/drawing/2016/5/11/chartex" xmlns:cx6="http://schemas.microsoft.com/office/drawing/2016/5/12/chartex" xmlns:cx7="http://schemas.microsoft.com/office/drawing/2016/5/13/chartex" xmlns:cx8="http://schemas.microsoft.com/office/drawing/2016/5/14/chartex" xmlns:mc="http://schemas.openxmlformats.org/markup-compatibility/2006" xmlns:aink="http://schemas.microsoft.com/office/drawing/2016/ink" xmlns:am3d="http://schemas.microsoft.com/office/drawing/2017/model3d" xmlns:o="urn:schemas-microsoft-com:office:office" xmlns:oel="http://schemas.microsoft.com/office/2019/extlst" xmlns:r="http://schemas.openxmlformats.org/officeDocument/2006/relationships" xmlns:m="http://schemas.openxmlformats.org/officeDocument/2006/math" xmlns:v="urn:schemas-microsoft-com:vml" xmlns:wp14="http://schemas.microsoft.com/office/word/2010/wordprocessingDrawing" xmlns:wp="http://schemas.openxmlformats.org/drawingml/2006/wordprocessingDrawing" xmlns:w10="urn:schemas-microsoft-com:office:word" xmlns:w="http://schemas.openxmlformats.org/wordprocessingml/2006/main" xmlns:w14="http://schemas.microsoft.com/office/word/2010/wordml" xmlns:w15="http://schemas.microsoft.com/office/word/2012/wordml" xmlns:w16cei="http://schemas.microsoft.com/office/word/2026/wordml/cei" xmlns:w16cex="http://schemas.microsoft.com/office/word/2018/wordml/cex" xmlns:w16cid="http://schemas.microsoft.com/office/word/2016/wordml/cid" xmlns:w16="http://schemas.microsoft.com/office/word/2018/wordml" xmlns:w16du="http://schemas.microsoft.com/office/word/2023/wordml/word16du" xmlns:w16sdtdh="http://schemas.microsoft.com/office/word/2020/wordml/sdtdatahash" xmlns:w16sdtfl="http://schemas.microsoft.com/office/word/2024/wordml/sdtformatlock" xmlns:w16se="http://schemas.microsoft.com/office/word/2015/wordml/symex" xmlns:wpg="http://schemas.microsoft.com/office/word/2010/wordprocessingGroup" xmlns:wpi="http://schemas.microsoft.com/office/word/2010/wordprocessingInk" xmlns:wne="http://schemas.microsoft.com/office/word/2006/wordml" xmlns:wps="http://schemas.microsoft.com/office/word/2010/wordprocessingShape" mc:Ignorable="w14 w15 w16se w16cid w16 w16cex w16sdtdh w16sdtfl w16du wp14">
+<w:ftr xmlns:wpc="http://schemas.microsoft.com/office/word/2010/wordprocessingCanvas" xmlns:cx="http://schemas.microsoft.com/office/drawing/2014/chartex" xmlns:cx1="http://schemas.microsoft.com/office/drawing/2015/9/8/chartex" xmlns:cx2="http://schemas.microsoft.com/office/drawing/2015/10/21/chartex" xmlns:cx3="http://schemas.microsoft.com/office/drawing/2016/5/9/chartex" xmlns:cx4="http://schemas.microsoft.com/office/drawing/2016/5/10/chartex" xmlns:cx5="http://schemas.microsoft.com/office/drawing/2016/5/11/chartex" xmlns:cx6="http://schemas.microsoft.com/office/drawing/2016/5/12/chartex" xmlns:cx7="http://schemas.microsoft.com/office/drawing/2016/5/13/chartex" xmlns:cx8="http://schemas.microsoft.com/office/drawing/2016/5/14/chartex" xmlns:mc="http://schemas.openxmlformats.org/markup-compatibility/2006" xmlns:aink="http://schemas.microsoft.com/office/drawing/2016/ink" xmlns:am3d="http://schemas.microsoft.com/office/drawing/2017/model3d" xmlns:o="urn:schemas-microsoft-com:office:office" xmlns:oel="http://schemas.microsoft.com/office/2019/extlst" xmlns:r="http://schemas.openxmlformats.org/officeDocument/2006/relationships" xmlns:m="http://schemas.openxmlformats.org/officeDocument/2006/math" xmlns:v="urn:schemas-microsoft-com:vml" xmlns:wp14="http://schemas.microsoft.com/office/word/2010/wordprocessingDrawing" xmlns:wp="http://schemas.openxmlformats.org/drawingml/2006/wordprocessingDrawing" xmlns:w10="urn:schemas-microsoft-com:office:word" xmlns:w="http://schemas.openxmlformats.org/wordprocessingml/2006/main" xmlns:w14="http://schemas.microsoft.com/office/word/2010/wordml" xmlns:w15="http://schemas.microsoft.com/office/word/2012/wordml" xmlns:w16cex="http://schemas.microsoft.com/office/word/2018/wordml/cex" xmlns:w16cid="http://schemas.microsoft.com/office/word/2016/wordml/cid" xmlns:w16="http://schemas.microsoft.com/office/word/2018/wordml" xmlns:w16du="http://schemas.microsoft.com/office/word/2023/wordml/word16du" xmlns:w16sdtdh="http://schemas.microsoft.com/office/word/2020/wordml/sdtdatahash" xmlns:w16sdtfl="http://schemas.microsoft.com/office/word/2024/wordml/sdtformatlock" xmlns:w16se="http://schemas.microsoft.com/office/word/2015/wordml/symex" xmlns:wpg="http://schemas.microsoft.com/office/word/2010/wordprocessingGroup" xmlns:wpi="http://schemas.microsoft.com/office/word/2010/wordprocessingInk" xmlns:wne="http://schemas.microsoft.com/office/word/2006/wordml" xmlns:wps="http://schemas.microsoft.com/office/word/2010/wordprocessingShape" mc:Ignorable="w14 w15 w16se w16cid w16 w16cex w16sdtdh w16sdtfl w16du wp14">
   <w:p>
     <w:pPr>
       <w:pStyle w:val="Footer"/>
@@ -3951,7 +4512,7 @@
 </file>
 
 <file path=word/footnotes.xml><?xml version="1.0" encoding="utf-8"?>
-<w:footnotes xmlns:wpc="http://schemas.microsoft.com/office/word/2010/wordprocessingCanvas" xmlns:cx="http://schemas.microsoft.com/office/drawing/2014/chartex" xmlns:cx1="http://schemas.microsoft.com/office/drawing/2015/9/8/chartex" xmlns:cx2="http://schemas.microsoft.com/office/drawing/2015/10/21/chartex" xmlns:cx3="http://schemas.microsoft.com/office/drawing/2016/5/9/chartex" xmlns:cx4="http://schemas.microsoft.com/office/drawing/2016/5/10/chartex" xmlns:cx5="http://schemas.microsoft.com/office/drawing/2016/5/11/chartex" xmlns:cx6="http://schemas.microsoft.com/office/drawing/2016/5/12/chartex" xmlns:cx7="http://schemas.microsoft.com/office/drawing/2016/5/13/chartex" xmlns:cx8="http://schemas.microsoft.com/office/drawing/2016/5/14/chartex" xmlns:mc="http://schemas.openxmlformats.org/markup-compatibility/2006" xmlns:aink="http://schemas.microsoft.com/office/drawing/2016/ink" xmlns:am3d="http://schemas.microsoft.com/office/drawing/2017/model3d" xmlns:o="urn:schemas-microsoft-com:office:office" xmlns:oel="http://schemas.microsoft.com/office/2019/extlst" xmlns:r="http://schemas.openxmlformats.org/officeDocument/2006/relationships" xmlns:m="http://schemas.openxmlformats.org/officeDocument/2006/math" xmlns:v="urn:schemas-microsoft-com:vml" xmlns:wp14="http://schemas.microsoft.com/office/word/2010/wordprocessingDrawing" xmlns:wp="http://schemas.openxmlformats.org/drawingml/2006/wordprocessingDrawing" xmlns:w10="urn:schemas-microsoft-com:office:word" xmlns:w="http://schemas.openxmlformats.org/wordprocessingml/2006/main" xmlns:w14="http://schemas.microsoft.com/office/word/2010/wordml" xmlns:w15="http://schemas.microsoft.com/office/word/2012/wordml" xmlns:w16cei="http://schemas.microsoft.com/office/word/2026/wordml/cei" xmlns:w16cex="http://schemas.microsoft.com/office/word/2018/wordml/cex" xmlns:w16cid="http://schemas.microsoft.com/office/word/2016/wordml/cid" xmlns:w16="http://schemas.microsoft.com/office/word/2018/wordml" xmlns:w16du="http://schemas.microsoft.com/office/word/2023/wordml/word16du" xmlns:w16sdtdh="http://schemas.microsoft.com/office/word/2020/wordml/sdtdatahash" xmlns:w16sdtfl="http://schemas.microsoft.com/office/word/2024/wordml/sdtformatlock" xmlns:w16se="http://schemas.microsoft.com/office/word/2015/wordml/symex" xmlns:wpg="http://schemas.microsoft.com/office/word/2010/wordprocessingGroup" xmlns:wpi="http://schemas.microsoft.com/office/word/2010/wordprocessingInk" xmlns:wne="http://schemas.microsoft.com/office/word/2006/wordml" xmlns:wps="http://schemas.microsoft.com/office/word/2010/wordprocessingShape" mc:Ignorable="w14 w15 w16se w16cid w16 w16cex w16sdtdh w16sdtfl w16du wp14">
+<w:footnotes xmlns:wpc="http://schemas.microsoft.com/office/word/2010/wordprocessingCanvas" xmlns:cx="http://schemas.microsoft.com/office/drawing/2014/chartex" xmlns:cx1="http://schemas.microsoft.com/office/drawing/2015/9/8/chartex" xmlns:cx2="http://schemas.microsoft.com/office/drawing/2015/10/21/chartex" xmlns:cx3="http://schemas.microsoft.com/office/drawing/2016/5/9/chartex" xmlns:cx4="http://schemas.microsoft.com/office/drawing/2016/5/10/chartex" xmlns:cx5="http://schemas.microsoft.com/office/drawing/2016/5/11/chartex" xmlns:cx6="http://schemas.microsoft.com/office/drawing/2016/5/12/chartex" xmlns:cx7="http://schemas.microsoft.com/office/drawing/2016/5/13/chartex" xmlns:cx8="http://schemas.microsoft.com/office/drawing/2016/5/14/chartex" xmlns:mc="http://schemas.openxmlformats.org/markup-compatibility/2006" xmlns:aink="http://schemas.microsoft.com/office/drawing/2016/ink" xmlns:am3d="http://schemas.microsoft.com/office/drawing/2017/model3d" xmlns:o="urn:schemas-microsoft-com:office:office" xmlns:oel="http://schemas.microsoft.com/office/2019/extlst" xmlns:r="http://schemas.openxmlformats.org/officeDocument/2006/relationships" xmlns:m="http://schemas.openxmlformats.org/officeDocument/2006/math" xmlns:v="urn:schemas-microsoft-com:vml" xmlns:wp14="http://schemas.microsoft.com/office/word/2010/wordprocessingDrawing" xmlns:wp="http://schemas.openxmlformats.org/drawingml/2006/wordprocessingDrawing" xmlns:w10="urn:schemas-microsoft-com:office:word" xmlns:w="http://schemas.openxmlformats.org/wordprocessingml/2006/main" xmlns:w14="http://schemas.microsoft.com/office/word/2010/wordml" xmlns:w15="http://schemas.microsoft.com/office/word/2012/wordml" xmlns:w16cex="http://schemas.microsoft.com/office/word/2018/wordml/cex" xmlns:w16cid="http://schemas.microsoft.com/office/word/2016/wordml/cid" xmlns:w16="http://schemas.microsoft.com/office/word/2018/wordml" xmlns:w16du="http://schemas.microsoft.com/office/word/2023/wordml/word16du" xmlns:w16sdtdh="http://schemas.microsoft.com/office/word/2020/wordml/sdtdatahash" xmlns:w16sdtfl="http://schemas.microsoft.com/office/word/2024/wordml/sdtformatlock" xmlns:w16se="http://schemas.microsoft.com/office/word/2015/wordml/symex" xmlns:wpg="http://schemas.microsoft.com/office/word/2010/wordprocessingGroup" xmlns:wpi="http://schemas.microsoft.com/office/word/2010/wordprocessingInk" xmlns:wne="http://schemas.microsoft.com/office/word/2006/wordml" xmlns:wps="http://schemas.microsoft.com/office/word/2010/wordprocessingShape" mc:Ignorable="w14 w15 w16se w16cid w16 w16cex w16sdtdh w16sdtfl w16du wp14">
   <w:footnote w:type="separator" w:id="-1">
     <w:p>
       <w:pPr>
@@ -3976,7 +4537,7 @@
 </file>
 
 <file path=word/header1.xml><?xml version="1.0" encoding="utf-8"?>
-<w:hdr xmlns:wpc="http://schemas.microsoft.com/office/word/2010/wordprocessingCanvas" xmlns:cx="http://schemas.microsoft.com/office/drawing/2014/chartex" xmlns:cx1="http://schemas.microsoft.com/office/drawing/2015/9/8/chartex" xmlns:cx2="http://schemas.microsoft.com/office/drawing/2015/10/21/chartex" xmlns:cx3="http://schemas.microsoft.com/office/drawing/2016/5/9/chartex" xmlns:cx4="http://schemas.microsoft.com/office/drawing/2016/5/10/chartex" xmlns:cx5="http://schemas.microsoft.com/office/drawing/2016/5/11/chartex" xmlns:cx6="http://schemas.microsoft.com/office/drawing/2016/5/12/chartex" xmlns:cx7="http://schemas.microsoft.com/office/drawing/2016/5/13/chartex" xmlns:cx8="http://schemas.microsoft.com/office/drawing/2016/5/14/chartex" xmlns:mc="http://schemas.openxmlformats.org/markup-compatibility/2006" xmlns:aink="http://schemas.microsoft.com/office/drawing/2016/ink" xmlns:am3d="http://schemas.microsoft.com/office/drawing/2017/model3d" xmlns:o="urn:schemas-microsoft-com:office:office" xmlns:oel="http://schemas.microsoft.com/office/2019/extlst" xmlns:r="http://schemas.openxmlformats.org/officeDocument/2006/relationships" xmlns:m="http://schemas.openxmlformats.org/officeDocument/2006/math" xmlns:v="urn:schemas-microsoft-com:vml" xmlns:wp14="http://schemas.microsoft.com/office/word/2010/wordprocessingDrawing" xmlns:wp="http://schemas.openxmlformats.org/drawingml/2006/wordprocessingDrawing" xmlns:w10="urn:schemas-microsoft-com:office:word" xmlns:w="http://schemas.openxmlformats.org/wordprocessingml/2006/main" xmlns:w14="http://schemas.microsoft.com/office/word/2010/wordml" xmlns:w15="http://schemas.microsoft.com/office/word/2012/wordml" xmlns:w16cei="http://schemas.microsoft.com/office/word/2026/wordml/cei" xmlns:w16cex="http://schemas.microsoft.com/office/word/2018/wordml/cex" xmlns:w16cid="http://schemas.microsoft.com/office/word/2016/wordml/cid" xmlns:w16="http://schemas.microsoft.com/office/word/2018/wordml" xmlns:w16du="http://schemas.microsoft.com/office/word/2023/wordml/word16du" xmlns:w16sdtdh="http://schemas.microsoft.com/office/word/2020/wordml/sdtdatahash" xmlns:w16sdtfl="http://schemas.microsoft.com/office/word/2024/wordml/sdtformatlock" xmlns:w16se="http://schemas.microsoft.com/office/word/2015/wordml/symex" xmlns:wpg="http://schemas.microsoft.com/office/word/2010/wordprocessingGroup" xmlns:wpi="http://schemas.microsoft.com/office/word/2010/wordprocessingInk" xmlns:wne="http://schemas.microsoft.com/office/word/2006/wordml" xmlns:wps="http://schemas.microsoft.com/office/word/2010/wordprocessingShape" mc:Ignorable="w14 w15 w16se w16cid w16 w16cex w16sdtdh w16sdtfl w16du wp14">
+<w:hdr xmlns:wpc="http://schemas.microsoft.com/office/word/2010/wordprocessingCanvas" xmlns:cx="http://schemas.microsoft.com/office/drawing/2014/chartex" xmlns:cx1="http://schemas.microsoft.com/office/drawing/2015/9/8/chartex" xmlns:cx2="http://schemas.microsoft.com/office/drawing/2015/10/21/chartex" xmlns:cx3="http://schemas.microsoft.com/office/drawing/2016/5/9/chartex" xmlns:cx4="http://schemas.microsoft.com/office/drawing/2016/5/10/chartex" xmlns:cx5="http://schemas.microsoft.com/office/drawing/2016/5/11/chartex" xmlns:cx6="http://schemas.microsoft.com/office/drawing/2016/5/12/chartex" xmlns:cx7="http://schemas.microsoft.com/office/drawing/2016/5/13/chartex" xmlns:cx8="http://schemas.microsoft.com/office/drawing/2016/5/14/chartex" xmlns:mc="http://schemas.openxmlformats.org/markup-compatibility/2006" xmlns:aink="http://schemas.microsoft.com/office/drawing/2016/ink" xmlns:am3d="http://schemas.microsoft.com/office/drawing/2017/model3d" xmlns:o="urn:schemas-microsoft-com:office:office" xmlns:oel="http://schemas.microsoft.com/office/2019/extlst" xmlns:r="http://schemas.openxmlformats.org/officeDocument/2006/relationships" xmlns:m="http://schemas.openxmlformats.org/officeDocument/2006/math" xmlns:v="urn:schemas-microsoft-com:vml" xmlns:wp14="http://schemas.microsoft.com/office/word/2010/wordprocessingDrawing" xmlns:wp="http://schemas.openxmlformats.org/drawingml/2006/wordprocessingDrawing" xmlns:w10="urn:schemas-microsoft-com:office:word" xmlns:w="http://schemas.openxmlformats.org/wordprocessingml/2006/main" xmlns:w14="http://schemas.microsoft.com/office/word/2010/wordml" xmlns:w15="http://schemas.microsoft.com/office/word/2012/wordml" xmlns:w16cex="http://schemas.microsoft.com/office/word/2018/wordml/cex" xmlns:w16cid="http://schemas.microsoft.com/office/word/2016/wordml/cid" xmlns:w16="http://schemas.microsoft.com/office/word/2018/wordml" xmlns:w16du="http://schemas.microsoft.com/office/word/2023/wordml/word16du" xmlns:w16sdtdh="http://schemas.microsoft.com/office/word/2020/wordml/sdtdatahash" xmlns:w16sdtfl="http://schemas.microsoft.com/office/word/2024/wordml/sdtformatlock" xmlns:w16se="http://schemas.microsoft.com/office/word/2015/wordml/symex" xmlns:wpg="http://schemas.microsoft.com/office/word/2010/wordprocessingGroup" xmlns:wpi="http://schemas.microsoft.com/office/word/2010/wordprocessingInk" xmlns:wne="http://schemas.microsoft.com/office/word/2006/wordml" xmlns:wps="http://schemas.microsoft.com/office/word/2010/wordprocessingShape" mc:Ignorable="w14 w15 w16se w16cid w16 w16cex w16sdtdh w16sdtfl w16du wp14">
   <w:p>
     <w:pPr>
       <w:pStyle w:val="Header"/>
@@ -4019,7 +4580,7 @@
 </file>
 
 <file path=word/header2.xml><?xml version="1.0" encoding="utf-8"?>
-<w:hdr xmlns:wpc="http://schemas.microsoft.com/office/word/2010/wordprocessingCanvas" xmlns:cx="http://schemas.microsoft.com/office/drawing/2014/chartex" xmlns:cx1="http://schemas.microsoft.com/office/drawing/2015/9/8/chartex" xmlns:cx2="http://schemas.microsoft.com/office/drawing/2015/10/21/chartex" xmlns:cx3="http://schemas.microsoft.com/office/drawing/2016/5/9/chartex" xmlns:cx4="http://schemas.microsoft.com/office/drawing/2016/5/10/chartex" xmlns:cx5="http://schemas.microsoft.com/office/drawing/2016/5/11/chartex" xmlns:cx6="http://schemas.microsoft.com/office/drawing/2016/5/12/chartex" xmlns:cx7="http://schemas.microsoft.com/office/drawing/2016/5/13/chartex" xmlns:cx8="http://schemas.microsoft.com/office/drawing/2016/5/14/chartex" xmlns:mc="http://schemas.openxmlformats.org/markup-compatibility/2006" xmlns:aink="http://schemas.microsoft.com/office/drawing/2016/ink" xmlns:am3d="http://schemas.microsoft.com/office/drawing/2017/model3d" xmlns:o="urn:schemas-microsoft-com:office:office" xmlns:oel="http://schemas.microsoft.com/office/2019/extlst" xmlns:r="http://schemas.openxmlformats.org/officeDocument/2006/relationships" xmlns:m="http://schemas.openxmlformats.org/officeDocument/2006/math" xmlns:v="urn:schemas-microsoft-com:vml" xmlns:wp14="http://schemas.microsoft.com/office/word/2010/wordprocessingDrawing" xmlns:wp="http://schemas.openxmlformats.org/drawingml/2006/wordprocessingDrawing" xmlns:w10="urn:schemas-microsoft-com:office:word" xmlns:w="http://schemas.openxmlformats.org/wordprocessingml/2006/main" xmlns:w14="http://schemas.microsoft.com/office/word/2010/wordml" xmlns:w15="http://schemas.microsoft.com/office/word/2012/wordml" xmlns:w16cei="http://schemas.microsoft.com/office/word/2026/wordml/cei" xmlns:w16cex="http://schemas.microsoft.com/office/word/2018/wordml/cex" xmlns:w16cid="http://schemas.microsoft.com/office/word/2016/wordml/cid" xmlns:w16="http://schemas.microsoft.com/office/word/2018/wordml" xmlns:w16du="http://schemas.microsoft.com/office/word/2023/wordml/word16du" xmlns:w16sdtdh="http://schemas.microsoft.com/office/word/2020/wordml/sdtdatahash" xmlns:w16sdtfl="http://schemas.microsoft.com/office/word/2024/wordml/sdtformatlock" xmlns:w16se="http://schemas.microsoft.com/office/word/2015/wordml/symex" xmlns:wpg="http://schemas.microsoft.com/office/word/2010/wordprocessingGroup" xmlns:wpi="http://schemas.microsoft.com/office/word/2010/wordprocessingInk" xmlns:wne="http://schemas.microsoft.com/office/word/2006/wordml" xmlns:wps="http://schemas.microsoft.com/office/word/2010/wordprocessingShape" mc:Ignorable="w14 w15 w16se w16cid w16 w16cex w16sdtdh w16sdtfl w16du wp14">
+<w:hdr xmlns:wpc="http://schemas.microsoft.com/office/word/2010/wordprocessingCanvas" xmlns:cx="http://schemas.microsoft.com/office/drawing/2014/chartex" xmlns:cx1="http://schemas.microsoft.com/office/drawing/2015/9/8/chartex" xmlns:cx2="http://schemas.microsoft.com/office/drawing/2015/10/21/chartex" xmlns:cx3="http://schemas.microsoft.com/office/drawing/2016/5/9/chartex" xmlns:cx4="http://schemas.microsoft.com/office/drawing/2016/5/10/chartex" xmlns:cx5="http://schemas.microsoft.com/office/drawing/2016/5/11/chartex" xmlns:cx6="http://schemas.microsoft.com/office/drawing/2016/5/12/chartex" xmlns:cx7="http://schemas.microsoft.com/office/drawing/2016/5/13/chartex" xmlns:cx8="http://schemas.microsoft.com/office/drawing/2016/5/14/chartex" xmlns:mc="http://schemas.openxmlformats.org/markup-compatibility/2006" xmlns:aink="http://schemas.microsoft.com/office/drawing/2016/ink" xmlns:am3d="http://schemas.microsoft.com/office/drawing/2017/model3d" xmlns:o="urn:schemas-microsoft-com:office:office" xmlns:oel="http://schemas.microsoft.com/office/2019/extlst" xmlns:r="http://schemas.openxmlformats.org/officeDocument/2006/relationships" xmlns:m="http://schemas.openxmlformats.org/officeDocument/2006/math" xmlns:v="urn:schemas-microsoft-com:vml" xmlns:wp14="http://schemas.microsoft.com/office/word/2010/wordprocessingDrawing" xmlns:wp="http://schemas.openxmlformats.org/drawingml/2006/wordprocessingDrawing" xmlns:w10="urn:schemas-microsoft-com:office:word" xmlns:w="http://schemas.openxmlformats.org/wordprocessingml/2006/main" xmlns:w14="http://schemas.microsoft.com/office/word/2010/wordml" xmlns:w15="http://schemas.microsoft.com/office/word/2012/wordml" xmlns:w16cex="http://schemas.microsoft.com/office/word/2018/wordml/cex" xmlns:w16cid="http://schemas.microsoft.com/office/word/2016/wordml/cid" xmlns:w16="http://schemas.microsoft.com/office/word/2018/wordml" xmlns:w16du="http://schemas.microsoft.com/office/word/2023/wordml/word16du" xmlns:w16sdtdh="http://schemas.microsoft.com/office/word/2020/wordml/sdtdatahash" xmlns:w16sdtfl="http://schemas.microsoft.com/office/word/2024/wordml/sdtformatlock" xmlns:w16se="http://schemas.microsoft.com/office/word/2015/wordml/symex" xmlns:wpg="http://schemas.microsoft.com/office/word/2010/wordprocessingGroup" xmlns:wpi="http://schemas.microsoft.com/office/word/2010/wordprocessingInk" xmlns:wne="http://schemas.microsoft.com/office/word/2006/wordml" xmlns:wps="http://schemas.microsoft.com/office/word/2010/wordprocessingShape" mc:Ignorable="w14 w15 w16se w16cid w16 w16cex w16sdtdh w16sdtfl w16du wp14">
   <w:p>
     <w:pPr>
       <w:pStyle w:val="Header"/>
@@ -4163,7 +4724,7 @@
 </file>
 
 <file path=word/header3.xml><?xml version="1.0" encoding="utf-8"?>
-<w:hdr xmlns:wpc="http://schemas.microsoft.com/office/word/2010/wordprocessingCanvas" xmlns:cx="http://schemas.microsoft.com/office/drawing/2014/chartex" xmlns:cx1="http://schemas.microsoft.com/office/drawing/2015/9/8/chartex" xmlns:cx2="http://schemas.microsoft.com/office/drawing/2015/10/21/chartex" xmlns:cx3="http://schemas.microsoft.com/office/drawing/2016/5/9/chartex" xmlns:cx4="http://schemas.microsoft.com/office/drawing/2016/5/10/chartex" xmlns:cx5="http://schemas.microsoft.com/office/drawing/2016/5/11/chartex" xmlns:cx6="http://schemas.microsoft.com/office/drawing/2016/5/12/chartex" xmlns:cx7="http://schemas.microsoft.com/office/drawing/2016/5/13/chartex" xmlns:cx8="http://schemas.microsoft.com/office/drawing/2016/5/14/chartex" xmlns:mc="http://schemas.openxmlformats.org/markup-compatibility/2006" xmlns:aink="http://schemas.microsoft.com/office/drawing/2016/ink" xmlns:am3d="http://schemas.microsoft.com/office/drawing/2017/model3d" xmlns:o="urn:schemas-microsoft-com:office:office" xmlns:oel="http://schemas.microsoft.com/office/2019/extlst" xmlns:r="http://schemas.openxmlformats.org/officeDocument/2006/relationships" xmlns:m="http://schemas.openxmlformats.org/officeDocument/2006/math" xmlns:v="urn:schemas-microsoft-com:vml" xmlns:wp14="http://schemas.microsoft.com/office/word/2010/wordprocessingDrawing" xmlns:wp="http://schemas.openxmlformats.org/drawingml/2006/wordprocessingDrawing" xmlns:w10="urn:schemas-microsoft-com:office:word" xmlns:w="http://schemas.openxmlformats.org/wordprocessingml/2006/main" xmlns:w14="http://schemas.microsoft.com/office/word/2010/wordml" xmlns:w15="http://schemas.microsoft.com/office/word/2012/wordml" xmlns:w16cei="http://schemas.microsoft.com/office/word/2026/wordml/cei" xmlns:w16cex="http://schemas.microsoft.com/office/word/2018/wordml/cex" xmlns:w16cid="http://schemas.microsoft.com/office/word/2016/wordml/cid" xmlns:w16="http://schemas.microsoft.com/office/word/2018/wordml" xmlns:w16du="http://schemas.microsoft.com/office/word/2023/wordml/word16du" xmlns:w16sdtdh="http://schemas.microsoft.com/office/word/2020/wordml/sdtdatahash" xmlns:w16sdtfl="http://schemas.microsoft.com/office/word/2024/wordml/sdtformatlock" xmlns:w16se="http://schemas.microsoft.com/office/word/2015/wordml/symex" xmlns:wpg="http://schemas.microsoft.com/office/word/2010/wordprocessingGroup" xmlns:wpi="http://schemas.microsoft.com/office/word/2010/wordprocessingInk" xmlns:wne="http://schemas.microsoft.com/office/word/2006/wordml" xmlns:wps="http://schemas.microsoft.com/office/word/2010/wordprocessingShape" mc:Ignorable="w14 w15 w16se w16cid w16 w16cex w16sdtdh w16sdtfl w16du wp14">
+<w:hdr xmlns:wpc="http://schemas.microsoft.com/office/word/2010/wordprocessingCanvas" xmlns:cx="http://schemas.microsoft.com/office/drawing/2014/chartex" xmlns:cx1="http://schemas.microsoft.com/office/drawing/2015/9/8/chartex" xmlns:cx2="http://schemas.microsoft.com/office/drawing/2015/10/21/chartex" xmlns:cx3="http://schemas.microsoft.com/office/drawing/2016/5/9/chartex" xmlns:cx4="http://schemas.microsoft.com/office/drawing/2016/5/10/chartex" xmlns:cx5="http://schemas.microsoft.com/office/drawing/2016/5/11/chartex" xmlns:cx6="http://schemas.microsoft.com/office/drawing/2016/5/12/chartex" xmlns:cx7="http://schemas.microsoft.com/office/drawing/2016/5/13/chartex" xmlns:cx8="http://schemas.microsoft.com/office/drawing/2016/5/14/chartex" xmlns:mc="http://schemas.openxmlformats.org/markup-compatibility/2006" xmlns:aink="http://schemas.microsoft.com/office/drawing/2016/ink" xmlns:am3d="http://schemas.microsoft.com/office/drawing/2017/model3d" xmlns:o="urn:schemas-microsoft-com:office:office" xmlns:oel="http://schemas.microsoft.com/office/2019/extlst" xmlns:r="http://schemas.openxmlformats.org/officeDocument/2006/relationships" xmlns:m="http://schemas.openxmlformats.org/officeDocument/2006/math" xmlns:v="urn:schemas-microsoft-com:vml" xmlns:wp14="http://schemas.microsoft.com/office/word/2010/wordprocessingDrawing" xmlns:wp="http://schemas.openxmlformats.org/drawingml/2006/wordprocessingDrawing" xmlns:w10="urn:schemas-microsoft-com:office:word" xmlns:w="http://schemas.openxmlformats.org/wordprocessingml/2006/main" xmlns:w14="http://schemas.microsoft.com/office/word/2010/wordml" xmlns:w15="http://schemas.microsoft.com/office/word/2012/wordml" xmlns:w16cex="http://schemas.microsoft.com/office/word/2018/wordml/cex" xmlns:w16cid="http://schemas.microsoft.com/office/word/2016/wordml/cid" xmlns:w16="http://schemas.microsoft.com/office/word/2018/wordml" xmlns:w16du="http://schemas.microsoft.com/office/word/2023/wordml/word16du" xmlns:w16sdtdh="http://schemas.microsoft.com/office/word/2020/wordml/sdtdatahash" xmlns:w16sdtfl="http://schemas.microsoft.com/office/word/2024/wordml/sdtformatlock" xmlns:w16se="http://schemas.microsoft.com/office/word/2015/wordml/symex" xmlns:wpg="http://schemas.microsoft.com/office/word/2010/wordprocessingGroup" xmlns:wpi="http://schemas.microsoft.com/office/word/2010/wordprocessingInk" xmlns:wne="http://schemas.microsoft.com/office/word/2006/wordml" xmlns:wps="http://schemas.microsoft.com/office/word/2010/wordprocessingShape" mc:Ignorable="w14 w15 w16se w16cid w16 w16cex w16sdtdh w16sdtfl w16du wp14">
   <w:p>
     <w:pPr>
       <w:pStyle w:val="Header"/>
@@ -4206,7 +4767,7 @@
 </file>
 
 <file path=word/numbering.xml><?xml version="1.0" encoding="utf-8"?>
-<w:numbering xmlns:wpc="http://schemas.microsoft.com/office/word/2010/wordprocessingCanvas" xmlns:cx="http://schemas.microsoft.com/office/drawing/2014/chartex" xmlns:cx1="http://schemas.microsoft.com/office/drawing/2015/9/8/chartex" xmlns:cx2="http://schemas.microsoft.com/office/drawing/2015/10/21/chartex" xmlns:cx3="http://schemas.microsoft.com/office/drawing/2016/5/9/chartex" xmlns:cx4="http://schemas.microsoft.com/office/drawing/2016/5/10/chartex" xmlns:cx5="http://schemas.microsoft.com/office/drawing/2016/5/11/chartex" xmlns:cx6="http://schemas.microsoft.com/office/drawing/2016/5/12/chartex" xmlns:cx7="http://schemas.microsoft.com/office/drawing/2016/5/13/chartex" xmlns:cx8="http://schemas.microsoft.com/office/drawing/2016/5/14/chartex" xmlns:mc="http://schemas.openxmlformats.org/markup-compatibility/2006" xmlns:aink="http://schemas.microsoft.com/office/drawing/2016/ink" xmlns:am3d="http://schemas.microsoft.com/office/drawing/2017/model3d" xmlns:o="urn:schemas-microsoft-com:office:office" xmlns:oel="http://schemas.microsoft.com/office/2019/extlst" xmlns:r="http://schemas.openxmlformats.org/officeDocument/2006/relationships" xmlns:m="http://schemas.openxmlformats.org/officeDocument/2006/math" xmlns:v="urn:schemas-microsoft-com:vml" xmlns:wp14="http://schemas.microsoft.com/office/word/2010/wordprocessingDrawing" xmlns:wp="http://schemas.openxmlformats.org/drawingml/2006/wordprocessingDrawing" xmlns:w10="urn:schemas-microsoft-com:office:word" xmlns:w="http://schemas.openxmlformats.org/wordprocessingml/2006/main" xmlns:w14="http://schemas.microsoft.com/office/word/2010/wordml" xmlns:w15="http://schemas.microsoft.com/office/word/2012/wordml" xmlns:w16cei="http://schemas.microsoft.com/office/word/2026/wordml/cei" xmlns:w16cex="http://schemas.microsoft.com/office/word/2018/wordml/cex" xmlns:w16cid="http://schemas.microsoft.com/office/word/2016/wordml/cid" xmlns:w16="http://schemas.microsoft.com/office/word/2018/wordml" xmlns:w16du="http://schemas.microsoft.com/office/word/2023/wordml/word16du" xmlns:w16sdtdh="http://schemas.microsoft.com/office/word/2020/wordml/sdtdatahash" xmlns:w16sdtfl="http://schemas.microsoft.com/office/word/2024/wordml/sdtformatlock" xmlns:w16se="http://schemas.microsoft.com/office/word/2015/wordml/symex" xmlns:wpg="http://schemas.microsoft.com/office/word/2010/wordprocessingGroup" xmlns:wpi="http://schemas.microsoft.com/office/word/2010/wordprocessingInk" xmlns:wne="http://schemas.microsoft.com/office/word/2006/wordml" xmlns:wps="http://schemas.microsoft.com/office/word/2010/wordprocessingShape" mc:Ignorable="w14 w15 w16se w16cid w16 w16cex w16sdtdh w16sdtfl w16du wp14">
+<w:numbering xmlns:wpc="http://schemas.microsoft.com/office/word/2010/wordprocessingCanvas" xmlns:cx="http://schemas.microsoft.com/office/drawing/2014/chartex" xmlns:cx1="http://schemas.microsoft.com/office/drawing/2015/9/8/chartex" xmlns:cx2="http://schemas.microsoft.com/office/drawing/2015/10/21/chartex" xmlns:cx3="http://schemas.microsoft.com/office/drawing/2016/5/9/chartex" xmlns:cx4="http://schemas.microsoft.com/office/drawing/2016/5/10/chartex" xmlns:cx5="http://schemas.microsoft.com/office/drawing/2016/5/11/chartex" xmlns:cx6="http://schemas.microsoft.com/office/drawing/2016/5/12/chartex" xmlns:cx7="http://schemas.microsoft.com/office/drawing/2016/5/13/chartex" xmlns:cx8="http://schemas.microsoft.com/office/drawing/2016/5/14/chartex" xmlns:mc="http://schemas.openxmlformats.org/markup-compatibility/2006" xmlns:aink="http://schemas.microsoft.com/office/drawing/2016/ink" xmlns:am3d="http://schemas.microsoft.com/office/drawing/2017/model3d" xmlns:o="urn:schemas-microsoft-com:office:office" xmlns:oel="http://schemas.microsoft.com/office/2019/extlst" xmlns:r="http://schemas.openxmlformats.org/officeDocument/2006/relationships" xmlns:m="http://schemas.openxmlformats.org/officeDocument/2006/math" xmlns:v="urn:schemas-microsoft-com:vml" xmlns:wp14="http://schemas.microsoft.com/office/word/2010/wordprocessingDrawing" xmlns:wp="http://schemas.openxmlformats.org/drawingml/2006/wordprocessingDrawing" xmlns:w10="urn:schemas-microsoft-com:office:word" xmlns:w="http://schemas.openxmlformats.org/wordprocessingml/2006/main" xmlns:w14="http://schemas.microsoft.com/office/word/2010/wordml" xmlns:w15="http://schemas.microsoft.com/office/word/2012/wordml" xmlns:w16cex="http://schemas.microsoft.com/office/word/2018/wordml/cex" xmlns:w16cid="http://schemas.microsoft.com/office/word/2016/wordml/cid" xmlns:w16="http://schemas.microsoft.com/office/word/2018/wordml" xmlns:w16du="http://schemas.microsoft.com/office/word/2023/wordml/word16du" xmlns:w16sdtdh="http://schemas.microsoft.com/office/word/2020/wordml/sdtdatahash" xmlns:w16sdtfl="http://schemas.microsoft.com/office/word/2024/wordml/sdtformatlock" xmlns:w16se="http://schemas.microsoft.com/office/word/2015/wordml/symex" xmlns:wpg="http://schemas.microsoft.com/office/word/2010/wordprocessingGroup" xmlns:wpi="http://schemas.microsoft.com/office/word/2010/wordprocessingInk" xmlns:wne="http://schemas.microsoft.com/office/word/2006/wordml" xmlns:wps="http://schemas.microsoft.com/office/word/2010/wordprocessingShape" mc:Ignorable="w14 w15 w16se w16cid w16 w16cex w16sdtdh w16sdtfl w16du wp14">
   <w:abstractNum w:abstractNumId="0" w15:restartNumberingAfterBreak="0">
     <w:nsid w:val="00E04990"/>
     <w:multiLevelType w:val="hybridMultilevel"/>
@@ -4535,7 +5096,7 @@
         <w:rFonts w:ascii="Symbol" w:hAnsi="Symbol" w:hint="default"/>
       </w:rPr>
     </w:lvl>
-    <w:lvl w:ilvl="1" w:tplc="04090003" w:tentative="1">
+    <w:lvl w:ilvl="1" w:tplc="04090003">
       <w:start w:val="1"/>
       <w:numFmt w:val="bullet"/>
       <w:lvlText w:val="o"/>
@@ -7506,7 +8067,7 @@
   <w:style w:type="paragraph" w:default="1" w:styleId="Normal">
     <w:name w:val="Normal"/>
     <w:qFormat/>
-    <w:rsid w:val="00B25239"/>
+    <w:rsid w:val="0025091B"/>
     <w:pPr>
       <w:bidi/>
       <w:spacing w:after="200" w:line="276" w:lineRule="auto"/>
@@ -7519,7 +8080,6 @@
   <w:style w:type="character" w:default="1" w:styleId="DefaultParagraphFont">
     <w:name w:val="Default Paragraph Font"/>
     <w:uiPriority w:val="1"/>
-    <w:semiHidden/>
     <w:unhideWhenUsed/>
   </w:style>
   <w:style w:type="table" w:default="1" w:styleId="TableNormal">

--- a/templets/semester - Temp - Ar - D - SBS.docx
+++ b/templets/semester - Temp - Ar - D - SBS.docx
@@ -29,13 +29,13 @@
         <mc:AlternateContent>
           <mc:Choice Requires="wps">
             <w:drawing>
-              <wp:anchor distT="0" distB="0" distL="114300" distR="114300" simplePos="0" relativeHeight="251659264" behindDoc="0" locked="0" layoutInCell="1" allowOverlap="1" wp14:anchorId="6AB004C9" wp14:editId="33DB7651">
+              <wp:anchor distT="0" distB="0" distL="114300" distR="114300" simplePos="0" relativeHeight="251659264" behindDoc="0" locked="0" layoutInCell="1" allowOverlap="1" wp14:anchorId="6AB004C9" wp14:editId="0D9926C5">
                 <wp:simplePos x="0" y="0"/>
                 <wp:positionH relativeFrom="column">
-                  <wp:posOffset>5228392</wp:posOffset>
+                  <wp:posOffset>665480</wp:posOffset>
                 </wp:positionH>
                 <wp:positionV relativeFrom="paragraph">
-                  <wp:posOffset>-850867</wp:posOffset>
+                  <wp:posOffset>-812165</wp:posOffset>
                 </wp:positionV>
                 <wp:extent cx="1076325" cy="1228725"/>
                 <wp:effectExtent l="0" t="0" r="28575" b="28575"/>
@@ -91,9 +91,9 @@
               </wp:anchor>
             </w:drawing>
           </mc:Choice>
-          <mc:Fallback xmlns:w16cei="http://schemas.microsoft.com/office/word/2026/wordml/cei">
+          <mc:Fallback>
             <w:pict>
-              <v:rect w14:anchorId="074BCC88" id="Rectangle 1" o:spid="_x0000_s1026" style="position:absolute;margin-left:411.7pt;margin-top:-67pt;width:84.75pt;height:96.75pt;z-index:251659264;visibility:visible;mso-wrap-style:square;mso-wrap-distance-left:9pt;mso-wrap-distance-top:0;mso-wrap-distance-right:9pt;mso-wrap-distance-bottom:0;mso-position-horizontal:absolute;mso-position-horizontal-relative:text;mso-position-vertical:absolute;mso-position-vertical-relative:text;v-text-anchor:middle" o:gfxdata="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" filled="f" strokecolor="black [3200]">
+              <v:rect w14:anchorId="476C48E0" id="Rectangle 1" o:spid="_x0000_s1026" style="position:absolute;margin-left:52.4pt;margin-top:-63.95pt;width:84.75pt;height:96.75pt;z-index:251659264;visibility:visible;mso-wrap-style:square;mso-wrap-distance-left:9pt;mso-wrap-distance-top:0;mso-wrap-distance-right:9pt;mso-wrap-distance-bottom:0;mso-position-horizontal:absolute;mso-position-horizontal-relative:text;mso-position-vertical:absolute;mso-position-vertical-relative:text;v-text-anchor:middle" o:gfxdata="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" filled="f" strokecolor="black [3200]">
                 <v:stroke joinstyle="round"/>
               </v:rect>
             </w:pict>
@@ -2387,17 +2387,7 @@
                 <w:rtl/>
                 <w:lang w:bidi="ar-IQ"/>
               </w:rPr>
-              <w:t xml:space="preserve"> </w:t>
-            </w:r>
-            <w:r>
-              <w:rPr>
-                <w:rFonts w:asciiTheme="minorBidi" w:hAnsiTheme="minorBidi" w:cstheme="minorBidi"/>
-                <w:sz w:val="20"/>
-                <w:szCs w:val="20"/>
-                <w:rtl/>
-                <w:lang w:bidi="ar-IQ"/>
-              </w:rPr>
-              <w:t>{{</w:t>
+              <w:t xml:space="preserve"> {{</w:t>
             </w:r>
             <w:r>
               <w:rPr>
@@ -3694,164 +3684,73 @@
         </w:rPr>
         <w:t xml:space="preserve">سنوات التأجيل والرسوب: </w:t>
       </w:r>
-      <w:r>
-        <w:rPr>
-          <w:rFonts w:asciiTheme="majorBidi" w:hAnsiTheme="majorBidi" w:cstheme="majorBidi"/>
-          <w:sz w:val="24"/>
-          <w:szCs w:val="24"/>
-          <w:rtl/>
-          <w:lang w:bidi="ar-IQ"/>
-        </w:rPr>
-        <w:t>{{</w:t>
-      </w:r>
-      <w:proofErr w:type="spellStart"/>
-      <w:r>
-        <w:rPr>
-          <w:rFonts w:asciiTheme="majorBidi" w:hAnsiTheme="majorBidi" w:cstheme="majorBidi"/>
-          <w:sz w:val="24"/>
-          <w:szCs w:val="24"/>
-          <w:lang w:bidi="ar-IQ"/>
-        </w:rPr>
-        <w:t>Postponement_and_Failure_Years</w:t>
-      </w:r>
-      <w:proofErr w:type="spellEnd"/>
-      <w:r>
-        <w:rPr>
-          <w:rFonts w:asciiTheme="majorBidi" w:hAnsiTheme="majorBidi" w:cstheme="majorBidi"/>
-          <w:sz w:val="24"/>
-          <w:szCs w:val="24"/>
-          <w:rtl/>
-          <w:lang w:bidi="ar-IQ"/>
-        </w:rPr>
-        <w:t xml:space="preserve"> }}</w:t>
-      </w:r>
-      <w:r>
-        <w:rPr>
-          <w:rFonts w:asciiTheme="majorBidi" w:hAnsiTheme="majorBidi" w:cstheme="majorBidi"/>
-          <w:sz w:val="24"/>
-          <w:szCs w:val="24"/>
-          <w:rtl/>
-        </w:rPr>
-        <w:t>.</w:t>
-      </w:r>
     </w:p>
     <w:p>
       <w:pPr>
         <w:rPr>
           <w:rFonts w:asciiTheme="majorBidi" w:hAnsiTheme="majorBidi" w:cstheme="majorBidi"/>
-          <w:sz w:val="24"/>
-          <w:szCs w:val="24"/>
-          <w:rtl/>
-          <w:lang w:bidi="ar-IQ"/>
-        </w:rPr>
-      </w:pPr>
-      <w:r>
-        <w:rPr>
-          <w:rFonts w:asciiTheme="majorBidi" w:hAnsiTheme="majorBidi" w:cstheme="majorBidi"/>
-          <w:sz w:val="24"/>
-          <w:szCs w:val="24"/>
-          <w:rtl/>
-          <w:lang w:bidi="ar-IQ"/>
-        </w:rPr>
-        <w:t>{%</w:t>
-      </w:r>
-      <w:r>
-        <w:rPr>
-          <w:rFonts w:asciiTheme="majorBidi" w:hAnsiTheme="majorBidi" w:cstheme="majorBidi"/>
-          <w:sz w:val="24"/>
-          <w:szCs w:val="24"/>
-          <w:lang w:bidi="ar-IQ"/>
-        </w:rPr>
-        <w:t xml:space="preserve">p </w:t>
-      </w:r>
-      <w:r>
-        <w:rPr>
-          <w:rFonts w:asciiTheme="majorBidi" w:hAnsiTheme="majorBidi" w:cstheme="majorBidi"/>
-          <w:sz w:val="24"/>
-          <w:szCs w:val="24"/>
-          <w:lang w:bidi="ar-IQ"/>
-        </w:rPr>
-        <w:t>endif</w:t>
-      </w:r>
-      <w:r>
-        <w:rPr>
-          <w:rFonts w:asciiTheme="majorBidi" w:hAnsiTheme="majorBidi" w:cstheme="majorBidi"/>
-          <w:sz w:val="24"/>
-          <w:szCs w:val="24"/>
+          <w:lang w:bidi="ar-IQ"/>
+        </w:rPr>
+      </w:pPr>
+      <w:r>
+        <w:rPr>
+          <w:rFonts w:asciiTheme="majorBidi" w:hAnsiTheme="majorBidi" w:cstheme="majorBidi"/>
+          <w:rtl/>
+          <w:lang w:bidi="ar-IQ"/>
+        </w:rPr>
+        <w:t xml:space="preserve">{% </w:t>
+      </w:r>
+      <w:r>
+        <w:rPr>
+          <w:rFonts w:asciiTheme="majorBidi" w:hAnsiTheme="majorBidi" w:cstheme="majorBidi"/>
+          <w:lang w:bidi="ar-IQ"/>
+        </w:rPr>
+        <w:t xml:space="preserve">for </w:t>
+      </w:r>
+      <w:r>
+        <w:rPr>
+          <w:rFonts w:asciiTheme="majorBidi" w:hAnsiTheme="majorBidi" w:cstheme="majorBidi"/>
+          <w:lang w:bidi="ar-IQ"/>
+        </w:rPr>
+        <w:t>year</w:t>
+      </w:r>
+      <w:r>
+        <w:rPr>
+          <w:rFonts w:asciiTheme="majorBidi" w:hAnsiTheme="majorBidi" w:cstheme="majorBidi"/>
+          <w:lang w:bidi="ar-IQ"/>
+        </w:rPr>
+        <w:t xml:space="preserve"> </w:t>
+      </w:r>
+      <w:r>
+        <w:rPr>
+          <w:rFonts w:asciiTheme="majorBidi" w:hAnsiTheme="majorBidi" w:cstheme="majorBidi"/>
+          <w:lang w:bidi="ar-IQ"/>
+        </w:rPr>
+        <w:t xml:space="preserve">in </w:t>
+      </w:r>
+      <w:proofErr w:type="spellStart"/>
+      <w:r>
+        <w:rPr>
+          <w:rFonts w:asciiTheme="majorBidi" w:hAnsiTheme="majorBidi" w:cstheme="majorBidi"/>
+          <w:lang w:bidi="ar-IQ"/>
+        </w:rPr>
+        <w:t>failed</w:t>
+      </w:r>
+      <w:r>
+        <w:rPr>
+          <w:rFonts w:asciiTheme="majorBidi" w:hAnsiTheme="majorBidi" w:cstheme="majorBidi"/>
+          <w:lang w:bidi="ar-IQ"/>
+        </w:rPr>
+        <w:t>_years</w:t>
+      </w:r>
+      <w:proofErr w:type="spellEnd"/>
+      <w:r>
+        <w:rPr>
+          <w:rFonts w:asciiTheme="majorBidi" w:hAnsiTheme="majorBidi" w:cstheme="majorBidi"/>
           <w:rtl/>
           <w:lang w:bidi="ar-IQ"/>
         </w:rPr>
         <w:t xml:space="preserve"> %}</w:t>
-      </w:r>
-    </w:p>
-    <w:p>
-      <w:pPr>
-        <w:rPr>
-          <w:rFonts w:asciiTheme="majorBidi" w:hAnsiTheme="majorBidi" w:cstheme="majorBidi"/>
-          <w:sz w:val="24"/>
-          <w:szCs w:val="24"/>
-          <w:rtl/>
-          <w:lang w:bidi="ar-IQ"/>
-        </w:rPr>
-      </w:pPr>
-      <w:r>
-        <w:rPr>
-          <w:rFonts w:asciiTheme="majorBidi" w:hAnsiTheme="majorBidi" w:cstheme="majorBidi"/>
-          <w:sz w:val="24"/>
-          <w:szCs w:val="24"/>
-          <w:rtl/>
-          <w:lang w:bidi="ar-IQ"/>
-        </w:rPr>
-        <w:t>{%</w:t>
-      </w:r>
-      <w:r>
-        <w:rPr>
-          <w:rFonts w:asciiTheme="majorBidi" w:hAnsiTheme="majorBidi" w:cstheme="majorBidi"/>
-          <w:sz w:val="24"/>
-          <w:szCs w:val="24"/>
-          <w:lang w:bidi="ar-IQ"/>
-        </w:rPr>
-        <w:t>p</w:t>
-      </w:r>
-      <w:r>
-        <w:rPr>
-          <w:rFonts w:asciiTheme="majorBidi" w:hAnsiTheme="majorBidi" w:cstheme="majorBidi"/>
-          <w:sz w:val="24"/>
-          <w:szCs w:val="24"/>
-          <w:lang w:bidi="ar-IQ"/>
-        </w:rPr>
-        <w:t xml:space="preserve"> if </w:t>
-      </w:r>
-      <w:proofErr w:type="spellStart"/>
-      <w:r>
-        <w:rPr>
-          <w:rFonts w:asciiTheme="majorBidi" w:hAnsiTheme="majorBidi" w:cstheme="majorBidi"/>
-          <w:sz w:val="24"/>
-          <w:szCs w:val="24"/>
-          <w:lang w:bidi="ar-IQ"/>
-        </w:rPr>
-        <w:t>Passed_ON</w:t>
-      </w:r>
-      <w:proofErr w:type="spellEnd"/>
-      <w:r>
-        <w:rPr>
-          <w:rFonts w:asciiTheme="majorBidi" w:hAnsiTheme="majorBidi" w:cstheme="majorBidi"/>
-          <w:sz w:val="24"/>
-          <w:szCs w:val="24"/>
-          <w:rtl/>
-          <w:lang w:bidi="ar-IQ"/>
-        </w:rPr>
-        <w:t xml:space="preserve"> </w:t>
-      </w:r>
-      <w:r>
-        <w:rPr>
-          <w:rFonts w:asciiTheme="majorBidi" w:hAnsiTheme="majorBidi" w:cstheme="majorBidi"/>
-          <w:sz w:val="24"/>
-          <w:szCs w:val="24"/>
-          <w:rtl/>
-          <w:lang w:bidi="ar-IQ"/>
-        </w:rPr>
-        <w:t>%}</w:t>
       </w:r>
     </w:p>
     <w:p>
@@ -3863,8 +3762,6 @@
         </w:numPr>
         <w:rPr>
           <w:rFonts w:asciiTheme="majorBidi" w:hAnsiTheme="majorBidi" w:cstheme="majorBidi"/>
-          <w:sz w:val="24"/>
-          <w:szCs w:val="24"/>
           <w:lang w:bidi="ar-IQ"/>
         </w:rPr>
       </w:pPr>
@@ -3874,56 +3771,380 @@
           <w:sz w:val="24"/>
           <w:szCs w:val="24"/>
           <w:rtl/>
-        </w:rPr>
-        <w:t>دور ثاني للمادة الدراسية المعنية:</w:t>
+          <w:lang w:bidi="ar-IQ"/>
+        </w:rPr>
+        <w:t xml:space="preserve">السنة </w:t>
+      </w:r>
+      <w:r>
+        <w:rPr>
+          <w:rFonts w:asciiTheme="majorBidi" w:hAnsiTheme="majorBidi" w:cstheme="majorBidi"/>
+          <w:sz w:val="24"/>
+          <w:szCs w:val="24"/>
+          <w:rtl/>
+          <w:lang w:bidi="ar-IQ"/>
+        </w:rPr>
+        <w:t>{{</w:t>
+      </w:r>
+      <w:r>
+        <w:rPr>
+          <w:rFonts w:asciiTheme="majorBidi" w:hAnsiTheme="majorBidi" w:cstheme="majorBidi"/>
+          <w:lang w:bidi="ar-IQ"/>
+        </w:rPr>
+        <w:t xml:space="preserve"> </w:t>
+      </w:r>
+      <w:proofErr w:type="spellStart"/>
+      <w:r>
+        <w:rPr>
+          <w:rFonts w:asciiTheme="majorBidi" w:hAnsiTheme="majorBidi" w:cstheme="majorBidi"/>
+          <w:lang w:bidi="ar-IQ"/>
+        </w:rPr>
+        <w:t>year.</w:t>
+      </w:r>
+      <w:r>
+        <w:rPr>
+          <w:rFonts w:asciiTheme="majorBidi" w:hAnsiTheme="majorBidi" w:cstheme="majorBidi"/>
+          <w:sz w:val="24"/>
+          <w:szCs w:val="24"/>
+          <w:lang w:bidi="ar-IQ"/>
+        </w:rPr>
+        <w:t>year_d</w:t>
+      </w:r>
+      <w:proofErr w:type="spellEnd"/>
+      <w:r>
+        <w:rPr>
+          <w:rFonts w:asciiTheme="majorBidi" w:hAnsiTheme="majorBidi" w:cstheme="majorBidi"/>
+          <w:sz w:val="24"/>
+          <w:szCs w:val="24"/>
+          <w:rtl/>
+          <w:lang w:bidi="ar-IQ"/>
+        </w:rPr>
+        <w:t>}}</w:t>
+      </w:r>
+      <w:r>
+        <w:rPr>
+          <w:rFonts w:asciiTheme="majorBidi" w:hAnsiTheme="majorBidi" w:cstheme="majorBidi"/>
+          <w:sz w:val="24"/>
+          <w:szCs w:val="24"/>
+          <w:lang w:bidi="ar-IQ"/>
+        </w:rPr>
+        <w:t xml:space="preserve"> </w:t>
+      </w:r>
+      <w:r>
+        <w:rPr>
+          <w:rFonts w:asciiTheme="majorBidi" w:hAnsiTheme="majorBidi" w:cstheme="majorBidi" w:hint="cs"/>
+          <w:sz w:val="24"/>
+          <w:szCs w:val="24"/>
+          <w:rtl/>
+          <w:lang w:bidi="ar-IQ"/>
+        </w:rPr>
+        <w:t>/ ال</w:t>
+      </w:r>
+      <w:r>
+        <w:rPr>
+          <w:rFonts w:asciiTheme="majorBidi" w:hAnsiTheme="majorBidi" w:cstheme="majorBidi" w:hint="cs"/>
+          <w:sz w:val="24"/>
+          <w:szCs w:val="24"/>
+          <w:rtl/>
+          <w:lang w:bidi="ar-IQ"/>
+        </w:rPr>
+        <w:t>مقرر</w:t>
+      </w:r>
+      <w:r>
+        <w:rPr>
+          <w:rFonts w:asciiTheme="majorBidi" w:hAnsiTheme="majorBidi" w:cstheme="majorBidi" w:hint="cs"/>
+          <w:sz w:val="24"/>
+          <w:szCs w:val="24"/>
+          <w:rtl/>
+          <w:lang w:bidi="ar-IQ"/>
+        </w:rPr>
+        <w:t>{{</w:t>
+      </w:r>
+      <w:r>
+        <w:rPr>
+          <w:rFonts w:asciiTheme="majorBidi" w:hAnsiTheme="majorBidi" w:cstheme="majorBidi"/>
+          <w:lang w:bidi="ar-IQ"/>
+        </w:rPr>
+        <w:t xml:space="preserve"> </w:t>
+      </w:r>
+      <w:proofErr w:type="spellStart"/>
+      <w:r>
+        <w:rPr>
+          <w:rFonts w:asciiTheme="majorBidi" w:hAnsiTheme="majorBidi" w:cstheme="majorBidi"/>
+          <w:lang w:bidi="ar-IQ"/>
+        </w:rPr>
+        <w:t>year.</w:t>
+      </w:r>
+      <w:r>
+        <w:rPr>
+          <w:rFonts w:asciiTheme="majorBidi" w:hAnsiTheme="majorBidi" w:cstheme="majorBidi"/>
+          <w:sz w:val="24"/>
+          <w:szCs w:val="24"/>
+          <w:lang w:bidi="ar-IQ"/>
+        </w:rPr>
+        <w:t>s</w:t>
+      </w:r>
+      <w:r>
+        <w:rPr>
+          <w:rFonts w:asciiTheme="majorBidi" w:hAnsiTheme="majorBidi" w:cstheme="majorBidi"/>
+          <w:sz w:val="24"/>
+          <w:szCs w:val="24"/>
+          <w:lang w:bidi="ar-IQ"/>
+        </w:rPr>
+        <w:t>emester</w:t>
+      </w:r>
+      <w:proofErr w:type="spellEnd"/>
+      <w:r>
+        <w:rPr>
+          <w:rFonts w:asciiTheme="majorBidi" w:hAnsiTheme="majorBidi" w:cstheme="majorBidi" w:hint="cs"/>
+          <w:sz w:val="24"/>
+          <w:szCs w:val="24"/>
+          <w:rtl/>
+          <w:lang w:bidi="ar-IQ"/>
+        </w:rPr>
+        <w:t>}} (سنة {{</w:t>
+      </w:r>
+      <w:r>
+        <w:rPr>
+          <w:rFonts w:asciiTheme="majorBidi" w:hAnsiTheme="majorBidi" w:cstheme="majorBidi"/>
+          <w:lang w:bidi="ar-IQ"/>
+        </w:rPr>
+        <w:t xml:space="preserve"> </w:t>
+      </w:r>
+      <w:proofErr w:type="spellStart"/>
+      <w:r>
+        <w:rPr>
+          <w:rFonts w:asciiTheme="majorBidi" w:hAnsiTheme="majorBidi" w:cstheme="majorBidi"/>
+          <w:lang w:bidi="ar-IQ"/>
+        </w:rPr>
+        <w:t>year.</w:t>
+      </w:r>
+      <w:r>
+        <w:rPr>
+          <w:rFonts w:asciiTheme="majorBidi" w:hAnsiTheme="majorBidi" w:cstheme="majorBidi"/>
+          <w:sz w:val="24"/>
+          <w:szCs w:val="24"/>
+          <w:lang w:bidi="ar-IQ"/>
+        </w:rPr>
+        <w:t>state</w:t>
+      </w:r>
+      <w:proofErr w:type="spellEnd"/>
+      <w:r>
+        <w:rPr>
+          <w:rFonts w:asciiTheme="majorBidi" w:hAnsiTheme="majorBidi" w:cstheme="majorBidi" w:hint="cs"/>
+          <w:sz w:val="24"/>
+          <w:szCs w:val="24"/>
+          <w:rtl/>
+          <w:lang w:bidi="ar-IQ"/>
+        </w:rPr>
+        <w:t>}})</w:t>
       </w:r>
     </w:p>
     <w:p>
       <w:pPr>
+        <w:keepNext/>
+        <w:keepLines/>
+        <w:spacing w:line="240" w:lineRule="auto"/>
+        <w:rPr>
+          <w:rFonts w:asciiTheme="majorBidi" w:hAnsiTheme="majorBidi" w:cstheme="majorBidi"/>
+          <w:lang w:bidi="ar-IQ"/>
+        </w:rPr>
+      </w:pPr>
+      <w:r>
+        <w:rPr>
+          <w:rFonts w:asciiTheme="majorBidi" w:hAnsiTheme="majorBidi" w:cstheme="majorBidi"/>
+          <w:rtl/>
+          <w:lang w:bidi="ar-IQ"/>
+        </w:rPr>
+        <w:t xml:space="preserve">{% </w:t>
+      </w:r>
+      <w:proofErr w:type="spellStart"/>
+      <w:r>
+        <w:rPr>
+          <w:rFonts w:asciiTheme="majorBidi" w:hAnsiTheme="majorBidi" w:cstheme="majorBidi"/>
+          <w:lang w:bidi="ar-IQ"/>
+        </w:rPr>
+        <w:t>endfor</w:t>
+      </w:r>
+      <w:proofErr w:type="spellEnd"/>
+      <w:r>
+        <w:rPr>
+          <w:rFonts w:asciiTheme="majorBidi" w:hAnsiTheme="majorBidi" w:cstheme="majorBidi"/>
+          <w:rtl/>
+          <w:lang w:bidi="ar-IQ"/>
+        </w:rPr>
+        <w:t xml:space="preserve"> %}</w:t>
+      </w:r>
+    </w:p>
+    <w:p>
+      <w:pPr>
+        <w:rPr>
+          <w:rFonts w:asciiTheme="majorBidi" w:hAnsiTheme="majorBidi" w:cstheme="majorBidi"/>
+          <w:sz w:val="24"/>
+          <w:szCs w:val="24"/>
+          <w:rtl/>
+          <w:lang w:bidi="ar-IQ"/>
+        </w:rPr>
+      </w:pPr>
+      <w:r>
+        <w:rPr>
+          <w:rFonts w:asciiTheme="majorBidi" w:hAnsiTheme="majorBidi" w:cstheme="majorBidi"/>
+          <w:sz w:val="24"/>
+          <w:szCs w:val="24"/>
+          <w:rtl/>
+          <w:lang w:bidi="ar-IQ"/>
+        </w:rPr>
+        <w:t>{%</w:t>
+      </w:r>
+      <w:r>
+        <w:rPr>
+          <w:rFonts w:asciiTheme="majorBidi" w:hAnsiTheme="majorBidi" w:cstheme="majorBidi"/>
+          <w:sz w:val="24"/>
+          <w:szCs w:val="24"/>
+          <w:lang w:bidi="ar-IQ"/>
+        </w:rPr>
+        <w:t>p endif</w:t>
+      </w:r>
+      <w:r>
+        <w:rPr>
+          <w:rFonts w:asciiTheme="majorBidi" w:hAnsiTheme="majorBidi" w:cstheme="majorBidi"/>
+          <w:sz w:val="24"/>
+          <w:szCs w:val="24"/>
+          <w:rtl/>
+          <w:lang w:bidi="ar-IQ"/>
+        </w:rPr>
+        <w:t xml:space="preserve"> %}</w:t>
+      </w:r>
+    </w:p>
+    <w:p>
+      <w:pPr>
+        <w:rPr>
+          <w:rFonts w:asciiTheme="majorBidi" w:hAnsiTheme="majorBidi" w:cstheme="majorBidi"/>
+          <w:sz w:val="24"/>
+          <w:szCs w:val="24"/>
+          <w:rtl/>
+          <w:lang w:bidi="ar-IQ"/>
+        </w:rPr>
+      </w:pPr>
+      <w:r>
+        <w:rPr>
+          <w:rFonts w:asciiTheme="majorBidi" w:hAnsiTheme="majorBidi" w:cstheme="majorBidi"/>
+          <w:sz w:val="24"/>
+          <w:szCs w:val="24"/>
+          <w:rtl/>
+          <w:lang w:bidi="ar-IQ"/>
+        </w:rPr>
+        <w:t>{%</w:t>
+      </w:r>
+      <w:r>
+        <w:rPr>
+          <w:rFonts w:asciiTheme="majorBidi" w:hAnsiTheme="majorBidi" w:cstheme="majorBidi"/>
+          <w:sz w:val="24"/>
+          <w:szCs w:val="24"/>
+          <w:lang w:bidi="ar-IQ"/>
+        </w:rPr>
+        <w:t xml:space="preserve">p if </w:t>
+      </w:r>
+      <w:proofErr w:type="spellStart"/>
+      <w:r>
+        <w:rPr>
+          <w:rFonts w:asciiTheme="majorBidi" w:hAnsiTheme="majorBidi" w:cstheme="majorBidi"/>
+          <w:sz w:val="24"/>
+          <w:szCs w:val="24"/>
+          <w:lang w:bidi="ar-IQ"/>
+        </w:rPr>
+        <w:t>Passed_ON</w:t>
+      </w:r>
+      <w:proofErr w:type="spellEnd"/>
+      <w:r>
+        <w:rPr>
+          <w:rFonts w:asciiTheme="majorBidi" w:hAnsiTheme="majorBidi" w:cstheme="majorBidi"/>
+          <w:sz w:val="24"/>
+          <w:szCs w:val="24"/>
+          <w:rtl/>
+          <w:lang w:bidi="ar-IQ"/>
+        </w:rPr>
+        <w:t xml:space="preserve"> %}</w:t>
+      </w:r>
+    </w:p>
+    <w:p>
+      <w:pPr>
         <w:pStyle w:val="ListParagraph"/>
-        <w:ind w:left="360"/>
-        <w:rPr>
-          <w:rFonts w:asciiTheme="majorBidi" w:hAnsiTheme="majorBidi" w:cstheme="majorBidi"/>
-          <w:sz w:val="24"/>
-          <w:szCs w:val="24"/>
-          <w:lang w:bidi="ar-IQ"/>
-        </w:rPr>
-      </w:pPr>
-      <w:r>
-        <w:rPr>
-          <w:rFonts w:asciiTheme="majorBidi" w:hAnsiTheme="majorBidi" w:cstheme="majorBidi"/>
-          <w:sz w:val="20"/>
-          <w:szCs w:val="20"/>
-          <w:rtl/>
-          <w:lang w:bidi="ar-IQ"/>
-        </w:rPr>
-        <w:t>{%</w:t>
-      </w:r>
-      <w:r>
-        <w:rPr>
-          <w:rFonts w:asciiTheme="majorBidi" w:hAnsiTheme="majorBidi" w:cstheme="majorBidi"/>
-          <w:sz w:val="20"/>
-          <w:szCs w:val="20"/>
-          <w:lang w:bidi="ar-IQ"/>
-        </w:rPr>
-        <w:t xml:space="preserve">tr for row in </w:t>
+        <w:numPr>
+          <w:ilvl w:val="0"/>
+          <w:numId w:val="29"/>
+        </w:numPr>
+        <w:rPr>
+          <w:rFonts w:asciiTheme="majorBidi" w:hAnsiTheme="majorBidi" w:cstheme="majorBidi"/>
+          <w:sz w:val="24"/>
+          <w:szCs w:val="24"/>
+          <w:lang w:bidi="ar-IQ"/>
+        </w:rPr>
+      </w:pPr>
+      <w:r>
+        <w:rPr>
+          <w:rFonts w:asciiTheme="majorBidi" w:hAnsiTheme="majorBidi" w:cstheme="majorBidi" w:hint="cs"/>
+          <w:sz w:val="24"/>
+          <w:szCs w:val="24"/>
+          <w:rtl/>
+        </w:rPr>
+        <w:t>دور ثاني للمادة الدراسية المعنية:</w:t>
+      </w:r>
+    </w:p>
+    <w:p>
+      <w:pPr>
+        <w:rPr>
+          <w:rFonts w:asciiTheme="majorBidi" w:hAnsiTheme="majorBidi" w:cstheme="majorBidi"/>
+          <w:lang w:bidi="ar-IQ"/>
+        </w:rPr>
+      </w:pPr>
+      <w:r>
+        <w:rPr>
+          <w:rFonts w:asciiTheme="majorBidi" w:hAnsiTheme="majorBidi" w:cstheme="majorBidi"/>
+          <w:rtl/>
+          <w:lang w:bidi="ar-IQ"/>
+        </w:rPr>
+        <w:t xml:space="preserve">{% </w:t>
+      </w:r>
+      <w:r>
+        <w:rPr>
+          <w:rFonts w:asciiTheme="majorBidi" w:hAnsiTheme="majorBidi" w:cstheme="majorBidi"/>
+          <w:lang w:bidi="ar-IQ"/>
+        </w:rPr>
+        <w:t xml:space="preserve">for </w:t>
       </w:r>
       <w:proofErr w:type="spellStart"/>
       <w:r>
         <w:rPr>
           <w:rFonts w:asciiTheme="majorBidi" w:hAnsiTheme="majorBidi" w:cstheme="majorBidi"/>
-          <w:sz w:val="20"/>
-          <w:szCs w:val="20"/>
-          <w:lang w:bidi="ar-IQ"/>
-        </w:rPr>
-        <w:t>pair.rows</w:t>
+          <w:lang w:bidi="ar-IQ"/>
+        </w:rPr>
+        <w:t>t_</w:t>
+      </w:r>
+      <w:r>
+        <w:rPr>
+          <w:rFonts w:asciiTheme="majorBidi" w:hAnsiTheme="majorBidi" w:cstheme="majorBidi"/>
+          <w:lang w:bidi="ar-IQ"/>
+        </w:rPr>
+        <w:t>year</w:t>
       </w:r>
       <w:proofErr w:type="spellEnd"/>
       <w:r>
         <w:rPr>
           <w:rFonts w:asciiTheme="majorBidi" w:hAnsiTheme="majorBidi" w:cstheme="majorBidi"/>
-          <w:sz w:val="20"/>
-          <w:szCs w:val="20"/>
+          <w:lang w:bidi="ar-IQ"/>
+        </w:rPr>
+        <w:t xml:space="preserve"> in</w:t>
+      </w:r>
+      <w:r>
+        <w:rPr>
+          <w:rFonts w:asciiTheme="majorBidi" w:hAnsiTheme="majorBidi" w:cstheme="majorBidi"/>
+          <w:lang w:bidi="ar-IQ"/>
+        </w:rPr>
+        <w:t xml:space="preserve"> attempts</w:t>
+      </w:r>
+      <w:r>
+        <w:rPr>
+          <w:rFonts w:asciiTheme="majorBidi" w:hAnsiTheme="majorBidi" w:cstheme="majorBidi"/>
           <w:rtl/>
           <w:lang w:bidi="ar-IQ"/>
         </w:rPr>
@@ -3960,27 +4181,47 @@
           <w:szCs w:val="24"/>
           <w:rtl/>
         </w:rPr>
-        <w:t xml:space="preserve">: </w:t>
-      </w:r>
-      <w:r>
-        <w:rPr>
-          <w:rFonts w:asciiTheme="majorBidi" w:hAnsiTheme="majorBidi" w:cstheme="majorBidi"/>
-          <w:sz w:val="24"/>
-          <w:szCs w:val="24"/>
-          <w:rtl/>
-          <w:lang w:bidi="ar-IQ"/>
-        </w:rPr>
-        <w:t>{{</w:t>
+        <w:t>:</w:t>
+      </w:r>
+      <w:r>
+        <w:rPr>
+          <w:rFonts w:asciiTheme="majorBidi" w:hAnsiTheme="majorBidi" w:cstheme="majorBidi" w:hint="cs"/>
+          <w:sz w:val="24"/>
+          <w:szCs w:val="24"/>
+          <w:rtl/>
+        </w:rPr>
+        <w:t xml:space="preserve"> </w:t>
+      </w:r>
+      <w:r>
+        <w:rPr>
+          <w:rFonts w:asciiTheme="majorBidi" w:hAnsiTheme="majorBidi" w:cstheme="majorBidi"/>
+          <w:sz w:val="24"/>
+          <w:szCs w:val="24"/>
+        </w:rPr>
+        <w:t>{{t_</w:t>
+      </w:r>
+      <w:r>
+        <w:rPr>
+          <w:rFonts w:asciiTheme="majorBidi" w:hAnsiTheme="majorBidi" w:cstheme="majorBidi"/>
+          <w:lang w:bidi="ar-IQ"/>
+        </w:rPr>
+        <w:t xml:space="preserve"> </w:t>
       </w:r>
       <w:proofErr w:type="spellStart"/>
       <w:r>
         <w:rPr>
           <w:rFonts w:asciiTheme="majorBidi" w:hAnsiTheme="majorBidi" w:cstheme="majorBidi"/>
-          <w:sz w:val="24"/>
-          <w:szCs w:val="24"/>
-          <w:lang w:bidi="ar-IQ"/>
-        </w:rPr>
-        <w:t>Subjects_Passed_with_Second_Trial</w:t>
+          <w:lang w:bidi="ar-IQ"/>
+        </w:rPr>
+        <w:t>year</w:t>
+      </w:r>
+      <w:r>
+        <w:rPr>
+          <w:rFonts w:asciiTheme="majorBidi" w:hAnsiTheme="majorBidi" w:cstheme="majorBidi"/>
+          <w:sz w:val="24"/>
+          <w:szCs w:val="24"/>
+        </w:rPr>
+        <w:t>.year</w:t>
       </w:r>
       <w:proofErr w:type="spellEnd"/>
       <w:r>
@@ -3988,8 +4229,6 @@
           <w:rFonts w:asciiTheme="majorBidi" w:hAnsiTheme="majorBidi" w:cstheme="majorBidi"/>
           <w:sz w:val="24"/>
           <w:szCs w:val="24"/>
-          <w:rtl/>
-          <w:lang w:bidi="ar-IQ"/>
         </w:rPr>
         <w:t>}}</w:t>
       </w:r>
@@ -4000,7 +4239,130 @@
           <w:szCs w:val="24"/>
           <w:rtl/>
         </w:rPr>
-        <w:t>.</w:t>
+        <w:t xml:space="preserve"> </w:t>
+      </w:r>
+      <w:r>
+        <w:rPr>
+          <w:rFonts w:asciiTheme="majorBidi" w:hAnsiTheme="majorBidi" w:cstheme="majorBidi"/>
+          <w:sz w:val="24"/>
+          <w:szCs w:val="24"/>
+        </w:rPr>
+        <w:t xml:space="preserve"> </w:t>
+      </w:r>
+      <w:r>
+        <w:rPr>
+          <w:rFonts w:asciiTheme="majorBidi" w:hAnsiTheme="majorBidi" w:cstheme="majorBidi" w:hint="cs"/>
+          <w:sz w:val="24"/>
+          <w:szCs w:val="24"/>
+          <w:rtl/>
+        </w:rPr>
+        <w:t xml:space="preserve">/  المرحلة </w:t>
+      </w:r>
+      <w:r>
+        <w:rPr>
+          <w:rFonts w:asciiTheme="majorBidi" w:hAnsiTheme="majorBidi" w:cstheme="majorBidi"/>
+          <w:sz w:val="24"/>
+          <w:szCs w:val="24"/>
+        </w:rPr>
+        <w:t>{{t_</w:t>
+      </w:r>
+      <w:r>
+        <w:rPr>
+          <w:rFonts w:asciiTheme="majorBidi" w:hAnsiTheme="majorBidi" w:cstheme="majorBidi"/>
+          <w:lang w:bidi="ar-IQ"/>
+        </w:rPr>
+        <w:t xml:space="preserve"> </w:t>
+      </w:r>
+      <w:proofErr w:type="spellStart"/>
+      <w:r>
+        <w:rPr>
+          <w:rFonts w:asciiTheme="majorBidi" w:hAnsiTheme="majorBidi" w:cstheme="majorBidi"/>
+          <w:lang w:bidi="ar-IQ"/>
+        </w:rPr>
+        <w:t>year</w:t>
+      </w:r>
+      <w:r>
+        <w:rPr>
+          <w:rFonts w:asciiTheme="majorBidi" w:hAnsiTheme="majorBidi" w:cstheme="majorBidi"/>
+          <w:sz w:val="24"/>
+          <w:szCs w:val="24"/>
+        </w:rPr>
+        <w:t>.stage</w:t>
+      </w:r>
+      <w:proofErr w:type="spellEnd"/>
+      <w:r>
+        <w:rPr>
+          <w:rFonts w:asciiTheme="majorBidi" w:hAnsiTheme="majorBidi" w:cstheme="majorBidi"/>
+          <w:sz w:val="24"/>
+          <w:szCs w:val="24"/>
+        </w:rPr>
+        <w:t>}}</w:t>
+      </w:r>
+      <w:r>
+        <w:rPr>
+          <w:rFonts w:asciiTheme="majorBidi" w:hAnsiTheme="majorBidi" w:cstheme="majorBidi"/>
+          <w:sz w:val="24"/>
+          <w:szCs w:val="24"/>
+        </w:rPr>
+        <w:t xml:space="preserve"> </w:t>
+      </w:r>
+      <w:r>
+        <w:rPr>
+          <w:rFonts w:asciiTheme="majorBidi" w:hAnsiTheme="majorBidi" w:cstheme="majorBidi" w:hint="cs"/>
+          <w:sz w:val="24"/>
+          <w:szCs w:val="24"/>
+          <w:rtl/>
+        </w:rPr>
+        <w:t xml:space="preserve">  ( </w:t>
+      </w:r>
+      <w:r>
+        <w:rPr>
+          <w:rFonts w:asciiTheme="majorBidi" w:hAnsiTheme="majorBidi" w:cstheme="majorBidi"/>
+          <w:sz w:val="24"/>
+          <w:szCs w:val="24"/>
+        </w:rPr>
+        <w:t>{{t_</w:t>
+      </w:r>
+      <w:r>
+        <w:rPr>
+          <w:rFonts w:asciiTheme="majorBidi" w:hAnsiTheme="majorBidi" w:cstheme="majorBidi"/>
+          <w:lang w:bidi="ar-IQ"/>
+        </w:rPr>
+        <w:t xml:space="preserve"> </w:t>
+      </w:r>
+      <w:proofErr w:type="spellStart"/>
+      <w:r>
+        <w:rPr>
+          <w:rFonts w:asciiTheme="majorBidi" w:hAnsiTheme="majorBidi" w:cstheme="majorBidi"/>
+          <w:lang w:bidi="ar-IQ"/>
+        </w:rPr>
+        <w:t>year</w:t>
+      </w:r>
+      <w:r>
+        <w:rPr>
+          <w:rFonts w:asciiTheme="majorBidi" w:hAnsiTheme="majorBidi" w:cstheme="majorBidi"/>
+          <w:sz w:val="24"/>
+          <w:szCs w:val="24"/>
+        </w:rPr>
+        <w:t>.subjects</w:t>
+      </w:r>
+      <w:proofErr w:type="spellEnd"/>
+      <w:r>
+        <w:rPr>
+          <w:rFonts w:asciiTheme="majorBidi" w:hAnsiTheme="majorBidi" w:cstheme="majorBidi"/>
+          <w:sz w:val="24"/>
+          <w:szCs w:val="24"/>
+        </w:rPr>
+        <w:t xml:space="preserve">}} </w:t>
+      </w:r>
+      <w:r>
+        <w:rPr>
+          <w:rFonts w:asciiTheme="majorBidi" w:hAnsiTheme="majorBidi" w:cstheme="majorBidi" w:hint="cs"/>
+          <w:sz w:val="24"/>
+          <w:szCs w:val="24"/>
+          <w:rtl/>
+        </w:rPr>
+        <w:t xml:space="preserve"> ).</w:t>
       </w:r>
     </w:p>
     <w:p>
@@ -4079,36 +4441,17 @@
           <w:szCs w:val="24"/>
           <w:lang w:bidi="ar-IQ"/>
         </w:rPr>
-        <w:t xml:space="preserve">p </w:t>
-      </w:r>
-      <w:r>
-        <w:rPr>
-          <w:rFonts w:asciiTheme="majorBidi" w:hAnsiTheme="majorBidi" w:cstheme="majorBidi"/>
-          <w:sz w:val="24"/>
-          <w:szCs w:val="24"/>
-          <w:lang w:bidi="ar-IQ"/>
-        </w:rPr>
-        <w:t>endif</w:t>
-      </w:r>
-      <w:r>
-        <w:rPr>
-          <w:rFonts w:asciiTheme="majorBidi" w:hAnsiTheme="majorBidi" w:cstheme="majorBidi"/>
-          <w:sz w:val="24"/>
-          <w:szCs w:val="24"/>
-          <w:rtl/>
-          <w:lang w:bidi="ar-IQ"/>
-        </w:rPr>
-        <w:t xml:space="preserve"> </w:t>
-      </w:r>
-      <w:r>
-        <w:rPr>
-          <w:rFonts w:asciiTheme="majorBidi" w:hAnsiTheme="majorBidi" w:cstheme="majorBidi"/>
-          <w:sz w:val="24"/>
-          <w:szCs w:val="24"/>
-          <w:rtl/>
-          <w:lang w:bidi="ar-IQ"/>
-        </w:rPr>
-        <w:t>%}</w:t>
+        <w:t>p endif</w:t>
+      </w:r>
+      <w:r>
+        <w:rPr>
+          <w:rFonts w:asciiTheme="majorBidi" w:hAnsiTheme="majorBidi" w:cstheme="majorBidi"/>
+          <w:sz w:val="24"/>
+          <w:szCs w:val="24"/>
+          <w:rtl/>
+          <w:lang w:bidi="ar-IQ"/>
+        </w:rPr>
+        <w:t xml:space="preserve"> %}</w:t>
       </w:r>
       <w:r>
         <w:rPr>
@@ -8080,6 +8423,7 @@
   <w:style w:type="character" w:default="1" w:styleId="DefaultParagraphFont">
     <w:name w:val="Default Paragraph Font"/>
     <w:uiPriority w:val="1"/>
+    <w:semiHidden/>
     <w:unhideWhenUsed/>
   </w:style>
   <w:style w:type="table" w:default="1" w:styleId="TableNormal">
